--- a/spa/docx/016.content.docx
+++ b/spa/docx/016.content.docx
@@ -426,114 +426,84 @@
           <w:lang w:val="es_ES" w:bidi="es_ES"/>
         </w:rPr>
       </w:r>
-      <w:hyperlink r:id="rId13">
-        <w:r>
-          <w:rPr>
-            <w:lang w:val="es_ES" w:bidi="es_ES"/>
-          </w:rPr>
-          <w:rPr>
-            <w:color w:val="0000EE"/>
-            <w:u w:val="single"/>
-          </w:rPr>
-          <w:t>1 Crónicas 26:31–32</w:t>
-        </w:r>
-      </w:hyperlink>
-    </w:p>
-    <w:p>
-      <w:pPr>
-        <w:pStyle w:val="ListBullet"/>
-        <w:spacing w:line="240" w:lineRule="auto"/>
-        <w:ind w:left="720"/>
-      </w:pPr>
-      <w:r>
-        <w:rPr>
-          <w:lang w:val="es_ES" w:bidi="es_ES"/>
-        </w:rPr>
-      </w:r>
-      <w:hyperlink r:id="rId14">
-        <w:r>
-          <w:rPr>
-            <w:lang w:val="es_ES" w:bidi="es_ES"/>
-          </w:rPr>
-          <w:rPr>
-            <w:color w:val="0000EE"/>
-            <w:u w:val="single"/>
-          </w:rPr>
-          <w:t>1 Timoteo 3:2</w:t>
-        </w:r>
-      </w:hyperlink>
-    </w:p>
-    <w:p>
-      <w:pPr>
-        <w:pStyle w:val="ListBullet"/>
-        <w:spacing w:line="240" w:lineRule="auto"/>
-        <w:ind w:left="720"/>
-      </w:pPr>
-      <w:r>
-        <w:rPr>
-          <w:lang w:val="es_ES" w:bidi="es_ES"/>
-        </w:rPr>
-      </w:r>
-      <w:hyperlink r:id="rId15">
-        <w:r>
-          <w:rPr>
-            <w:lang w:val="es_ES" w:bidi="es_ES"/>
-          </w:rPr>
-          <w:rPr>
-            <w:color w:val="0000EE"/>
-            <w:u w:val="single"/>
-          </w:rPr>
-          <w:t>Hechos 20:28</w:t>
-        </w:r>
-      </w:hyperlink>
-    </w:p>
-    <w:p>
-      <w:pPr>
-        <w:pStyle w:val="ListBullet"/>
-        <w:spacing w:line="240" w:lineRule="auto"/>
-        <w:ind w:left="720"/>
-      </w:pPr>
-      <w:r>
-        <w:rPr>
-          <w:lang w:val="es_ES" w:bidi="es_ES"/>
-        </w:rPr>
-      </w:r>
-      <w:hyperlink r:id="rId16">
-        <w:r>
-          <w:rPr>
-            <w:lang w:val="es_ES" w:bidi="es_ES"/>
-          </w:rPr>
-          <w:rPr>
-            <w:color w:val="0000EE"/>
-            <w:u w:val="single"/>
-          </w:rPr>
-          <w:t>Génesis 41:33–34</w:t>
-        </w:r>
-      </w:hyperlink>
-    </w:p>
-    <w:p>
-      <w:pPr>
-        <w:pStyle w:val="ListBullet"/>
-        <w:spacing w:line="240" w:lineRule="auto"/>
-        <w:ind w:left="720"/>
-      </w:pPr>
-      <w:r>
-        <w:rPr>
-          <w:lang w:val="es_ES" w:bidi="es_ES"/>
-        </w:rPr>
-      </w:r>
-      <w:hyperlink r:id="rId17">
-        <w:r>
-          <w:rPr>
-            <w:lang w:val="es_ES" w:bidi="es_ES"/>
-          </w:rPr>
-          <w:rPr>
-            <w:color w:val="0000EE"/>
-            <w:u w:val="single"/>
-          </w:rPr>
-          <w:t>Filipenses 1:1</w:t>
-        </w:r>
-      </w:hyperlink>
+      <w:r>
+        <w:rPr>
+          <w:lang w:val="es_ES" w:bidi="es_ES"/>
+        </w:rPr>
+        <w:t>1 Crónicas 26:31–32</w:t>
+      </w:r>
+    </w:p>
+    <w:p>
+      <w:pPr>
+        <w:pStyle w:val="ListBullet"/>
+        <w:spacing w:line="240" w:lineRule="auto"/>
+        <w:ind w:left="720"/>
+      </w:pPr>
+      <w:r>
+        <w:rPr>
+          <w:lang w:val="es_ES" w:bidi="es_ES"/>
+        </w:rPr>
+      </w:r>
+      <w:r>
+        <w:rPr>
+          <w:lang w:val="es_ES" w:bidi="es_ES"/>
+        </w:rPr>
+        <w:t>1 Timoteo 3:2</w:t>
+      </w:r>
+    </w:p>
+    <w:p>
+      <w:pPr>
+        <w:pStyle w:val="ListBullet"/>
+        <w:spacing w:line="240" w:lineRule="auto"/>
+        <w:ind w:left="720"/>
+      </w:pPr>
+      <w:r>
+        <w:rPr>
+          <w:lang w:val="es_ES" w:bidi="es_ES"/>
+        </w:rPr>
+      </w:r>
+      <w:r>
+        <w:rPr>
+          <w:lang w:val="es_ES" w:bidi="es_ES"/>
+        </w:rPr>
+        <w:t>Hechos 20:28</w:t>
+      </w:r>
+    </w:p>
+    <w:p>
+      <w:pPr>
+        <w:pStyle w:val="ListBullet"/>
+        <w:spacing w:line="240" w:lineRule="auto"/>
+        <w:ind w:left="720"/>
+      </w:pPr>
+      <w:r>
+        <w:rPr>
+          <w:lang w:val="es_ES" w:bidi="es_ES"/>
+        </w:rPr>
+      </w:r>
+      <w:r>
+        <w:rPr>
+          <w:lang w:val="es_ES" w:bidi="es_ES"/>
+        </w:rPr>
+        <w:t>Génesis 41:33–34</w:t>
+      </w:r>
+    </w:p>
+    <w:p>
+      <w:pPr>
+        <w:pStyle w:val="ListBullet"/>
+        <w:spacing w:line="240" w:lineRule="auto"/>
+        <w:ind w:left="720"/>
+      </w:pPr>
+      <w:r>
+        <w:rPr>
+          <w:lang w:val="es_ES" w:bidi="es_ES"/>
+        </w:rPr>
+      </w:r>
+      <w:r>
+        <w:rPr>
+          <w:lang w:val="es_ES" w:bidi="es_ES"/>
+        </w:rPr>
+        <w:t>Filipenses 1:1</w:t>
+      </w:r>
     </w:p>
     <w:p>
       <w:pPr>
@@ -746,90 +716,66 @@
           <w:lang w:val="es_ES" w:bidi="es_ES"/>
         </w:rPr>
       </w:r>
-      <w:hyperlink r:id="rId18">
-        <w:r>
-          <w:rPr>
-            <w:lang w:val="es_ES" w:bidi="es_ES"/>
-          </w:rPr>
-          <w:rPr>
-            <w:color w:val="0000EE"/>
-            <w:u w:val="single"/>
-          </w:rPr>
-          <w:t>Deuteronomio 29:20</w:t>
-        </w:r>
-      </w:hyperlink>
-    </w:p>
-    <w:p>
-      <w:pPr>
-        <w:pStyle w:val="ListBullet"/>
-        <w:spacing w:line="240" w:lineRule="auto"/>
-        <w:ind w:left="720"/>
-      </w:pPr>
-      <w:r>
-        <w:rPr>
-          <w:lang w:val="es_ES" w:bidi="es_ES"/>
-        </w:rPr>
-      </w:r>
-      <w:hyperlink r:id="rId19">
-        <w:r>
-          <w:rPr>
-            <w:lang w:val="es_ES" w:bidi="es_ES"/>
-          </w:rPr>
-          <w:rPr>
-            <w:color w:val="0000EE"/>
-            <w:u w:val="single"/>
-          </w:rPr>
-          <w:t>Éxodo 32:30–32</w:t>
-        </w:r>
-      </w:hyperlink>
-    </w:p>
-    <w:p>
-      <w:pPr>
-        <w:pStyle w:val="ListBullet"/>
-        <w:spacing w:line="240" w:lineRule="auto"/>
-        <w:ind w:left="720"/>
-      </w:pPr>
-      <w:r>
-        <w:rPr>
-          <w:lang w:val="es_ES" w:bidi="es_ES"/>
-        </w:rPr>
-      </w:r>
-      <w:hyperlink r:id="rId20">
-        <w:r>
-          <w:rPr>
-            <w:lang w:val="es_ES" w:bidi="es_ES"/>
-          </w:rPr>
-          <w:rPr>
-            <w:color w:val="0000EE"/>
-            <w:u w:val="single"/>
-          </w:rPr>
-          <w:t>Génesis 7:23</w:t>
-        </w:r>
-      </w:hyperlink>
-    </w:p>
-    <w:p>
-      <w:pPr>
-        <w:pStyle w:val="ListBullet"/>
-        <w:spacing w:line="240" w:lineRule="auto"/>
-        <w:ind w:left="720"/>
-      </w:pPr>
-      <w:r>
-        <w:rPr>
-          <w:lang w:val="es_ES" w:bidi="es_ES"/>
-        </w:rPr>
-      </w:r>
-      <w:hyperlink r:id="rId21">
-        <w:r>
-          <w:rPr>
-            <w:lang w:val="es_ES" w:bidi="es_ES"/>
-          </w:rPr>
-          <w:rPr>
-            <w:color w:val="0000EE"/>
-            <w:u w:val="single"/>
-          </w:rPr>
-          <w:t>Salmo 51:1</w:t>
-        </w:r>
-      </w:hyperlink>
+      <w:r>
+        <w:rPr>
+          <w:lang w:val="es_ES" w:bidi="es_ES"/>
+        </w:rPr>
+        <w:t>Deuteronomio 29:20</w:t>
+      </w:r>
+    </w:p>
+    <w:p>
+      <w:pPr>
+        <w:pStyle w:val="ListBullet"/>
+        <w:spacing w:line="240" w:lineRule="auto"/>
+        <w:ind w:left="720"/>
+      </w:pPr>
+      <w:r>
+        <w:rPr>
+          <w:lang w:val="es_ES" w:bidi="es_ES"/>
+        </w:rPr>
+      </w:r>
+      <w:r>
+        <w:rPr>
+          <w:lang w:val="es_ES" w:bidi="es_ES"/>
+        </w:rPr>
+        <w:t>Éxodo 32:30–32</w:t>
+      </w:r>
+    </w:p>
+    <w:p>
+      <w:pPr>
+        <w:pStyle w:val="ListBullet"/>
+        <w:spacing w:line="240" w:lineRule="auto"/>
+        <w:ind w:left="720"/>
+      </w:pPr>
+      <w:r>
+        <w:rPr>
+          <w:lang w:val="es_ES" w:bidi="es_ES"/>
+        </w:rPr>
+      </w:r>
+      <w:r>
+        <w:rPr>
+          <w:lang w:val="es_ES" w:bidi="es_ES"/>
+        </w:rPr>
+        <w:t>Génesis 7:23</w:t>
+      </w:r>
+    </w:p>
+    <w:p>
+      <w:pPr>
+        <w:pStyle w:val="ListBullet"/>
+        <w:spacing w:line="240" w:lineRule="auto"/>
+        <w:ind w:left="720"/>
+      </w:pPr>
+      <w:r>
+        <w:rPr>
+          <w:lang w:val="es_ES" w:bidi="es_ES"/>
+        </w:rPr>
+      </w:r>
+      <w:r>
+        <w:rPr>
+          <w:lang w:val="es_ES" w:bidi="es_ES"/>
+        </w:rPr>
+        <w:t>Salmo 51:1</w:t>
+      </w:r>
     </w:p>
     <w:p>
       <w:pPr>
@@ -1060,114 +1006,84 @@
           <w:lang w:val="es_ES" w:bidi="es_ES"/>
         </w:rPr>
       </w:r>
-      <w:hyperlink r:id="rId22">
-        <w:r>
-          <w:rPr>
-            <w:lang w:val="es_ES" w:bidi="es_ES"/>
-          </w:rPr>
-          <w:rPr>
-            <w:color w:val="0000EE"/>
-            <w:u w:val="single"/>
-          </w:rPr>
-          <w:t>Hechos 10:4</w:t>
-        </w:r>
-      </w:hyperlink>
-    </w:p>
-    <w:p>
-      <w:pPr>
-        <w:pStyle w:val="ListBullet"/>
-        <w:spacing w:line="240" w:lineRule="auto"/>
-        <w:ind w:left="720"/>
-      </w:pPr>
-      <w:r>
-        <w:rPr>
-          <w:lang w:val="es_ES" w:bidi="es_ES"/>
-        </w:rPr>
-      </w:r>
-      <w:hyperlink r:id="rId23">
-        <w:r>
-          <w:rPr>
-            <w:lang w:val="es_ES" w:bidi="es_ES"/>
-          </w:rPr>
-          <w:rPr>
-            <w:color w:val="0000EE"/>
-            <w:u w:val="single"/>
-          </w:rPr>
-          <w:t>Éxodo 12:12–14</w:t>
-        </w:r>
-      </w:hyperlink>
-    </w:p>
-    <w:p>
-      <w:pPr>
-        <w:pStyle w:val="ListBullet"/>
-        <w:spacing w:line="240" w:lineRule="auto"/>
-        <w:ind w:left="720"/>
-      </w:pPr>
-      <w:r>
-        <w:rPr>
-          <w:lang w:val="es_ES" w:bidi="es_ES"/>
-        </w:rPr>
-      </w:r>
-      <w:hyperlink r:id="rId24">
-        <w:r>
-          <w:rPr>
-            <w:lang w:val="es_ES" w:bidi="es_ES"/>
-          </w:rPr>
-          <w:rPr>
-            <w:color w:val="0000EE"/>
-            <w:u w:val="single"/>
-          </w:rPr>
-          <w:t>Isaías 66:3</w:t>
-        </w:r>
-      </w:hyperlink>
-    </w:p>
-    <w:p>
-      <w:pPr>
-        <w:pStyle w:val="ListBullet"/>
-        <w:spacing w:line="240" w:lineRule="auto"/>
-        <w:ind w:left="720"/>
-      </w:pPr>
-      <w:r>
-        <w:rPr>
-          <w:lang w:val="es_ES" w:bidi="es_ES"/>
-        </w:rPr>
-      </w:r>
-      <w:hyperlink r:id="rId25">
-        <w:r>
-          <w:rPr>
-            <w:lang w:val="es_ES" w:bidi="es_ES"/>
-          </w:rPr>
-          <w:rPr>
-            <w:color w:val="0000EE"/>
-            <w:u w:val="single"/>
-          </w:rPr>
-          <w:t>Josué 4:6–7</w:t>
-        </w:r>
-      </w:hyperlink>
-    </w:p>
-    <w:p>
-      <w:pPr>
-        <w:pStyle w:val="ListBullet"/>
-        <w:spacing w:line="240" w:lineRule="auto"/>
-        <w:ind w:left="720"/>
-      </w:pPr>
-      <w:r>
-        <w:rPr>
-          <w:lang w:val="es_ES" w:bidi="es_ES"/>
-        </w:rPr>
-      </w:r>
-      <w:hyperlink r:id="rId26">
-        <w:r>
-          <w:rPr>
-            <w:lang w:val="es_ES" w:bidi="es_ES"/>
-          </w:rPr>
-          <w:rPr>
-            <w:color w:val="0000EE"/>
-            <w:u w:val="single"/>
-          </w:rPr>
-          <w:t>Levítico 23:23–25</w:t>
-        </w:r>
-      </w:hyperlink>
+      <w:r>
+        <w:rPr>
+          <w:lang w:val="es_ES" w:bidi="es_ES"/>
+        </w:rPr>
+        <w:t>Hechos 10:4</w:t>
+      </w:r>
+    </w:p>
+    <w:p>
+      <w:pPr>
+        <w:pStyle w:val="ListBullet"/>
+        <w:spacing w:line="240" w:lineRule="auto"/>
+        <w:ind w:left="720"/>
+      </w:pPr>
+      <w:r>
+        <w:rPr>
+          <w:lang w:val="es_ES" w:bidi="es_ES"/>
+        </w:rPr>
+      </w:r>
+      <w:r>
+        <w:rPr>
+          <w:lang w:val="es_ES" w:bidi="es_ES"/>
+        </w:rPr>
+        <w:t>Éxodo 12:12–14</w:t>
+      </w:r>
+    </w:p>
+    <w:p>
+      <w:pPr>
+        <w:pStyle w:val="ListBullet"/>
+        <w:spacing w:line="240" w:lineRule="auto"/>
+        <w:ind w:left="720"/>
+      </w:pPr>
+      <w:r>
+        <w:rPr>
+          <w:lang w:val="es_ES" w:bidi="es_ES"/>
+        </w:rPr>
+      </w:r>
+      <w:r>
+        <w:rPr>
+          <w:lang w:val="es_ES" w:bidi="es_ES"/>
+        </w:rPr>
+        <w:t>Isaías 66:3</w:t>
+      </w:r>
+    </w:p>
+    <w:p>
+      <w:pPr>
+        <w:pStyle w:val="ListBullet"/>
+        <w:spacing w:line="240" w:lineRule="auto"/>
+        <w:ind w:left="720"/>
+      </w:pPr>
+      <w:r>
+        <w:rPr>
+          <w:lang w:val="es_ES" w:bidi="es_ES"/>
+        </w:rPr>
+      </w:r>
+      <w:r>
+        <w:rPr>
+          <w:lang w:val="es_ES" w:bidi="es_ES"/>
+        </w:rPr>
+        <w:t>Josué 4:6–7</w:t>
+      </w:r>
+    </w:p>
+    <w:p>
+      <w:pPr>
+        <w:pStyle w:val="ListBullet"/>
+        <w:spacing w:line="240" w:lineRule="auto"/>
+        <w:ind w:left="720"/>
+      </w:pPr>
+      <w:r>
+        <w:rPr>
+          <w:lang w:val="es_ES" w:bidi="es_ES"/>
+        </w:rPr>
+      </w:r>
+      <w:r>
+        <w:rPr>
+          <w:lang w:val="es_ES" w:bidi="es_ES"/>
+        </w:rPr>
+        <w:t>Levítico 23:23–25</w:t>
+      </w:r>
     </w:p>
     <w:p>
       <w:pPr>
@@ -1383,42 +1299,30 @@
           <w:lang w:val="es_ES" w:bidi="es_ES"/>
         </w:rPr>
       </w:r>
-      <w:hyperlink r:id="rId27">
-        <w:r>
-          <w:rPr>
-            <w:lang w:val="es_ES" w:bidi="es_ES"/>
-          </w:rPr>
-          <w:rPr>
-            <w:color w:val="0000EE"/>
-            <w:u w:val="single"/>
-          </w:rPr>
-          <w:t>Ezequiel 44:30–31</w:t>
-        </w:r>
-      </w:hyperlink>
-    </w:p>
-    <w:p>
-      <w:pPr>
-        <w:pStyle w:val="ListBullet"/>
-        <w:spacing w:line="240" w:lineRule="auto"/>
-        <w:ind w:left="720"/>
-      </w:pPr>
-      <w:r>
-        <w:rPr>
-          <w:lang w:val="es_ES" w:bidi="es_ES"/>
-        </w:rPr>
-      </w:r>
-      <w:hyperlink r:id="rId28">
-        <w:r>
-          <w:rPr>
-            <w:lang w:val="es_ES" w:bidi="es_ES"/>
-          </w:rPr>
-          <w:rPr>
-            <w:color w:val="0000EE"/>
-            <w:u w:val="single"/>
-          </w:rPr>
-          <w:t>Joel 2:14</w:t>
-        </w:r>
-      </w:hyperlink>
+      <w:r>
+        <w:rPr>
+          <w:lang w:val="es_ES" w:bidi="es_ES"/>
+        </w:rPr>
+        <w:t>Ezequiel 44:30–31</w:t>
+      </w:r>
+    </w:p>
+    <w:p>
+      <w:pPr>
+        <w:pStyle w:val="ListBullet"/>
+        <w:spacing w:line="240" w:lineRule="auto"/>
+        <w:ind w:left="720"/>
+      </w:pPr>
+      <w:r>
+        <w:rPr>
+          <w:lang w:val="es_ES" w:bidi="es_ES"/>
+        </w:rPr>
+      </w:r>
+      <w:r>
+        <w:rPr>
+          <w:lang w:val="es_ES" w:bidi="es_ES"/>
+        </w:rPr>
+        <w:t>Joel 2:14</w:t>
+      </w:r>
     </w:p>
     <w:p>
       <w:pPr>
@@ -1724,114 +1628,84 @@
           <w:lang w:val="es_ES" w:bidi="es_ES"/>
         </w:rPr>
       </w:r>
-      <w:hyperlink r:id="rId29">
-        <w:r>
-          <w:rPr>
-            <w:lang w:val="es_ES" w:bidi="es_ES"/>
-          </w:rPr>
-          <w:rPr>
-            <w:color w:val="0000EE"/>
-            <w:u w:val="single"/>
-          </w:rPr>
-          <w:t>1 Crónicas 21:25–27</w:t>
-        </w:r>
-      </w:hyperlink>
-    </w:p>
-    <w:p>
-      <w:pPr>
-        <w:pStyle w:val="ListBullet"/>
-        <w:spacing w:line="240" w:lineRule="auto"/>
-        <w:ind w:left="720"/>
-      </w:pPr>
-      <w:r>
-        <w:rPr>
-          <w:lang w:val="es_ES" w:bidi="es_ES"/>
-        </w:rPr>
-      </w:r>
-      <w:hyperlink r:id="rId30">
-        <w:r>
-          <w:rPr>
-            <w:lang w:val="es_ES" w:bidi="es_ES"/>
-          </w:rPr>
-          <w:rPr>
-            <w:color w:val="0000EE"/>
-            <w:u w:val="single"/>
-          </w:rPr>
-          <w:t>2 Crónicas 29:35</w:t>
-        </w:r>
-      </w:hyperlink>
-    </w:p>
-    <w:p>
-      <w:pPr>
-        <w:pStyle w:val="ListBullet"/>
-        <w:spacing w:line="240" w:lineRule="auto"/>
-        <w:ind w:left="720"/>
-      </w:pPr>
-      <w:r>
-        <w:rPr>
-          <w:lang w:val="es_ES" w:bidi="es_ES"/>
-        </w:rPr>
-      </w:r>
-      <w:hyperlink r:id="rId31">
-        <w:r>
-          <w:rPr>
-            <w:lang w:val="es_ES" w:bidi="es_ES"/>
-          </w:rPr>
-          <w:rPr>
-            <w:color w:val="0000EE"/>
-            <w:u w:val="single"/>
-          </w:rPr>
-          <w:t>Éxodo 24:5–6</w:t>
-        </w:r>
-      </w:hyperlink>
-    </w:p>
-    <w:p>
-      <w:pPr>
-        <w:pStyle w:val="ListBullet"/>
-        <w:spacing w:line="240" w:lineRule="auto"/>
-        <w:ind w:left="720"/>
-      </w:pPr>
-      <w:r>
-        <w:rPr>
-          <w:lang w:val="es_ES" w:bidi="es_ES"/>
-        </w:rPr>
-      </w:r>
-      <w:hyperlink r:id="rId32">
-        <w:r>
-          <w:rPr>
-            <w:lang w:val="es_ES" w:bidi="es_ES"/>
-          </w:rPr>
-          <w:rPr>
-            <w:color w:val="0000EE"/>
-            <w:u w:val="single"/>
-          </w:rPr>
-          <w:t>Levítico 3:3–5</w:t>
-        </w:r>
-      </w:hyperlink>
-    </w:p>
-    <w:p>
-      <w:pPr>
-        <w:pStyle w:val="ListBullet"/>
-        <w:spacing w:line="240" w:lineRule="auto"/>
-        <w:ind w:left="720"/>
-      </w:pPr>
-      <w:r>
-        <w:rPr>
-          <w:lang w:val="es_ES" w:bidi="es_ES"/>
-        </w:rPr>
-      </w:r>
-      <w:hyperlink r:id="rId33">
-        <w:r>
-          <w:rPr>
-            <w:lang w:val="es_ES" w:bidi="es_ES"/>
-          </w:rPr>
-          <w:rPr>
-            <w:color w:val="0000EE"/>
-            <w:u w:val="single"/>
-          </w:rPr>
-          <w:t>Números 6:13–15</w:t>
-        </w:r>
-      </w:hyperlink>
+      <w:r>
+        <w:rPr>
+          <w:lang w:val="es_ES" w:bidi="es_ES"/>
+        </w:rPr>
+        <w:t>1 Crónicas 21:25–27</w:t>
+      </w:r>
+    </w:p>
+    <w:p>
+      <w:pPr>
+        <w:pStyle w:val="ListBullet"/>
+        <w:spacing w:line="240" w:lineRule="auto"/>
+        <w:ind w:left="720"/>
+      </w:pPr>
+      <w:r>
+        <w:rPr>
+          <w:lang w:val="es_ES" w:bidi="es_ES"/>
+        </w:rPr>
+      </w:r>
+      <w:r>
+        <w:rPr>
+          <w:lang w:val="es_ES" w:bidi="es_ES"/>
+        </w:rPr>
+        <w:t>2 Crónicas 29:35</w:t>
+      </w:r>
+    </w:p>
+    <w:p>
+      <w:pPr>
+        <w:pStyle w:val="ListBullet"/>
+        <w:spacing w:line="240" w:lineRule="auto"/>
+        <w:ind w:left="720"/>
+      </w:pPr>
+      <w:r>
+        <w:rPr>
+          <w:lang w:val="es_ES" w:bidi="es_ES"/>
+        </w:rPr>
+      </w:r>
+      <w:r>
+        <w:rPr>
+          <w:lang w:val="es_ES" w:bidi="es_ES"/>
+        </w:rPr>
+        <w:t>Éxodo 24:5–6</w:t>
+      </w:r>
+    </w:p>
+    <w:p>
+      <w:pPr>
+        <w:pStyle w:val="ListBullet"/>
+        <w:spacing w:line="240" w:lineRule="auto"/>
+        <w:ind w:left="720"/>
+      </w:pPr>
+      <w:r>
+        <w:rPr>
+          <w:lang w:val="es_ES" w:bidi="es_ES"/>
+        </w:rPr>
+      </w:r>
+      <w:r>
+        <w:rPr>
+          <w:lang w:val="es_ES" w:bidi="es_ES"/>
+        </w:rPr>
+        <w:t>Levítico 3:3–5</w:t>
+      </w:r>
+    </w:p>
+    <w:p>
+      <w:pPr>
+        <w:pStyle w:val="ListBullet"/>
+        <w:spacing w:line="240" w:lineRule="auto"/>
+        <w:ind w:left="720"/>
+      </w:pPr>
+      <w:r>
+        <w:rPr>
+          <w:lang w:val="es_ES" w:bidi="es_ES"/>
+        </w:rPr>
+      </w:r>
+      <w:r>
+        <w:rPr>
+          <w:lang w:val="es_ES" w:bidi="es_ES"/>
+        </w:rPr>
+        <w:t>Números 6:13–15</w:t>
+      </w:r>
     </w:p>
     <w:p>
       <w:pPr>
@@ -2041,90 +1915,66 @@
           <w:lang w:val="es_ES" w:bidi="es_ES"/>
         </w:rPr>
       </w:r>
-      <w:hyperlink r:id="rId34">
-        <w:r>
-          <w:rPr>
-            <w:lang w:val="es_ES" w:bidi="es_ES"/>
-          </w:rPr>
-          <w:rPr>
-            <w:color w:val="0000EE"/>
-            <w:u w:val="single"/>
-          </w:rPr>
-          <w:t>1 Samuel 6.3</w:t>
-        </w:r>
-      </w:hyperlink>
-    </w:p>
-    <w:p>
-      <w:pPr>
-        <w:pStyle w:val="ListBullet"/>
-        <w:spacing w:line="240" w:lineRule="auto"/>
-        <w:ind w:left="720"/>
-      </w:pPr>
-      <w:r>
-        <w:rPr>
-          <w:lang w:val="es_ES" w:bidi="es_ES"/>
-        </w:rPr>
-      </w:r>
-      <w:hyperlink r:id="rId35">
-        <w:r>
-          <w:rPr>
-            <w:lang w:val="es_ES" w:bidi="es_ES"/>
-          </w:rPr>
-          <w:rPr>
-            <w:color w:val="0000EE"/>
-            <w:u w:val="single"/>
-          </w:rPr>
-          <w:t>2 Reyes 12.16</w:t>
-        </w:r>
-      </w:hyperlink>
-    </w:p>
-    <w:p>
-      <w:pPr>
-        <w:pStyle w:val="ListBullet"/>
-        <w:spacing w:line="240" w:lineRule="auto"/>
-        <w:ind w:left="720"/>
-      </w:pPr>
-      <w:r>
-        <w:rPr>
-          <w:lang w:val="es_ES" w:bidi="es_ES"/>
-        </w:rPr>
-      </w:r>
-      <w:hyperlink r:id="rId36">
-        <w:r>
-          <w:rPr>
-            <w:lang w:val="es_ES" w:bidi="es_ES"/>
-          </w:rPr>
-          <w:rPr>
-            <w:color w:val="0000EE"/>
-            <w:u w:val="single"/>
-          </w:rPr>
-          <w:t>Levítico 5.5–6</w:t>
-        </w:r>
-      </w:hyperlink>
-    </w:p>
-    <w:p>
-      <w:pPr>
-        <w:pStyle w:val="ListBullet"/>
-        <w:spacing w:line="240" w:lineRule="auto"/>
-        <w:ind w:left="720"/>
-      </w:pPr>
-      <w:r>
-        <w:rPr>
-          <w:lang w:val="es_ES" w:bidi="es_ES"/>
-        </w:rPr>
-      </w:r>
-      <w:hyperlink r:id="rId37">
-        <w:r>
-          <w:rPr>
-            <w:lang w:val="es_ES" w:bidi="es_ES"/>
-          </w:rPr>
-          <w:rPr>
-            <w:color w:val="0000EE"/>
-            <w:u w:val="single"/>
-          </w:rPr>
-          <w:t>Números 6.12</w:t>
-        </w:r>
-      </w:hyperlink>
+      <w:r>
+        <w:rPr>
+          <w:lang w:val="es_ES" w:bidi="es_ES"/>
+        </w:rPr>
+        <w:t>1 Samuel 6.3</w:t>
+      </w:r>
+    </w:p>
+    <w:p>
+      <w:pPr>
+        <w:pStyle w:val="ListBullet"/>
+        <w:spacing w:line="240" w:lineRule="auto"/>
+        <w:ind w:left="720"/>
+      </w:pPr>
+      <w:r>
+        <w:rPr>
+          <w:lang w:val="es_ES" w:bidi="es_ES"/>
+        </w:rPr>
+      </w:r>
+      <w:r>
+        <w:rPr>
+          <w:lang w:val="es_ES" w:bidi="es_ES"/>
+        </w:rPr>
+        <w:t>2 Reyes 12.16</w:t>
+      </w:r>
+    </w:p>
+    <w:p>
+      <w:pPr>
+        <w:pStyle w:val="ListBullet"/>
+        <w:spacing w:line="240" w:lineRule="auto"/>
+        <w:ind w:left="720"/>
+      </w:pPr>
+      <w:r>
+        <w:rPr>
+          <w:lang w:val="es_ES" w:bidi="es_ES"/>
+        </w:rPr>
+      </w:r>
+      <w:r>
+        <w:rPr>
+          <w:lang w:val="es_ES" w:bidi="es_ES"/>
+        </w:rPr>
+        <w:t>Levítico 5.5–6</w:t>
+      </w:r>
+    </w:p>
+    <w:p>
+      <w:pPr>
+        <w:pStyle w:val="ListBullet"/>
+        <w:spacing w:line="240" w:lineRule="auto"/>
+        <w:ind w:left="720"/>
+      </w:pPr>
+      <w:r>
+        <w:rPr>
+          <w:lang w:val="es_ES" w:bidi="es_ES"/>
+        </w:rPr>
+      </w:r>
+      <w:r>
+        <w:rPr>
+          <w:lang w:val="es_ES" w:bidi="es_ES"/>
+        </w:rPr>
+        <w:t>Números 6.12</w:t>
+      </w:r>
     </w:p>
     <w:p>
       <w:pPr>
@@ -2352,90 +2202,66 @@
           <w:lang w:val="es_ES" w:bidi="es_ES"/>
         </w:rPr>
       </w:r>
-      <w:hyperlink r:id="rId38">
-        <w:r>
-          <w:rPr>
-            <w:lang w:val="es_ES" w:bidi="es_ES"/>
-          </w:rPr>
-          <w:rPr>
-            <w:color w:val="0000EE"/>
-            <w:u w:val="single"/>
-          </w:rPr>
-          <w:t>1 Crónicas 23.27–29.</w:t>
-        </w:r>
-      </w:hyperlink>
-    </w:p>
-    <w:p>
-      <w:pPr>
-        <w:pStyle w:val="ListBullet"/>
-        <w:spacing w:line="240" w:lineRule="auto"/>
-        <w:ind w:left="720"/>
-      </w:pPr>
-      <w:r>
-        <w:rPr>
-          <w:lang w:val="es_ES" w:bidi="es_ES"/>
-        </w:rPr>
-      </w:r>
-      <w:hyperlink r:id="rId39">
-        <w:r>
-          <w:rPr>
-            <w:lang w:val="es_ES" w:bidi="es_ES"/>
-          </w:rPr>
-          <w:rPr>
-            <w:color w:val="0000EE"/>
-            <w:u w:val="single"/>
-          </w:rPr>
-          <w:t>Éxodo 29.41–42.</w:t>
-        </w:r>
-      </w:hyperlink>
-    </w:p>
-    <w:p>
-      <w:pPr>
-        <w:pStyle w:val="ListBullet"/>
-        <w:spacing w:line="240" w:lineRule="auto"/>
-        <w:ind w:left="720"/>
-      </w:pPr>
-      <w:r>
-        <w:rPr>
-          <w:lang w:val="es_ES" w:bidi="es_ES"/>
-        </w:rPr>
-      </w:r>
-      <w:hyperlink r:id="rId40">
-        <w:r>
-          <w:rPr>
-            <w:lang w:val="es_ES" w:bidi="es_ES"/>
-          </w:rPr>
-          <w:rPr>
-            <w:color w:val="0000EE"/>
-            <w:u w:val="single"/>
-          </w:rPr>
-          <w:t>Jueces 13.19.</w:t>
-        </w:r>
-      </w:hyperlink>
-    </w:p>
-    <w:p>
-      <w:pPr>
-        <w:pStyle w:val="ListBullet"/>
-        <w:spacing w:line="240" w:lineRule="auto"/>
-        <w:ind w:left="720"/>
-      </w:pPr>
-      <w:r>
-        <w:rPr>
-          <w:lang w:val="es_ES" w:bidi="es_ES"/>
-        </w:rPr>
-      </w:r>
-      <w:hyperlink r:id="rId41">
-        <w:r>
-          <w:rPr>
-            <w:lang w:val="es_ES" w:bidi="es_ES"/>
-          </w:rPr>
-          <w:rPr>
-            <w:color w:val="0000EE"/>
-            <w:u w:val="single"/>
-          </w:rPr>
-          <w:t>Levítico 2.2.</w:t>
-        </w:r>
-      </w:hyperlink>
+      <w:r>
+        <w:rPr>
+          <w:lang w:val="es_ES" w:bidi="es_ES"/>
+        </w:rPr>
+        <w:t>1 Crónicas 23.27–29.</w:t>
+      </w:r>
+    </w:p>
+    <w:p>
+      <w:pPr>
+        <w:pStyle w:val="ListBullet"/>
+        <w:spacing w:line="240" w:lineRule="auto"/>
+        <w:ind w:left="720"/>
+      </w:pPr>
+      <w:r>
+        <w:rPr>
+          <w:lang w:val="es_ES" w:bidi="es_ES"/>
+        </w:rPr>
+      </w:r>
+      <w:r>
+        <w:rPr>
+          <w:lang w:val="es_ES" w:bidi="es_ES"/>
+        </w:rPr>
+        <w:t>Éxodo 29.41–42.</w:t>
+      </w:r>
+    </w:p>
+    <w:p>
+      <w:pPr>
+        <w:pStyle w:val="ListBullet"/>
+        <w:spacing w:line="240" w:lineRule="auto"/>
+        <w:ind w:left="720"/>
+      </w:pPr>
+      <w:r>
+        <w:rPr>
+          <w:lang w:val="es_ES" w:bidi="es_ES"/>
+        </w:rPr>
+      </w:r>
+      <w:r>
+        <w:rPr>
+          <w:lang w:val="es_ES" w:bidi="es_ES"/>
+        </w:rPr>
+        <w:t>Jueces 13.19.</w:t>
+      </w:r>
+    </w:p>
+    <w:p>
+      <w:pPr>
+        <w:pStyle w:val="ListBullet"/>
+        <w:spacing w:line="240" w:lineRule="auto"/>
+        <w:ind w:left="720"/>
+      </w:pPr>
+      <w:r>
+        <w:rPr>
+          <w:lang w:val="es_ES" w:bidi="es_ES"/>
+        </w:rPr>
+      </w:r>
+      <w:r>
+        <w:rPr>
+          <w:lang w:val="es_ES" w:bidi="es_ES"/>
+        </w:rPr>
+        <w:t>Levítico 2.2.</w:t>
+      </w:r>
     </w:p>
     <w:p>
       <w:pPr>
@@ -2717,114 +2543,84 @@
           <w:lang w:val="es_ES" w:bidi="es_ES"/>
         </w:rPr>
       </w:r>
-      <w:hyperlink r:id="rId42">
-        <w:r>
-          <w:rPr>
-            <w:lang w:val="es_ES" w:bidi="es_ES"/>
-          </w:rPr>
-          <w:rPr>
-            <w:color w:val="0000EE"/>
-            <w:u w:val="single"/>
-          </w:rPr>
-          <w:t>1 Samuel 13:8–10</w:t>
-        </w:r>
-      </w:hyperlink>
-    </w:p>
-    <w:p>
-      <w:pPr>
-        <w:pStyle w:val="ListBullet"/>
-        <w:spacing w:line="240" w:lineRule="auto"/>
-        <w:ind w:left="720"/>
-      </w:pPr>
-      <w:r>
-        <w:rPr>
-          <w:lang w:val="es_ES" w:bidi="es_ES"/>
-        </w:rPr>
-      </w:r>
-      <w:hyperlink r:id="rId43">
-        <w:r>
-          <w:rPr>
-            <w:lang w:val="es_ES" w:bidi="es_ES"/>
-          </w:rPr>
-          <w:rPr>
-            <w:color w:val="0000EE"/>
-            <w:u w:val="single"/>
-          </w:rPr>
-          <w:t>Ezequiel 45:16–17</w:t>
-        </w:r>
-      </w:hyperlink>
-    </w:p>
-    <w:p>
-      <w:pPr>
-        <w:pStyle w:val="ListBullet"/>
-        <w:spacing w:line="240" w:lineRule="auto"/>
-        <w:ind w:left="720"/>
-      </w:pPr>
-      <w:r>
-        <w:rPr>
-          <w:lang w:val="es_ES" w:bidi="es_ES"/>
-        </w:rPr>
-      </w:r>
-      <w:hyperlink r:id="rId44">
-        <w:r>
-          <w:rPr>
-            <w:lang w:val="es_ES" w:bidi="es_ES"/>
-          </w:rPr>
-          <w:rPr>
-            <w:color w:val="0000EE"/>
-            <w:u w:val="single"/>
-          </w:rPr>
-          <w:t>Josué 8:30–32</w:t>
-        </w:r>
-      </w:hyperlink>
-    </w:p>
-    <w:p>
-      <w:pPr>
-        <w:pStyle w:val="ListBullet"/>
-        <w:spacing w:line="240" w:lineRule="auto"/>
-        <w:ind w:left="720"/>
-      </w:pPr>
-      <w:r>
-        <w:rPr>
-          <w:lang w:val="es_ES" w:bidi="es_ES"/>
-        </w:rPr>
-      </w:r>
-      <w:hyperlink r:id="rId45">
-        <w:r>
-          <w:rPr>
-            <w:lang w:val="es_ES" w:bidi="es_ES"/>
-          </w:rPr>
-          <w:rPr>
-            <w:color w:val="0000EE"/>
-            <w:u w:val="single"/>
-          </w:rPr>
-          <w:t>Levítico 9:3–5</w:t>
-        </w:r>
-      </w:hyperlink>
-    </w:p>
-    <w:p>
-      <w:pPr>
-        <w:pStyle w:val="ListBullet"/>
-        <w:spacing w:line="240" w:lineRule="auto"/>
-        <w:ind w:left="720"/>
-      </w:pPr>
-      <w:r>
-        <w:rPr>
-          <w:lang w:val="es_ES" w:bidi="es_ES"/>
-        </w:rPr>
-      </w:r>
-      <w:hyperlink r:id="rId46">
-        <w:r>
-          <w:rPr>
-            <w:lang w:val="es_ES" w:bidi="es_ES"/>
-          </w:rPr>
-          <w:rPr>
-            <w:color w:val="0000EE"/>
-            <w:u w:val="single"/>
-          </w:rPr>
-          <w:t>Proverbios 7:13–15</w:t>
-        </w:r>
-      </w:hyperlink>
+      <w:r>
+        <w:rPr>
+          <w:lang w:val="es_ES" w:bidi="es_ES"/>
+        </w:rPr>
+        <w:t>1 Samuel 13:8–10</w:t>
+      </w:r>
+    </w:p>
+    <w:p>
+      <w:pPr>
+        <w:pStyle w:val="ListBullet"/>
+        <w:spacing w:line="240" w:lineRule="auto"/>
+        <w:ind w:left="720"/>
+      </w:pPr>
+      <w:r>
+        <w:rPr>
+          <w:lang w:val="es_ES" w:bidi="es_ES"/>
+        </w:rPr>
+      </w:r>
+      <w:r>
+        <w:rPr>
+          <w:lang w:val="es_ES" w:bidi="es_ES"/>
+        </w:rPr>
+        <w:t>Ezequiel 45:16–17</w:t>
+      </w:r>
+    </w:p>
+    <w:p>
+      <w:pPr>
+        <w:pStyle w:val="ListBullet"/>
+        <w:spacing w:line="240" w:lineRule="auto"/>
+        <w:ind w:left="720"/>
+      </w:pPr>
+      <w:r>
+        <w:rPr>
+          <w:lang w:val="es_ES" w:bidi="es_ES"/>
+        </w:rPr>
+      </w:r>
+      <w:r>
+        <w:rPr>
+          <w:lang w:val="es_ES" w:bidi="es_ES"/>
+        </w:rPr>
+        <w:t>Josué 8:30–32</w:t>
+      </w:r>
+    </w:p>
+    <w:p>
+      <w:pPr>
+        <w:pStyle w:val="ListBullet"/>
+        <w:spacing w:line="240" w:lineRule="auto"/>
+        <w:ind w:left="720"/>
+      </w:pPr>
+      <w:r>
+        <w:rPr>
+          <w:lang w:val="es_ES" w:bidi="es_ES"/>
+        </w:rPr>
+      </w:r>
+      <w:r>
+        <w:rPr>
+          <w:lang w:val="es_ES" w:bidi="es_ES"/>
+        </w:rPr>
+        <w:t>Levítico 9:3–5</w:t>
+      </w:r>
+    </w:p>
+    <w:p>
+      <w:pPr>
+        <w:pStyle w:val="ListBullet"/>
+        <w:spacing w:line="240" w:lineRule="auto"/>
+        <w:ind w:left="720"/>
+      </w:pPr>
+      <w:r>
+        <w:rPr>
+          <w:lang w:val="es_ES" w:bidi="es_ES"/>
+        </w:rPr>
+      </w:r>
+      <w:r>
+        <w:rPr>
+          <w:lang w:val="es_ES" w:bidi="es_ES"/>
+        </w:rPr>
+        <w:t>Proverbios 7:13–15</w:t>
+      </w:r>
     </w:p>
     <w:p>
       <w:pPr>
@@ -3100,114 +2896,84 @@
           <w:lang w:val="es_ES" w:bidi="es_ES"/>
         </w:rPr>
       </w:r>
-      <w:hyperlink r:id="rId47">
-        <w:r>
-          <w:rPr>
-            <w:lang w:val="es_ES" w:bidi="es_ES"/>
-          </w:rPr>
-          <w:rPr>
-            <w:color w:val="0000EE"/>
-            <w:u w:val="single"/>
-          </w:rPr>
-          <w:t>2 Crónicas 29:20–21</w:t>
-        </w:r>
-      </w:hyperlink>
-    </w:p>
-    <w:p>
-      <w:pPr>
-        <w:pStyle w:val="ListBullet"/>
-        <w:spacing w:line="240" w:lineRule="auto"/>
-        <w:ind w:left="720"/>
-      </w:pPr>
-      <w:r>
-        <w:rPr>
-          <w:lang w:val="es_ES" w:bidi="es_ES"/>
-        </w:rPr>
-      </w:r>
-      <w:hyperlink r:id="rId48">
-        <w:r>
-          <w:rPr>
-            <w:lang w:val="es_ES" w:bidi="es_ES"/>
-          </w:rPr>
-          <w:rPr>
-            <w:color w:val="0000EE"/>
-            <w:u w:val="single"/>
-          </w:rPr>
-          <w:t>Éxodo 29:35–37</w:t>
-        </w:r>
-      </w:hyperlink>
-    </w:p>
-    <w:p>
-      <w:pPr>
-        <w:pStyle w:val="ListBullet"/>
-        <w:spacing w:line="240" w:lineRule="auto"/>
-        <w:ind w:left="720"/>
-      </w:pPr>
-      <w:r>
-        <w:rPr>
-          <w:lang w:val="es_ES" w:bidi="es_ES"/>
-        </w:rPr>
-      </w:r>
-      <w:hyperlink r:id="rId49">
-        <w:r>
-          <w:rPr>
-            <w:lang w:val="es_ES" w:bidi="es_ES"/>
-          </w:rPr>
-          <w:rPr>
-            <w:color w:val="0000EE"/>
-            <w:u w:val="single"/>
-          </w:rPr>
-          <w:t>Ezequiel 44:25–27</w:t>
-        </w:r>
-      </w:hyperlink>
-    </w:p>
-    <w:p>
-      <w:pPr>
-        <w:pStyle w:val="ListBullet"/>
-        <w:spacing w:line="240" w:lineRule="auto"/>
-        <w:ind w:left="720"/>
-      </w:pPr>
-      <w:r>
-        <w:rPr>
-          <w:lang w:val="es_ES" w:bidi="es_ES"/>
-        </w:rPr>
-      </w:r>
-      <w:hyperlink r:id="rId50">
-        <w:r>
-          <w:rPr>
-            <w:lang w:val="es_ES" w:bidi="es_ES"/>
-          </w:rPr>
-          <w:rPr>
-            <w:color w:val="0000EE"/>
-            <w:u w:val="single"/>
-          </w:rPr>
-          <w:t>Levítico 5:11</w:t>
-        </w:r>
-      </w:hyperlink>
-    </w:p>
-    <w:p>
-      <w:pPr>
-        <w:pStyle w:val="ListBullet"/>
-        <w:spacing w:line="240" w:lineRule="auto"/>
-        <w:ind w:left="720"/>
-      </w:pPr>
-      <w:r>
-        <w:rPr>
-          <w:lang w:val="es_ES" w:bidi="es_ES"/>
-        </w:rPr>
-      </w:r>
-      <w:hyperlink r:id="rId51">
-        <w:r>
-          <w:rPr>
-            <w:lang w:val="es_ES" w:bidi="es_ES"/>
-          </w:rPr>
-          <w:rPr>
-            <w:color w:val="0000EE"/>
-            <w:u w:val="single"/>
-          </w:rPr>
-          <w:t>Números 7:15–17</w:t>
-        </w:r>
-      </w:hyperlink>
+      <w:r>
+        <w:rPr>
+          <w:lang w:val="es_ES" w:bidi="es_ES"/>
+        </w:rPr>
+        <w:t>2 Crónicas 29:20–21</w:t>
+      </w:r>
+    </w:p>
+    <w:p>
+      <w:pPr>
+        <w:pStyle w:val="ListBullet"/>
+        <w:spacing w:line="240" w:lineRule="auto"/>
+        <w:ind w:left="720"/>
+      </w:pPr>
+      <w:r>
+        <w:rPr>
+          <w:lang w:val="es_ES" w:bidi="es_ES"/>
+        </w:rPr>
+      </w:r>
+      <w:r>
+        <w:rPr>
+          <w:lang w:val="es_ES" w:bidi="es_ES"/>
+        </w:rPr>
+        <w:t>Éxodo 29:35–37</w:t>
+      </w:r>
+    </w:p>
+    <w:p>
+      <w:pPr>
+        <w:pStyle w:val="ListBullet"/>
+        <w:spacing w:line="240" w:lineRule="auto"/>
+        <w:ind w:left="720"/>
+      </w:pPr>
+      <w:r>
+        <w:rPr>
+          <w:lang w:val="es_ES" w:bidi="es_ES"/>
+        </w:rPr>
+      </w:r>
+      <w:r>
+        <w:rPr>
+          <w:lang w:val="es_ES" w:bidi="es_ES"/>
+        </w:rPr>
+        <w:t>Ezequiel 44:25–27</w:t>
+      </w:r>
+    </w:p>
+    <w:p>
+      <w:pPr>
+        <w:pStyle w:val="ListBullet"/>
+        <w:spacing w:line="240" w:lineRule="auto"/>
+        <w:ind w:left="720"/>
+      </w:pPr>
+      <w:r>
+        <w:rPr>
+          <w:lang w:val="es_ES" w:bidi="es_ES"/>
+        </w:rPr>
+      </w:r>
+      <w:r>
+        <w:rPr>
+          <w:lang w:val="es_ES" w:bidi="es_ES"/>
+        </w:rPr>
+        <w:t>Levítico 5:11</w:t>
+      </w:r>
+    </w:p>
+    <w:p>
+      <w:pPr>
+        <w:pStyle w:val="ListBullet"/>
+        <w:spacing w:line="240" w:lineRule="auto"/>
+        <w:ind w:left="720"/>
+      </w:pPr>
+      <w:r>
+        <w:rPr>
+          <w:lang w:val="es_ES" w:bidi="es_ES"/>
+        </w:rPr>
+      </w:r>
+      <w:r>
+        <w:rPr>
+          <w:lang w:val="es_ES" w:bidi="es_ES"/>
+        </w:rPr>
+        <w:t>Números 7:15–17</w:t>
+      </w:r>
     </w:p>
     <w:p>
       <w:pPr>
@@ -3489,114 +3255,84 @@
           <w:lang w:val="es_ES" w:bidi="es_ES"/>
         </w:rPr>
       </w:r>
-      <w:hyperlink r:id="rId52">
-        <w:r>
-          <w:rPr>
-            <w:lang w:val="es_ES" w:bidi="es_ES"/>
-          </w:rPr>
-          <w:rPr>
-            <w:color w:val="0000EE"/>
-            <w:u w:val="single"/>
-          </w:rPr>
-          <w:t>1 Crónicas 29:6</w:t>
-        </w:r>
-      </w:hyperlink>
-    </w:p>
-    <w:p>
-      <w:pPr>
-        <w:pStyle w:val="ListBullet"/>
-        <w:spacing w:line="240" w:lineRule="auto"/>
-        <w:ind w:left="720"/>
-      </w:pPr>
-      <w:r>
-        <w:rPr>
-          <w:lang w:val="es_ES" w:bidi="es_ES"/>
-        </w:rPr>
-      </w:r>
-      <w:hyperlink r:id="rId53">
-        <w:r>
-          <w:rPr>
-            <w:lang w:val="es_ES" w:bidi="es_ES"/>
-          </w:rPr>
-          <w:rPr>
-            <w:color w:val="0000EE"/>
-            <w:u w:val="single"/>
-          </w:rPr>
-          <w:t>2 Crónicas 35:7–9</w:t>
-        </w:r>
-      </w:hyperlink>
-    </w:p>
-    <w:p>
-      <w:pPr>
-        <w:pStyle w:val="ListBullet"/>
-        <w:spacing w:line="240" w:lineRule="auto"/>
-        <w:ind w:left="720"/>
-      </w:pPr>
-      <w:r>
-        <w:rPr>
-          <w:lang w:val="es_ES" w:bidi="es_ES"/>
-        </w:rPr>
-      </w:r>
-      <w:hyperlink r:id="rId54">
-        <w:r>
-          <w:rPr>
-            <w:lang w:val="es_ES" w:bidi="es_ES"/>
-          </w:rPr>
-          <w:rPr>
-            <w:color w:val="0000EE"/>
-            <w:u w:val="single"/>
-          </w:rPr>
-          <w:t>Deuteronomio 12:17</w:t>
-        </w:r>
-      </w:hyperlink>
-    </w:p>
-    <w:p>
-      <w:pPr>
-        <w:pStyle w:val="ListBullet"/>
-        <w:spacing w:line="240" w:lineRule="auto"/>
-        <w:ind w:left="720"/>
-      </w:pPr>
-      <w:r>
-        <w:rPr>
-          <w:lang w:val="es_ES" w:bidi="es_ES"/>
-        </w:rPr>
-      </w:r>
-      <w:hyperlink r:id="rId55">
-        <w:r>
-          <w:rPr>
-            <w:lang w:val="es_ES" w:bidi="es_ES"/>
-          </w:rPr>
-          <w:rPr>
-            <w:color w:val="0000EE"/>
-            <w:u w:val="single"/>
-          </w:rPr>
-          <w:t>Éxodo 36:2–4</w:t>
-        </w:r>
-      </w:hyperlink>
-    </w:p>
-    <w:p>
-      <w:pPr>
-        <w:pStyle w:val="ListBullet"/>
-        <w:spacing w:line="240" w:lineRule="auto"/>
-        <w:ind w:left="720"/>
-      </w:pPr>
-      <w:r>
-        <w:rPr>
-          <w:lang w:val="es_ES" w:bidi="es_ES"/>
-        </w:rPr>
-      </w:r>
-      <w:hyperlink r:id="rId56">
-        <w:r>
-          <w:rPr>
-            <w:lang w:val="es_ES" w:bidi="es_ES"/>
-          </w:rPr>
-          <w:rPr>
-            <w:color w:val="0000EE"/>
-            <w:u w:val="single"/>
-          </w:rPr>
-          <w:t>Levítico 7:15–16</w:t>
-        </w:r>
-      </w:hyperlink>
+      <w:r>
+        <w:rPr>
+          <w:lang w:val="es_ES" w:bidi="es_ES"/>
+        </w:rPr>
+        <w:t>1 Crónicas 29:6</w:t>
+      </w:r>
+    </w:p>
+    <w:p>
+      <w:pPr>
+        <w:pStyle w:val="ListBullet"/>
+        <w:spacing w:line="240" w:lineRule="auto"/>
+        <w:ind w:left="720"/>
+      </w:pPr>
+      <w:r>
+        <w:rPr>
+          <w:lang w:val="es_ES" w:bidi="es_ES"/>
+        </w:rPr>
+      </w:r>
+      <w:r>
+        <w:rPr>
+          <w:lang w:val="es_ES" w:bidi="es_ES"/>
+        </w:rPr>
+        <w:t>2 Crónicas 35:7–9</w:t>
+      </w:r>
+    </w:p>
+    <w:p>
+      <w:pPr>
+        <w:pStyle w:val="ListBullet"/>
+        <w:spacing w:line="240" w:lineRule="auto"/>
+        <w:ind w:left="720"/>
+      </w:pPr>
+      <w:r>
+        <w:rPr>
+          <w:lang w:val="es_ES" w:bidi="es_ES"/>
+        </w:rPr>
+      </w:r>
+      <w:r>
+        <w:rPr>
+          <w:lang w:val="es_ES" w:bidi="es_ES"/>
+        </w:rPr>
+        <w:t>Deuteronomio 12:17</w:t>
+      </w:r>
+    </w:p>
+    <w:p>
+      <w:pPr>
+        <w:pStyle w:val="ListBullet"/>
+        <w:spacing w:line="240" w:lineRule="auto"/>
+        <w:ind w:left="720"/>
+      </w:pPr>
+      <w:r>
+        <w:rPr>
+          <w:lang w:val="es_ES" w:bidi="es_ES"/>
+        </w:rPr>
+      </w:r>
+      <w:r>
+        <w:rPr>
+          <w:lang w:val="es_ES" w:bidi="es_ES"/>
+        </w:rPr>
+        <w:t>Éxodo 36:2–4</w:t>
+      </w:r>
+    </w:p>
+    <w:p>
+      <w:pPr>
+        <w:pStyle w:val="ListBullet"/>
+        <w:spacing w:line="240" w:lineRule="auto"/>
+        <w:ind w:left="720"/>
+      </w:pPr>
+      <w:r>
+        <w:rPr>
+          <w:lang w:val="es_ES" w:bidi="es_ES"/>
+        </w:rPr>
+      </w:r>
+      <w:r>
+        <w:rPr>
+          <w:lang w:val="es_ES" w:bidi="es_ES"/>
+        </w:rPr>
+        <w:t>Levítico 7:15–16</w:t>
+      </w:r>
     </w:p>
     <w:p>
       <w:pPr>
@@ -3934,90 +3670,66 @@
           <w:lang w:val="es_ES" w:bidi="es_ES"/>
         </w:rPr>
       </w:r>
-      <w:hyperlink r:id="rId57">
-        <w:r>
-          <w:rPr>
-            <w:lang w:val="es_ES" w:bidi="es_ES"/>
-          </w:rPr>
-          <w:rPr>
-            <w:color w:val="0000EE"/>
-            <w:u w:val="single"/>
-          </w:rPr>
-          <w:t>1 Crónicas 9:28–29</w:t>
-        </w:r>
-      </w:hyperlink>
-    </w:p>
-    <w:p>
-      <w:pPr>
-        <w:pStyle w:val="ListBullet"/>
-        <w:spacing w:line="240" w:lineRule="auto"/>
-        <w:ind w:left="720"/>
-      </w:pPr>
-      <w:r>
-        <w:rPr>
-          <w:lang w:val="es_ES" w:bidi="es_ES"/>
-        </w:rPr>
-      </w:r>
-      <w:hyperlink r:id="rId58">
-        <w:r>
-          <w:rPr>
-            <w:lang w:val="es_ES" w:bidi="es_ES"/>
-          </w:rPr>
-          <w:rPr>
-            <w:color w:val="0000EE"/>
-            <w:u w:val="single"/>
-          </w:rPr>
-          <w:t>Éxodo 30:34–36</w:t>
-        </w:r>
-      </w:hyperlink>
-    </w:p>
-    <w:p>
-      <w:pPr>
-        <w:pStyle w:val="ListBullet"/>
-        <w:spacing w:line="240" w:lineRule="auto"/>
-        <w:ind w:left="720"/>
-      </w:pPr>
-      <w:r>
-        <w:rPr>
-          <w:lang w:val="es_ES" w:bidi="es_ES"/>
-        </w:rPr>
-      </w:r>
-      <w:hyperlink r:id="rId59">
-        <w:r>
-          <w:rPr>
-            <w:lang w:val="es_ES" w:bidi="es_ES"/>
-          </w:rPr>
-          <w:rPr>
-            <w:color w:val="0000EE"/>
-            <w:u w:val="single"/>
-          </w:rPr>
-          <w:t>Mateo 2:11–12</w:t>
-        </w:r>
-      </w:hyperlink>
-    </w:p>
-    <w:p>
-      <w:pPr>
-        <w:pStyle w:val="ListBullet"/>
-        <w:spacing w:line="240" w:lineRule="auto"/>
-        <w:ind w:left="720"/>
-      </w:pPr>
-      <w:r>
-        <w:rPr>
-          <w:lang w:val="es_ES" w:bidi="es_ES"/>
-        </w:rPr>
-      </w:r>
-      <w:hyperlink r:id="rId60">
-        <w:r>
-          <w:rPr>
-            <w:lang w:val="es_ES" w:bidi="es_ES"/>
-          </w:rPr>
-          <w:rPr>
-            <w:color w:val="0000EE"/>
-            <w:u w:val="single"/>
-          </w:rPr>
-          <w:t>Números 5:15</w:t>
-        </w:r>
-      </w:hyperlink>
+      <w:r>
+        <w:rPr>
+          <w:lang w:val="es_ES" w:bidi="es_ES"/>
+        </w:rPr>
+        <w:t>1 Crónicas 9:28–29</w:t>
+      </w:r>
+    </w:p>
+    <w:p>
+      <w:pPr>
+        <w:pStyle w:val="ListBullet"/>
+        <w:spacing w:line="240" w:lineRule="auto"/>
+        <w:ind w:left="720"/>
+      </w:pPr>
+      <w:r>
+        <w:rPr>
+          <w:lang w:val="es_ES" w:bidi="es_ES"/>
+        </w:rPr>
+      </w:r>
+      <w:r>
+        <w:rPr>
+          <w:lang w:val="es_ES" w:bidi="es_ES"/>
+        </w:rPr>
+        <w:t>Éxodo 30:34–36</w:t>
+      </w:r>
+    </w:p>
+    <w:p>
+      <w:pPr>
+        <w:pStyle w:val="ListBullet"/>
+        <w:spacing w:line="240" w:lineRule="auto"/>
+        <w:ind w:left="720"/>
+      </w:pPr>
+      <w:r>
+        <w:rPr>
+          <w:lang w:val="es_ES" w:bidi="es_ES"/>
+        </w:rPr>
+      </w:r>
+      <w:r>
+        <w:rPr>
+          <w:lang w:val="es_ES" w:bidi="es_ES"/>
+        </w:rPr>
+        <w:t>Mateo 2:11–12</w:t>
+      </w:r>
+    </w:p>
+    <w:p>
+      <w:pPr>
+        <w:pStyle w:val="ListBullet"/>
+        <w:spacing w:line="240" w:lineRule="auto"/>
+        <w:ind w:left="720"/>
+      </w:pPr>
+      <w:r>
+        <w:rPr>
+          <w:lang w:val="es_ES" w:bidi="es_ES"/>
+        </w:rPr>
+      </w:r>
+      <w:r>
+        <w:rPr>
+          <w:lang w:val="es_ES" w:bidi="es_ES"/>
+        </w:rPr>
+        <w:t>Números 5:15</w:t>
+      </w:r>
     </w:p>
     <w:p>
       <w:pPr>
@@ -4259,18 +3971,12 @@
           <w:lang w:val="es_ES" w:bidi="es_ES"/>
         </w:rPr>
       </w:r>
-      <w:hyperlink r:id="rId61">
-        <w:r>
-          <w:rPr>
-            <w:lang w:val="es_ES" w:bidi="es_ES"/>
-          </w:rPr>
-          <w:rPr>
-            <w:color w:val="0000EE"/>
-            <w:u w:val="single"/>
-          </w:rPr>
-          <w:t>2 Crónicas 22:1–3</w:t>
-        </w:r>
-      </w:hyperlink>
+      <w:r>
+        <w:rPr>
+          <w:lang w:val="es_ES" w:bidi="es_ES"/>
+        </w:rPr>
+        <w:t>2 Crónicas 22:1–3</w:t>
+      </w:r>
     </w:p>
     <w:p>
       <w:pPr>
@@ -4558,186 +4264,138 @@
           <w:lang w:val="es_ES" w:bidi="es_ES"/>
         </w:rPr>
       </w:r>
-      <w:hyperlink r:id="rId62">
-        <w:r>
-          <w:rPr>
-            <w:lang w:val="es_ES" w:bidi="es_ES"/>
-          </w:rPr>
-          <w:rPr>
-            <w:color w:val="0000EE"/>
-            <w:u w:val="single"/>
-          </w:rPr>
-          <w:t>1 Tesalonicenses 3:9</w:t>
-        </w:r>
-      </w:hyperlink>
-    </w:p>
-    <w:p>
-      <w:pPr>
-        <w:pStyle w:val="ListBullet"/>
-        <w:spacing w:line="240" w:lineRule="auto"/>
-        <w:ind w:left="720"/>
-      </w:pPr>
-      <w:r>
-        <w:rPr>
-          <w:lang w:val="es_ES" w:bidi="es_ES"/>
-        </w:rPr>
-      </w:r>
-      <w:hyperlink r:id="rId63">
-        <w:r>
-          <w:rPr>
-            <w:lang w:val="es_ES" w:bidi="es_ES"/>
-          </w:rPr>
-          <w:rPr>
-            <w:color w:val="0000EE"/>
-            <w:u w:val="single"/>
-          </w:rPr>
-          <w:t>Hechos 8:24</w:t>
-        </w:r>
-      </w:hyperlink>
-    </w:p>
-    <w:p>
-      <w:pPr>
-        <w:pStyle w:val="ListBullet"/>
-        <w:spacing w:line="240" w:lineRule="auto"/>
-        <w:ind w:left="720"/>
-      </w:pPr>
-      <w:r>
-        <w:rPr>
-          <w:lang w:val="es_ES" w:bidi="es_ES"/>
-        </w:rPr>
-      </w:r>
-      <w:hyperlink r:id="rId64">
-        <w:r>
-          <w:rPr>
-            <w:lang w:val="es_ES" w:bidi="es_ES"/>
-          </w:rPr>
-          <w:rPr>
-            <w:color w:val="0000EE"/>
-            <w:u w:val="single"/>
-          </w:rPr>
-          <w:t>Hechos 14:26</w:t>
-        </w:r>
-      </w:hyperlink>
-    </w:p>
-    <w:p>
-      <w:pPr>
-        <w:pStyle w:val="ListBullet"/>
-        <w:spacing w:line="240" w:lineRule="auto"/>
-        <w:ind w:left="720"/>
-      </w:pPr>
-      <w:r>
-        <w:rPr>
-          <w:lang w:val="es_ES" w:bidi="es_ES"/>
-        </w:rPr>
-      </w:r>
-      <w:hyperlink r:id="rId65">
-        <w:r>
-          <w:rPr>
-            <w:lang w:val="es_ES" w:bidi="es_ES"/>
-          </w:rPr>
-          <w:rPr>
-            <w:color w:val="0000EE"/>
-            <w:u w:val="single"/>
-          </w:rPr>
-          <w:t>Colosenses 4:4</w:t>
-        </w:r>
-      </w:hyperlink>
-    </w:p>
-    <w:p>
-      <w:pPr>
-        <w:pStyle w:val="ListBullet"/>
-        <w:spacing w:line="240" w:lineRule="auto"/>
-        <w:ind w:left="720"/>
-      </w:pPr>
-      <w:r>
-        <w:rPr>
-          <w:lang w:val="es_ES" w:bidi="es_ES"/>
-        </w:rPr>
-      </w:r>
-      <w:hyperlink r:id="rId66">
-        <w:r>
-          <w:rPr>
-            <w:lang w:val="es_ES" w:bidi="es_ES"/>
-          </w:rPr>
-          <w:rPr>
-            <w:color w:val="0000EE"/>
-            <w:u w:val="single"/>
-          </w:rPr>
-          <w:t>Juan 17:9</w:t>
-        </w:r>
-      </w:hyperlink>
-    </w:p>
-    <w:p>
-      <w:pPr>
-        <w:pStyle w:val="ListBullet"/>
-        <w:spacing w:line="240" w:lineRule="auto"/>
-        <w:ind w:left="720"/>
-      </w:pPr>
-      <w:r>
-        <w:rPr>
-          <w:lang w:val="es_ES" w:bidi="es_ES"/>
-        </w:rPr>
-      </w:r>
-      <w:hyperlink r:id="rId67">
-        <w:r>
-          <w:rPr>
-            <w:lang w:val="es_ES" w:bidi="es_ES"/>
-          </w:rPr>
-          <w:rPr>
-            <w:color w:val="0000EE"/>
-            <w:u w:val="single"/>
-          </w:rPr>
-          <w:t>Lucas 11:1</w:t>
-        </w:r>
-      </w:hyperlink>
-    </w:p>
-    <w:p>
-      <w:pPr>
-        <w:pStyle w:val="ListBullet"/>
-        <w:spacing w:line="240" w:lineRule="auto"/>
-        <w:ind w:left="720"/>
-      </w:pPr>
-      <w:r>
-        <w:rPr>
-          <w:lang w:val="es_ES" w:bidi="es_ES"/>
-        </w:rPr>
-      </w:r>
-      <w:hyperlink r:id="rId68">
-        <w:r>
-          <w:rPr>
-            <w:lang w:val="es_ES" w:bidi="es_ES"/>
-          </w:rPr>
-          <w:rPr>
-            <w:color w:val="0000EE"/>
-            <w:u w:val="single"/>
-          </w:rPr>
-          <w:t>Mateo 5:43–45</w:t>
-        </w:r>
-      </w:hyperlink>
-    </w:p>
-    <w:p>
-      <w:pPr>
-        <w:pStyle w:val="ListBullet"/>
-        <w:spacing w:line="240" w:lineRule="auto"/>
-        <w:ind w:left="720"/>
-      </w:pPr>
-      <w:r>
-        <w:rPr>
-          <w:lang w:val="es_ES" w:bidi="es_ES"/>
-        </w:rPr>
-      </w:r>
-      <w:hyperlink r:id="rId69">
-        <w:r>
-          <w:rPr>
-            <w:lang w:val="es_ES" w:bidi="es_ES"/>
-          </w:rPr>
-          <w:rPr>
-            <w:color w:val="0000EE"/>
-            <w:u w:val="single"/>
-          </w:rPr>
-          <w:t>Mateo 14:22–24</w:t>
-        </w:r>
-      </w:hyperlink>
+      <w:r>
+        <w:rPr>
+          <w:lang w:val="es_ES" w:bidi="es_ES"/>
+        </w:rPr>
+        <w:t>1 Tesalonicenses 3:9</w:t>
+      </w:r>
+    </w:p>
+    <w:p>
+      <w:pPr>
+        <w:pStyle w:val="ListBullet"/>
+        <w:spacing w:line="240" w:lineRule="auto"/>
+        <w:ind w:left="720"/>
+      </w:pPr>
+      <w:r>
+        <w:rPr>
+          <w:lang w:val="es_ES" w:bidi="es_ES"/>
+        </w:rPr>
+      </w:r>
+      <w:r>
+        <w:rPr>
+          <w:lang w:val="es_ES" w:bidi="es_ES"/>
+        </w:rPr>
+        <w:t>Hechos 8:24</w:t>
+      </w:r>
+    </w:p>
+    <w:p>
+      <w:pPr>
+        <w:pStyle w:val="ListBullet"/>
+        <w:spacing w:line="240" w:lineRule="auto"/>
+        <w:ind w:left="720"/>
+      </w:pPr>
+      <w:r>
+        <w:rPr>
+          <w:lang w:val="es_ES" w:bidi="es_ES"/>
+        </w:rPr>
+      </w:r>
+      <w:r>
+        <w:rPr>
+          <w:lang w:val="es_ES" w:bidi="es_ES"/>
+        </w:rPr>
+        <w:t>Hechos 14:26</w:t>
+      </w:r>
+    </w:p>
+    <w:p>
+      <w:pPr>
+        <w:pStyle w:val="ListBullet"/>
+        <w:spacing w:line="240" w:lineRule="auto"/>
+        <w:ind w:left="720"/>
+      </w:pPr>
+      <w:r>
+        <w:rPr>
+          <w:lang w:val="es_ES" w:bidi="es_ES"/>
+        </w:rPr>
+      </w:r>
+      <w:r>
+        <w:rPr>
+          <w:lang w:val="es_ES" w:bidi="es_ES"/>
+        </w:rPr>
+        <w:t>Colosenses 4:4</w:t>
+      </w:r>
+    </w:p>
+    <w:p>
+      <w:pPr>
+        <w:pStyle w:val="ListBullet"/>
+        <w:spacing w:line="240" w:lineRule="auto"/>
+        <w:ind w:left="720"/>
+      </w:pPr>
+      <w:r>
+        <w:rPr>
+          <w:lang w:val="es_ES" w:bidi="es_ES"/>
+        </w:rPr>
+      </w:r>
+      <w:r>
+        <w:rPr>
+          <w:lang w:val="es_ES" w:bidi="es_ES"/>
+        </w:rPr>
+        <w:t>Juan 17:9</w:t>
+      </w:r>
+    </w:p>
+    <w:p>
+      <w:pPr>
+        <w:pStyle w:val="ListBullet"/>
+        <w:spacing w:line="240" w:lineRule="auto"/>
+        <w:ind w:left="720"/>
+      </w:pPr>
+      <w:r>
+        <w:rPr>
+          <w:lang w:val="es_ES" w:bidi="es_ES"/>
+        </w:rPr>
+      </w:r>
+      <w:r>
+        <w:rPr>
+          <w:lang w:val="es_ES" w:bidi="es_ES"/>
+        </w:rPr>
+        <w:t>Lucas 11:1</w:t>
+      </w:r>
+    </w:p>
+    <w:p>
+      <w:pPr>
+        <w:pStyle w:val="ListBullet"/>
+        <w:spacing w:line="240" w:lineRule="auto"/>
+        <w:ind w:left="720"/>
+      </w:pPr>
+      <w:r>
+        <w:rPr>
+          <w:lang w:val="es_ES" w:bidi="es_ES"/>
+        </w:rPr>
+      </w:r>
+      <w:r>
+        <w:rPr>
+          <w:lang w:val="es_ES" w:bidi="es_ES"/>
+        </w:rPr>
+        <w:t>Mateo 5:43–45</w:t>
+      </w:r>
+    </w:p>
+    <w:p>
+      <w:pPr>
+        <w:pStyle w:val="ListBullet"/>
+        <w:spacing w:line="240" w:lineRule="auto"/>
+        <w:ind w:left="720"/>
+      </w:pPr>
+      <w:r>
+        <w:rPr>
+          <w:lang w:val="es_ES" w:bidi="es_ES"/>
+        </w:rPr>
+      </w:r>
+      <w:r>
+        <w:rPr>
+          <w:lang w:val="es_ES" w:bidi="es_ES"/>
+        </w:rPr>
+        <w:t>Mateo 14:22–24</w:t>
+      </w:r>
     </w:p>
     <w:p>
       <w:pPr>
@@ -5267,90 +4925,66 @@
           <w:lang w:val="es_ES" w:bidi="es_ES"/>
         </w:rPr>
       </w:r>
-      <w:hyperlink r:id="rId70">
-        <w:r>
-          <w:rPr>
-            <w:lang w:val="es_ES" w:bidi="es_ES"/>
-          </w:rPr>
-          <w:rPr>
-            <w:color w:val="0000EE"/>
-            <w:u w:val="single"/>
-          </w:rPr>
-          <w:t>Deuteronomio 4:13–14</w:t>
-        </w:r>
-      </w:hyperlink>
-    </w:p>
-    <w:p>
-      <w:pPr>
-        <w:pStyle w:val="ListBullet"/>
-        <w:spacing w:line="240" w:lineRule="auto"/>
-        <w:ind w:left="720"/>
-      </w:pPr>
-      <w:r>
-        <w:rPr>
-          <w:lang w:val="es_ES" w:bidi="es_ES"/>
-        </w:rPr>
-      </w:r>
-      <w:hyperlink r:id="rId71">
-        <w:r>
-          <w:rPr>
-            <w:lang w:val="es_ES" w:bidi="es_ES"/>
-          </w:rPr>
-          <w:rPr>
-            <w:color w:val="0000EE"/>
-            <w:u w:val="single"/>
-          </w:rPr>
-          <w:t>Éxodo 27:20–21</w:t>
-        </w:r>
-      </w:hyperlink>
-    </w:p>
-    <w:p>
-      <w:pPr>
-        <w:pStyle w:val="ListBullet"/>
-        <w:spacing w:line="240" w:lineRule="auto"/>
-        <w:ind w:left="720"/>
-      </w:pPr>
-      <w:r>
-        <w:rPr>
-          <w:lang w:val="es_ES" w:bidi="es_ES"/>
-        </w:rPr>
-      </w:r>
-      <w:hyperlink r:id="rId72">
-        <w:r>
-          <w:rPr>
-            <w:lang w:val="es_ES" w:bidi="es_ES"/>
-          </w:rPr>
-          <w:rPr>
-            <w:color w:val="0000EE"/>
-            <w:u w:val="single"/>
-          </w:rPr>
-          <w:t>Levítico 8:31–33</w:t>
-        </w:r>
-      </w:hyperlink>
-    </w:p>
-    <w:p>
-      <w:pPr>
-        <w:pStyle w:val="ListBullet"/>
-        <w:spacing w:line="240" w:lineRule="auto"/>
-        <w:ind w:left="720"/>
-      </w:pPr>
-      <w:r>
-        <w:rPr>
-          <w:lang w:val="es_ES" w:bidi="es_ES"/>
-        </w:rPr>
-      </w:r>
-      <w:hyperlink r:id="rId73">
-        <w:r>
-          <w:rPr>
-            <w:lang w:val="es_ES" w:bidi="es_ES"/>
-          </w:rPr>
-          <w:rPr>
-            <w:color w:val="0000EE"/>
-            <w:u w:val="single"/>
-          </w:rPr>
-          <w:t>Malaquías 3:6–7</w:t>
-        </w:r>
-      </w:hyperlink>
+      <w:r>
+        <w:rPr>
+          <w:lang w:val="es_ES" w:bidi="es_ES"/>
+        </w:rPr>
+        <w:t>Deuteronomio 4:13–14</w:t>
+      </w:r>
+    </w:p>
+    <w:p>
+      <w:pPr>
+        <w:pStyle w:val="ListBullet"/>
+        <w:spacing w:line="240" w:lineRule="auto"/>
+        <w:ind w:left="720"/>
+      </w:pPr>
+      <w:r>
+        <w:rPr>
+          <w:lang w:val="es_ES" w:bidi="es_ES"/>
+        </w:rPr>
+      </w:r>
+      <w:r>
+        <w:rPr>
+          <w:lang w:val="es_ES" w:bidi="es_ES"/>
+        </w:rPr>
+        <w:t>Éxodo 27:20–21</w:t>
+      </w:r>
+    </w:p>
+    <w:p>
+      <w:pPr>
+        <w:pStyle w:val="ListBullet"/>
+        <w:spacing w:line="240" w:lineRule="auto"/>
+        <w:ind w:left="720"/>
+      </w:pPr>
+      <w:r>
+        <w:rPr>
+          <w:lang w:val="es_ES" w:bidi="es_ES"/>
+        </w:rPr>
+      </w:r>
+      <w:r>
+        <w:rPr>
+          <w:lang w:val="es_ES" w:bidi="es_ES"/>
+        </w:rPr>
+        <w:t>Levítico 8:31–33</w:t>
+      </w:r>
+    </w:p>
+    <w:p>
+      <w:pPr>
+        <w:pStyle w:val="ListBullet"/>
+        <w:spacing w:line="240" w:lineRule="auto"/>
+        <w:ind w:left="720"/>
+      </w:pPr>
+      <w:r>
+        <w:rPr>
+          <w:lang w:val="es_ES" w:bidi="es_ES"/>
+        </w:rPr>
+      </w:r>
+      <w:r>
+        <w:rPr>
+          <w:lang w:val="es_ES" w:bidi="es_ES"/>
+        </w:rPr>
+        <w:t>Malaquías 3:6–7</w:t>
+      </w:r>
     </w:p>
     <w:p>
       <w:pPr>
@@ -5608,114 +5242,84 @@
           <w:lang w:val="es_ES" w:bidi="es_ES"/>
         </w:rPr>
       </w:r>
-      <w:hyperlink r:id="rId74">
-        <w:r>
-          <w:rPr>
-            <w:lang w:val="es_ES" w:bidi="es_ES"/>
-          </w:rPr>
-          <w:rPr>
-            <w:color w:val="0000EE"/>
-            <w:u w:val="single"/>
-          </w:rPr>
-          <w:t>1 Reyes 12:31–32</w:t>
-        </w:r>
-      </w:hyperlink>
-    </w:p>
-    <w:p>
-      <w:pPr>
-        <w:pStyle w:val="ListBullet"/>
-        <w:spacing w:line="240" w:lineRule="auto"/>
-        <w:ind w:left="720"/>
-      </w:pPr>
-      <w:r>
-        <w:rPr>
-          <w:lang w:val="es_ES" w:bidi="es_ES"/>
-        </w:rPr>
-      </w:r>
-      <w:hyperlink r:id="rId75">
-        <w:r>
-          <w:rPr>
-            <w:lang w:val="es_ES" w:bidi="es_ES"/>
-          </w:rPr>
-          <w:rPr>
-            <w:color w:val="0000EE"/>
-            <w:u w:val="single"/>
-          </w:rPr>
-          <w:t>2 Samuel 17:13–14</w:t>
-        </w:r>
-      </w:hyperlink>
-    </w:p>
-    <w:p>
-      <w:pPr>
-        <w:pStyle w:val="ListBullet"/>
-        <w:spacing w:line="240" w:lineRule="auto"/>
-        <w:ind w:left="720"/>
-      </w:pPr>
-      <w:r>
-        <w:rPr>
-          <w:lang w:val="es_ES" w:bidi="es_ES"/>
-        </w:rPr>
-      </w:r>
-      <w:hyperlink r:id="rId76">
-        <w:r>
-          <w:rPr>
-            <w:lang w:val="es_ES" w:bidi="es_ES"/>
-          </w:rPr>
-          <w:rPr>
-            <w:color w:val="0000EE"/>
-            <w:u w:val="single"/>
-          </w:rPr>
-          <w:t>Éxodo 28:40–41</w:t>
-        </w:r>
-      </w:hyperlink>
-    </w:p>
-    <w:p>
-      <w:pPr>
-        <w:pStyle w:val="ListBullet"/>
-        <w:spacing w:line="240" w:lineRule="auto"/>
-        <w:ind w:left="720"/>
-      </w:pPr>
-      <w:r>
-        <w:rPr>
-          <w:lang w:val="es_ES" w:bidi="es_ES"/>
-        </w:rPr>
-      </w:r>
-      <w:hyperlink r:id="rId77">
-        <w:r>
-          <w:rPr>
-            <w:lang w:val="es_ES" w:bidi="es_ES"/>
-          </w:rPr>
-          <w:rPr>
-            <w:color w:val="0000EE"/>
-            <w:u w:val="single"/>
-          </w:rPr>
-          <w:t>Números 3:3</w:t>
-        </w:r>
-      </w:hyperlink>
-    </w:p>
-    <w:p>
-      <w:pPr>
-        <w:pStyle w:val="ListBullet"/>
-        <w:spacing w:line="240" w:lineRule="auto"/>
-        <w:ind w:left="720"/>
-      </w:pPr>
-      <w:r>
-        <w:rPr>
-          <w:lang w:val="es_ES" w:bidi="es_ES"/>
-        </w:rPr>
-      </w:r>
-      <w:hyperlink r:id="rId78">
-        <w:r>
-          <w:rPr>
-            <w:lang w:val="es_ES" w:bidi="es_ES"/>
-          </w:rPr>
-          <w:rPr>
-            <w:color w:val="0000EE"/>
-            <w:u w:val="single"/>
-          </w:rPr>
-          <w:t>Salmos 111:7–9</w:t>
-        </w:r>
-      </w:hyperlink>
+      <w:r>
+        <w:rPr>
+          <w:lang w:val="es_ES" w:bidi="es_ES"/>
+        </w:rPr>
+        <w:t>1 Reyes 12:31–32</w:t>
+      </w:r>
+    </w:p>
+    <w:p>
+      <w:pPr>
+        <w:pStyle w:val="ListBullet"/>
+        <w:spacing w:line="240" w:lineRule="auto"/>
+        <w:ind w:left="720"/>
+      </w:pPr>
+      <w:r>
+        <w:rPr>
+          <w:lang w:val="es_ES" w:bidi="es_ES"/>
+        </w:rPr>
+      </w:r>
+      <w:r>
+        <w:rPr>
+          <w:lang w:val="es_ES" w:bidi="es_ES"/>
+        </w:rPr>
+        <w:t>2 Samuel 17:13–14</w:t>
+      </w:r>
+    </w:p>
+    <w:p>
+      <w:pPr>
+        <w:pStyle w:val="ListBullet"/>
+        <w:spacing w:line="240" w:lineRule="auto"/>
+        <w:ind w:left="720"/>
+      </w:pPr>
+      <w:r>
+        <w:rPr>
+          <w:lang w:val="es_ES" w:bidi="es_ES"/>
+        </w:rPr>
+      </w:r>
+      <w:r>
+        <w:rPr>
+          <w:lang w:val="es_ES" w:bidi="es_ES"/>
+        </w:rPr>
+        <w:t>Éxodo 28:40–41</w:t>
+      </w:r>
+    </w:p>
+    <w:p>
+      <w:pPr>
+        <w:pStyle w:val="ListBullet"/>
+        <w:spacing w:line="240" w:lineRule="auto"/>
+        <w:ind w:left="720"/>
+      </w:pPr>
+      <w:r>
+        <w:rPr>
+          <w:lang w:val="es_ES" w:bidi="es_ES"/>
+        </w:rPr>
+      </w:r>
+      <w:r>
+        <w:rPr>
+          <w:lang w:val="es_ES" w:bidi="es_ES"/>
+        </w:rPr>
+        <w:t>Números 3:3</w:t>
+      </w:r>
+    </w:p>
+    <w:p>
+      <w:pPr>
+        <w:pStyle w:val="ListBullet"/>
+        <w:spacing w:line="240" w:lineRule="auto"/>
+        <w:ind w:left="720"/>
+      </w:pPr>
+      <w:r>
+        <w:rPr>
+          <w:lang w:val="es_ES" w:bidi="es_ES"/>
+        </w:rPr>
+      </w:r>
+      <w:r>
+        <w:rPr>
+          <w:lang w:val="es_ES" w:bidi="es_ES"/>
+        </w:rPr>
+        <w:t>Salmos 111:7–9</w:t>
+      </w:r>
     </w:p>
     <w:p>
       <w:pPr>
@@ -6806,114 +6410,84 @@
           <w:lang w:val="es_ES" w:bidi="es_ES"/>
         </w:rPr>
       </w:r>
-      <w:hyperlink r:id="rId79">
-        <w:r>
-          <w:rPr>
-            <w:lang w:val="es_ES" w:bidi="es_ES"/>
-          </w:rPr>
-          <w:rPr>
-            <w:color w:val="0000EE"/>
-            <w:u w:val="single"/>
-          </w:rPr>
-          <w:t>1 Pedro 1.7.</w:t>
-        </w:r>
-      </w:hyperlink>
-    </w:p>
-    <w:p>
-      <w:pPr>
-        <w:pStyle w:val="ListBullet"/>
-        <w:spacing w:line="240" w:lineRule="auto"/>
-        <w:ind w:left="720"/>
-      </w:pPr>
-      <w:r>
-        <w:rPr>
-          <w:lang w:val="es_ES" w:bidi="es_ES"/>
-        </w:rPr>
-      </w:r>
-      <w:hyperlink r:id="rId80">
-        <w:r>
-          <w:rPr>
-            <w:lang w:val="es_ES" w:bidi="es_ES"/>
-          </w:rPr>
-          <w:rPr>
-            <w:color w:val="0000EE"/>
-            <w:u w:val="single"/>
-          </w:rPr>
-          <w:t>1 Timoteo 2.8–10.</w:t>
-        </w:r>
-      </w:hyperlink>
-    </w:p>
-    <w:p>
-      <w:pPr>
-        <w:pStyle w:val="ListBullet"/>
-        <w:spacing w:line="240" w:lineRule="auto"/>
-        <w:ind w:left="720"/>
-      </w:pPr>
-      <w:r>
-        <w:rPr>
-          <w:lang w:val="es_ES" w:bidi="es_ES"/>
-        </w:rPr>
-      </w:r>
-      <w:hyperlink r:id="rId81">
-        <w:r>
-          <w:rPr>
-            <w:lang w:val="es_ES" w:bidi="es_ES"/>
-          </w:rPr>
-          <w:rPr>
-            <w:color w:val="0000EE"/>
-            <w:u w:val="single"/>
-          </w:rPr>
-          <w:t>2 Crónicas 1.15.</w:t>
-        </w:r>
-      </w:hyperlink>
-    </w:p>
-    <w:p>
-      <w:pPr>
-        <w:pStyle w:val="ListBullet"/>
-        <w:spacing w:line="240" w:lineRule="auto"/>
-        <w:ind w:left="720"/>
-      </w:pPr>
-      <w:r>
-        <w:rPr>
-          <w:lang w:val="es_ES" w:bidi="es_ES"/>
-        </w:rPr>
-      </w:r>
-      <w:hyperlink r:id="rId82">
-        <w:r>
-          <w:rPr>
-            <w:lang w:val="es_ES" w:bidi="es_ES"/>
-          </w:rPr>
-          <w:rPr>
-            <w:color w:val="0000EE"/>
-            <w:u w:val="single"/>
-          </w:rPr>
-          <w:t>Hechos 3.6.</w:t>
-        </w:r>
-      </w:hyperlink>
-    </w:p>
-    <w:p>
-      <w:pPr>
-        <w:pStyle w:val="ListBullet"/>
-        <w:spacing w:line="240" w:lineRule="auto"/>
-        <w:ind w:left="720"/>
-      </w:pPr>
-      <w:r>
-        <w:rPr>
-          <w:lang w:val="es_ES" w:bidi="es_ES"/>
-        </w:rPr>
-      </w:r>
-      <w:hyperlink r:id="rId83">
-        <w:r>
-          <w:rPr>
-            <w:lang w:val="es_ES" w:bidi="es_ES"/>
-          </w:rPr>
-          <w:rPr>
-            <w:color w:val="0000EE"/>
-            <w:u w:val="single"/>
-          </w:rPr>
-          <w:t>Daniel 2.32.</w:t>
-        </w:r>
-      </w:hyperlink>
+      <w:r>
+        <w:rPr>
+          <w:lang w:val="es_ES" w:bidi="es_ES"/>
+        </w:rPr>
+        <w:t>1 Pedro 1.7.</w:t>
+      </w:r>
+    </w:p>
+    <w:p>
+      <w:pPr>
+        <w:pStyle w:val="ListBullet"/>
+        <w:spacing w:line="240" w:lineRule="auto"/>
+        <w:ind w:left="720"/>
+      </w:pPr>
+      <w:r>
+        <w:rPr>
+          <w:lang w:val="es_ES" w:bidi="es_ES"/>
+        </w:rPr>
+      </w:r>
+      <w:r>
+        <w:rPr>
+          <w:lang w:val="es_ES" w:bidi="es_ES"/>
+        </w:rPr>
+        <w:t>1 Timoteo 2.8–10.</w:t>
+      </w:r>
+    </w:p>
+    <w:p>
+      <w:pPr>
+        <w:pStyle w:val="ListBullet"/>
+        <w:spacing w:line="240" w:lineRule="auto"/>
+        <w:ind w:left="720"/>
+      </w:pPr>
+      <w:r>
+        <w:rPr>
+          <w:lang w:val="es_ES" w:bidi="es_ES"/>
+        </w:rPr>
+      </w:r>
+      <w:r>
+        <w:rPr>
+          <w:lang w:val="es_ES" w:bidi="es_ES"/>
+        </w:rPr>
+        <w:t>2 Crónicas 1.15.</w:t>
+      </w:r>
+    </w:p>
+    <w:p>
+      <w:pPr>
+        <w:pStyle w:val="ListBullet"/>
+        <w:spacing w:line="240" w:lineRule="auto"/>
+        <w:ind w:left="720"/>
+      </w:pPr>
+      <w:r>
+        <w:rPr>
+          <w:lang w:val="es_ES" w:bidi="es_ES"/>
+        </w:rPr>
+      </w:r>
+      <w:r>
+        <w:rPr>
+          <w:lang w:val="es_ES" w:bidi="es_ES"/>
+        </w:rPr>
+        <w:t>Hechos 3.6.</w:t>
+      </w:r>
+    </w:p>
+    <w:p>
+      <w:pPr>
+        <w:pStyle w:val="ListBullet"/>
+        <w:spacing w:line="240" w:lineRule="auto"/>
+        <w:ind w:left="720"/>
+      </w:pPr>
+      <w:r>
+        <w:rPr>
+          <w:lang w:val="es_ES" w:bidi="es_ES"/>
+        </w:rPr>
+      </w:r>
+      <w:r>
+        <w:rPr>
+          <w:lang w:val="es_ES" w:bidi="es_ES"/>
+        </w:rPr>
+        <w:t>Daniel 2.32.</w:t>
+      </w:r>
     </w:p>
     <w:p>
       <w:pPr>
@@ -7209,66 +6783,48 @@
           <w:lang w:val="es_ES" w:bidi="es_ES"/>
         </w:rPr>
       </w:r>
-      <w:hyperlink r:id="rId84">
-        <w:r>
-          <w:rPr>
-            <w:lang w:val="es_ES" w:bidi="es_ES"/>
-          </w:rPr>
-          <w:rPr>
-            <w:color w:val="0000EE"/>
-            <w:u w:val="single"/>
-          </w:rPr>
-          <w:t>Oseas 1.1–2</w:t>
-        </w:r>
-      </w:hyperlink>
-    </w:p>
-    <w:p>
-      <w:pPr>
-        <w:pStyle w:val="ListBullet"/>
-        <w:spacing w:line="240" w:lineRule="auto"/>
-        <w:ind w:left="720"/>
-      </w:pPr>
-      <w:r>
-        <w:rPr>
-          <w:lang w:val="es_ES" w:bidi="es_ES"/>
-        </w:rPr>
-      </w:r>
-      <w:hyperlink r:id="rId85">
-        <w:r>
-          <w:rPr>
-            <w:lang w:val="es_ES" w:bidi="es_ES"/>
-          </w:rPr>
-          <w:rPr>
-            <w:color w:val="0000EE"/>
-            <w:u w:val="single"/>
-          </w:rPr>
-          <w:t>Oseas 1.3–5</w:t>
-        </w:r>
-      </w:hyperlink>
-    </w:p>
-    <w:p>
-      <w:pPr>
-        <w:pStyle w:val="ListBullet"/>
-        <w:spacing w:line="240" w:lineRule="auto"/>
-        <w:ind w:left="720"/>
-      </w:pPr>
-      <w:r>
-        <w:rPr>
-          <w:lang w:val="es_ES" w:bidi="es_ES"/>
-        </w:rPr>
-      </w:r>
-      <w:hyperlink r:id="rId86">
-        <w:r>
-          <w:rPr>
-            <w:lang w:val="es_ES" w:bidi="es_ES"/>
-          </w:rPr>
-          <w:rPr>
-            <w:color w:val="0000EE"/>
-            <w:u w:val="single"/>
-          </w:rPr>
-          <w:t>Oseas 1.6–7</w:t>
-        </w:r>
-      </w:hyperlink>
+      <w:r>
+        <w:rPr>
+          <w:lang w:val="es_ES" w:bidi="es_ES"/>
+        </w:rPr>
+        <w:t>Oseas 1.1–2</w:t>
+      </w:r>
+    </w:p>
+    <w:p>
+      <w:pPr>
+        <w:pStyle w:val="ListBullet"/>
+        <w:spacing w:line="240" w:lineRule="auto"/>
+        <w:ind w:left="720"/>
+      </w:pPr>
+      <w:r>
+        <w:rPr>
+          <w:lang w:val="es_ES" w:bidi="es_ES"/>
+        </w:rPr>
+      </w:r>
+      <w:r>
+        <w:rPr>
+          <w:lang w:val="es_ES" w:bidi="es_ES"/>
+        </w:rPr>
+        <w:t>Oseas 1.3–5</w:t>
+      </w:r>
+    </w:p>
+    <w:p>
+      <w:pPr>
+        <w:pStyle w:val="ListBullet"/>
+        <w:spacing w:line="240" w:lineRule="auto"/>
+        <w:ind w:left="720"/>
+      </w:pPr>
+      <w:r>
+        <w:rPr>
+          <w:lang w:val="es_ES" w:bidi="es_ES"/>
+        </w:rPr>
+      </w:r>
+      <w:r>
+        <w:rPr>
+          <w:lang w:val="es_ES" w:bidi="es_ES"/>
+        </w:rPr>
+        <w:t>Oseas 1.6–7</w:t>
+      </w:r>
     </w:p>
     <w:p>
       <w:pPr>
@@ -7552,114 +7108,84 @@
           <w:lang w:val="es_ES" w:bidi="es_ES"/>
         </w:rPr>
       </w:r>
-      <w:hyperlink r:id="rId87">
-        <w:r>
-          <w:rPr>
-            <w:lang w:val="es_ES" w:bidi="es_ES"/>
-          </w:rPr>
-          <w:rPr>
-            <w:color w:val="0000EE"/>
-            <w:u w:val="single"/>
-          </w:rPr>
-          <w:t>1 Crónicas 27.20</w:t>
-        </w:r>
-      </w:hyperlink>
-    </w:p>
-    <w:p>
-      <w:pPr>
-        <w:pStyle w:val="ListBullet"/>
-        <w:spacing w:line="240" w:lineRule="auto"/>
-        <w:ind w:left="720"/>
-      </w:pPr>
-      <w:r>
-        <w:rPr>
-          <w:lang w:val="es_ES" w:bidi="es_ES"/>
-        </w:rPr>
-      </w:r>
-      <w:hyperlink r:id="rId88">
-        <w:r>
-          <w:rPr>
-            <w:lang w:val="es_ES" w:bidi="es_ES"/>
-          </w:rPr>
-          <w:rPr>
-            <w:color w:val="0000EE"/>
-            <w:u w:val="single"/>
-          </w:rPr>
-          <w:t>2 Reyes 15.30</w:t>
-        </w:r>
-      </w:hyperlink>
-    </w:p>
-    <w:p>
-      <w:pPr>
-        <w:pStyle w:val="ListBullet"/>
-        <w:spacing w:line="240" w:lineRule="auto"/>
-        <w:ind w:left="720"/>
-      </w:pPr>
-      <w:r>
-        <w:rPr>
-          <w:lang w:val="es_ES" w:bidi="es_ES"/>
-        </w:rPr>
-      </w:r>
-      <w:hyperlink r:id="rId89">
-        <w:r>
-          <w:rPr>
-            <w:lang w:val="es_ES" w:bidi="es_ES"/>
-          </w:rPr>
-          <w:rPr>
-            <w:color w:val="0000EE"/>
-            <w:u w:val="single"/>
-          </w:rPr>
-          <w:t>2 Reyes 17.3</w:t>
-        </w:r>
-      </w:hyperlink>
-    </w:p>
-    <w:p>
-      <w:pPr>
-        <w:pStyle w:val="ListBullet"/>
-        <w:spacing w:line="240" w:lineRule="auto"/>
-        <w:ind w:left="720"/>
-      </w:pPr>
-      <w:r>
-        <w:rPr>
-          <w:lang w:val="es_ES" w:bidi="es_ES"/>
-        </w:rPr>
-      </w:r>
-      <w:hyperlink r:id="rId90">
-        <w:r>
-          <w:rPr>
-            <w:lang w:val="es_ES" w:bidi="es_ES"/>
-          </w:rPr>
-          <w:rPr>
-            <w:color w:val="0000EE"/>
-            <w:u w:val="single"/>
-          </w:rPr>
-          <w:t>2 Reyes 18.1</w:t>
-        </w:r>
-      </w:hyperlink>
-    </w:p>
-    <w:p>
-      <w:pPr>
-        <w:pStyle w:val="ListBullet"/>
-        <w:spacing w:line="240" w:lineRule="auto"/>
-        <w:ind w:left="720"/>
-      </w:pPr>
-      <w:r>
-        <w:rPr>
-          <w:lang w:val="es_ES" w:bidi="es_ES"/>
-        </w:rPr>
-      </w:r>
-      <w:hyperlink r:id="rId91">
-        <w:r>
-          <w:rPr>
-            <w:lang w:val="es_ES" w:bidi="es_ES"/>
-          </w:rPr>
-          <w:rPr>
-            <w:color w:val="0000EE"/>
-            <w:u w:val="single"/>
-          </w:rPr>
-          <w:t>2 Reyes 18.9</w:t>
-        </w:r>
-      </w:hyperlink>
+      <w:r>
+        <w:rPr>
+          <w:lang w:val="es_ES" w:bidi="es_ES"/>
+        </w:rPr>
+        <w:t>1 Crónicas 27.20</w:t>
+      </w:r>
+    </w:p>
+    <w:p>
+      <w:pPr>
+        <w:pStyle w:val="ListBullet"/>
+        <w:spacing w:line="240" w:lineRule="auto"/>
+        <w:ind w:left="720"/>
+      </w:pPr>
+      <w:r>
+        <w:rPr>
+          <w:lang w:val="es_ES" w:bidi="es_ES"/>
+        </w:rPr>
+      </w:r>
+      <w:r>
+        <w:rPr>
+          <w:lang w:val="es_ES" w:bidi="es_ES"/>
+        </w:rPr>
+        <w:t>2 Reyes 15.30</w:t>
+      </w:r>
+    </w:p>
+    <w:p>
+      <w:pPr>
+        <w:pStyle w:val="ListBullet"/>
+        <w:spacing w:line="240" w:lineRule="auto"/>
+        <w:ind w:left="720"/>
+      </w:pPr>
+      <w:r>
+        <w:rPr>
+          <w:lang w:val="es_ES" w:bidi="es_ES"/>
+        </w:rPr>
+      </w:r>
+      <w:r>
+        <w:rPr>
+          <w:lang w:val="es_ES" w:bidi="es_ES"/>
+        </w:rPr>
+        <w:t>2 Reyes 17.3</w:t>
+      </w:r>
+    </w:p>
+    <w:p>
+      <w:pPr>
+        <w:pStyle w:val="ListBullet"/>
+        <w:spacing w:line="240" w:lineRule="auto"/>
+        <w:ind w:left="720"/>
+      </w:pPr>
+      <w:r>
+        <w:rPr>
+          <w:lang w:val="es_ES" w:bidi="es_ES"/>
+        </w:rPr>
+      </w:r>
+      <w:r>
+        <w:rPr>
+          <w:lang w:val="es_ES" w:bidi="es_ES"/>
+        </w:rPr>
+        <w:t>2 Reyes 18.1</w:t>
+      </w:r>
+    </w:p>
+    <w:p>
+      <w:pPr>
+        <w:pStyle w:val="ListBullet"/>
+        <w:spacing w:line="240" w:lineRule="auto"/>
+        <w:ind w:left="720"/>
+      </w:pPr>
+      <w:r>
+        <w:rPr>
+          <w:lang w:val="es_ES" w:bidi="es_ES"/>
+        </w:rPr>
+      </w:r>
+      <w:r>
+        <w:rPr>
+          <w:lang w:val="es_ES" w:bidi="es_ES"/>
+        </w:rPr>
+        <w:t>2 Reyes 18.9</w:t>
+      </w:r>
     </w:p>
     <w:p>
       <w:pPr>
@@ -8135,210 +7661,156 @@
           <w:lang w:val="es_ES" w:bidi="es_ES"/>
         </w:rPr>
       </w:r>
-      <w:hyperlink r:id="rId92">
-        <w:r>
-          <w:rPr>
-            <w:lang w:val="es_ES" w:bidi="es_ES"/>
-          </w:rPr>
-          <w:rPr>
-            <w:color w:val="0000EE"/>
-            <w:u w:val="single"/>
-          </w:rPr>
-          <w:t>Hechos 8:32</w:t>
-        </w:r>
-      </w:hyperlink>
-    </w:p>
-    <w:p>
-      <w:pPr>
-        <w:pStyle w:val="ListBullet"/>
-        <w:spacing w:line="240" w:lineRule="auto"/>
-        <w:ind w:left="720"/>
-      </w:pPr>
-      <w:r>
-        <w:rPr>
-          <w:lang w:val="es_ES" w:bidi="es_ES"/>
-        </w:rPr>
-      </w:r>
-      <w:hyperlink r:id="rId93">
-        <w:r>
-          <w:rPr>
-            <w:lang w:val="es_ES" w:bidi="es_ES"/>
-          </w:rPr>
-          <w:rPr>
-            <w:color w:val="0000EE"/>
-            <w:u w:val="single"/>
-          </w:rPr>
-          <w:t>Génesis 30:32</w:t>
-        </w:r>
-      </w:hyperlink>
-    </w:p>
-    <w:p>
-      <w:pPr>
-        <w:pStyle w:val="ListBullet"/>
-        <w:spacing w:line="240" w:lineRule="auto"/>
-        <w:ind w:left="720"/>
-      </w:pPr>
-      <w:r>
-        <w:rPr>
-          <w:lang w:val="es_ES" w:bidi="es_ES"/>
-        </w:rPr>
-      </w:r>
-      <w:hyperlink r:id="rId94">
-        <w:r>
-          <w:rPr>
-            <w:lang w:val="es_ES" w:bidi="es_ES"/>
-          </w:rPr>
-          <w:rPr>
-            <w:color w:val="0000EE"/>
-            <w:u w:val="single"/>
-          </w:rPr>
-          <w:t>Juan 2:14</w:t>
-        </w:r>
-      </w:hyperlink>
-    </w:p>
-    <w:p>
-      <w:pPr>
-        <w:pStyle w:val="ListBullet"/>
-        <w:spacing w:line="240" w:lineRule="auto"/>
-        <w:ind w:left="720"/>
-      </w:pPr>
-      <w:r>
-        <w:rPr>
-          <w:lang w:val="es_ES" w:bidi="es_ES"/>
-        </w:rPr>
-      </w:r>
-      <w:hyperlink r:id="rId95">
-        <w:r>
-          <w:rPr>
-            <w:lang w:val="es_ES" w:bidi="es_ES"/>
-          </w:rPr>
-          <w:rPr>
-            <w:color w:val="0000EE"/>
-            <w:u w:val="single"/>
-          </w:rPr>
-          <w:t>Lucas 15:5</w:t>
-        </w:r>
-      </w:hyperlink>
-    </w:p>
-    <w:p>
-      <w:pPr>
-        <w:pStyle w:val="ListBullet"/>
-        <w:spacing w:line="240" w:lineRule="auto"/>
-        <w:ind w:left="720"/>
-      </w:pPr>
-      <w:r>
-        <w:rPr>
-          <w:lang w:val="es_ES" w:bidi="es_ES"/>
-        </w:rPr>
-      </w:r>
-      <w:hyperlink r:id="rId96">
-        <w:r>
-          <w:rPr>
-            <w:lang w:val="es_ES" w:bidi="es_ES"/>
-          </w:rPr>
-          <w:rPr>
-            <w:color w:val="0000EE"/>
-            <w:u w:val="single"/>
-          </w:rPr>
-          <w:t>Marcos 6:34</w:t>
-        </w:r>
-      </w:hyperlink>
-    </w:p>
-    <w:p>
-      <w:pPr>
-        <w:pStyle w:val="ListBullet"/>
-        <w:spacing w:line="240" w:lineRule="auto"/>
-        <w:ind w:left="720"/>
-      </w:pPr>
-      <w:r>
-        <w:rPr>
-          <w:lang w:val="es_ES" w:bidi="es_ES"/>
-        </w:rPr>
-      </w:r>
-      <w:hyperlink r:id="rId97">
-        <w:r>
-          <w:rPr>
-            <w:lang w:val="es_ES" w:bidi="es_ES"/>
-          </w:rPr>
-          <w:rPr>
-            <w:color w:val="0000EE"/>
-            <w:u w:val="single"/>
-          </w:rPr>
-          <w:t>Mateo 9:36</w:t>
-        </w:r>
-      </w:hyperlink>
-    </w:p>
-    <w:p>
-      <w:pPr>
-        <w:pStyle w:val="ListBullet"/>
-        <w:spacing w:line="240" w:lineRule="auto"/>
-        <w:ind w:left="720"/>
-      </w:pPr>
-      <w:r>
-        <w:rPr>
-          <w:lang w:val="es_ES" w:bidi="es_ES"/>
-        </w:rPr>
-      </w:r>
-      <w:hyperlink r:id="rId98">
-        <w:r>
-          <w:rPr>
-            <w:lang w:val="es_ES" w:bidi="es_ES"/>
-          </w:rPr>
-          <w:rPr>
-            <w:color w:val="0000EE"/>
-            <w:u w:val="single"/>
-          </w:rPr>
-          <w:t>Mateo 10:6</w:t>
-        </w:r>
-      </w:hyperlink>
-    </w:p>
-    <w:p>
-      <w:pPr>
-        <w:pStyle w:val="ListBullet"/>
-        <w:spacing w:line="240" w:lineRule="auto"/>
-        <w:ind w:left="720"/>
-      </w:pPr>
-      <w:r>
-        <w:rPr>
-          <w:lang w:val="es_ES" w:bidi="es_ES"/>
-        </w:rPr>
-      </w:r>
-      <w:hyperlink r:id="rId99">
-        <w:r>
-          <w:rPr>
-            <w:lang w:val="es_ES" w:bidi="es_ES"/>
-          </w:rPr>
-          <w:rPr>
-            <w:color w:val="0000EE"/>
-            <w:u w:val="single"/>
-          </w:rPr>
-          <w:t>Mateo 12:12</w:t>
-        </w:r>
-      </w:hyperlink>
-    </w:p>
-    <w:p>
-      <w:pPr>
-        <w:pStyle w:val="ListBullet"/>
-        <w:spacing w:line="240" w:lineRule="auto"/>
-        <w:ind w:left="720"/>
-      </w:pPr>
-      <w:r>
-        <w:rPr>
-          <w:lang w:val="es_ES" w:bidi="es_ES"/>
-        </w:rPr>
-      </w:r>
-      <w:hyperlink r:id="rId100">
-        <w:r>
-          <w:rPr>
-            <w:lang w:val="es_ES" w:bidi="es_ES"/>
-          </w:rPr>
-          <w:rPr>
-            <w:color w:val="0000EE"/>
-            <w:u w:val="single"/>
-          </w:rPr>
-          <w:t>Mateo 25:33</w:t>
-        </w:r>
-      </w:hyperlink>
+      <w:r>
+        <w:rPr>
+          <w:lang w:val="es_ES" w:bidi="es_ES"/>
+        </w:rPr>
+        <w:t>Hechos 8:32</w:t>
+      </w:r>
+    </w:p>
+    <w:p>
+      <w:pPr>
+        <w:pStyle w:val="ListBullet"/>
+        <w:spacing w:line="240" w:lineRule="auto"/>
+        <w:ind w:left="720"/>
+      </w:pPr>
+      <w:r>
+        <w:rPr>
+          <w:lang w:val="es_ES" w:bidi="es_ES"/>
+        </w:rPr>
+      </w:r>
+      <w:r>
+        <w:rPr>
+          <w:lang w:val="es_ES" w:bidi="es_ES"/>
+        </w:rPr>
+        <w:t>Génesis 30:32</w:t>
+      </w:r>
+    </w:p>
+    <w:p>
+      <w:pPr>
+        <w:pStyle w:val="ListBullet"/>
+        <w:spacing w:line="240" w:lineRule="auto"/>
+        <w:ind w:left="720"/>
+      </w:pPr>
+      <w:r>
+        <w:rPr>
+          <w:lang w:val="es_ES" w:bidi="es_ES"/>
+        </w:rPr>
+      </w:r>
+      <w:r>
+        <w:rPr>
+          <w:lang w:val="es_ES" w:bidi="es_ES"/>
+        </w:rPr>
+        <w:t>Juan 2:14</w:t>
+      </w:r>
+    </w:p>
+    <w:p>
+      <w:pPr>
+        <w:pStyle w:val="ListBullet"/>
+        <w:spacing w:line="240" w:lineRule="auto"/>
+        <w:ind w:left="720"/>
+      </w:pPr>
+      <w:r>
+        <w:rPr>
+          <w:lang w:val="es_ES" w:bidi="es_ES"/>
+        </w:rPr>
+      </w:r>
+      <w:r>
+        <w:rPr>
+          <w:lang w:val="es_ES" w:bidi="es_ES"/>
+        </w:rPr>
+        <w:t>Lucas 15:5</w:t>
+      </w:r>
+    </w:p>
+    <w:p>
+      <w:pPr>
+        <w:pStyle w:val="ListBullet"/>
+        <w:spacing w:line="240" w:lineRule="auto"/>
+        <w:ind w:left="720"/>
+      </w:pPr>
+      <w:r>
+        <w:rPr>
+          <w:lang w:val="es_ES" w:bidi="es_ES"/>
+        </w:rPr>
+      </w:r>
+      <w:r>
+        <w:rPr>
+          <w:lang w:val="es_ES" w:bidi="es_ES"/>
+        </w:rPr>
+        <w:t>Marcos 6:34</w:t>
+      </w:r>
+    </w:p>
+    <w:p>
+      <w:pPr>
+        <w:pStyle w:val="ListBullet"/>
+        <w:spacing w:line="240" w:lineRule="auto"/>
+        <w:ind w:left="720"/>
+      </w:pPr>
+      <w:r>
+        <w:rPr>
+          <w:lang w:val="es_ES" w:bidi="es_ES"/>
+        </w:rPr>
+      </w:r>
+      <w:r>
+        <w:rPr>
+          <w:lang w:val="es_ES" w:bidi="es_ES"/>
+        </w:rPr>
+        <w:t>Mateo 9:36</w:t>
+      </w:r>
+    </w:p>
+    <w:p>
+      <w:pPr>
+        <w:pStyle w:val="ListBullet"/>
+        <w:spacing w:line="240" w:lineRule="auto"/>
+        <w:ind w:left="720"/>
+      </w:pPr>
+      <w:r>
+        <w:rPr>
+          <w:lang w:val="es_ES" w:bidi="es_ES"/>
+        </w:rPr>
+      </w:r>
+      <w:r>
+        <w:rPr>
+          <w:lang w:val="es_ES" w:bidi="es_ES"/>
+        </w:rPr>
+        <w:t>Mateo 10:6</w:t>
+      </w:r>
+    </w:p>
+    <w:p>
+      <w:pPr>
+        <w:pStyle w:val="ListBullet"/>
+        <w:spacing w:line="240" w:lineRule="auto"/>
+        <w:ind w:left="720"/>
+      </w:pPr>
+      <w:r>
+        <w:rPr>
+          <w:lang w:val="es_ES" w:bidi="es_ES"/>
+        </w:rPr>
+      </w:r>
+      <w:r>
+        <w:rPr>
+          <w:lang w:val="es_ES" w:bidi="es_ES"/>
+        </w:rPr>
+        <w:t>Mateo 12:12</w:t>
+      </w:r>
+    </w:p>
+    <w:p>
+      <w:pPr>
+        <w:pStyle w:val="ListBullet"/>
+        <w:spacing w:line="240" w:lineRule="auto"/>
+        <w:ind w:left="720"/>
+      </w:pPr>
+      <w:r>
+        <w:rPr>
+          <w:lang w:val="es_ES" w:bidi="es_ES"/>
+        </w:rPr>
+      </w:r>
+      <w:r>
+        <w:rPr>
+          <w:lang w:val="es_ES" w:bidi="es_ES"/>
+        </w:rPr>
+        <w:t>Mateo 25:33</w:t>
+      </w:r>
     </w:p>
     <w:p>
       <w:pPr>

--- a/spa/docx/016.content.docx
+++ b/spa/docx/016.content.docx
@@ -395,13 +395,880 @@
         <w:rPr>
           <w:lang w:val="es_ES" w:bidi="es_ES"/>
         </w:rPr>
+        <w:t>, pastor)</w:t>
+      </w:r>
+    </w:p>
+    <w:p>
+      <w:pPr>
+        <w:pStyle w:val="Heading3"/>
+      </w:pPr>
+      <w:r>
+        <w:rPr>
+          <w:lang w:val="es_ES" w:bidi="es_ES"/>
+        </w:rPr>
+        <w:t>Referencias Bíblicas:</w:t>
+      </w:r>
+    </w:p>
+    <w:p>
+      <w:pPr>
+        <w:pStyle w:val="ListBullet"/>
+        <w:spacing w:line="240" w:lineRule="auto"/>
+        <w:ind w:left="720"/>
+      </w:pPr>
+      <w:r>
+        <w:rPr>
+          <w:lang w:val="es_ES" w:bidi="es_ES"/>
+        </w:rPr>
+      </w:r>
+      <w:r>
+        <w:rPr>
+          <w:lang w:val="es_ES" w:bidi="es_ES"/>
+        </w:rPr>
+        <w:t>1 Crónicas 26:31–32</w:t>
+      </w:r>
+    </w:p>
+    <w:p>
+      <w:pPr>
+        <w:pStyle w:val="ListBullet"/>
+        <w:spacing w:line="240" w:lineRule="auto"/>
+        <w:ind w:left="720"/>
+      </w:pPr>
+      <w:r>
+        <w:rPr>
+          <w:lang w:val="es_ES" w:bidi="es_ES"/>
+        </w:rPr>
+      </w:r>
+      <w:r>
+        <w:rPr>
+          <w:lang w:val="es_ES" w:bidi="es_ES"/>
+        </w:rPr>
+        <w:t>1 Timoteo 3:2</w:t>
+      </w:r>
+    </w:p>
+    <w:p>
+      <w:pPr>
+        <w:pStyle w:val="ListBullet"/>
+        <w:spacing w:line="240" w:lineRule="auto"/>
+        <w:ind w:left="720"/>
+      </w:pPr>
+      <w:r>
+        <w:rPr>
+          <w:lang w:val="es_ES" w:bidi="es_ES"/>
+        </w:rPr>
+      </w:r>
+      <w:r>
+        <w:rPr>
+          <w:lang w:val="es_ES" w:bidi="es_ES"/>
+        </w:rPr>
+        <w:t>Hechos 20:28</w:t>
+      </w:r>
+    </w:p>
+    <w:p>
+      <w:pPr>
+        <w:pStyle w:val="ListBullet"/>
+        <w:spacing w:line="240" w:lineRule="auto"/>
+        <w:ind w:left="720"/>
+      </w:pPr>
+      <w:r>
+        <w:rPr>
+          <w:lang w:val="es_ES" w:bidi="es_ES"/>
+        </w:rPr>
+      </w:r>
+      <w:r>
+        <w:rPr>
+          <w:lang w:val="es_ES" w:bidi="es_ES"/>
+        </w:rPr>
+        <w:t>Génesis 41:33–34</w:t>
+      </w:r>
+    </w:p>
+    <w:p>
+      <w:pPr>
+        <w:pStyle w:val="ListBullet"/>
+        <w:spacing w:line="240" w:lineRule="auto"/>
+        <w:ind w:left="720"/>
+      </w:pPr>
+      <w:r>
+        <w:rPr>
+          <w:lang w:val="es_ES" w:bidi="es_ES"/>
+        </w:rPr>
+      </w:r>
+      <w:r>
+        <w:rPr>
+          <w:lang w:val="es_ES" w:bidi="es_ES"/>
+        </w:rPr>
+        <w:t>Filipenses 1:1</w:t>
+      </w:r>
+    </w:p>
+    <w:p>
+      <w:pPr>
+        <w:pStyle w:val="Heading3"/>
+      </w:pPr>
+      <w:r>
+        <w:rPr>
+          <w:lang w:val="es_ES" w:bidi="es_ES"/>
+        </w:rPr>
+        <w:t>Datos de la palabra:</w:t>
+      </w:r>
+    </w:p>
+    <w:p>
+      <w:pPr>
+        <w:pStyle w:val="ListBullet"/>
+        <w:spacing w:line="240" w:lineRule="auto"/>
+        <w:ind w:left="720"/>
+      </w:pPr>
+      <w:r>
+        <w:rPr>
+          <w:lang w:val="es_ES" w:bidi="es_ES"/>
+        </w:rPr>
+      </w:r>
+      <w:r>
+        <w:rPr>
+          <w:lang w:val="es_ES" w:bidi="es_ES"/>
+        </w:rPr>
+        <w:t>Strong’s: H5329, H6485, H6496, H7860, H8104, G19830, G19840, G19850</w:t>
+      </w:r>
+      <w:r>
+        <w:rPr>
+          <w:lang w:val="es_ES" w:bidi="es_ES"/>
+        </w:rPr>
+      </w:r>
+      <w:r>
+        <w:rPr>
+          <w:lang w:val="es_ES" w:bidi="es_ES"/>
+        </w:rPr>
+      </w:r>
+    </w:p>
+    <w:p>
+      <w:pPr/>
+      <w:r>
+        <w:rPr>
+          <w:lang w:val="es_ES" w:bidi="es_ES"/>
+        </w:rPr>
+      </w:r>
+    </w:p>
+    <w:p>
+      <w:pPr>
+        <w:pStyle w:val="Heading2"/>
+      </w:pPr>
+      <w:r>
+        <w:rPr>
+          <w:lang w:val="es_ES" w:bidi="es_ES"/>
+        </w:rPr>
+        <w:t>Ocultar</w:t>
+      </w:r>
+      <w:r>
+        <w:rPr>
+          <w:lang w:val="es_ES" w:bidi="es_ES"/>
+        </w:rPr>
+      </w:r>
+    </w:p>
+    <w:p>
+      <w:pPr>
+        <w:pStyle w:val="Heading3"/>
+      </w:pPr>
+      <w:r>
+        <w:rPr>
+          <w:lang w:val="es_ES" w:bidi="es_ES"/>
+        </w:rPr>
+        <w:t>Definición:</w:t>
+      </w:r>
+    </w:p>
+    <w:p>
+      <w:pPr/>
+      <w:r>
+        <w:rPr>
+          <w:lang w:val="es_ES" w:bidi="es_ES"/>
+        </w:rPr>
+      </w:r>
+      <w:r>
+        <w:rPr>
+          <w:lang w:val="es_ES" w:bidi="es_ES"/>
+        </w:rPr>
+        <w:t>Los términos "Ocultar" y "eliminar" son expresiones que significan eliminar o destruir completamente algo o a alguien.</w:t>
+      </w:r>
+    </w:p>
+    <w:p>
+      <w:pPr>
+        <w:pStyle w:val="ListBullet"/>
+        <w:spacing w:line="240" w:lineRule="auto"/>
+        <w:ind w:left="720"/>
+      </w:pPr>
+      <w:r>
+        <w:rPr>
+          <w:lang w:val="es_ES" w:bidi="es_ES"/>
+        </w:rPr>
+      </w:r>
+      <w:r>
+        <w:rPr>
+          <w:lang w:val="es_ES" w:bidi="es_ES"/>
+        </w:rPr>
+        <w:t>Estas expresiones pueden usarse en un sentido positivo, como cuando Dios "borra" los pecados perdonándolos y eligiendo no recordarlos.</w:t>
+      </w:r>
+    </w:p>
+    <w:p>
+      <w:pPr>
+        <w:pStyle w:val="ListBullet"/>
+        <w:spacing w:line="240" w:lineRule="auto"/>
+        <w:ind w:left="720"/>
+      </w:pPr>
+      <w:r>
+        <w:rPr>
+          <w:lang w:val="es_ES" w:bidi="es_ES"/>
+        </w:rPr>
+      </w:r>
+      <w:r>
+        <w:rPr>
+          <w:lang w:val="es_ES" w:bidi="es_ES"/>
+        </w:rPr>
+        <w:t>También se usa a menudo en un sentido negativo, como cuando Dios "borra" o "elimina" a un grupo de personas, destruyéndolos por su pecado.</w:t>
+      </w:r>
+    </w:p>
+    <w:p>
+      <w:pPr>
+        <w:pStyle w:val="ListBullet"/>
+        <w:spacing w:line="240" w:lineRule="auto"/>
+        <w:ind w:left="720"/>
+      </w:pPr>
+      <w:r>
+        <w:rPr>
+          <w:lang w:val="es_ES" w:bidi="es_ES"/>
+        </w:rPr>
+      </w:r>
+      <w:r>
+        <w:rPr>
+          <w:lang w:val="es_ES" w:bidi="es_ES"/>
+        </w:rPr>
+        <w:t>La Biblia habla de que el nombre de una persona sea "borrado" o "eliminado" del Libro de la Vida de Dios, lo que significa que la persona no recibirá la vida eterna.</w:t>
+      </w:r>
+    </w:p>
+    <w:p>
+      <w:pPr>
+        <w:pStyle w:val="Heading3"/>
+      </w:pPr>
+      <w:r>
+        <w:rPr>
+          <w:lang w:val="es_ES" w:bidi="es_ES"/>
+        </w:rPr>
+        <w:t>Sugerencias de Traducción:</w:t>
+      </w:r>
+    </w:p>
+    <w:p>
+      <w:pPr>
+        <w:pStyle w:val="ListBullet"/>
+        <w:spacing w:line="240" w:lineRule="auto"/>
+        <w:ind w:left="720"/>
+      </w:pPr>
+      <w:r>
+        <w:rPr>
+          <w:lang w:val="es_ES" w:bidi="es_ES"/>
+        </w:rPr>
+      </w:r>
+      <w:r>
+        <w:rPr>
+          <w:lang w:val="es_ES" w:bidi="es_ES"/>
+        </w:rPr>
+        <w:t>Dependiendo del contexto, estas expresiones podrían traducirse como "deshacerse de", "eliminar", "destruir completamente" o "eliminar completamente".</w:t>
+      </w:r>
+    </w:p>
+    <w:p>
+      <w:pPr>
+        <w:pStyle w:val="ListBullet"/>
+        <w:spacing w:line="240" w:lineRule="auto"/>
+        <w:ind w:left="720"/>
+      </w:pPr>
+      <w:r>
+        <w:rPr>
+          <w:lang w:val="es_ES" w:bidi="es_ES"/>
+        </w:rPr>
+      </w:r>
+      <w:r>
+        <w:rPr>
+          <w:lang w:val="es_ES" w:bidi="es_ES"/>
+        </w:rPr>
+        <w:t>Cuando se refiere a borrar el nombre de alguien del Libro de la Vida, esto podría traducirse como "eliminado de" o "borrado".</w:t>
+      </w:r>
+    </w:p>
+    <w:p>
+      <w:pPr>
+        <w:pStyle w:val="Heading3"/>
+      </w:pPr>
+      <w:r>
+        <w:rPr>
+          <w:lang w:val="es_ES" w:bidi="es_ES"/>
+        </w:rPr>
+        <w:t>Referencias Bíblicas:</w:t>
+      </w:r>
+    </w:p>
+    <w:p>
+      <w:pPr>
+        <w:pStyle w:val="ListBullet"/>
+        <w:spacing w:line="240" w:lineRule="auto"/>
+        <w:ind w:left="720"/>
+      </w:pPr>
+      <w:r>
+        <w:rPr>
+          <w:lang w:val="es_ES" w:bidi="es_ES"/>
+        </w:rPr>
+      </w:r>
+      <w:r>
+        <w:rPr>
+          <w:lang w:val="es_ES" w:bidi="es_ES"/>
+        </w:rPr>
+        <w:t>Deuteronomio 29:20</w:t>
+      </w:r>
+    </w:p>
+    <w:p>
+      <w:pPr>
+        <w:pStyle w:val="ListBullet"/>
+        <w:spacing w:line="240" w:lineRule="auto"/>
+        <w:ind w:left="720"/>
+      </w:pPr>
+      <w:r>
+        <w:rPr>
+          <w:lang w:val="es_ES" w:bidi="es_ES"/>
+        </w:rPr>
+      </w:r>
+      <w:r>
+        <w:rPr>
+          <w:lang w:val="es_ES" w:bidi="es_ES"/>
+        </w:rPr>
+        <w:t>Éxodo 32:30–32</w:t>
+      </w:r>
+    </w:p>
+    <w:p>
+      <w:pPr>
+        <w:pStyle w:val="ListBullet"/>
+        <w:spacing w:line="240" w:lineRule="auto"/>
+        <w:ind w:left="720"/>
+      </w:pPr>
+      <w:r>
+        <w:rPr>
+          <w:lang w:val="es_ES" w:bidi="es_ES"/>
+        </w:rPr>
+      </w:r>
+      <w:r>
+        <w:rPr>
+          <w:lang w:val="es_ES" w:bidi="es_ES"/>
+        </w:rPr>
+        <w:t>Génesis 7:23</w:t>
+      </w:r>
+    </w:p>
+    <w:p>
+      <w:pPr>
+        <w:pStyle w:val="ListBullet"/>
+        <w:spacing w:line="240" w:lineRule="auto"/>
+        <w:ind w:left="720"/>
+      </w:pPr>
+      <w:r>
+        <w:rPr>
+          <w:lang w:val="es_ES" w:bidi="es_ES"/>
+        </w:rPr>
+      </w:r>
+      <w:r>
+        <w:rPr>
+          <w:lang w:val="es_ES" w:bidi="es_ES"/>
+        </w:rPr>
+        <w:t>Salmo 51:1</w:t>
+      </w:r>
+    </w:p>
+    <w:p>
+      <w:pPr>
+        <w:pStyle w:val="Heading3"/>
+      </w:pPr>
+      <w:r>
+        <w:rPr>
+          <w:lang w:val="es_ES" w:bidi="es_ES"/>
+        </w:rPr>
+        <w:t>Datos de la Palabra:</w:t>
+      </w:r>
+    </w:p>
+    <w:p>
+      <w:pPr>
+        <w:pStyle w:val="ListBullet"/>
+        <w:spacing w:line="240" w:lineRule="auto"/>
+        <w:ind w:left="720"/>
+      </w:pPr>
+      <w:r>
+        <w:rPr>
+          <w:lang w:val="es_ES" w:bidi="es_ES"/>
+        </w:rPr>
+      </w:r>
+      <w:r>
+        <w:rPr>
+          <w:lang w:val="es_ES" w:bidi="es_ES"/>
+        </w:rPr>
+        <w:t>Strong’s: H4229, H8045, G18130</w:t>
+      </w:r>
+      <w:r>
+        <w:rPr>
+          <w:lang w:val="es_ES" w:bidi="es_ES"/>
+        </w:rPr>
+      </w:r>
+      <w:r>
+        <w:rPr>
+          <w:lang w:val="es_ES" w:bidi="es_ES"/>
+        </w:rPr>
+      </w:r>
+    </w:p>
+    <w:p>
+      <w:pPr/>
+      <w:r>
+        <w:rPr>
+          <w:lang w:val="es_ES" w:bidi="es_ES"/>
+        </w:rPr>
+      </w:r>
+    </w:p>
+    <w:p>
+      <w:pPr>
+        <w:pStyle w:val="Heading2"/>
+      </w:pPr>
+      <w:r>
+        <w:rPr>
+          <w:lang w:val="es_ES" w:bidi="es_ES"/>
+        </w:rPr>
+        <w:t>Ofrenda Conmemorativa</w:t>
+      </w:r>
+      <w:r>
+        <w:rPr>
+          <w:lang w:val="es_ES" w:bidi="es_ES"/>
+        </w:rPr>
+      </w:r>
+    </w:p>
+    <w:p>
+      <w:pPr>
+        <w:pStyle w:val="Heading3"/>
+      </w:pPr>
+      <w:r>
+        <w:rPr>
+          <w:lang w:val="es_ES" w:bidi="es_ES"/>
+        </w:rPr>
+        <w:t>Definición:</w:t>
+      </w:r>
+    </w:p>
+    <w:p>
+      <w:pPr/>
+      <w:r>
+        <w:rPr>
+          <w:lang w:val="es_ES" w:bidi="es_ES"/>
+        </w:rPr>
+      </w:r>
+      <w:r>
+        <w:rPr>
+          <w:lang w:val="es_ES" w:bidi="es_ES"/>
+        </w:rPr>
+        <w:t>El término "memorial" se refiere a una acción u objeto que hace que alguien o algo sea recordado.</w:t>
+      </w:r>
+    </w:p>
+    <w:p>
+      <w:pPr>
+        <w:pStyle w:val="ListBullet"/>
+        <w:spacing w:line="240" w:lineRule="auto"/>
+        <w:ind w:left="720"/>
+      </w:pPr>
+      <w:r>
+        <w:rPr>
+          <w:lang w:val="es_ES" w:bidi="es_ES"/>
+        </w:rPr>
+      </w:r>
+      <w:r>
+        <w:rPr>
+          <w:lang w:val="es_ES" w:bidi="es_ES"/>
+        </w:rPr>
+        <w:t>Esta palabra también se usa como adjetivo para describir algo que les recuerde algo, como en una "ofrenda memorial", una "porción memorial" de un sacrificio o "piedras conmemorativas".</w:t>
+      </w:r>
+    </w:p>
+    <w:p>
+      <w:pPr>
+        <w:pStyle w:val="ListBullet"/>
+        <w:spacing w:line="240" w:lineRule="auto"/>
+        <w:ind w:left="720"/>
+      </w:pPr>
+      <w:r>
+        <w:rPr>
+          <w:lang w:val="es_ES" w:bidi="es_ES"/>
+        </w:rPr>
+      </w:r>
+      <w:r>
+        <w:rPr>
+          <w:lang w:val="es_ES" w:bidi="es_ES"/>
+        </w:rPr>
+        <w:t>En el Antiguo Testamento se hacían ofrendas conmemorativas para que los israelitas recordaran lo que Dios había hecho por ellos.</w:t>
+      </w:r>
+    </w:p>
+    <w:p>
+      <w:pPr>
+        <w:pStyle w:val="ListBullet"/>
+        <w:spacing w:line="240" w:lineRule="auto"/>
+        <w:ind w:left="720"/>
+      </w:pPr>
+      <w:r>
+        <w:rPr>
+          <w:lang w:val="es_ES" w:bidi="es_ES"/>
+        </w:rPr>
+      </w:r>
+      <w:r>
+        <w:rPr>
+          <w:lang w:val="es_ES" w:bidi="es_ES"/>
+        </w:rPr>
+        <w:t>Dios les dijo a los sacerdotes israelitas que usaran ropa especial que tuviera piedras memoriales. Estas piedras tenían grabados los nombres de las doce tribus de Israel. Quizás eran para recordarles la fidelidad de Dios hacia ellos.</w:t>
+      </w:r>
+    </w:p>
+    <w:p>
+      <w:pPr>
+        <w:pStyle w:val="ListBullet"/>
+        <w:spacing w:line="240" w:lineRule="auto"/>
+        <w:ind w:left="720"/>
+      </w:pPr>
+      <w:r>
+        <w:rPr>
+          <w:lang w:val="es_ES" w:bidi="es_ES"/>
+        </w:rPr>
+      </w:r>
+      <w:r>
+        <w:rPr>
+          <w:lang w:val="es_ES" w:bidi="es_ES"/>
+        </w:rPr>
+        <w:t>En el Nuevo Testamento, Dios honró a un hombre llamado Cornelio por sus obras de caridad para los pobres. Se decía que estas obras eran un "memorial" ante Dios.</w:t>
+      </w:r>
+    </w:p>
+    <w:p>
+      <w:pPr>
+        <w:pStyle w:val="Heading3"/>
+      </w:pPr>
+      <w:r>
+        <w:rPr>
+          <w:lang w:val="es_ES" w:bidi="es_ES"/>
+        </w:rPr>
+        <w:t>Sugerencias de traducción:</w:t>
+      </w:r>
+    </w:p>
+    <w:p>
+      <w:pPr>
+        <w:pStyle w:val="ListBullet"/>
+        <w:spacing w:line="240" w:lineRule="auto"/>
+        <w:ind w:left="720"/>
+      </w:pPr>
+      <w:r>
+        <w:rPr>
+          <w:lang w:val="es_ES" w:bidi="es_ES"/>
+        </w:rPr>
+      </w:r>
+      <w:r>
+        <w:rPr>
+          <w:lang w:val="es_ES" w:bidi="es_ES"/>
+        </w:rPr>
+        <w:t>Esto también podría traducirse como "recordatorio duradero".</w:t>
+      </w:r>
+    </w:p>
+    <w:p>
+      <w:pPr>
+        <w:pStyle w:val="ListBullet"/>
+        <w:spacing w:line="240" w:lineRule="auto"/>
+        <w:ind w:left="720"/>
+      </w:pPr>
+      <w:r>
+        <w:rPr>
+          <w:lang w:val="es_ES" w:bidi="es_ES"/>
+        </w:rPr>
+      </w:r>
+      <w:r>
+        <w:rPr>
+          <w:lang w:val="es_ES" w:bidi="es_ES"/>
+        </w:rPr>
+        <w:t>Una "piedra memorial" podría traducirse como una "piedra para recordarles (algo)".</w:t>
+      </w:r>
+    </w:p>
+    <w:p>
+      <w:pPr>
+        <w:pStyle w:val="Heading3"/>
+      </w:pPr>
+      <w:r>
+        <w:rPr>
+          <w:lang w:val="es_ES" w:bidi="es_ES"/>
+        </w:rPr>
+        <w:t>Referencias Bíblicas:</w:t>
+      </w:r>
+    </w:p>
+    <w:p>
+      <w:pPr>
+        <w:pStyle w:val="ListBullet"/>
+        <w:spacing w:line="240" w:lineRule="auto"/>
+        <w:ind w:left="720"/>
+      </w:pPr>
+      <w:r>
+        <w:rPr>
+          <w:lang w:val="es_ES" w:bidi="es_ES"/>
+        </w:rPr>
+      </w:r>
+      <w:r>
+        <w:rPr>
+          <w:lang w:val="es_ES" w:bidi="es_ES"/>
+        </w:rPr>
+        <w:t>Hechos 10:4</w:t>
+      </w:r>
+    </w:p>
+    <w:p>
+      <w:pPr>
+        <w:pStyle w:val="ListBullet"/>
+        <w:spacing w:line="240" w:lineRule="auto"/>
+        <w:ind w:left="720"/>
+      </w:pPr>
+      <w:r>
+        <w:rPr>
+          <w:lang w:val="es_ES" w:bidi="es_ES"/>
+        </w:rPr>
+      </w:r>
+      <w:r>
+        <w:rPr>
+          <w:lang w:val="es_ES" w:bidi="es_ES"/>
+        </w:rPr>
+        <w:t>Éxodo 12:12–14</w:t>
+      </w:r>
+    </w:p>
+    <w:p>
+      <w:pPr>
+        <w:pStyle w:val="ListBullet"/>
+        <w:spacing w:line="240" w:lineRule="auto"/>
+        <w:ind w:left="720"/>
+      </w:pPr>
+      <w:r>
+        <w:rPr>
+          <w:lang w:val="es_ES" w:bidi="es_ES"/>
+        </w:rPr>
+      </w:r>
+      <w:r>
+        <w:rPr>
+          <w:lang w:val="es_ES" w:bidi="es_ES"/>
+        </w:rPr>
+        <w:t>Isaías 66:3</w:t>
+      </w:r>
+    </w:p>
+    <w:p>
+      <w:pPr>
+        <w:pStyle w:val="ListBullet"/>
+        <w:spacing w:line="240" w:lineRule="auto"/>
+        <w:ind w:left="720"/>
+      </w:pPr>
+      <w:r>
+        <w:rPr>
+          <w:lang w:val="es_ES" w:bidi="es_ES"/>
+        </w:rPr>
+      </w:r>
+      <w:r>
+        <w:rPr>
+          <w:lang w:val="es_ES" w:bidi="es_ES"/>
+        </w:rPr>
+        <w:t>Josué 4:6–7</w:t>
+      </w:r>
+    </w:p>
+    <w:p>
+      <w:pPr>
+        <w:pStyle w:val="ListBullet"/>
+        <w:spacing w:line="240" w:lineRule="auto"/>
+        <w:ind w:left="720"/>
+      </w:pPr>
+      <w:r>
+        <w:rPr>
+          <w:lang w:val="es_ES" w:bidi="es_ES"/>
+        </w:rPr>
+      </w:r>
+      <w:r>
+        <w:rPr>
+          <w:lang w:val="es_ES" w:bidi="es_ES"/>
+        </w:rPr>
+        <w:t>Levítico 23:23–25</w:t>
+      </w:r>
+    </w:p>
+    <w:p>
+      <w:pPr>
+        <w:pStyle w:val="Heading3"/>
+      </w:pPr>
+      <w:r>
+        <w:rPr>
+          <w:lang w:val="es_ES" w:bidi="es_ES"/>
+        </w:rPr>
+        <w:t>Datos de la palabra:</w:t>
+      </w:r>
+    </w:p>
+    <w:p>
+      <w:pPr>
+        <w:pStyle w:val="ListBullet"/>
+        <w:spacing w:line="240" w:lineRule="auto"/>
+        <w:ind w:left="720"/>
+      </w:pPr>
+      <w:r>
+        <w:rPr>
+          <w:lang w:val="es_ES" w:bidi="es_ES"/>
+        </w:rPr>
+      </w:r>
+      <w:r>
+        <w:rPr>
+          <w:lang w:val="es_ES" w:bidi="es_ES"/>
+        </w:rPr>
+        <w:t>Strong’s: H2142, H2146, G34220</w:t>
+      </w:r>
+      <w:r>
+        <w:rPr>
+          <w:lang w:val="es_ES" w:bidi="es_ES"/>
+        </w:rPr>
+      </w:r>
+      <w:r>
+        <w:rPr>
+          <w:lang w:val="es_ES" w:bidi="es_ES"/>
+        </w:rPr>
+      </w:r>
+    </w:p>
+    <w:p>
+      <w:pPr/>
+      <w:r>
+        <w:rPr>
+          <w:lang w:val="es_ES" w:bidi="es_ES"/>
+        </w:rPr>
+      </w:r>
+    </w:p>
+    <w:p>
+      <w:pPr>
+        <w:pStyle w:val="Heading2"/>
+      </w:pPr>
+      <w:r>
+        <w:rPr>
+          <w:lang w:val="es_ES" w:bidi="es_ES"/>
+        </w:rPr>
+        <w:t>Ofrenda de comida</w:t>
+      </w:r>
+      <w:r>
+        <w:rPr>
+          <w:lang w:val="es_ES" w:bidi="es_ES"/>
+        </w:rPr>
+      </w:r>
+    </w:p>
+    <w:p>
+      <w:pPr>
+        <w:pStyle w:val="Heading3"/>
+      </w:pPr>
+      <w:r>
+        <w:rPr>
+          <w:lang w:val="es_ES" w:bidi="es_ES"/>
+        </w:rPr>
+        <w:t>Definición:</w:t>
+      </w:r>
+    </w:p>
+    <w:p>
+      <w:pPr/>
+      <w:r>
+        <w:rPr>
+          <w:lang w:val="es_ES" w:bidi="es_ES"/>
+        </w:rPr>
+      </w:r>
+      <w:r>
+        <w:rPr>
+          <w:lang w:val="es_ES" w:bidi="es_ES"/>
+        </w:rPr>
+        <w:t>Una "ofrenda de comida" u "ofrenda de grano" era un sacrificio a Dios en forma de grano o pan hecho de harina de grano.</w:t>
+      </w:r>
+    </w:p>
+    <w:p>
+      <w:pPr>
+        <w:pStyle w:val="ListBullet"/>
+        <w:spacing w:line="240" w:lineRule="auto"/>
+        <w:ind w:left="720"/>
+      </w:pPr>
+      <w:r>
+        <w:rPr>
+          <w:lang w:val="es_ES" w:bidi="es_ES"/>
+        </w:rPr>
+      </w:r>
+      <w:r>
+        <w:rPr>
+          <w:lang w:val="es_ES" w:bidi="es_ES"/>
+        </w:rPr>
+        <w:t>El término "comida" se refiere al grano que se ha molido para convertirlo en harina.</w:t>
+      </w:r>
+    </w:p>
+    <w:p>
+      <w:pPr>
+        <w:pStyle w:val="ListBullet"/>
+        <w:spacing w:line="240" w:lineRule="auto"/>
+        <w:ind w:left="720"/>
+      </w:pPr>
+      <w:r>
+        <w:rPr>
+          <w:lang w:val="es_ES" w:bidi="es_ES"/>
+        </w:rPr>
+      </w:r>
+      <w:r>
+        <w:rPr>
+          <w:lang w:val="es_ES" w:bidi="es_ES"/>
+        </w:rPr>
+        <w:t>La harina se mezclaba con agua o aceite para hacer un pan achatado. A veces se untaba aceite encima del pan.</w:t>
+      </w:r>
+    </w:p>
+    <w:p>
+      <w:pPr>
+        <w:pStyle w:val="ListBullet"/>
+        <w:spacing w:line="240" w:lineRule="auto"/>
+        <w:ind w:left="720"/>
+      </w:pPr>
+      <w:r>
+        <w:rPr>
+          <w:lang w:val="es_ES" w:bidi="es_ES"/>
+        </w:rPr>
+      </w:r>
+      <w:r>
+        <w:rPr>
+          <w:lang w:val="es_ES" w:bidi="es_ES"/>
+        </w:rPr>
+        <w:t>Este tipo de ofrenda generalmente se ofrecía junto con una ofrenda quemada.</w:t>
+      </w:r>
+    </w:p>
+    <w:p>
+      <w:pPr/>
+      <w:r>
+        <w:rPr>
+          <w:lang w:val="es_ES" w:bidi="es_ES"/>
+        </w:rPr>
+      </w:r>
+      <w:r>
+        <w:rPr>
+          <w:lang w:val="es_ES" w:bidi="es_ES"/>
+        </w:rPr>
+        <w:t xml:space="preserve">(Ver también: </w:t>
+      </w:r>
+      <w:r>
+        <w:rPr>
+          <w:lang w:val="es_ES" w:bidi="es_ES"/>
+        </w:rPr>
+        <w:t>ofrenda quemada</w:t>
+      </w:r>
+      <w:r>
+        <w:rPr>
+          <w:lang w:val="es_ES" w:bidi="es_ES"/>
+        </w:rPr>
         <w:t xml:space="preserve">, </w:t>
       </w:r>
       <w:r>
         <w:rPr>
           <w:lang w:val="es_ES" w:bidi="es_ES"/>
         </w:rPr>
-        <w:t>pastor)</w:t>
+        <w:t>grano</w:t>
+      </w:r>
+      <w:r>
+        <w:rPr>
+          <w:lang w:val="es_ES" w:bidi="es_ES"/>
+        </w:rPr>
+        <w:t xml:space="preserve">, </w:t>
+      </w:r>
+      <w:r>
+        <w:rPr>
+          <w:lang w:val="es_ES" w:bidi="es_ES"/>
+        </w:rPr>
+        <w:t>sacrificio</w:t>
+      </w:r>
+      <w:r>
+        <w:rPr>
+          <w:lang w:val="es_ES" w:bidi="es_ES"/>
+        </w:rPr>
+        <w:t>)</w:t>
       </w:r>
     </w:p>
     <w:p>
@@ -430,79 +1297,25 @@
         <w:rPr>
           <w:lang w:val="es_ES" w:bidi="es_ES"/>
         </w:rPr>
-        <w:t>1 Crónicas 26:31–32</w:t>
-      </w:r>
-    </w:p>
-    <w:p>
-      <w:pPr>
-        <w:pStyle w:val="ListBullet"/>
-        <w:spacing w:line="240" w:lineRule="auto"/>
-        <w:ind w:left="720"/>
-      </w:pPr>
-      <w:r>
-        <w:rPr>
-          <w:lang w:val="es_ES" w:bidi="es_ES"/>
-        </w:rPr>
-      </w:r>
-      <w:r>
-        <w:rPr>
-          <w:lang w:val="es_ES" w:bidi="es_ES"/>
-        </w:rPr>
-        <w:t>1 Timoteo 3:2</w:t>
-      </w:r>
-    </w:p>
-    <w:p>
-      <w:pPr>
-        <w:pStyle w:val="ListBullet"/>
-        <w:spacing w:line="240" w:lineRule="auto"/>
-        <w:ind w:left="720"/>
-      </w:pPr>
-      <w:r>
-        <w:rPr>
-          <w:lang w:val="es_ES" w:bidi="es_ES"/>
-        </w:rPr>
-      </w:r>
-      <w:r>
-        <w:rPr>
-          <w:lang w:val="es_ES" w:bidi="es_ES"/>
-        </w:rPr>
-        <w:t>Hechos 20:28</w:t>
-      </w:r>
-    </w:p>
-    <w:p>
-      <w:pPr>
-        <w:pStyle w:val="ListBullet"/>
-        <w:spacing w:line="240" w:lineRule="auto"/>
-        <w:ind w:left="720"/>
-      </w:pPr>
-      <w:r>
-        <w:rPr>
-          <w:lang w:val="es_ES" w:bidi="es_ES"/>
-        </w:rPr>
-      </w:r>
-      <w:r>
-        <w:rPr>
-          <w:lang w:val="es_ES" w:bidi="es_ES"/>
-        </w:rPr>
-        <w:t>Génesis 41:33–34</w:t>
-      </w:r>
-    </w:p>
-    <w:p>
-      <w:pPr>
-        <w:pStyle w:val="ListBullet"/>
-        <w:spacing w:line="240" w:lineRule="auto"/>
-        <w:ind w:left="720"/>
-      </w:pPr>
-      <w:r>
-        <w:rPr>
-          <w:lang w:val="es_ES" w:bidi="es_ES"/>
-        </w:rPr>
-      </w:r>
-      <w:r>
-        <w:rPr>
-          <w:lang w:val="es_ES" w:bidi="es_ES"/>
-        </w:rPr>
-        <w:t>Filipenses 1:1</w:t>
+        <w:t>Ezequiel 44:30–31</w:t>
+      </w:r>
+    </w:p>
+    <w:p>
+      <w:pPr>
+        <w:pStyle w:val="ListBullet"/>
+        <w:spacing w:line="240" w:lineRule="auto"/>
+        <w:ind w:left="720"/>
+      </w:pPr>
+      <w:r>
+        <w:rPr>
+          <w:lang w:val="es_ES" w:bidi="es_ES"/>
+        </w:rPr>
+      </w:r>
+      <w:r>
+        <w:rPr>
+          <w:lang w:val="es_ES" w:bidi="es_ES"/>
+        </w:rPr>
+        <w:t>Joel 2:14</w:t>
       </w:r>
     </w:p>
     <w:p>
@@ -531,7 +1344,7 @@
         <w:rPr>
           <w:lang w:val="es_ES" w:bidi="es_ES"/>
         </w:rPr>
-        <w:t>Strong’s: H5329, H6485, H6496, H7860, H8104, G19830, G19840, G19850</w:t>
+        <w:t>Strong's: H4503, H8641</w:t>
       </w:r>
       <w:r>
         <w:rPr>
@@ -560,7 +1373,7 @@
         <w:rPr>
           <w:lang w:val="es_ES" w:bidi="es_ES"/>
         </w:rPr>
-        <w:t>Ocultar</w:t>
+        <w:t>Ofrenda de comunión</w:t>
       </w:r>
       <w:r>
         <w:rPr>
@@ -576,6 +1389,377 @@
         <w:rPr>
           <w:lang w:val="es_ES" w:bidi="es_ES"/>
         </w:rPr>
+        <w:t>Hechos:</w:t>
+      </w:r>
+    </w:p>
+    <w:p>
+      <w:pPr/>
+      <w:r>
+        <w:rPr>
+          <w:lang w:val="es_ES" w:bidi="es_ES"/>
+        </w:rPr>
+      </w:r>
+      <w:r>
+        <w:rPr>
+          <w:lang w:val="es_ES" w:bidi="es_ES"/>
+        </w:rPr>
+        <w:t>En el Antiguo Testamento, la "ofrenda de comunión" era un tipo de sacrificio que se ofrecía por diferentes razones, como dar gracias a Dios o cumplir un voto.</w:t>
+      </w:r>
+    </w:p>
+    <w:p>
+      <w:pPr>
+        <w:pStyle w:val="ListBullet"/>
+        <w:spacing w:line="240" w:lineRule="auto"/>
+        <w:ind w:left="720"/>
+      </w:pPr>
+      <w:r>
+        <w:rPr>
+          <w:lang w:val="es_ES" w:bidi="es_ES"/>
+        </w:rPr>
+      </w:r>
+      <w:r>
+        <w:rPr>
+          <w:lang w:val="es_ES" w:bidi="es_ES"/>
+        </w:rPr>
+        <w:t>Esta ofrenda requería el sacrificio de un animal que podía ser macho o hembra. Esto era diferente de la ofrenda quemada, que requería un animal macho.</w:t>
+      </w:r>
+    </w:p>
+    <w:p>
+      <w:pPr>
+        <w:pStyle w:val="ListBullet"/>
+        <w:spacing w:line="240" w:lineRule="auto"/>
+        <w:ind w:left="720"/>
+      </w:pPr>
+      <w:r>
+        <w:rPr>
+          <w:lang w:val="es_ES" w:bidi="es_ES"/>
+        </w:rPr>
+      </w:r>
+      <w:r>
+        <w:rPr>
+          <w:lang w:val="es_ES" w:bidi="es_ES"/>
+        </w:rPr>
+        <w:t>Después de dar una porción del sacrificio a Dios, la persona que trajo la ofrenda de comunión compartió la carne con los sacerdotes y otros israelitas.</w:t>
+      </w:r>
+    </w:p>
+    <w:p>
+      <w:pPr>
+        <w:pStyle w:val="ListBullet"/>
+        <w:spacing w:line="240" w:lineRule="auto"/>
+        <w:ind w:left="720"/>
+      </w:pPr>
+      <w:r>
+        <w:rPr>
+          <w:lang w:val="es_ES" w:bidi="es_ES"/>
+        </w:rPr>
+      </w:r>
+      <w:r>
+        <w:rPr>
+          <w:lang w:val="es_ES" w:bidi="es_ES"/>
+        </w:rPr>
+        <w:t>Había una comida asociada con esta ofrenda que incluía pan sin levadura.</w:t>
+      </w:r>
+    </w:p>
+    <w:p>
+      <w:pPr>
+        <w:pStyle w:val="ListBullet"/>
+        <w:spacing w:line="240" w:lineRule="auto"/>
+        <w:ind w:left="720"/>
+      </w:pPr>
+      <w:r>
+        <w:rPr>
+          <w:lang w:val="es_ES" w:bidi="es_ES"/>
+        </w:rPr>
+      </w:r>
+      <w:r>
+        <w:rPr>
+          <w:lang w:val="es_ES" w:bidi="es_ES"/>
+        </w:rPr>
+        <w:t>Esto a veces se llama la "ofrenda de paz".</w:t>
+      </w:r>
+    </w:p>
+    <w:p>
+      <w:pPr/>
+      <w:r>
+        <w:rPr>
+          <w:lang w:val="es_ES" w:bidi="es_ES"/>
+        </w:rPr>
+      </w:r>
+      <w:r>
+        <w:rPr>
+          <w:lang w:val="es_ES" w:bidi="es_ES"/>
+        </w:rPr>
+        <w:t xml:space="preserve">(Véase también: </w:t>
+      </w:r>
+      <w:r>
+        <w:rPr>
+          <w:lang w:val="es_ES" w:bidi="es_ES"/>
+        </w:rPr>
+        <w:t>ofrenda quemada</w:t>
+      </w:r>
+      <w:r>
+        <w:rPr>
+          <w:lang w:val="es_ES" w:bidi="es_ES"/>
+        </w:rPr>
+        <w:t xml:space="preserve">, </w:t>
+      </w:r>
+      <w:r>
+        <w:rPr>
+          <w:lang w:val="es_ES" w:bidi="es_ES"/>
+        </w:rPr>
+        <w:t>cumplir</w:t>
+      </w:r>
+      <w:r>
+        <w:rPr>
+          <w:lang w:val="es_ES" w:bidi="es_ES"/>
+        </w:rPr>
+        <w:t xml:space="preserve">, </w:t>
+      </w:r>
+      <w:r>
+        <w:rPr>
+          <w:lang w:val="es_ES" w:bidi="es_ES"/>
+        </w:rPr>
+        <w:t>ofrenda de grano</w:t>
+      </w:r>
+      <w:r>
+        <w:rPr>
+          <w:lang w:val="es_ES" w:bidi="es_ES"/>
+        </w:rPr>
+        <w:t xml:space="preserve">, </w:t>
+      </w:r>
+      <w:r>
+        <w:rPr>
+          <w:lang w:val="es_ES" w:bidi="es_ES"/>
+        </w:rPr>
+        <w:t>ofrenda de culpa</w:t>
+      </w:r>
+      <w:r>
+        <w:rPr>
+          <w:lang w:val="es_ES" w:bidi="es_ES"/>
+        </w:rPr>
+        <w:t xml:space="preserve">, </w:t>
+      </w:r>
+      <w:r>
+        <w:rPr>
+          <w:lang w:val="es_ES" w:bidi="es_ES"/>
+        </w:rPr>
+        <w:t>ofrenda de paz</w:t>
+      </w:r>
+      <w:r>
+        <w:rPr>
+          <w:lang w:val="es_ES" w:bidi="es_ES"/>
+        </w:rPr>
+        <w:t xml:space="preserve">, </w:t>
+      </w:r>
+      <w:r>
+        <w:rPr>
+          <w:lang w:val="es_ES" w:bidi="es_ES"/>
+        </w:rPr>
+        <w:t>sacerdote</w:t>
+      </w:r>
+      <w:r>
+        <w:rPr>
+          <w:lang w:val="es_ES" w:bidi="es_ES"/>
+        </w:rPr>
+        <w:t xml:space="preserve">, </w:t>
+      </w:r>
+      <w:r>
+        <w:rPr>
+          <w:lang w:val="es_ES" w:bidi="es_ES"/>
+        </w:rPr>
+        <w:t>sacrificio</w:t>
+      </w:r>
+      <w:r>
+        <w:rPr>
+          <w:lang w:val="es_ES" w:bidi="es_ES"/>
+        </w:rPr>
+        <w:t xml:space="preserve">, </w:t>
+      </w:r>
+      <w:r>
+        <w:rPr>
+          <w:lang w:val="es_ES" w:bidi="es_ES"/>
+        </w:rPr>
+        <w:t>pan sin levadura</w:t>
+      </w:r>
+      <w:r>
+        <w:rPr>
+          <w:lang w:val="es_ES" w:bidi="es_ES"/>
+        </w:rPr>
+        <w:t>, voto).</w:t>
+      </w:r>
+    </w:p>
+    <w:p>
+      <w:pPr>
+        <w:pStyle w:val="Heading3"/>
+      </w:pPr>
+      <w:r>
+        <w:rPr>
+          <w:lang w:val="es_ES" w:bidi="es_ES"/>
+        </w:rPr>
+        <w:t>Referencias Bíblicas:</w:t>
+      </w:r>
+    </w:p>
+    <w:p>
+      <w:pPr>
+        <w:pStyle w:val="ListBullet"/>
+        <w:spacing w:line="240" w:lineRule="auto"/>
+        <w:ind w:left="720"/>
+      </w:pPr>
+      <w:r>
+        <w:rPr>
+          <w:lang w:val="es_ES" w:bidi="es_ES"/>
+        </w:rPr>
+      </w:r>
+      <w:r>
+        <w:rPr>
+          <w:lang w:val="es_ES" w:bidi="es_ES"/>
+        </w:rPr>
+        <w:t>1 Crónicas 21:25–27</w:t>
+      </w:r>
+    </w:p>
+    <w:p>
+      <w:pPr>
+        <w:pStyle w:val="ListBullet"/>
+        <w:spacing w:line="240" w:lineRule="auto"/>
+        <w:ind w:left="720"/>
+      </w:pPr>
+      <w:r>
+        <w:rPr>
+          <w:lang w:val="es_ES" w:bidi="es_ES"/>
+        </w:rPr>
+      </w:r>
+      <w:r>
+        <w:rPr>
+          <w:lang w:val="es_ES" w:bidi="es_ES"/>
+        </w:rPr>
+        <w:t>2 Crónicas 29:35</w:t>
+      </w:r>
+    </w:p>
+    <w:p>
+      <w:pPr>
+        <w:pStyle w:val="ListBullet"/>
+        <w:spacing w:line="240" w:lineRule="auto"/>
+        <w:ind w:left="720"/>
+      </w:pPr>
+      <w:r>
+        <w:rPr>
+          <w:lang w:val="es_ES" w:bidi="es_ES"/>
+        </w:rPr>
+      </w:r>
+      <w:r>
+        <w:rPr>
+          <w:lang w:val="es_ES" w:bidi="es_ES"/>
+        </w:rPr>
+        <w:t>Éxodo 24:5–6</w:t>
+      </w:r>
+    </w:p>
+    <w:p>
+      <w:pPr>
+        <w:pStyle w:val="ListBullet"/>
+        <w:spacing w:line="240" w:lineRule="auto"/>
+        <w:ind w:left="720"/>
+      </w:pPr>
+      <w:r>
+        <w:rPr>
+          <w:lang w:val="es_ES" w:bidi="es_ES"/>
+        </w:rPr>
+      </w:r>
+      <w:r>
+        <w:rPr>
+          <w:lang w:val="es_ES" w:bidi="es_ES"/>
+        </w:rPr>
+        <w:t>Levítico 3:3–5</w:t>
+      </w:r>
+    </w:p>
+    <w:p>
+      <w:pPr>
+        <w:pStyle w:val="ListBullet"/>
+        <w:spacing w:line="240" w:lineRule="auto"/>
+        <w:ind w:left="720"/>
+      </w:pPr>
+      <w:r>
+        <w:rPr>
+          <w:lang w:val="es_ES" w:bidi="es_ES"/>
+        </w:rPr>
+      </w:r>
+      <w:r>
+        <w:rPr>
+          <w:lang w:val="es_ES" w:bidi="es_ES"/>
+        </w:rPr>
+        <w:t>Números 6:13–15</w:t>
+      </w:r>
+    </w:p>
+    <w:p>
+      <w:pPr>
+        <w:pStyle w:val="Heading3"/>
+      </w:pPr>
+      <w:r>
+        <w:rPr>
+          <w:lang w:val="es_ES" w:bidi="es_ES"/>
+        </w:rPr>
+        <w:t>Datos de la Palabra:</w:t>
+      </w:r>
+    </w:p>
+    <w:p>
+      <w:pPr>
+        <w:pStyle w:val="ListBullet"/>
+        <w:spacing w:line="240" w:lineRule="auto"/>
+        <w:ind w:left="720"/>
+      </w:pPr>
+      <w:r>
+        <w:rPr>
+          <w:lang w:val="es_ES" w:bidi="es_ES"/>
+        </w:rPr>
+      </w:r>
+      <w:r>
+        <w:rPr>
+          <w:lang w:val="es_ES" w:bidi="es_ES"/>
+        </w:rPr>
+        <w:t>Strong’s: H8002</w:t>
+      </w:r>
+      <w:r>
+        <w:rPr>
+          <w:lang w:val="es_ES" w:bidi="es_ES"/>
+        </w:rPr>
+      </w:r>
+      <w:r>
+        <w:rPr>
+          <w:lang w:val="es_ES" w:bidi="es_ES"/>
+        </w:rPr>
+      </w:r>
+    </w:p>
+    <w:p>
+      <w:pPr/>
+      <w:r>
+        <w:rPr>
+          <w:lang w:val="es_ES" w:bidi="es_ES"/>
+        </w:rPr>
+      </w:r>
+    </w:p>
+    <w:p>
+      <w:pPr>
+        <w:pStyle w:val="Heading2"/>
+      </w:pPr>
+      <w:r>
+        <w:rPr>
+          <w:lang w:val="es_ES" w:bidi="es_ES"/>
+        </w:rPr>
+        <w:t>Ofrenda de culpa</w:t>
+      </w:r>
+      <w:r>
+        <w:rPr>
+          <w:lang w:val="es_ES" w:bidi="es_ES"/>
+        </w:rPr>
+      </w:r>
+    </w:p>
+    <w:p>
+      <w:pPr>
+        <w:pStyle w:val="Heading3"/>
+      </w:pPr>
+      <w:r>
+        <w:rPr>
+          <w:lang w:val="es_ES" w:bidi="es_ES"/>
+        </w:rPr>
         <w:t>Definición:</w:t>
       </w:r>
     </w:p>
@@ -590,61 +1774,105 @@
         <w:rPr>
           <w:lang w:val="es_ES" w:bidi="es_ES"/>
         </w:rPr>
-        <w:t>Los términos "Ocultar" y "eliminar" son expresiones que significan eliminar o destruir completamente algo o a alguien.</w:t>
-      </w:r>
-    </w:p>
-    <w:p>
-      <w:pPr>
-        <w:pStyle w:val="ListBullet"/>
-        <w:spacing w:line="240" w:lineRule="auto"/>
-        <w:ind w:left="720"/>
-      </w:pPr>
-      <w:r>
-        <w:rPr>
-          <w:lang w:val="es_ES" w:bidi="es_ES"/>
-        </w:rPr>
-      </w:r>
-      <w:r>
-        <w:rPr>
-          <w:lang w:val="es_ES" w:bidi="es_ES"/>
-        </w:rPr>
-        <w:t>Estas expresiones pueden usarse en un sentido positivo, como cuando Dios "borra" los pecados perdonándolos y eligiendo no recordarlos.</w:t>
-      </w:r>
-    </w:p>
-    <w:p>
-      <w:pPr>
-        <w:pStyle w:val="ListBullet"/>
-        <w:spacing w:line="240" w:lineRule="auto"/>
-        <w:ind w:left="720"/>
-      </w:pPr>
-      <w:r>
-        <w:rPr>
-          <w:lang w:val="es_ES" w:bidi="es_ES"/>
-        </w:rPr>
-      </w:r>
-      <w:r>
-        <w:rPr>
-          <w:lang w:val="es_ES" w:bidi="es_ES"/>
-        </w:rPr>
-        <w:t>También se usa a menudo en un sentido negativo, como cuando Dios "borra" o "elimina" a un grupo de personas, destruyéndolos por su pecado.</w:t>
-      </w:r>
-    </w:p>
-    <w:p>
-      <w:pPr>
-        <w:pStyle w:val="ListBullet"/>
-        <w:spacing w:line="240" w:lineRule="auto"/>
-        <w:ind w:left="720"/>
-      </w:pPr>
-      <w:r>
-        <w:rPr>
-          <w:lang w:val="es_ES" w:bidi="es_ES"/>
-        </w:rPr>
-      </w:r>
-      <w:r>
-        <w:rPr>
-          <w:lang w:val="es_ES" w:bidi="es_ES"/>
-        </w:rPr>
-        <w:t>La Biblia habla de que el nombre de una persona sea "borrado" o "eliminado" del Libro de la Vida de Dios, lo que significa que la persona no recibirá la vida eterna.</w:t>
+        <w:t>Una ofrenda de culpa era una ofrenda o sacrificio que Dios requería que un israelita hiciera si accidentalmente hacía algo malo, como faltar el respeto a Dios o dañar la propiedad de otra persona.</w:t>
+      </w:r>
+    </w:p>
+    <w:p>
+      <w:pPr>
+        <w:pStyle w:val="ListBullet"/>
+        <w:spacing w:line="240" w:lineRule="auto"/>
+        <w:ind w:left="720"/>
+      </w:pPr>
+      <w:r>
+        <w:rPr>
+          <w:lang w:val="es_ES" w:bidi="es_ES"/>
+        </w:rPr>
+      </w:r>
+      <w:r>
+        <w:rPr>
+          <w:lang w:val="es_ES" w:bidi="es_ES"/>
+        </w:rPr>
+        <w:t>Esta ofrenda implicaba el sacrificio de un animal y el pago de una multa, con plata u oro.</w:t>
+      </w:r>
+    </w:p>
+    <w:p>
+      <w:pPr>
+        <w:pStyle w:val="ListBullet"/>
+        <w:spacing w:line="240" w:lineRule="auto"/>
+        <w:ind w:left="720"/>
+      </w:pPr>
+      <w:r>
+        <w:rPr>
+          <w:lang w:val="es_ES" w:bidi="es_ES"/>
+        </w:rPr>
+      </w:r>
+      <w:r>
+        <w:rPr>
+          <w:lang w:val="es_ES" w:bidi="es_ES"/>
+        </w:rPr>
+        <w:t>Además, la persona culpable era responsable de pagar por cualquier daño causado.</w:t>
+      </w:r>
+    </w:p>
+    <w:p>
+      <w:pPr/>
+      <w:r>
+        <w:rPr>
+          <w:lang w:val="es_ES" w:bidi="es_ES"/>
+        </w:rPr>
+      </w:r>
+      <w:r>
+        <w:rPr>
+          <w:lang w:val="es_ES" w:bidi="es_ES"/>
+        </w:rPr>
+        <w:t xml:space="preserve">(Ver también: </w:t>
+      </w:r>
+      <w:r>
+        <w:rPr>
+          <w:lang w:val="es_ES" w:bidi="es_ES"/>
+        </w:rPr>
+        <w:t>holocausto</w:t>
+      </w:r>
+      <w:r>
+        <w:rPr>
+          <w:lang w:val="es_ES" w:bidi="es_ES"/>
+        </w:rPr>
+        <w:t xml:space="preserve">, </w:t>
+      </w:r>
+      <w:r>
+        <w:rPr>
+          <w:lang w:val="es_ES" w:bidi="es_ES"/>
+        </w:rPr>
+        <w:t>ofrenda de grano</w:t>
+      </w:r>
+      <w:r>
+        <w:rPr>
+          <w:lang w:val="es_ES" w:bidi="es_ES"/>
+        </w:rPr>
+        <w:t xml:space="preserve">, </w:t>
+      </w:r>
+      <w:r>
+        <w:rPr>
+          <w:lang w:val="es_ES" w:bidi="es_ES"/>
+        </w:rPr>
+        <w:t>sacrificio</w:t>
+      </w:r>
+      <w:r>
+        <w:rPr>
+          <w:lang w:val="es_ES" w:bidi="es_ES"/>
+        </w:rPr>
+        <w:t xml:space="preserve">, </w:t>
+      </w:r>
+      <w:r>
+        <w:rPr>
+          <w:lang w:val="es_ES" w:bidi="es_ES"/>
+        </w:rPr>
+        <w:t>ofrenda por el pecado</w:t>
+      </w:r>
+      <w:r>
+        <w:rPr>
+          <w:lang w:val="es_ES" w:bidi="es_ES"/>
+        </w:rPr>
+        <w:t>).</w:t>
       </w:r>
     </w:p>
     <w:p>
@@ -655,43 +1883,79 @@
         <w:rPr>
           <w:lang w:val="es_ES" w:bidi="es_ES"/>
         </w:rPr>
-        <w:t>Sugerencias de Traducción:</w:t>
-      </w:r>
-    </w:p>
-    <w:p>
-      <w:pPr>
-        <w:pStyle w:val="ListBullet"/>
-        <w:spacing w:line="240" w:lineRule="auto"/>
-        <w:ind w:left="720"/>
-      </w:pPr>
-      <w:r>
-        <w:rPr>
-          <w:lang w:val="es_ES" w:bidi="es_ES"/>
-        </w:rPr>
-      </w:r>
-      <w:r>
-        <w:rPr>
-          <w:lang w:val="es_ES" w:bidi="es_ES"/>
-        </w:rPr>
-        <w:t>Dependiendo del contexto, estas expresiones podrían traducirse como "deshacerse de", "eliminar", "destruir completamente" o "eliminar completamente".</w:t>
-      </w:r>
-    </w:p>
-    <w:p>
-      <w:pPr>
-        <w:pStyle w:val="ListBullet"/>
-        <w:spacing w:line="240" w:lineRule="auto"/>
-        <w:ind w:left="720"/>
-      </w:pPr>
-      <w:r>
-        <w:rPr>
-          <w:lang w:val="es_ES" w:bidi="es_ES"/>
-        </w:rPr>
-      </w:r>
-      <w:r>
-        <w:rPr>
-          <w:lang w:val="es_ES" w:bidi="es_ES"/>
-        </w:rPr>
-        <w:t>Cuando se refiere a borrar el nombre de alguien del Libro de la Vida, esto podría traducirse como "eliminado de" o "borrado".</w:t>
+        <w:t>Referencias Bíblicas:</w:t>
+      </w:r>
+    </w:p>
+    <w:p>
+      <w:pPr>
+        <w:pStyle w:val="ListBullet"/>
+        <w:spacing w:line="240" w:lineRule="auto"/>
+        <w:ind w:left="720"/>
+      </w:pPr>
+      <w:r>
+        <w:rPr>
+          <w:lang w:val="es_ES" w:bidi="es_ES"/>
+        </w:rPr>
+      </w:r>
+      <w:r>
+        <w:rPr>
+          <w:lang w:val="es_ES" w:bidi="es_ES"/>
+        </w:rPr>
+        <w:t>1 Samuel 6.3</w:t>
+      </w:r>
+    </w:p>
+    <w:p>
+      <w:pPr>
+        <w:pStyle w:val="ListBullet"/>
+        <w:spacing w:line="240" w:lineRule="auto"/>
+        <w:ind w:left="720"/>
+      </w:pPr>
+      <w:r>
+        <w:rPr>
+          <w:lang w:val="es_ES" w:bidi="es_ES"/>
+        </w:rPr>
+      </w:r>
+      <w:r>
+        <w:rPr>
+          <w:lang w:val="es_ES" w:bidi="es_ES"/>
+        </w:rPr>
+        <w:t>2 Reyes 12.16</w:t>
+      </w:r>
+    </w:p>
+    <w:p>
+      <w:pPr>
+        <w:pStyle w:val="ListBullet"/>
+        <w:spacing w:line="240" w:lineRule="auto"/>
+        <w:ind w:left="720"/>
+      </w:pPr>
+      <w:r>
+        <w:rPr>
+          <w:lang w:val="es_ES" w:bidi="es_ES"/>
+        </w:rPr>
+      </w:r>
+      <w:r>
+        <w:rPr>
+          <w:lang w:val="es_ES" w:bidi="es_ES"/>
+        </w:rPr>
+        <w:t>Levítico 5.5–6</w:t>
+      </w:r>
+    </w:p>
+    <w:p>
+      <w:pPr>
+        <w:pStyle w:val="ListBullet"/>
+        <w:spacing w:line="240" w:lineRule="auto"/>
+        <w:ind w:left="720"/>
+      </w:pPr>
+      <w:r>
+        <w:rPr>
+          <w:lang w:val="es_ES" w:bidi="es_ES"/>
+        </w:rPr>
+      </w:r>
+      <w:r>
+        <w:rPr>
+          <w:lang w:val="es_ES" w:bidi="es_ES"/>
+        </w:rPr>
+        <w:t>Números 6.12</w:t>
       </w:r>
     </w:p>
     <w:p>
@@ -702,6 +1966,210 @@
         <w:rPr>
           <w:lang w:val="es_ES" w:bidi="es_ES"/>
         </w:rPr>
+        <w:t>Datos de la palabra:</w:t>
+      </w:r>
+    </w:p>
+    <w:p>
+      <w:pPr>
+        <w:pStyle w:val="ListBullet"/>
+        <w:spacing w:line="240" w:lineRule="auto"/>
+        <w:ind w:left="720"/>
+      </w:pPr>
+      <w:r>
+        <w:rPr>
+          <w:lang w:val="es_ES" w:bidi="es_ES"/>
+        </w:rPr>
+      </w:r>
+      <w:r>
+        <w:rPr>
+          <w:lang w:val="es_ES" w:bidi="es_ES"/>
+        </w:rPr>
+        <w:t>Strong’s: H0817</w:t>
+      </w:r>
+      <w:r>
+        <w:rPr>
+          <w:lang w:val="es_ES" w:bidi="es_ES"/>
+        </w:rPr>
+      </w:r>
+      <w:r>
+        <w:rPr>
+          <w:lang w:val="es_ES" w:bidi="es_ES"/>
+        </w:rPr>
+      </w:r>
+    </w:p>
+    <w:p>
+      <w:pPr/>
+      <w:r>
+        <w:rPr>
+          <w:lang w:val="es_ES" w:bidi="es_ES"/>
+        </w:rPr>
+      </w:r>
+    </w:p>
+    <w:p>
+      <w:pPr>
+        <w:pStyle w:val="Heading2"/>
+      </w:pPr>
+      <w:r>
+        <w:rPr>
+          <w:lang w:val="es_ES" w:bidi="es_ES"/>
+        </w:rPr>
+        <w:t>Ofrenda de Grano</w:t>
+      </w:r>
+      <w:r>
+        <w:rPr>
+          <w:lang w:val="es_ES" w:bidi="es_ES"/>
+        </w:rPr>
+      </w:r>
+    </w:p>
+    <w:p>
+      <w:pPr>
+        <w:pStyle w:val="Heading3"/>
+      </w:pPr>
+      <w:r>
+        <w:rPr>
+          <w:lang w:val="es_ES" w:bidi="es_ES"/>
+        </w:rPr>
+        <w:t>Definición:</w:t>
+      </w:r>
+    </w:p>
+    <w:p>
+      <w:pPr/>
+      <w:r>
+        <w:rPr>
+          <w:lang w:val="es_ES" w:bidi="es_ES"/>
+        </w:rPr>
+      </w:r>
+      <w:r>
+        <w:rPr>
+          <w:lang w:val="es_ES" w:bidi="es_ES"/>
+        </w:rPr>
+        <w:t>Una ofrenda de grano era un regalo de harina de trigo o cebada ofrecido a Dios, a menudo después de una ofrenda quemada.</w:t>
+      </w:r>
+    </w:p>
+    <w:p>
+      <w:pPr>
+        <w:pStyle w:val="ListBullet"/>
+        <w:spacing w:line="240" w:lineRule="auto"/>
+        <w:ind w:left="720"/>
+      </w:pPr>
+      <w:r>
+        <w:rPr>
+          <w:lang w:val="es_ES" w:bidi="es_ES"/>
+        </w:rPr>
+      </w:r>
+      <w:r>
+        <w:rPr>
+          <w:lang w:val="es_ES" w:bidi="es_ES"/>
+        </w:rPr>
+        <w:t>El grano utilizado para la ofrenda de grano tenía que estar finamente molido. A veces se cocinaba antes de ser ofrecido, pero otras veces se dejaba sin cocinar.</w:t>
+      </w:r>
+    </w:p>
+    <w:p>
+      <w:pPr>
+        <w:pStyle w:val="ListBullet"/>
+        <w:spacing w:line="240" w:lineRule="auto"/>
+        <w:ind w:left="720"/>
+      </w:pPr>
+      <w:r>
+        <w:rPr>
+          <w:lang w:val="es_ES" w:bidi="es_ES"/>
+        </w:rPr>
+      </w:r>
+      <w:r>
+        <w:rPr>
+          <w:lang w:val="es_ES" w:bidi="es_ES"/>
+        </w:rPr>
+        <w:t>Se añadieron aceite y sal a la harina de grano, pero no se permitía la levadura ni la miel.</w:t>
+      </w:r>
+    </w:p>
+    <w:p>
+      <w:pPr>
+        <w:pStyle w:val="ListBullet"/>
+        <w:spacing w:line="240" w:lineRule="auto"/>
+        <w:ind w:left="720"/>
+      </w:pPr>
+      <w:r>
+        <w:rPr>
+          <w:lang w:val="es_ES" w:bidi="es_ES"/>
+        </w:rPr>
+      </w:r>
+      <w:r>
+        <w:rPr>
+          <w:lang w:val="es_ES" w:bidi="es_ES"/>
+        </w:rPr>
+        <w:t>Parte de la ofrenda de grano se quemaba y parte de ella era comida por los sacerdotes.</w:t>
+      </w:r>
+    </w:p>
+    <w:p>
+      <w:pPr/>
+      <w:r>
+        <w:rPr>
+          <w:lang w:val="es_ES" w:bidi="es_ES"/>
+        </w:rPr>
+      </w:r>
+      <w:r>
+        <w:rPr>
+          <w:lang w:val="es_ES" w:bidi="es_ES"/>
+        </w:rPr>
+        <w:t xml:space="preserve">(Ver también: </w:t>
+      </w:r>
+      <w:r>
+        <w:rPr>
+          <w:lang w:val="es_ES" w:bidi="es_ES"/>
+        </w:rPr>
+        <w:t>holocausto</w:t>
+      </w:r>
+      <w:r>
+        <w:rPr>
+          <w:lang w:val="es_ES" w:bidi="es_ES"/>
+        </w:rPr>
+        <w:t xml:space="preserve">, </w:t>
+      </w:r>
+      <w:r>
+        <w:rPr>
+          <w:lang w:val="es_ES" w:bidi="es_ES"/>
+        </w:rPr>
+        <w:t>ofrenda por la culpa</w:t>
+      </w:r>
+      <w:r>
+        <w:rPr>
+          <w:lang w:val="es_ES" w:bidi="es_ES"/>
+        </w:rPr>
+        <w:t xml:space="preserve">, </w:t>
+      </w:r>
+      <w:r>
+        <w:rPr>
+          <w:lang w:val="es_ES" w:bidi="es_ES"/>
+        </w:rPr>
+        <w:t>sacrificio</w:t>
+      </w:r>
+      <w:r>
+        <w:rPr>
+          <w:lang w:val="es_ES" w:bidi="es_ES"/>
+        </w:rPr>
+        <w:t xml:space="preserve">, </w:t>
+      </w:r>
+      <w:r>
+        <w:rPr>
+          <w:lang w:val="es_ES" w:bidi="es_ES"/>
+        </w:rPr>
+        <w:t>ofrenda por el pecado</w:t>
+      </w:r>
+      <w:r>
+        <w:rPr>
+          <w:lang w:val="es_ES" w:bidi="es_ES"/>
+        </w:rPr>
+        <w:t>).</w:t>
+      </w:r>
+    </w:p>
+    <w:p>
+      <w:pPr>
+        <w:pStyle w:val="Heading3"/>
+      </w:pPr>
+      <w:r>
+        <w:rPr>
+          <w:lang w:val="es_ES" w:bidi="es_ES"/>
+        </w:rPr>
         <w:t>Referencias Bíblicas:</w:t>
       </w:r>
     </w:p>
@@ -720,61 +2188,61 @@
         <w:rPr>
           <w:lang w:val="es_ES" w:bidi="es_ES"/>
         </w:rPr>
-        <w:t>Deuteronomio 29:20</w:t>
-      </w:r>
-    </w:p>
-    <w:p>
-      <w:pPr>
-        <w:pStyle w:val="ListBullet"/>
-        <w:spacing w:line="240" w:lineRule="auto"/>
-        <w:ind w:left="720"/>
-      </w:pPr>
-      <w:r>
-        <w:rPr>
-          <w:lang w:val="es_ES" w:bidi="es_ES"/>
-        </w:rPr>
-      </w:r>
-      <w:r>
-        <w:rPr>
-          <w:lang w:val="es_ES" w:bidi="es_ES"/>
-        </w:rPr>
-        <w:t>Éxodo 32:30–32</w:t>
-      </w:r>
-    </w:p>
-    <w:p>
-      <w:pPr>
-        <w:pStyle w:val="ListBullet"/>
-        <w:spacing w:line="240" w:lineRule="auto"/>
-        <w:ind w:left="720"/>
-      </w:pPr>
-      <w:r>
-        <w:rPr>
-          <w:lang w:val="es_ES" w:bidi="es_ES"/>
-        </w:rPr>
-      </w:r>
-      <w:r>
-        <w:rPr>
-          <w:lang w:val="es_ES" w:bidi="es_ES"/>
-        </w:rPr>
-        <w:t>Génesis 7:23</w:t>
-      </w:r>
-    </w:p>
-    <w:p>
-      <w:pPr>
-        <w:pStyle w:val="ListBullet"/>
-        <w:spacing w:line="240" w:lineRule="auto"/>
-        <w:ind w:left="720"/>
-      </w:pPr>
-      <w:r>
-        <w:rPr>
-          <w:lang w:val="es_ES" w:bidi="es_ES"/>
-        </w:rPr>
-      </w:r>
-      <w:r>
-        <w:rPr>
-          <w:lang w:val="es_ES" w:bidi="es_ES"/>
-        </w:rPr>
-        <w:t>Salmo 51:1</w:t>
+        <w:t>1 Crónicas 23.27–29.</w:t>
+      </w:r>
+    </w:p>
+    <w:p>
+      <w:pPr>
+        <w:pStyle w:val="ListBullet"/>
+        <w:spacing w:line="240" w:lineRule="auto"/>
+        <w:ind w:left="720"/>
+      </w:pPr>
+      <w:r>
+        <w:rPr>
+          <w:lang w:val="es_ES" w:bidi="es_ES"/>
+        </w:rPr>
+      </w:r>
+      <w:r>
+        <w:rPr>
+          <w:lang w:val="es_ES" w:bidi="es_ES"/>
+        </w:rPr>
+        <w:t>Éxodo 29.41–42.</w:t>
+      </w:r>
+    </w:p>
+    <w:p>
+      <w:pPr>
+        <w:pStyle w:val="ListBullet"/>
+        <w:spacing w:line="240" w:lineRule="auto"/>
+        <w:ind w:left="720"/>
+      </w:pPr>
+      <w:r>
+        <w:rPr>
+          <w:lang w:val="es_ES" w:bidi="es_ES"/>
+        </w:rPr>
+      </w:r>
+      <w:r>
+        <w:rPr>
+          <w:lang w:val="es_ES" w:bidi="es_ES"/>
+        </w:rPr>
+        <w:t>Jueces 13.19.</w:t>
+      </w:r>
+    </w:p>
+    <w:p>
+      <w:pPr>
+        <w:pStyle w:val="ListBullet"/>
+        <w:spacing w:line="240" w:lineRule="auto"/>
+        <w:ind w:left="720"/>
+      </w:pPr>
+      <w:r>
+        <w:rPr>
+          <w:lang w:val="es_ES" w:bidi="es_ES"/>
+        </w:rPr>
+      </w:r>
+      <w:r>
+        <w:rPr>
+          <w:lang w:val="es_ES" w:bidi="es_ES"/>
+        </w:rPr>
+        <w:t>Levítico 2.2.</w:t>
       </w:r>
     </w:p>
     <w:p>
@@ -785,6 +2253,1077 @@
         <w:rPr>
           <w:lang w:val="es_ES" w:bidi="es_ES"/>
         </w:rPr>
+        <w:t>Datos de la palabra:</w:t>
+      </w:r>
+    </w:p>
+    <w:p>
+      <w:pPr>
+        <w:pStyle w:val="ListBullet"/>
+        <w:spacing w:line="240" w:lineRule="auto"/>
+        <w:ind w:left="720"/>
+      </w:pPr>
+      <w:r>
+        <w:rPr>
+          <w:lang w:val="es_ES" w:bidi="es_ES"/>
+        </w:rPr>
+      </w:r>
+      <w:r>
+        <w:rPr>
+          <w:lang w:val="es_ES" w:bidi="es_ES"/>
+        </w:rPr>
+        <w:t>Strong’s: H4503, H8641</w:t>
+      </w:r>
+      <w:r>
+        <w:rPr>
+          <w:lang w:val="es_ES" w:bidi="es_ES"/>
+        </w:rPr>
+      </w:r>
+      <w:r>
+        <w:rPr>
+          <w:lang w:val="es_ES" w:bidi="es_ES"/>
+        </w:rPr>
+      </w:r>
+    </w:p>
+    <w:p>
+      <w:pPr/>
+      <w:r>
+        <w:rPr>
+          <w:lang w:val="es_ES" w:bidi="es_ES"/>
+        </w:rPr>
+      </w:r>
+    </w:p>
+    <w:p>
+      <w:pPr>
+        <w:pStyle w:val="Heading2"/>
+      </w:pPr>
+      <w:r>
+        <w:rPr>
+          <w:lang w:val="es_ES" w:bidi="es_ES"/>
+        </w:rPr>
+        <w:t>Ofrenda de paz</w:t>
+      </w:r>
+      <w:r>
+        <w:rPr>
+          <w:lang w:val="es_ES" w:bidi="es_ES"/>
+        </w:rPr>
+      </w:r>
+    </w:p>
+    <w:p>
+      <w:pPr>
+        <w:pStyle w:val="Heading3"/>
+      </w:pPr>
+      <w:r>
+        <w:rPr>
+          <w:lang w:val="es_ES" w:bidi="es_ES"/>
+        </w:rPr>
+        <w:t>Hechos:</w:t>
+      </w:r>
+    </w:p>
+    <w:p>
+      <w:pPr/>
+      <w:r>
+        <w:rPr>
+          <w:lang w:val="es_ES" w:bidi="es_ES"/>
+        </w:rPr>
+      </w:r>
+      <w:r>
+        <w:rPr>
+          <w:lang w:val="es_ES" w:bidi="es_ES"/>
+        </w:rPr>
+        <w:t>Una "ofrenda de paz" era una de varias ofrendas sacrificiales que Dios ordenó a los israelitas hacer. A veces se llama la "ofrenda de acción de gracias" u "ofrenda de comunión".</w:t>
+      </w:r>
+    </w:p>
+    <w:p>
+      <w:pPr>
+        <w:pStyle w:val="ListBullet"/>
+        <w:spacing w:line="240" w:lineRule="auto"/>
+        <w:ind w:left="720"/>
+      </w:pPr>
+      <w:r>
+        <w:rPr>
+          <w:lang w:val="es_ES" w:bidi="es_ES"/>
+        </w:rPr>
+      </w:r>
+      <w:r>
+        <w:rPr>
+          <w:lang w:val="es_ES" w:bidi="es_ES"/>
+        </w:rPr>
+        <w:t>Esta ofrenda implicaba sacrificar un animal sin defectos, rociar la sangre del animal en el altar y quemar la grasa del animal, así como el resto del animal por separado.</w:t>
+      </w:r>
+    </w:p>
+    <w:p>
+      <w:pPr>
+        <w:pStyle w:val="ListBullet"/>
+        <w:spacing w:line="240" w:lineRule="auto"/>
+        <w:ind w:left="720"/>
+      </w:pPr>
+      <w:r>
+        <w:rPr>
+          <w:lang w:val="es_ES" w:bidi="es_ES"/>
+        </w:rPr>
+      </w:r>
+      <w:r>
+        <w:rPr>
+          <w:lang w:val="es_ES" w:bidi="es_ES"/>
+        </w:rPr>
+        <w:t>A este sacrificio se añadía una ofrenda de pan sin levadura y con levadura, que se quemaba encima de la ofrenda quemada.</w:t>
+      </w:r>
+    </w:p>
+    <w:p>
+      <w:pPr>
+        <w:pStyle w:val="ListBullet"/>
+        <w:spacing w:line="240" w:lineRule="auto"/>
+        <w:ind w:left="720"/>
+      </w:pPr>
+      <w:r>
+        <w:rPr>
+          <w:lang w:val="es_ES" w:bidi="es_ES"/>
+        </w:rPr>
+      </w:r>
+      <w:r>
+        <w:rPr>
+          <w:lang w:val="es_ES" w:bidi="es_ES"/>
+        </w:rPr>
+        <w:t>El sacerdote y quien ofrecía el sacrificio podían compartir la comida que se ofrecía.</w:t>
+      </w:r>
+    </w:p>
+    <w:p>
+      <w:pPr>
+        <w:pStyle w:val="ListBullet"/>
+        <w:spacing w:line="240" w:lineRule="auto"/>
+        <w:ind w:left="720"/>
+      </w:pPr>
+      <w:r>
+        <w:rPr>
+          <w:lang w:val="es_ES" w:bidi="es_ES"/>
+        </w:rPr>
+      </w:r>
+      <w:r>
+        <w:rPr>
+          <w:lang w:val="es_ES" w:bidi="es_ES"/>
+        </w:rPr>
+        <w:t>Esta ofrenda simboliza la comunión de Dios con su pueblo.</w:t>
+      </w:r>
+    </w:p>
+    <w:p>
+      <w:pPr/>
+      <w:r>
+        <w:rPr>
+          <w:lang w:val="es_ES" w:bidi="es_ES"/>
+        </w:rPr>
+      </w:r>
+      <w:r>
+        <w:rPr>
+          <w:lang w:val="es_ES" w:bidi="es_ES"/>
+        </w:rPr>
+        <w:t xml:space="preserve">(Ver también: </w:t>
+      </w:r>
+      <w:r>
+        <w:rPr>
+          <w:lang w:val="es_ES" w:bidi="es_ES"/>
+        </w:rPr>
+        <w:t>holocausto</w:t>
+      </w:r>
+      <w:r>
+        <w:rPr>
+          <w:lang w:val="es_ES" w:bidi="es_ES"/>
+        </w:rPr>
+        <w:t xml:space="preserve">, </w:t>
+      </w:r>
+      <w:r>
+        <w:rPr>
+          <w:lang w:val="es_ES" w:bidi="es_ES"/>
+        </w:rPr>
+        <w:t>comunión</w:t>
+      </w:r>
+      <w:r>
+        <w:rPr>
+          <w:lang w:val="es_ES" w:bidi="es_ES"/>
+        </w:rPr>
+        <w:t xml:space="preserve">, </w:t>
+      </w:r>
+      <w:r>
+        <w:rPr>
+          <w:lang w:val="es_ES" w:bidi="es_ES"/>
+        </w:rPr>
+        <w:t>ofrenda de comunión</w:t>
+      </w:r>
+      <w:r>
+        <w:rPr>
+          <w:lang w:val="es_ES" w:bidi="es_ES"/>
+        </w:rPr>
+        <w:t xml:space="preserve">, </w:t>
+      </w:r>
+      <w:r>
+        <w:rPr>
+          <w:lang w:val="es_ES" w:bidi="es_ES"/>
+        </w:rPr>
+        <w:t>ofrenda de grano</w:t>
+      </w:r>
+      <w:r>
+        <w:rPr>
+          <w:lang w:val="es_ES" w:bidi="es_ES"/>
+        </w:rPr>
+        <w:t xml:space="preserve">, </w:t>
+      </w:r>
+      <w:r>
+        <w:rPr>
+          <w:lang w:val="es_ES" w:bidi="es_ES"/>
+        </w:rPr>
+        <w:t>sacerdote</w:t>
+      </w:r>
+      <w:r>
+        <w:rPr>
+          <w:lang w:val="es_ES" w:bidi="es_ES"/>
+        </w:rPr>
+        <w:t xml:space="preserve">, </w:t>
+      </w:r>
+      <w:r>
+        <w:rPr>
+          <w:lang w:val="es_ES" w:bidi="es_ES"/>
+        </w:rPr>
+        <w:t>sacrificio</w:t>
+      </w:r>
+      <w:r>
+        <w:rPr>
+          <w:lang w:val="es_ES" w:bidi="es_ES"/>
+        </w:rPr>
+        <w:t xml:space="preserve">, </w:t>
+      </w:r>
+      <w:r>
+        <w:rPr>
+          <w:lang w:val="es_ES" w:bidi="es_ES"/>
+        </w:rPr>
+        <w:t>pan ácimo</w:t>
+      </w:r>
+      <w:r>
+        <w:rPr>
+          <w:lang w:val="es_ES" w:bidi="es_ES"/>
+        </w:rPr>
+        <w:t>).</w:t>
+      </w:r>
+    </w:p>
+    <w:p>
+      <w:pPr>
+        <w:pStyle w:val="Heading3"/>
+      </w:pPr>
+      <w:r>
+        <w:rPr>
+          <w:lang w:val="es_ES" w:bidi="es_ES"/>
+        </w:rPr>
+        <w:t>Referencias Bíblicas:</w:t>
+      </w:r>
+    </w:p>
+    <w:p>
+      <w:pPr>
+        <w:pStyle w:val="ListBullet"/>
+        <w:spacing w:line="240" w:lineRule="auto"/>
+        <w:ind w:left="720"/>
+      </w:pPr>
+      <w:r>
+        <w:rPr>
+          <w:lang w:val="es_ES" w:bidi="es_ES"/>
+        </w:rPr>
+      </w:r>
+      <w:r>
+        <w:rPr>
+          <w:lang w:val="es_ES" w:bidi="es_ES"/>
+        </w:rPr>
+        <w:t>1 Samuel 13:8–10</w:t>
+      </w:r>
+    </w:p>
+    <w:p>
+      <w:pPr>
+        <w:pStyle w:val="ListBullet"/>
+        <w:spacing w:line="240" w:lineRule="auto"/>
+        <w:ind w:left="720"/>
+      </w:pPr>
+      <w:r>
+        <w:rPr>
+          <w:lang w:val="es_ES" w:bidi="es_ES"/>
+        </w:rPr>
+      </w:r>
+      <w:r>
+        <w:rPr>
+          <w:lang w:val="es_ES" w:bidi="es_ES"/>
+        </w:rPr>
+        <w:t>Ezequiel 45:16–17</w:t>
+      </w:r>
+    </w:p>
+    <w:p>
+      <w:pPr>
+        <w:pStyle w:val="ListBullet"/>
+        <w:spacing w:line="240" w:lineRule="auto"/>
+        <w:ind w:left="720"/>
+      </w:pPr>
+      <w:r>
+        <w:rPr>
+          <w:lang w:val="es_ES" w:bidi="es_ES"/>
+        </w:rPr>
+      </w:r>
+      <w:r>
+        <w:rPr>
+          <w:lang w:val="es_ES" w:bidi="es_ES"/>
+        </w:rPr>
+        <w:t>Josué 8:30–32</w:t>
+      </w:r>
+    </w:p>
+    <w:p>
+      <w:pPr>
+        <w:pStyle w:val="ListBullet"/>
+        <w:spacing w:line="240" w:lineRule="auto"/>
+        <w:ind w:left="720"/>
+      </w:pPr>
+      <w:r>
+        <w:rPr>
+          <w:lang w:val="es_ES" w:bidi="es_ES"/>
+        </w:rPr>
+      </w:r>
+      <w:r>
+        <w:rPr>
+          <w:lang w:val="es_ES" w:bidi="es_ES"/>
+        </w:rPr>
+        <w:t>Levítico 9:3–5</w:t>
+      </w:r>
+    </w:p>
+    <w:p>
+      <w:pPr>
+        <w:pStyle w:val="ListBullet"/>
+        <w:spacing w:line="240" w:lineRule="auto"/>
+        <w:ind w:left="720"/>
+      </w:pPr>
+      <w:r>
+        <w:rPr>
+          <w:lang w:val="es_ES" w:bidi="es_ES"/>
+        </w:rPr>
+      </w:r>
+      <w:r>
+        <w:rPr>
+          <w:lang w:val="es_ES" w:bidi="es_ES"/>
+        </w:rPr>
+        <w:t>Proverbios 7:13–15</w:t>
+      </w:r>
+    </w:p>
+    <w:p>
+      <w:pPr>
+        <w:pStyle w:val="Heading3"/>
+      </w:pPr>
+      <w:r>
+        <w:rPr>
+          <w:lang w:val="es_ES" w:bidi="es_ES"/>
+        </w:rPr>
+        <w:t>Datos de la palabra:</w:t>
+      </w:r>
+    </w:p>
+    <w:p>
+      <w:pPr>
+        <w:pStyle w:val="ListBullet"/>
+        <w:spacing w:line="240" w:lineRule="auto"/>
+        <w:ind w:left="720"/>
+      </w:pPr>
+      <w:r>
+        <w:rPr>
+          <w:lang w:val="es_ES" w:bidi="es_ES"/>
+        </w:rPr>
+      </w:r>
+      <w:r>
+        <w:rPr>
+          <w:lang w:val="es_ES" w:bidi="es_ES"/>
+        </w:rPr>
+        <w:t>Strong’s: H8002</w:t>
+      </w:r>
+      <w:r>
+        <w:rPr>
+          <w:lang w:val="es_ES" w:bidi="es_ES"/>
+        </w:rPr>
+      </w:r>
+      <w:r>
+        <w:rPr>
+          <w:lang w:val="es_ES" w:bidi="es_ES"/>
+        </w:rPr>
+      </w:r>
+    </w:p>
+    <w:p>
+      <w:pPr/>
+      <w:r>
+        <w:rPr>
+          <w:lang w:val="es_ES" w:bidi="es_ES"/>
+        </w:rPr>
+      </w:r>
+    </w:p>
+    <w:p>
+      <w:pPr>
+        <w:pStyle w:val="Heading2"/>
+      </w:pPr>
+      <w:r>
+        <w:rPr>
+          <w:lang w:val="es_ES" w:bidi="es_ES"/>
+        </w:rPr>
+        <w:t>Ofrenda por el pecado</w:t>
+      </w:r>
+      <w:r>
+        <w:rPr>
+          <w:lang w:val="es_ES" w:bidi="es_ES"/>
+        </w:rPr>
+      </w:r>
+    </w:p>
+    <w:p>
+      <w:pPr>
+        <w:pStyle w:val="Heading3"/>
+      </w:pPr>
+      <w:r>
+        <w:rPr>
+          <w:lang w:val="es_ES" w:bidi="es_ES"/>
+        </w:rPr>
+        <w:t>Definición:</w:t>
+      </w:r>
+    </w:p>
+    <w:p>
+      <w:pPr/>
+      <w:r>
+        <w:rPr>
+          <w:lang w:val="es_ES" w:bidi="es_ES"/>
+        </w:rPr>
+      </w:r>
+      <w:r>
+        <w:rPr>
+          <w:lang w:val="es_ES" w:bidi="es_ES"/>
+        </w:rPr>
+        <w:t>La "ofrenda por el pecado" era uno de varios sacrificios que Dios requería que los israelitas ofrecieran.</w:t>
+      </w:r>
+    </w:p>
+    <w:p>
+      <w:pPr>
+        <w:pStyle w:val="ListBullet"/>
+        <w:spacing w:line="240" w:lineRule="auto"/>
+        <w:ind w:left="720"/>
+      </w:pPr>
+      <w:r>
+        <w:rPr>
+          <w:lang w:val="es_ES" w:bidi="es_ES"/>
+        </w:rPr>
+      </w:r>
+      <w:r>
+        <w:rPr>
+          <w:lang w:val="es_ES" w:bidi="es_ES"/>
+        </w:rPr>
+        <w:t>Esta ofrenda implicaba sacrificar un toro, quemar su sangre y grasa en el altar, y tomar el resto del cuerpo del animal y quemarlo en el suelo fuera del campamento israelita.</w:t>
+      </w:r>
+    </w:p>
+    <w:p>
+      <w:pPr>
+        <w:pStyle w:val="ListBullet"/>
+        <w:spacing w:line="240" w:lineRule="auto"/>
+        <w:ind w:left="720"/>
+      </w:pPr>
+      <w:r>
+        <w:rPr>
+          <w:lang w:val="es_ES" w:bidi="es_ES"/>
+        </w:rPr>
+      </w:r>
+      <w:r>
+        <w:rPr>
+          <w:lang w:val="es_ES" w:bidi="es_ES"/>
+        </w:rPr>
+        <w:t>La quema completa de este sacrificio animal muestra cuán santo es Dios y cuán terrible es el pecado.</w:t>
+      </w:r>
+    </w:p>
+    <w:p>
+      <w:pPr>
+        <w:pStyle w:val="ListBullet"/>
+        <w:spacing w:line="240" w:lineRule="auto"/>
+        <w:ind w:left="720"/>
+      </w:pPr>
+      <w:r>
+        <w:rPr>
+          <w:lang w:val="es_ES" w:bidi="es_ES"/>
+        </w:rPr>
+      </w:r>
+      <w:r>
+        <w:rPr>
+          <w:lang w:val="es_ES" w:bidi="es_ES"/>
+        </w:rPr>
+        <w:t>La Biblia enseña que para que haya una limpieza del pecado, se debe derramar sangre para pagar el costo del pecado cometido.</w:t>
+      </w:r>
+    </w:p>
+    <w:p>
+      <w:pPr>
+        <w:pStyle w:val="ListBullet"/>
+        <w:spacing w:line="240" w:lineRule="auto"/>
+        <w:ind w:left="720"/>
+      </w:pPr>
+      <w:r>
+        <w:rPr>
+          <w:lang w:val="es_ES" w:bidi="es_ES"/>
+        </w:rPr>
+      </w:r>
+      <w:r>
+        <w:rPr>
+          <w:lang w:val="es_ES" w:bidi="es_ES"/>
+        </w:rPr>
+        <w:t>Los sacrificios de animales no podían lograr el perdón de los pecados de manera permanente.</w:t>
+      </w:r>
+    </w:p>
+    <w:p>
+      <w:pPr>
+        <w:pStyle w:val="ListBullet"/>
+        <w:spacing w:line="240" w:lineRule="auto"/>
+        <w:ind w:left="720"/>
+      </w:pPr>
+      <w:r>
+        <w:rPr>
+          <w:lang w:val="es_ES" w:bidi="es_ES"/>
+        </w:rPr>
+      </w:r>
+      <w:r>
+        <w:rPr>
+          <w:lang w:val="es_ES" w:bidi="es_ES"/>
+        </w:rPr>
+        <w:t>La muerte de Jesús en la cruz pagó la pena por el pecado, para siempre. Él fue la ofrenda perfecta por el pecado.</w:t>
+      </w:r>
+    </w:p>
+    <w:p>
+      <w:pPr/>
+      <w:r>
+        <w:rPr>
+          <w:lang w:val="es_ES" w:bidi="es_ES"/>
+        </w:rPr>
+      </w:r>
+      <w:r>
+        <w:rPr>
+          <w:lang w:val="es_ES" w:bidi="es_ES"/>
+        </w:rPr>
+        <w:t xml:space="preserve">(Ver también: </w:t>
+      </w:r>
+      <w:r>
+        <w:rPr>
+          <w:lang w:val="es_ES" w:bidi="es_ES"/>
+        </w:rPr>
+        <w:t>altar</w:t>
+      </w:r>
+      <w:r>
+        <w:rPr>
+          <w:lang w:val="es_ES" w:bidi="es_ES"/>
+        </w:rPr>
+        <w:t xml:space="preserve">, </w:t>
+      </w:r>
+      <w:r>
+        <w:rPr>
+          <w:lang w:val="es_ES" w:bidi="es_ES"/>
+        </w:rPr>
+        <w:t>vaca</w:t>
+      </w:r>
+      <w:r>
+        <w:rPr>
+          <w:lang w:val="es_ES" w:bidi="es_ES"/>
+        </w:rPr>
+        <w:t xml:space="preserve">, </w:t>
+      </w:r>
+      <w:r>
+        <w:rPr>
+          <w:lang w:val="es_ES" w:bidi="es_ES"/>
+        </w:rPr>
+        <w:t>perdonar</w:t>
+      </w:r>
+      <w:r>
+        <w:rPr>
+          <w:lang w:val="es_ES" w:bidi="es_ES"/>
+        </w:rPr>
+        <w:t xml:space="preserve">, </w:t>
+      </w:r>
+      <w:r>
+        <w:rPr>
+          <w:lang w:val="es_ES" w:bidi="es_ES"/>
+        </w:rPr>
+        <w:t>sacrificio</w:t>
+      </w:r>
+      <w:r>
+        <w:rPr>
+          <w:lang w:val="es_ES" w:bidi="es_ES"/>
+        </w:rPr>
+        <w:t xml:space="preserve">, </w:t>
+      </w:r>
+      <w:r>
+        <w:rPr>
+          <w:lang w:val="es_ES" w:bidi="es_ES"/>
+        </w:rPr>
+        <w:t>pecado</w:t>
+      </w:r>
+      <w:r>
+        <w:rPr>
+          <w:lang w:val="es_ES" w:bidi="es_ES"/>
+        </w:rPr>
+        <w:t>)</w:t>
+      </w:r>
+    </w:p>
+    <w:p>
+      <w:pPr>
+        <w:pStyle w:val="Heading3"/>
+      </w:pPr>
+      <w:r>
+        <w:rPr>
+          <w:lang w:val="es_ES" w:bidi="es_ES"/>
+        </w:rPr>
+        <w:t>Referencias Bíblicas:</w:t>
+      </w:r>
+    </w:p>
+    <w:p>
+      <w:pPr>
+        <w:pStyle w:val="ListBullet"/>
+        <w:spacing w:line="240" w:lineRule="auto"/>
+        <w:ind w:left="720"/>
+      </w:pPr>
+      <w:r>
+        <w:rPr>
+          <w:lang w:val="es_ES" w:bidi="es_ES"/>
+        </w:rPr>
+      </w:r>
+      <w:r>
+        <w:rPr>
+          <w:lang w:val="es_ES" w:bidi="es_ES"/>
+        </w:rPr>
+        <w:t>2 Crónicas 29:20–21</w:t>
+      </w:r>
+    </w:p>
+    <w:p>
+      <w:pPr>
+        <w:pStyle w:val="ListBullet"/>
+        <w:spacing w:line="240" w:lineRule="auto"/>
+        <w:ind w:left="720"/>
+      </w:pPr>
+      <w:r>
+        <w:rPr>
+          <w:lang w:val="es_ES" w:bidi="es_ES"/>
+        </w:rPr>
+      </w:r>
+      <w:r>
+        <w:rPr>
+          <w:lang w:val="es_ES" w:bidi="es_ES"/>
+        </w:rPr>
+        <w:t>Éxodo 29:35–37</w:t>
+      </w:r>
+    </w:p>
+    <w:p>
+      <w:pPr>
+        <w:pStyle w:val="ListBullet"/>
+        <w:spacing w:line="240" w:lineRule="auto"/>
+        <w:ind w:left="720"/>
+      </w:pPr>
+      <w:r>
+        <w:rPr>
+          <w:lang w:val="es_ES" w:bidi="es_ES"/>
+        </w:rPr>
+      </w:r>
+      <w:r>
+        <w:rPr>
+          <w:lang w:val="es_ES" w:bidi="es_ES"/>
+        </w:rPr>
+        <w:t>Ezequiel 44:25–27</w:t>
+      </w:r>
+    </w:p>
+    <w:p>
+      <w:pPr>
+        <w:pStyle w:val="ListBullet"/>
+        <w:spacing w:line="240" w:lineRule="auto"/>
+        <w:ind w:left="720"/>
+      </w:pPr>
+      <w:r>
+        <w:rPr>
+          <w:lang w:val="es_ES" w:bidi="es_ES"/>
+        </w:rPr>
+      </w:r>
+      <w:r>
+        <w:rPr>
+          <w:lang w:val="es_ES" w:bidi="es_ES"/>
+        </w:rPr>
+        <w:t>Levítico 5:11</w:t>
+      </w:r>
+    </w:p>
+    <w:p>
+      <w:pPr>
+        <w:pStyle w:val="ListBullet"/>
+        <w:spacing w:line="240" w:lineRule="auto"/>
+        <w:ind w:left="720"/>
+      </w:pPr>
+      <w:r>
+        <w:rPr>
+          <w:lang w:val="es_ES" w:bidi="es_ES"/>
+        </w:rPr>
+      </w:r>
+      <w:r>
+        <w:rPr>
+          <w:lang w:val="es_ES" w:bidi="es_ES"/>
+        </w:rPr>
+        <w:t>Números 7:15–17</w:t>
+      </w:r>
+    </w:p>
+    <w:p>
+      <w:pPr>
+        <w:pStyle w:val="Heading3"/>
+      </w:pPr>
+      <w:r>
+        <w:rPr>
+          <w:lang w:val="es_ES" w:bidi="es_ES"/>
+        </w:rPr>
+        <w:t>Datos de Palabra:</w:t>
+      </w:r>
+    </w:p>
+    <w:p>
+      <w:pPr>
+        <w:pStyle w:val="ListBullet"/>
+        <w:spacing w:line="240" w:lineRule="auto"/>
+        <w:ind w:left="720"/>
+      </w:pPr>
+      <w:r>
+        <w:rPr>
+          <w:lang w:val="es_ES" w:bidi="es_ES"/>
+        </w:rPr>
+      </w:r>
+      <w:r>
+        <w:rPr>
+          <w:lang w:val="es_ES" w:bidi="es_ES"/>
+        </w:rPr>
+        <w:t>Strong's: H2401, H2402, H2398, H2403</w:t>
+      </w:r>
+      <w:r>
+        <w:rPr>
+          <w:lang w:val="es_ES" w:bidi="es_ES"/>
+        </w:rPr>
+      </w:r>
+      <w:r>
+        <w:rPr>
+          <w:lang w:val="es_ES" w:bidi="es_ES"/>
+        </w:rPr>
+      </w:r>
+    </w:p>
+    <w:p>
+      <w:pPr/>
+      <w:r>
+        <w:rPr>
+          <w:lang w:val="es_ES" w:bidi="es_ES"/>
+        </w:rPr>
+      </w:r>
+    </w:p>
+    <w:p>
+      <w:pPr>
+        <w:pStyle w:val="Heading2"/>
+      </w:pPr>
+      <w:r>
+        <w:rPr>
+          <w:lang w:val="es_ES" w:bidi="es_ES"/>
+        </w:rPr>
+        <w:t>Ofrenda voluntaria</w:t>
+      </w:r>
+      <w:r>
+        <w:rPr>
+          <w:lang w:val="es_ES" w:bidi="es_ES"/>
+        </w:rPr>
+      </w:r>
+    </w:p>
+    <w:p>
+      <w:pPr>
+        <w:pStyle w:val="Heading3"/>
+      </w:pPr>
+      <w:r>
+        <w:rPr>
+          <w:lang w:val="es_ES" w:bidi="es_ES"/>
+        </w:rPr>
+        <w:t>Definición:</w:t>
+      </w:r>
+    </w:p>
+    <w:p>
+      <w:pPr/>
+      <w:r>
+        <w:rPr>
+          <w:lang w:val="es_ES" w:bidi="es_ES"/>
+        </w:rPr>
+      </w:r>
+      <w:r>
+        <w:rPr>
+          <w:lang w:val="es_ES" w:bidi="es_ES"/>
+        </w:rPr>
+        <w:t>Una ofrenda voluntaria era un tipo de sacrificio a Dios que no estaba requerido por la Ley de Moisés. Era la propia elección de una persona dar esta ofrenda.</w:t>
+      </w:r>
+    </w:p>
+    <w:p>
+      <w:pPr>
+        <w:pStyle w:val="ListBullet"/>
+        <w:spacing w:line="240" w:lineRule="auto"/>
+        <w:ind w:left="720"/>
+      </w:pPr>
+      <w:r>
+        <w:rPr>
+          <w:lang w:val="es_ES" w:bidi="es_ES"/>
+        </w:rPr>
+      </w:r>
+      <w:r>
+        <w:rPr>
+          <w:lang w:val="es_ES" w:bidi="es_ES"/>
+        </w:rPr>
+        <w:t>Si la ofrenda voluntaria era un animal para ser sacrificado, se permitía que el animal tuviera defectos leves ya que era una ofrenda voluntaria.</w:t>
+      </w:r>
+    </w:p>
+    <w:p>
+      <w:pPr>
+        <w:pStyle w:val="ListBullet"/>
+        <w:spacing w:line="240" w:lineRule="auto"/>
+        <w:ind w:left="720"/>
+      </w:pPr>
+      <w:r>
+        <w:rPr>
+          <w:lang w:val="es_ES" w:bidi="es_ES"/>
+        </w:rPr>
+      </w:r>
+      <w:r>
+        <w:rPr>
+          <w:lang w:val="es_ES" w:bidi="es_ES"/>
+        </w:rPr>
+        <w:t>Los israelitas comían el animal sacrificado como parte de un banquete de celebración.</w:t>
+      </w:r>
+    </w:p>
+    <w:p>
+      <w:pPr>
+        <w:pStyle w:val="ListBullet"/>
+        <w:spacing w:line="240" w:lineRule="auto"/>
+        <w:ind w:left="720"/>
+      </w:pPr>
+      <w:r>
+        <w:rPr>
+          <w:lang w:val="es_ES" w:bidi="es_ES"/>
+        </w:rPr>
+      </w:r>
+      <w:r>
+        <w:rPr>
+          <w:lang w:val="es_ES" w:bidi="es_ES"/>
+        </w:rPr>
+        <w:t>Cuando se podía dar una ofrenda voluntaria, esto era motivo de alegría para Israel ya que mostraba que la cosecha había sido buena y que la gente tenía abundancia de comida.</w:t>
+      </w:r>
+    </w:p>
+    <w:p>
+      <w:pPr>
+        <w:pStyle w:val="ListBullet"/>
+        <w:spacing w:line="240" w:lineRule="auto"/>
+        <w:ind w:left="720"/>
+      </w:pPr>
+      <w:r>
+        <w:rPr>
+          <w:lang w:val="es_ES" w:bidi="es_ES"/>
+        </w:rPr>
+      </w:r>
+      <w:r>
+        <w:rPr>
+          <w:lang w:val="es_ES" w:bidi="es_ES"/>
+        </w:rPr>
+        <w:t>El libro de Esdras describe un tipo diferente de ofrenda voluntaria que se trajo para la reconstrucción del templo. Esta ofrenda consistía en monedas de oro y plata, así como en tazones y otros objetos hechos de oro y plata.</w:t>
+      </w:r>
+    </w:p>
+    <w:p>
+      <w:pPr/>
+      <w:r>
+        <w:rPr>
+          <w:lang w:val="es_ES" w:bidi="es_ES"/>
+        </w:rPr>
+      </w:r>
+      <w:r>
+        <w:rPr>
+          <w:lang w:val="es_ES" w:bidi="es_ES"/>
+        </w:rPr>
+        <w:t xml:space="preserve">(Véase también: </w:t>
+      </w:r>
+      <w:r>
+        <w:rPr>
+          <w:lang w:val="es_ES" w:bidi="es_ES"/>
+        </w:rPr>
+        <w:t>holocausto</w:t>
+      </w:r>
+      <w:r>
+        <w:rPr>
+          <w:lang w:val="es_ES" w:bidi="es_ES"/>
+        </w:rPr>
+        <w:t xml:space="preserve">, </w:t>
+      </w:r>
+      <w:r>
+        <w:rPr>
+          <w:lang w:val="es_ES" w:bidi="es_ES"/>
+        </w:rPr>
+        <w:t>Esdras</w:t>
+      </w:r>
+      <w:r>
+        <w:rPr>
+          <w:lang w:val="es_ES" w:bidi="es_ES"/>
+        </w:rPr>
+        <w:t xml:space="preserve">, </w:t>
+      </w:r>
+      <w:r>
+        <w:rPr>
+          <w:lang w:val="es_ES" w:bidi="es_ES"/>
+        </w:rPr>
+        <w:t>fiesta</w:t>
+      </w:r>
+      <w:r>
+        <w:rPr>
+          <w:lang w:val="es_ES" w:bidi="es_ES"/>
+        </w:rPr>
+        <w:t xml:space="preserve">, </w:t>
+      </w:r>
+      <w:r>
+        <w:rPr>
+          <w:lang w:val="es_ES" w:bidi="es_ES"/>
+        </w:rPr>
+        <w:t>ofrenda de cereal</w:t>
+      </w:r>
+      <w:r>
+        <w:rPr>
+          <w:lang w:val="es_ES" w:bidi="es_ES"/>
+        </w:rPr>
+        <w:t xml:space="preserve">, </w:t>
+      </w:r>
+      <w:r>
+        <w:rPr>
+          <w:lang w:val="es_ES" w:bidi="es_ES"/>
+        </w:rPr>
+        <w:t>ofrenda por la culpa</w:t>
+      </w:r>
+      <w:r>
+        <w:rPr>
+          <w:lang w:val="es_ES" w:bidi="es_ES"/>
+        </w:rPr>
+        <w:t xml:space="preserve">, </w:t>
+      </w:r>
+      <w:r>
+        <w:rPr>
+          <w:lang w:val="es_ES" w:bidi="es_ES"/>
+        </w:rPr>
+        <w:t>ley</w:t>
+      </w:r>
+      <w:r>
+        <w:rPr>
+          <w:lang w:val="es_ES" w:bidi="es_ES"/>
+        </w:rPr>
+        <w:t xml:space="preserve">, </w:t>
+      </w:r>
+      <w:r>
+        <w:rPr>
+          <w:lang w:val="es_ES" w:bidi="es_ES"/>
+        </w:rPr>
+        <w:t>ofrenda por el pecado</w:t>
+      </w:r>
+      <w:r>
+        <w:rPr>
+          <w:lang w:val="es_ES" w:bidi="es_ES"/>
+        </w:rPr>
+        <w:t>).</w:t>
+      </w:r>
+    </w:p>
+    <w:p>
+      <w:pPr>
+        <w:pStyle w:val="Heading3"/>
+      </w:pPr>
+      <w:r>
+        <w:rPr>
+          <w:lang w:val="es_ES" w:bidi="es_ES"/>
+        </w:rPr>
+        <w:t>Referencias Bíblicas:</w:t>
+      </w:r>
+    </w:p>
+    <w:p>
+      <w:pPr>
+        <w:pStyle w:val="ListBullet"/>
+        <w:spacing w:line="240" w:lineRule="auto"/>
+        <w:ind w:left="720"/>
+      </w:pPr>
+      <w:r>
+        <w:rPr>
+          <w:lang w:val="es_ES" w:bidi="es_ES"/>
+        </w:rPr>
+      </w:r>
+      <w:r>
+        <w:rPr>
+          <w:lang w:val="es_ES" w:bidi="es_ES"/>
+        </w:rPr>
+        <w:t>1 Crónicas 29:6</w:t>
+      </w:r>
+    </w:p>
+    <w:p>
+      <w:pPr>
+        <w:pStyle w:val="ListBullet"/>
+        <w:spacing w:line="240" w:lineRule="auto"/>
+        <w:ind w:left="720"/>
+      </w:pPr>
+      <w:r>
+        <w:rPr>
+          <w:lang w:val="es_ES" w:bidi="es_ES"/>
+        </w:rPr>
+      </w:r>
+      <w:r>
+        <w:rPr>
+          <w:lang w:val="es_ES" w:bidi="es_ES"/>
+        </w:rPr>
+        <w:t>2 Crónicas 35:7–9</w:t>
+      </w:r>
+    </w:p>
+    <w:p>
+      <w:pPr>
+        <w:pStyle w:val="ListBullet"/>
+        <w:spacing w:line="240" w:lineRule="auto"/>
+        <w:ind w:left="720"/>
+      </w:pPr>
+      <w:r>
+        <w:rPr>
+          <w:lang w:val="es_ES" w:bidi="es_ES"/>
+        </w:rPr>
+      </w:r>
+      <w:r>
+        <w:rPr>
+          <w:lang w:val="es_ES" w:bidi="es_ES"/>
+        </w:rPr>
+        <w:t>Deuteronomio 12:17</w:t>
+      </w:r>
+    </w:p>
+    <w:p>
+      <w:pPr>
+        <w:pStyle w:val="ListBullet"/>
+        <w:spacing w:line="240" w:lineRule="auto"/>
+        <w:ind w:left="720"/>
+      </w:pPr>
+      <w:r>
+        <w:rPr>
+          <w:lang w:val="es_ES" w:bidi="es_ES"/>
+        </w:rPr>
+      </w:r>
+      <w:r>
+        <w:rPr>
+          <w:lang w:val="es_ES" w:bidi="es_ES"/>
+        </w:rPr>
+        <w:t>Éxodo 36:2–4</w:t>
+      </w:r>
+    </w:p>
+    <w:p>
+      <w:pPr>
+        <w:pStyle w:val="ListBullet"/>
+        <w:spacing w:line="240" w:lineRule="auto"/>
+        <w:ind w:left="720"/>
+      </w:pPr>
+      <w:r>
+        <w:rPr>
+          <w:lang w:val="es_ES" w:bidi="es_ES"/>
+        </w:rPr>
+      </w:r>
+      <w:r>
+        <w:rPr>
+          <w:lang w:val="es_ES" w:bidi="es_ES"/>
+        </w:rPr>
+        <w:t>Levítico 7:15–16</w:t>
+      </w:r>
+    </w:p>
+    <w:p>
+      <w:pPr>
+        <w:pStyle w:val="Heading3"/>
+      </w:pPr>
+      <w:r>
+        <w:rPr>
+          <w:lang w:val="es_ES" w:bidi="es_ES"/>
+        </w:rPr>
         <w:t>Datos de la Palabra:</w:t>
       </w:r>
     </w:p>
@@ -803,7 +3342,7 @@
         <w:rPr>
           <w:lang w:val="es_ES" w:bidi="es_ES"/>
         </w:rPr>
-        <w:t>Strong’s: H4229, H8045, G18130</w:t>
+        <w:t>Strong’s: H5068, H5071</w:t>
       </w:r>
       <w:r>
         <w:rPr>
@@ -832,7 +3371,7 @@
         <w:rPr>
           <w:lang w:val="es_ES" w:bidi="es_ES"/>
         </w:rPr>
-        <w:t>Ofrenda Conmemorativa</w:t>
+        <w:t>Og</w:t>
       </w:r>
       <w:r>
         <w:rPr>
@@ -848,6 +3387,140 @@
         <w:rPr>
           <w:lang w:val="es_ES" w:bidi="es_ES"/>
         </w:rPr>
+        <w:t>Hechos:</w:t>
+      </w:r>
+    </w:p>
+    <w:p>
+      <w:pPr/>
+      <w:r>
+        <w:rPr>
+          <w:lang w:val="es_ES" w:bidi="es_ES"/>
+        </w:rPr>
+      </w:r>
+      <w:r>
+        <w:rPr>
+          <w:lang w:val="es_ES" w:bidi="es_ES"/>
+        </w:rPr>
+        <w:t>Og es el nombre de un rey amorreo que gobernaba la tierra de Basán.</w:t>
+      </w:r>
+    </w:p>
+    <w:p>
+      <w:pPr>
+        <w:pStyle w:val="ListBullet"/>
+        <w:spacing w:line="240" w:lineRule="auto"/>
+        <w:ind w:left="720"/>
+      </w:pPr>
+      <w:r>
+        <w:rPr>
+          <w:lang w:val="es_ES" w:bidi="es_ES"/>
+        </w:rPr>
+      </w:r>
+      <w:r>
+        <w:rPr>
+          <w:lang w:val="es_ES" w:bidi="es_ES"/>
+        </w:rPr>
+        <w:t>Los israelitas conquistaron a Og, su gente y su tierra.</w:t>
+      </w:r>
+    </w:p>
+    <w:p>
+      <w:pPr/>
+      <w:r>
+        <w:rPr>
+          <w:lang w:val="es_ES" w:bidi="es_ES"/>
+        </w:rPr>
+      </w:r>
+      <w:r>
+        <w:rPr>
+          <w:lang w:val="es_ES" w:bidi="es_ES"/>
+        </w:rPr>
+        <w:t>(Sugerencias de traducción: Cómo traducir nombres).</w:t>
+      </w:r>
+    </w:p>
+    <w:p>
+      <w:pPr/>
+      <w:r>
+        <w:rPr>
+          <w:lang w:val="es_ES" w:bidi="es_ES"/>
+        </w:rPr>
+      </w:r>
+      <w:r>
+        <w:rPr>
+          <w:lang w:val="es_ES" w:bidi="es_ES"/>
+        </w:rPr>
+        <w:t xml:space="preserve">(Ver también: </w:t>
+      </w:r>
+      <w:r>
+        <w:rPr>
+          <w:lang w:val="es_ES" w:bidi="es_ES"/>
+        </w:rPr>
+        <w:t>Amorreo</w:t>
+      </w:r>
+      <w:r>
+        <w:rPr>
+          <w:lang w:val="es_ES" w:bidi="es_ES"/>
+        </w:rPr>
+        <w:t xml:space="preserve">, </w:t>
+      </w:r>
+      <w:r>
+        <w:rPr>
+          <w:lang w:val="es_ES" w:bidi="es_ES"/>
+        </w:rPr>
+        <w:t>Basán</w:t>
+      </w:r>
+      <w:r>
+        <w:rPr>
+          <w:lang w:val="es_ES" w:bidi="es_ES"/>
+        </w:rPr>
+        <w:t>).</w:t>
+      </w:r>
+    </w:p>
+    <w:p>
+      <w:pPr>
+        <w:pStyle w:val="Heading3"/>
+      </w:pPr>
+      <w:r>
+        <w:rPr>
+          <w:lang w:val="es_ES" w:bidi="es_ES"/>
+        </w:rPr>
+      </w:r>
+      <w:r>
+        <w:rPr>
+          <w:lang w:val="es_ES" w:bidi="es_ES"/>
+        </w:rPr>
+      </w:r>
+    </w:p>
+    <w:p>
+      <w:pPr/>
+      <w:r>
+        <w:rPr>
+          <w:lang w:val="es_ES" w:bidi="es_ES"/>
+        </w:rPr>
+      </w:r>
+    </w:p>
+    <w:p>
+      <w:pPr>
+        <w:pStyle w:val="Heading2"/>
+      </w:pPr>
+      <w:r>
+        <w:rPr>
+          <w:lang w:val="es_ES" w:bidi="es_ES"/>
+        </w:rPr>
+        <w:t>Olíbano</w:t>
+      </w:r>
+      <w:r>
+        <w:rPr>
+          <w:lang w:val="es_ES" w:bidi="es_ES"/>
+        </w:rPr>
+      </w:r>
+    </w:p>
+    <w:p>
+      <w:pPr>
+        <w:pStyle w:val="Heading3"/>
+      </w:pPr>
+      <w:r>
+        <w:rPr>
+          <w:lang w:val="es_ES" w:bidi="es_ES"/>
+        </w:rPr>
         <w:t>Definición:</w:t>
       </w:r>
     </w:p>
@@ -862,79 +3535,99 @@
         <w:rPr>
           <w:lang w:val="es_ES" w:bidi="es_ES"/>
         </w:rPr>
-        <w:t>El término "memorial" se refiere a una acción u objeto que hace que alguien o algo sea recordado.</w:t>
-      </w:r>
-    </w:p>
-    <w:p>
-      <w:pPr>
-        <w:pStyle w:val="ListBullet"/>
-        <w:spacing w:line="240" w:lineRule="auto"/>
-        <w:ind w:left="720"/>
-      </w:pPr>
-      <w:r>
-        <w:rPr>
-          <w:lang w:val="es_ES" w:bidi="es_ES"/>
-        </w:rPr>
-      </w:r>
-      <w:r>
-        <w:rPr>
-          <w:lang w:val="es_ES" w:bidi="es_ES"/>
-        </w:rPr>
-        <w:t>Esta palabra también se usa como adjetivo para describir algo que les recuerde algo, como en una "ofrenda memorial", una "porción memorial" de un sacrificio o "piedras conmemorativas".</w:t>
-      </w:r>
-    </w:p>
-    <w:p>
-      <w:pPr>
-        <w:pStyle w:val="ListBullet"/>
-        <w:spacing w:line="240" w:lineRule="auto"/>
-        <w:ind w:left="720"/>
-      </w:pPr>
-      <w:r>
-        <w:rPr>
-          <w:lang w:val="es_ES" w:bidi="es_ES"/>
-        </w:rPr>
-      </w:r>
-      <w:r>
-        <w:rPr>
-          <w:lang w:val="es_ES" w:bidi="es_ES"/>
-        </w:rPr>
-        <w:t>En el Antiguo Testamento se hacían ofrendas conmemorativas para que los israelitas recordaran lo que Dios había hecho por ellos.</w:t>
-      </w:r>
-    </w:p>
-    <w:p>
-      <w:pPr>
-        <w:pStyle w:val="ListBullet"/>
-        <w:spacing w:line="240" w:lineRule="auto"/>
-        <w:ind w:left="720"/>
-      </w:pPr>
-      <w:r>
-        <w:rPr>
-          <w:lang w:val="es_ES" w:bidi="es_ES"/>
-        </w:rPr>
-      </w:r>
-      <w:r>
-        <w:rPr>
-          <w:lang w:val="es_ES" w:bidi="es_ES"/>
-        </w:rPr>
-        <w:t>Dios les dijo a los sacerdotes israelitas que usaran ropa especial que tuviera piedras memoriales. Estas piedras tenían grabados los nombres de las doce tribus de Israel. Quizás eran para recordarles la fidelidad de Dios hacia ellos.</w:t>
-      </w:r>
-    </w:p>
-    <w:p>
-      <w:pPr>
-        <w:pStyle w:val="ListBullet"/>
-        <w:spacing w:line="240" w:lineRule="auto"/>
-        <w:ind w:left="720"/>
-      </w:pPr>
-      <w:r>
-        <w:rPr>
-          <w:lang w:val="es_ES" w:bidi="es_ES"/>
-        </w:rPr>
-      </w:r>
-      <w:r>
-        <w:rPr>
-          <w:lang w:val="es_ES" w:bidi="es_ES"/>
-        </w:rPr>
-        <w:t>En el Nuevo Testamento, Dios honró a un hombre llamado Cornelio por sus obras de caridad para los pobres. Se decía que estas obras eran un "memorial" ante Dios.</w:t>
+        <w:t>El olíbano es una especia fragante hecha de resina de árbol. Se usa para hacer perfumes e incienso.</w:t>
+      </w:r>
+    </w:p>
+    <w:p>
+      <w:pPr>
+        <w:pStyle w:val="ListBullet"/>
+        <w:spacing w:line="240" w:lineRule="auto"/>
+        <w:ind w:left="720"/>
+      </w:pPr>
+      <w:r>
+        <w:rPr>
+          <w:lang w:val="es_ES" w:bidi="es_ES"/>
+        </w:rPr>
+      </w:r>
+      <w:r>
+        <w:rPr>
+          <w:lang w:val="es_ES" w:bidi="es_ES"/>
+        </w:rPr>
+        <w:t>En tiempos bíblicos, el olíbano era una especia importante utilizada para preparar los cuerpos muertos para el entierro.</w:t>
+      </w:r>
+    </w:p>
+    <w:p>
+      <w:pPr>
+        <w:pStyle w:val="ListBullet"/>
+        <w:spacing w:line="240" w:lineRule="auto"/>
+        <w:ind w:left="720"/>
+      </w:pPr>
+      <w:r>
+        <w:rPr>
+          <w:lang w:val="es_ES" w:bidi="es_ES"/>
+        </w:rPr>
+      </w:r>
+      <w:r>
+        <w:rPr>
+          <w:lang w:val="es_ES" w:bidi="es_ES"/>
+        </w:rPr>
+        <w:t>Esta especia también es valiosa por sus cualidades curativas y calmantes.</w:t>
+      </w:r>
+    </w:p>
+    <w:p>
+      <w:pPr>
+        <w:pStyle w:val="ListBullet"/>
+        <w:spacing w:line="240" w:lineRule="auto"/>
+        <w:ind w:left="720"/>
+      </w:pPr>
+      <w:r>
+        <w:rPr>
+          <w:lang w:val="es_ES" w:bidi="es_ES"/>
+        </w:rPr>
+      </w:r>
+      <w:r>
+        <w:rPr>
+          <w:lang w:val="es_ES" w:bidi="es_ES"/>
+        </w:rPr>
+        <w:t>Cuando hombres sabios vinieron de un país oriental a visitar al bebé Jesús en Belén, el incienso fue uno de los tres regalos que le trajeron.</w:t>
+      </w:r>
+    </w:p>
+    <w:p>
+      <w:pPr/>
+      <w:r>
+        <w:rPr>
+          <w:lang w:val="es_ES" w:bidi="es_ES"/>
+        </w:rPr>
+      </w:r>
+      <w:r>
+        <w:rPr>
+          <w:lang w:val="es_ES" w:bidi="es_ES"/>
+        </w:rPr>
+        <w:t xml:space="preserve">(Véase también: </w:t>
+      </w:r>
+      <w:r>
+        <w:rPr>
+          <w:lang w:val="es_ES" w:bidi="es_ES"/>
+        </w:rPr>
+        <w:t>Belén</w:t>
+      </w:r>
+      <w:r>
+        <w:rPr>
+          <w:lang w:val="es_ES" w:bidi="es_ES"/>
+        </w:rPr>
+        <w:t xml:space="preserve">, </w:t>
+      </w:r>
+      <w:r>
+        <w:rPr>
+          <w:lang w:val="es_ES" w:bidi="es_ES"/>
+        </w:rPr>
+        <w:t>hombres eruditos</w:t>
+      </w:r>
+      <w:r>
+        <w:rPr>
+          <w:lang w:val="es_ES" w:bidi="es_ES"/>
+        </w:rPr>
+        <w:t>).</w:t>
       </w:r>
     </w:p>
     <w:p>
@@ -945,43 +3638,79 @@
         <w:rPr>
           <w:lang w:val="es_ES" w:bidi="es_ES"/>
         </w:rPr>
-        <w:t>Sugerencias de traducción:</w:t>
-      </w:r>
-    </w:p>
-    <w:p>
-      <w:pPr>
-        <w:pStyle w:val="ListBullet"/>
-        <w:spacing w:line="240" w:lineRule="auto"/>
-        <w:ind w:left="720"/>
-      </w:pPr>
-      <w:r>
-        <w:rPr>
-          <w:lang w:val="es_ES" w:bidi="es_ES"/>
-        </w:rPr>
-      </w:r>
-      <w:r>
-        <w:rPr>
-          <w:lang w:val="es_ES" w:bidi="es_ES"/>
-        </w:rPr>
-        <w:t>Esto también podría traducirse como "recordatorio duradero".</w:t>
-      </w:r>
-    </w:p>
-    <w:p>
-      <w:pPr>
-        <w:pStyle w:val="ListBullet"/>
-        <w:spacing w:line="240" w:lineRule="auto"/>
-        <w:ind w:left="720"/>
-      </w:pPr>
-      <w:r>
-        <w:rPr>
-          <w:lang w:val="es_ES" w:bidi="es_ES"/>
-        </w:rPr>
-      </w:r>
-      <w:r>
-        <w:rPr>
-          <w:lang w:val="es_ES" w:bidi="es_ES"/>
-        </w:rPr>
-        <w:t>Una "piedra memorial" podría traducirse como una "piedra para recordarles (algo)".</w:t>
+        <w:t>Referencias Bíblicas:</w:t>
+      </w:r>
+    </w:p>
+    <w:p>
+      <w:pPr>
+        <w:pStyle w:val="ListBullet"/>
+        <w:spacing w:line="240" w:lineRule="auto"/>
+        <w:ind w:left="720"/>
+      </w:pPr>
+      <w:r>
+        <w:rPr>
+          <w:lang w:val="es_ES" w:bidi="es_ES"/>
+        </w:rPr>
+      </w:r>
+      <w:r>
+        <w:rPr>
+          <w:lang w:val="es_ES" w:bidi="es_ES"/>
+        </w:rPr>
+        <w:t>1 Crónicas 9:28–29</w:t>
+      </w:r>
+    </w:p>
+    <w:p>
+      <w:pPr>
+        <w:pStyle w:val="ListBullet"/>
+        <w:spacing w:line="240" w:lineRule="auto"/>
+        <w:ind w:left="720"/>
+      </w:pPr>
+      <w:r>
+        <w:rPr>
+          <w:lang w:val="es_ES" w:bidi="es_ES"/>
+        </w:rPr>
+      </w:r>
+      <w:r>
+        <w:rPr>
+          <w:lang w:val="es_ES" w:bidi="es_ES"/>
+        </w:rPr>
+        <w:t>Éxodo 30:34–36</w:t>
+      </w:r>
+    </w:p>
+    <w:p>
+      <w:pPr>
+        <w:pStyle w:val="ListBullet"/>
+        <w:spacing w:line="240" w:lineRule="auto"/>
+        <w:ind w:left="720"/>
+      </w:pPr>
+      <w:r>
+        <w:rPr>
+          <w:lang w:val="es_ES" w:bidi="es_ES"/>
+        </w:rPr>
+      </w:r>
+      <w:r>
+        <w:rPr>
+          <w:lang w:val="es_ES" w:bidi="es_ES"/>
+        </w:rPr>
+        <w:t>Mateo 2:11–12</w:t>
+      </w:r>
+    </w:p>
+    <w:p>
+      <w:pPr>
+        <w:pStyle w:val="ListBullet"/>
+        <w:spacing w:line="240" w:lineRule="auto"/>
+        <w:ind w:left="720"/>
+      </w:pPr>
+      <w:r>
+        <w:rPr>
+          <w:lang w:val="es_ES" w:bidi="es_ES"/>
+        </w:rPr>
+      </w:r>
+      <w:r>
+        <w:rPr>
+          <w:lang w:val="es_ES" w:bidi="es_ES"/>
+        </w:rPr>
+        <w:t>Números 5:15</w:t>
       </w:r>
     </w:p>
     <w:p>
@@ -992,6 +3721,224 @@
         <w:rPr>
           <w:lang w:val="es_ES" w:bidi="es_ES"/>
         </w:rPr>
+        <w:t>Datos de la palabra:</w:t>
+      </w:r>
+    </w:p>
+    <w:p>
+      <w:pPr>
+        <w:pStyle w:val="ListBullet"/>
+        <w:spacing w:line="240" w:lineRule="auto"/>
+        <w:ind w:left="720"/>
+      </w:pPr>
+      <w:r>
+        <w:rPr>
+          <w:lang w:val="es_ES" w:bidi="es_ES"/>
+        </w:rPr>
+      </w:r>
+      <w:r>
+        <w:rPr>
+          <w:lang w:val="es_ES" w:bidi="es_ES"/>
+        </w:rPr>
+        <w:t>Strong’s: H3828, G3030</w:t>
+      </w:r>
+      <w:r>
+        <w:rPr>
+          <w:lang w:val="es_ES" w:bidi="es_ES"/>
+        </w:rPr>
+      </w:r>
+      <w:r>
+        <w:rPr>
+          <w:lang w:val="es_ES" w:bidi="es_ES"/>
+        </w:rPr>
+      </w:r>
+    </w:p>
+    <w:p>
+      <w:pPr/>
+      <w:r>
+        <w:rPr>
+          <w:lang w:val="es_ES" w:bidi="es_ES"/>
+        </w:rPr>
+      </w:r>
+    </w:p>
+    <w:p>
+      <w:pPr>
+        <w:pStyle w:val="Heading2"/>
+      </w:pPr>
+      <w:r>
+        <w:rPr>
+          <w:lang w:val="es_ES" w:bidi="es_ES"/>
+        </w:rPr>
+        <w:t>Omri</w:t>
+      </w:r>
+      <w:r>
+        <w:rPr>
+          <w:lang w:val="es_ES" w:bidi="es_ES"/>
+        </w:rPr>
+      </w:r>
+    </w:p>
+    <w:p>
+      <w:pPr>
+        <w:pStyle w:val="Heading3"/>
+      </w:pPr>
+      <w:r>
+        <w:rPr>
+          <w:lang w:val="es_ES" w:bidi="es_ES"/>
+        </w:rPr>
+        <w:t>Hechos:</w:t>
+      </w:r>
+    </w:p>
+    <w:p>
+      <w:pPr/>
+      <w:r>
+        <w:rPr>
+          <w:lang w:val="es_ES" w:bidi="es_ES"/>
+        </w:rPr>
+      </w:r>
+      <w:r>
+        <w:rPr>
+          <w:lang w:val="es_ES" w:bidi="es_ES"/>
+        </w:rPr>
+        <w:t>Omri fue un comandante del ejército que se convirtió en el sexto rey de Israel.</w:t>
+      </w:r>
+    </w:p>
+    <w:p>
+      <w:pPr>
+        <w:pStyle w:val="ListBullet"/>
+        <w:spacing w:line="240" w:lineRule="auto"/>
+        <w:ind w:left="720"/>
+      </w:pPr>
+      <w:r>
+        <w:rPr>
+          <w:lang w:val="es_ES" w:bidi="es_ES"/>
+        </w:rPr>
+      </w:r>
+      <w:r>
+        <w:rPr>
+          <w:lang w:val="es_ES" w:bidi="es_ES"/>
+        </w:rPr>
+        <w:t>El rey Omri reinó durante doce años en la ciudad de Tirsa.</w:t>
+      </w:r>
+    </w:p>
+    <w:p>
+      <w:pPr>
+        <w:pStyle w:val="ListBullet"/>
+        <w:spacing w:line="240" w:lineRule="auto"/>
+        <w:ind w:left="720"/>
+      </w:pPr>
+      <w:r>
+        <w:rPr>
+          <w:lang w:val="es_ES" w:bidi="es_ES"/>
+        </w:rPr>
+      </w:r>
+      <w:r>
+        <w:rPr>
+          <w:lang w:val="es_ES" w:bidi="es_ES"/>
+        </w:rPr>
+        <w:t>Como todos los reyes de Israel antes que él, Omri fue un rey muy perverso que llevó al pueblo de Israel a más adoración de ídolos.</w:t>
+      </w:r>
+    </w:p>
+    <w:p>
+      <w:pPr>
+        <w:pStyle w:val="ListBullet"/>
+        <w:spacing w:line="240" w:lineRule="auto"/>
+        <w:ind w:left="720"/>
+      </w:pPr>
+      <w:r>
+        <w:rPr>
+          <w:lang w:val="es_ES" w:bidi="es_ES"/>
+        </w:rPr>
+      </w:r>
+      <w:r>
+        <w:rPr>
+          <w:lang w:val="es_ES" w:bidi="es_ES"/>
+        </w:rPr>
+        <w:t>Omri también fue el padre del rey Acab.</w:t>
+      </w:r>
+    </w:p>
+    <w:p>
+      <w:pPr/>
+      <w:r>
+        <w:rPr>
+          <w:lang w:val="es_ES" w:bidi="es_ES"/>
+        </w:rPr>
+      </w:r>
+      <w:r>
+        <w:rPr>
+          <w:lang w:val="es_ES" w:bidi="es_ES"/>
+        </w:rPr>
+        <w:t>(Sugerencias de traducción: Cómo traducir nombres).</w:t>
+      </w:r>
+    </w:p>
+    <w:p>
+      <w:pPr/>
+      <w:r>
+        <w:rPr>
+          <w:lang w:val="es_ES" w:bidi="es_ES"/>
+        </w:rPr>
+      </w:r>
+      <w:r>
+        <w:rPr>
+          <w:lang w:val="es_ES" w:bidi="es_ES"/>
+        </w:rPr>
+        <w:t xml:space="preserve">(Véase también: </w:t>
+      </w:r>
+      <w:r>
+        <w:rPr>
+          <w:lang w:val="es_ES" w:bidi="es_ES"/>
+        </w:rPr>
+        <w:t>Acab</w:t>
+      </w:r>
+      <w:r>
+        <w:rPr>
+          <w:lang w:val="es_ES" w:bidi="es_ES"/>
+        </w:rPr>
+        <w:t xml:space="preserve">, </w:t>
+      </w:r>
+      <w:r>
+        <w:rPr>
+          <w:lang w:val="es_ES" w:bidi="es_ES"/>
+        </w:rPr>
+        <w:t>Israel</w:t>
+      </w:r>
+      <w:r>
+        <w:rPr>
+          <w:lang w:val="es_ES" w:bidi="es_ES"/>
+        </w:rPr>
+        <w:t xml:space="preserve">, </w:t>
+      </w:r>
+      <w:r>
+        <w:rPr>
+          <w:lang w:val="es_ES" w:bidi="es_ES"/>
+        </w:rPr>
+        <w:t>Jeroboam</w:t>
+      </w:r>
+      <w:r>
+        <w:rPr>
+          <w:lang w:val="es_ES" w:bidi="es_ES"/>
+        </w:rPr>
+        <w:t xml:space="preserve">, </w:t>
+      </w:r>
+      <w:r>
+        <w:rPr>
+          <w:lang w:val="es_ES" w:bidi="es_ES"/>
+        </w:rPr>
+        <w:t>Tirsa</w:t>
+      </w:r>
+      <w:r>
+        <w:rPr>
+          <w:lang w:val="es_ES" w:bidi="es_ES"/>
+        </w:rPr>
+        <w:t>).</w:t>
+      </w:r>
+    </w:p>
+    <w:p>
+      <w:pPr>
+        <w:pStyle w:val="Heading3"/>
+      </w:pPr>
+      <w:r>
+        <w:rPr>
+          <w:lang w:val="es_ES" w:bidi="es_ES"/>
+        </w:rPr>
         <w:t>Referencias Bíblicas:</w:t>
       </w:r>
     </w:p>
@@ -1010,79 +3957,7 @@
         <w:rPr>
           <w:lang w:val="es_ES" w:bidi="es_ES"/>
         </w:rPr>
-        <w:t>Hechos 10:4</w:t>
-      </w:r>
-    </w:p>
-    <w:p>
-      <w:pPr>
-        <w:pStyle w:val="ListBullet"/>
-        <w:spacing w:line="240" w:lineRule="auto"/>
-        <w:ind w:left="720"/>
-      </w:pPr>
-      <w:r>
-        <w:rPr>
-          <w:lang w:val="es_ES" w:bidi="es_ES"/>
-        </w:rPr>
-      </w:r>
-      <w:r>
-        <w:rPr>
-          <w:lang w:val="es_ES" w:bidi="es_ES"/>
-        </w:rPr>
-        <w:t>Éxodo 12:12–14</w:t>
-      </w:r>
-    </w:p>
-    <w:p>
-      <w:pPr>
-        <w:pStyle w:val="ListBullet"/>
-        <w:spacing w:line="240" w:lineRule="auto"/>
-        <w:ind w:left="720"/>
-      </w:pPr>
-      <w:r>
-        <w:rPr>
-          <w:lang w:val="es_ES" w:bidi="es_ES"/>
-        </w:rPr>
-      </w:r>
-      <w:r>
-        <w:rPr>
-          <w:lang w:val="es_ES" w:bidi="es_ES"/>
-        </w:rPr>
-        <w:t>Isaías 66:3</w:t>
-      </w:r>
-    </w:p>
-    <w:p>
-      <w:pPr>
-        <w:pStyle w:val="ListBullet"/>
-        <w:spacing w:line="240" w:lineRule="auto"/>
-        <w:ind w:left="720"/>
-      </w:pPr>
-      <w:r>
-        <w:rPr>
-          <w:lang w:val="es_ES" w:bidi="es_ES"/>
-        </w:rPr>
-      </w:r>
-      <w:r>
-        <w:rPr>
-          <w:lang w:val="es_ES" w:bidi="es_ES"/>
-        </w:rPr>
-        <w:t>Josué 4:6–7</w:t>
-      </w:r>
-    </w:p>
-    <w:p>
-      <w:pPr>
-        <w:pStyle w:val="ListBullet"/>
-        <w:spacing w:line="240" w:lineRule="auto"/>
-        <w:ind w:left="720"/>
-      </w:pPr>
-      <w:r>
-        <w:rPr>
-          <w:lang w:val="es_ES" w:bidi="es_ES"/>
-        </w:rPr>
-      </w:r>
-      <w:r>
-        <w:rPr>
-          <w:lang w:val="es_ES" w:bidi="es_ES"/>
-        </w:rPr>
-        <w:t>Levítico 23:23–25</w:t>
+        <w:t>2 Crónicas 22:1–3</w:t>
       </w:r>
     </w:p>
     <w:p>
@@ -1111,7 +3986,7 @@
         <w:rPr>
           <w:lang w:val="es_ES" w:bidi="es_ES"/>
         </w:rPr>
-        <w:t>Strong’s: H2142, H2146, G34220</w:t>
+        <w:t>Strong’s: H6018</w:t>
       </w:r>
       <w:r>
         <w:rPr>
@@ -1140,7 +4015,7 @@
         <w:rPr>
           <w:lang w:val="es_ES" w:bidi="es_ES"/>
         </w:rPr>
-        <w:t>Ofrenda de comida</w:t>
+        <w:t>Orar</w:t>
       </w:r>
       <w:r>
         <w:rPr>
@@ -1170,61 +4045,133 @@
         <w:rPr>
           <w:lang w:val="es_ES" w:bidi="es_ES"/>
         </w:rPr>
-        <w:t>Una "ofrenda de comida" u "ofrenda de grano" era un sacrificio a Dios en forma de grano o pan hecho de harina de grano.</w:t>
-      </w:r>
-    </w:p>
-    <w:p>
-      <w:pPr>
-        <w:pStyle w:val="ListBullet"/>
-        <w:spacing w:line="240" w:lineRule="auto"/>
-        <w:ind w:left="720"/>
-      </w:pPr>
-      <w:r>
-        <w:rPr>
-          <w:lang w:val="es_ES" w:bidi="es_ES"/>
-        </w:rPr>
-      </w:r>
-      <w:r>
-        <w:rPr>
-          <w:lang w:val="es_ES" w:bidi="es_ES"/>
-        </w:rPr>
-        <w:t>El término "comida" se refiere al grano que se ha molido para convertirlo en harina.</w:t>
-      </w:r>
-    </w:p>
-    <w:p>
-      <w:pPr>
-        <w:pStyle w:val="ListBullet"/>
-        <w:spacing w:line="240" w:lineRule="auto"/>
-        <w:ind w:left="720"/>
-      </w:pPr>
-      <w:r>
-        <w:rPr>
-          <w:lang w:val="es_ES" w:bidi="es_ES"/>
-        </w:rPr>
-      </w:r>
-      <w:r>
-        <w:rPr>
-          <w:lang w:val="es_ES" w:bidi="es_ES"/>
-        </w:rPr>
-        <w:t>La harina se mezclaba con agua o aceite para hacer un pan achatado. A veces se untaba aceite encima del pan.</w:t>
-      </w:r>
-    </w:p>
-    <w:p>
-      <w:pPr>
-        <w:pStyle w:val="ListBullet"/>
-        <w:spacing w:line="240" w:lineRule="auto"/>
-        <w:ind w:left="720"/>
-      </w:pPr>
-      <w:r>
-        <w:rPr>
-          <w:lang w:val="es_ES" w:bidi="es_ES"/>
-        </w:rPr>
-      </w:r>
-      <w:r>
-        <w:rPr>
-          <w:lang w:val="es_ES" w:bidi="es_ES"/>
-        </w:rPr>
-        <w:t>Este tipo de ofrenda generalmente se ofrecía junto con una ofrenda quemada.</w:t>
+        <w:t>Los términos "orar" y "oración" se refieren a hablar con Dios. Estos términos también se usan para referirse a personas que intentan hablar con un dios falso.</w:t>
+      </w:r>
+    </w:p>
+    <w:p>
+      <w:pPr>
+        <w:pStyle w:val="ListBullet"/>
+        <w:spacing w:line="240" w:lineRule="auto"/>
+        <w:ind w:left="720"/>
+      </w:pPr>
+      <w:r>
+        <w:rPr>
+          <w:lang w:val="es_ES" w:bidi="es_ES"/>
+        </w:rPr>
+      </w:r>
+      <w:r>
+        <w:rPr>
+          <w:lang w:val="es_ES" w:bidi="es_ES"/>
+        </w:rPr>
+        <w:t>Las personas pueden orar en silencio, hablando con Dios con sus pensamientos, o pueden orar en voz alta, hablando con Dios con su voz. A veces las oraciones se escriben, como cuando David escribió sus oraciones en el Libro de los Salmos.</w:t>
+      </w:r>
+    </w:p>
+    <w:p>
+      <w:pPr>
+        <w:pStyle w:val="ListBullet"/>
+        <w:spacing w:line="240" w:lineRule="auto"/>
+        <w:ind w:left="720"/>
+      </w:pPr>
+      <w:r>
+        <w:rPr>
+          <w:lang w:val="es_ES" w:bidi="es_ES"/>
+        </w:rPr>
+      </w:r>
+      <w:r>
+        <w:rPr>
+          <w:lang w:val="es_ES" w:bidi="es_ES"/>
+        </w:rPr>
+        <w:t>La oración puede incluir pedir a Dios misericordia, ayuda con un problema y sabiduría para tomar decisiones.</w:t>
+      </w:r>
+    </w:p>
+    <w:p>
+      <w:pPr>
+        <w:pStyle w:val="ListBullet"/>
+        <w:spacing w:line="240" w:lineRule="auto"/>
+        <w:ind w:left="720"/>
+      </w:pPr>
+      <w:r>
+        <w:rPr>
+          <w:lang w:val="es_ES" w:bidi="es_ES"/>
+        </w:rPr>
+      </w:r>
+      <w:r>
+        <w:rPr>
+          <w:lang w:val="es_ES" w:bidi="es_ES"/>
+        </w:rPr>
+        <w:t>A menudo la gente le pide a Dios que sane a las personas que están enfermas o que necesitan su ayuda de otras maneras.</w:t>
+      </w:r>
+    </w:p>
+    <w:p>
+      <w:pPr>
+        <w:pStyle w:val="ListBullet"/>
+        <w:spacing w:line="240" w:lineRule="auto"/>
+        <w:ind w:left="720"/>
+      </w:pPr>
+      <w:r>
+        <w:rPr>
+          <w:lang w:val="es_ES" w:bidi="es_ES"/>
+        </w:rPr>
+      </w:r>
+      <w:r>
+        <w:rPr>
+          <w:lang w:val="es_ES" w:bidi="es_ES"/>
+        </w:rPr>
+        <w:t>La gente también agradece y alaba a Dios cuando le están orando.</w:t>
+      </w:r>
+    </w:p>
+    <w:p>
+      <w:pPr>
+        <w:pStyle w:val="ListBullet"/>
+        <w:spacing w:line="240" w:lineRule="auto"/>
+        <w:ind w:left="720"/>
+      </w:pPr>
+      <w:r>
+        <w:rPr>
+          <w:lang w:val="es_ES" w:bidi="es_ES"/>
+        </w:rPr>
+      </w:r>
+      <w:r>
+        <w:rPr>
+          <w:lang w:val="es_ES" w:bidi="es_ES"/>
+        </w:rPr>
+        <w:t>Orar incluye confesar nuestros pecados a Dios y pedirle que nos perdone.</w:t>
+      </w:r>
+    </w:p>
+    <w:p>
+      <w:pPr>
+        <w:pStyle w:val="ListBullet"/>
+        <w:spacing w:line="240" w:lineRule="auto"/>
+        <w:ind w:left="720"/>
+      </w:pPr>
+      <w:r>
+        <w:rPr>
+          <w:lang w:val="es_ES" w:bidi="es_ES"/>
+        </w:rPr>
+      </w:r>
+      <w:r>
+        <w:rPr>
+          <w:lang w:val="es_ES" w:bidi="es_ES"/>
+        </w:rPr>
+        <w:t>Hablar con Dios a veces se llama "tener comunión" con él, ya que nuestro espíritu se comunica con su espíritu, compartiendo nuestras emociones y disfrutando de su presencia.</w:t>
+      </w:r>
+    </w:p>
+    <w:p>
+      <w:pPr>
+        <w:pStyle w:val="ListBullet"/>
+        <w:spacing w:line="240" w:lineRule="auto"/>
+        <w:ind w:left="720"/>
+      </w:pPr>
+      <w:r>
+        <w:rPr>
+          <w:lang w:val="es_ES" w:bidi="es_ES"/>
+        </w:rPr>
+      </w:r>
+      <w:r>
+        <w:rPr>
+          <w:lang w:val="es_ES" w:bidi="es_ES"/>
+        </w:rPr>
+        <w:t>Este término podría traducirse como "hablar con Dios" o "comunicarse con Dios". La traducción de este término debería poder incluir la oración que es silenciosa.</w:t>
       </w:r>
     </w:p>
     <w:p>
@@ -1244,7 +4191,7 @@
         <w:rPr>
           <w:lang w:val="es_ES" w:bidi="es_ES"/>
         </w:rPr>
-        <w:t>ofrenda quemada</w:t>
+        <w:t>falso dios</w:t>
       </w:r>
       <w:r>
         <w:rPr>
@@ -1256,7 +4203,7 @@
         <w:rPr>
           <w:lang w:val="es_ES" w:bidi="es_ES"/>
         </w:rPr>
-        <w:t>grano</w:t>
+        <w:t>perdonar</w:t>
       </w:r>
       <w:r>
         <w:rPr>
@@ -1268,13 +4215,13 @@
         <w:rPr>
           <w:lang w:val="es_ES" w:bidi="es_ES"/>
         </w:rPr>
-        <w:t>sacrificio</w:t>
-      </w:r>
-      <w:r>
-        <w:rPr>
-          <w:lang w:val="es_ES" w:bidi="es_ES"/>
-        </w:rPr>
-        <w:t>)</w:t>
+        <w:t>alabanza</w:t>
+      </w:r>
+      <w:r>
+        <w:rPr>
+          <w:lang w:val="es_ES" w:bidi="es_ES"/>
+        </w:rPr>
+        <w:t>).</w:t>
       </w:r>
     </w:p>
     <w:p>
@@ -1303,25 +4250,133 @@
         <w:rPr>
           <w:lang w:val="es_ES" w:bidi="es_ES"/>
         </w:rPr>
-        <w:t>Ezequiel 44:30–31</w:t>
-      </w:r>
-    </w:p>
-    <w:p>
-      <w:pPr>
-        <w:pStyle w:val="ListBullet"/>
-        <w:spacing w:line="240" w:lineRule="auto"/>
-        <w:ind w:left="720"/>
-      </w:pPr>
-      <w:r>
-        <w:rPr>
-          <w:lang w:val="es_ES" w:bidi="es_ES"/>
-        </w:rPr>
-      </w:r>
-      <w:r>
-        <w:rPr>
-          <w:lang w:val="es_ES" w:bidi="es_ES"/>
-        </w:rPr>
-        <w:t>Joel 2:14</w:t>
+        <w:t>1 Tesalonicenses 3:9</w:t>
+      </w:r>
+    </w:p>
+    <w:p>
+      <w:pPr>
+        <w:pStyle w:val="ListBullet"/>
+        <w:spacing w:line="240" w:lineRule="auto"/>
+        <w:ind w:left="720"/>
+      </w:pPr>
+      <w:r>
+        <w:rPr>
+          <w:lang w:val="es_ES" w:bidi="es_ES"/>
+        </w:rPr>
+      </w:r>
+      <w:r>
+        <w:rPr>
+          <w:lang w:val="es_ES" w:bidi="es_ES"/>
+        </w:rPr>
+        <w:t>Hechos 8:24</w:t>
+      </w:r>
+    </w:p>
+    <w:p>
+      <w:pPr>
+        <w:pStyle w:val="ListBullet"/>
+        <w:spacing w:line="240" w:lineRule="auto"/>
+        <w:ind w:left="720"/>
+      </w:pPr>
+      <w:r>
+        <w:rPr>
+          <w:lang w:val="es_ES" w:bidi="es_ES"/>
+        </w:rPr>
+      </w:r>
+      <w:r>
+        <w:rPr>
+          <w:lang w:val="es_ES" w:bidi="es_ES"/>
+        </w:rPr>
+        <w:t>Hechos 14:26</w:t>
+      </w:r>
+    </w:p>
+    <w:p>
+      <w:pPr>
+        <w:pStyle w:val="ListBullet"/>
+        <w:spacing w:line="240" w:lineRule="auto"/>
+        <w:ind w:left="720"/>
+      </w:pPr>
+      <w:r>
+        <w:rPr>
+          <w:lang w:val="es_ES" w:bidi="es_ES"/>
+        </w:rPr>
+      </w:r>
+      <w:r>
+        <w:rPr>
+          <w:lang w:val="es_ES" w:bidi="es_ES"/>
+        </w:rPr>
+        <w:t>Colosenses 4:4</w:t>
+      </w:r>
+    </w:p>
+    <w:p>
+      <w:pPr>
+        <w:pStyle w:val="ListBullet"/>
+        <w:spacing w:line="240" w:lineRule="auto"/>
+        <w:ind w:left="720"/>
+      </w:pPr>
+      <w:r>
+        <w:rPr>
+          <w:lang w:val="es_ES" w:bidi="es_ES"/>
+        </w:rPr>
+      </w:r>
+      <w:r>
+        <w:rPr>
+          <w:lang w:val="es_ES" w:bidi="es_ES"/>
+        </w:rPr>
+        <w:t>Juan 17:9</w:t>
+      </w:r>
+    </w:p>
+    <w:p>
+      <w:pPr>
+        <w:pStyle w:val="ListBullet"/>
+        <w:spacing w:line="240" w:lineRule="auto"/>
+        <w:ind w:left="720"/>
+      </w:pPr>
+      <w:r>
+        <w:rPr>
+          <w:lang w:val="es_ES" w:bidi="es_ES"/>
+        </w:rPr>
+      </w:r>
+      <w:r>
+        <w:rPr>
+          <w:lang w:val="es_ES" w:bidi="es_ES"/>
+        </w:rPr>
+        <w:t>Lucas 11:1</w:t>
+      </w:r>
+    </w:p>
+    <w:p>
+      <w:pPr>
+        <w:pStyle w:val="ListBullet"/>
+        <w:spacing w:line="240" w:lineRule="auto"/>
+        <w:ind w:left="720"/>
+      </w:pPr>
+      <w:r>
+        <w:rPr>
+          <w:lang w:val="es_ES" w:bidi="es_ES"/>
+        </w:rPr>
+      </w:r>
+      <w:r>
+        <w:rPr>
+          <w:lang w:val="es_ES" w:bidi="es_ES"/>
+        </w:rPr>
+        <w:t>Mateo 5:43–45</w:t>
+      </w:r>
+    </w:p>
+    <w:p>
+      <w:pPr>
+        <w:pStyle w:val="ListBullet"/>
+        <w:spacing w:line="240" w:lineRule="auto"/>
+        <w:ind w:left="720"/>
+      </w:pPr>
+      <w:r>
+        <w:rPr>
+          <w:lang w:val="es_ES" w:bidi="es_ES"/>
+        </w:rPr>
+      </w:r>
+      <w:r>
+        <w:rPr>
+          <w:lang w:val="es_ES" w:bidi="es_ES"/>
+        </w:rPr>
+        <w:t>Mateo 14:22–24</w:t>
       </w:r>
     </w:p>
     <w:p>
@@ -1332,6 +4387,296 @@
         <w:rPr>
           <w:lang w:val="es_ES" w:bidi="es_ES"/>
         </w:rPr>
+        <w:t>Ejemplos de las historias de la Biblia:</w:t>
+      </w:r>
+    </w:p>
+    <w:p>
+      <w:pPr>
+        <w:pStyle w:val="ListBullet"/>
+        <w:spacing w:line="240" w:lineRule="auto"/>
+        <w:ind w:left="720"/>
+      </w:pPr>
+      <w:r>
+        <w:rPr>
+          <w:lang w:val="es_ES" w:bidi="es_ES"/>
+        </w:rPr>
+      </w:r>
+      <w:r>
+        <w:rPr>
+          <w:b/>
+          <w:lang w:val="es_ES" w:bidi="es_ES"/>
+        </w:rPr>
+        <w:t>6:5</w:t>
+      </w:r>
+      <w:r>
+        <w:rPr>
+          <w:lang w:val="es_ES" w:bidi="es_ES"/>
+        </w:rPr>
+        <w:t xml:space="preserve"> Isaac </w:t>
+      </w:r>
+      <w:r>
+        <w:rPr>
+          <w:b/>
+          <w:lang w:val="es_ES" w:bidi="es_ES"/>
+        </w:rPr>
+        <w:t>oró</w:t>
+      </w:r>
+      <w:r>
+        <w:rPr>
+          <w:lang w:val="es_ES" w:bidi="es_ES"/>
+        </w:rPr>
+        <w:t xml:space="preserve"> por Rebeca, y Dios permitió que quedara embarazada de gemelos.</w:t>
+      </w:r>
+    </w:p>
+    <w:p>
+      <w:pPr>
+        <w:pStyle w:val="ListBullet"/>
+        <w:spacing w:line="240" w:lineRule="auto"/>
+        <w:ind w:left="720"/>
+      </w:pPr>
+      <w:r>
+        <w:rPr>
+          <w:lang w:val="es_ES" w:bidi="es_ES"/>
+        </w:rPr>
+      </w:r>
+      <w:r>
+        <w:rPr>
+          <w:b/>
+          <w:lang w:val="es_ES" w:bidi="es_ES"/>
+        </w:rPr>
+        <w:t>13:12</w:t>
+      </w:r>
+      <w:r>
+        <w:rPr>
+          <w:lang w:val="es_ES" w:bidi="es_ES"/>
+        </w:rPr>
+        <w:t xml:space="preserve"> Pero Moisés </w:t>
+      </w:r>
+      <w:r>
+        <w:rPr>
+          <w:b/>
+          <w:lang w:val="es_ES" w:bidi="es_ES"/>
+        </w:rPr>
+        <w:t>oró</w:t>
+      </w:r>
+      <w:r>
+        <w:rPr>
+          <w:lang w:val="es_ES" w:bidi="es_ES"/>
+        </w:rPr>
+        <w:t xml:space="preserve"> por ellos, y Dios escuchó su </w:t>
+      </w:r>
+      <w:r>
+        <w:rPr>
+          <w:b/>
+          <w:lang w:val="es_ES" w:bidi="es_ES"/>
+        </w:rPr>
+        <w:t>oración</w:t>
+      </w:r>
+      <w:r>
+        <w:rPr>
+          <w:lang w:val="es_ES" w:bidi="es_ES"/>
+        </w:rPr>
+        <w:t xml:space="preserve"> y no los destruyó.</w:t>
+      </w:r>
+    </w:p>
+    <w:p>
+      <w:pPr>
+        <w:pStyle w:val="ListBullet"/>
+        <w:spacing w:line="240" w:lineRule="auto"/>
+        <w:ind w:left="720"/>
+      </w:pPr>
+      <w:r>
+        <w:rPr>
+          <w:lang w:val="es_ES" w:bidi="es_ES"/>
+        </w:rPr>
+      </w:r>
+      <w:r>
+        <w:rPr>
+          <w:b/>
+          <w:lang w:val="es_ES" w:bidi="es_ES"/>
+        </w:rPr>
+        <w:t>19:8</w:t>
+      </w:r>
+      <w:r>
+        <w:rPr>
+          <w:lang w:val="es_ES" w:bidi="es_ES"/>
+        </w:rPr>
+        <w:t xml:space="preserve"> Entonces los profetas de Baal </w:t>
+      </w:r>
+      <w:r>
+        <w:rPr>
+          <w:b/>
+          <w:lang w:val="es_ES" w:bidi="es_ES"/>
+        </w:rPr>
+        <w:t>oraron</w:t>
+      </w:r>
+      <w:r>
+        <w:rPr>
+          <w:lang w:val="es_ES" w:bidi="es_ES"/>
+        </w:rPr>
+        <w:t xml:space="preserve"> a Baal, “¡Escúchanos, oh Baal!”.</w:t>
+      </w:r>
+    </w:p>
+    <w:p>
+      <w:pPr>
+        <w:pStyle w:val="ListBullet"/>
+        <w:spacing w:line="240" w:lineRule="auto"/>
+        <w:ind w:left="720"/>
+      </w:pPr>
+      <w:r>
+        <w:rPr>
+          <w:lang w:val="es_ES" w:bidi="es_ES"/>
+        </w:rPr>
+      </w:r>
+      <w:r>
+        <w:rPr>
+          <w:b/>
+          <w:lang w:val="es_ES" w:bidi="es_ES"/>
+        </w:rPr>
+        <w:t>21:7</w:t>
+      </w:r>
+      <w:r>
+        <w:rPr>
+          <w:lang w:val="es_ES" w:bidi="es_ES"/>
+        </w:rPr>
+        <w:t xml:space="preserve"> Los sacerdotes también </w:t>
+      </w:r>
+      <w:r>
+        <w:rPr>
+          <w:b/>
+          <w:lang w:val="es_ES" w:bidi="es_ES"/>
+        </w:rPr>
+        <w:t>oraron</w:t>
+      </w:r>
+      <w:r>
+        <w:rPr>
+          <w:lang w:val="es_ES" w:bidi="es_ES"/>
+        </w:rPr>
+        <w:t xml:space="preserve"> a Dios por el pueblo.</w:t>
+      </w:r>
+    </w:p>
+    <w:p>
+      <w:pPr>
+        <w:pStyle w:val="ListBullet"/>
+        <w:spacing w:line="240" w:lineRule="auto"/>
+        <w:ind w:left="720"/>
+      </w:pPr>
+      <w:r>
+        <w:rPr>
+          <w:lang w:val="es_ES" w:bidi="es_ES"/>
+        </w:rPr>
+      </w:r>
+      <w:r>
+        <w:rPr>
+          <w:b/>
+          <w:lang w:val="es_ES" w:bidi="es_ES"/>
+        </w:rPr>
+        <w:t>38:11</w:t>
+      </w:r>
+      <w:r>
+        <w:rPr>
+          <w:lang w:val="es_ES" w:bidi="es_ES"/>
+        </w:rPr>
+        <w:t xml:space="preserve"> Jesús les dijo a sus discípulos que </w:t>
+      </w:r>
+      <w:r>
+        <w:rPr>
+          <w:b/>
+          <w:lang w:val="es_ES" w:bidi="es_ES"/>
+        </w:rPr>
+        <w:t>oraran</w:t>
+      </w:r>
+      <w:r>
+        <w:rPr>
+          <w:lang w:val="es_ES" w:bidi="es_ES"/>
+        </w:rPr>
+        <w:t xml:space="preserve"> para que no cayeran en tentación.</w:t>
+      </w:r>
+    </w:p>
+    <w:p>
+      <w:pPr>
+        <w:pStyle w:val="ListBullet"/>
+        <w:spacing w:line="240" w:lineRule="auto"/>
+        <w:ind w:left="720"/>
+      </w:pPr>
+      <w:r>
+        <w:rPr>
+          <w:lang w:val="es_ES" w:bidi="es_ES"/>
+        </w:rPr>
+      </w:r>
+      <w:r>
+        <w:rPr>
+          <w:b/>
+          <w:lang w:val="es_ES" w:bidi="es_ES"/>
+        </w:rPr>
+        <w:t>43:13</w:t>
+      </w:r>
+      <w:r>
+        <w:rPr>
+          <w:lang w:val="es_ES" w:bidi="es_ES"/>
+        </w:rPr>
+        <w:t xml:space="preserve"> Los discípulos escuchaban continuamente las enseñanzas de los apóstoles, pasaban tiempo juntos, comían juntos y </w:t>
+      </w:r>
+      <w:r>
+        <w:rPr>
+          <w:b/>
+          <w:lang w:val="es_ES" w:bidi="es_ES"/>
+        </w:rPr>
+        <w:t>oraban</w:t>
+      </w:r>
+      <w:r>
+        <w:rPr>
+          <w:lang w:val="es_ES" w:bidi="es_ES"/>
+        </w:rPr>
+        <w:t xml:space="preserve"> entre ellos.</w:t>
+      </w:r>
+    </w:p>
+    <w:p>
+      <w:pPr>
+        <w:pStyle w:val="ListBullet"/>
+        <w:spacing w:line="240" w:lineRule="auto"/>
+        <w:ind w:left="720"/>
+      </w:pPr>
+      <w:r>
+        <w:rPr>
+          <w:lang w:val="es_ES" w:bidi="es_ES"/>
+        </w:rPr>
+      </w:r>
+      <w:r>
+        <w:rPr>
+          <w:b/>
+          <w:lang w:val="es_ES" w:bidi="es_ES"/>
+        </w:rPr>
+        <w:t>49:18</w:t>
+      </w:r>
+      <w:r>
+        <w:rPr>
+          <w:lang w:val="es_ES" w:bidi="es_ES"/>
+        </w:rPr>
+        <w:t xml:space="preserve"> Dios te dice que </w:t>
+      </w:r>
+      <w:r>
+        <w:rPr>
+          <w:b/>
+          <w:lang w:val="es_ES" w:bidi="es_ES"/>
+        </w:rPr>
+        <w:t>ores</w:t>
+      </w:r>
+      <w:r>
+        <w:rPr>
+          <w:lang w:val="es_ES" w:bidi="es_ES"/>
+        </w:rPr>
+        <w:t>, que estudies su palabra, que lo adores con otros cristianos y que les cuentes a otros lo que ha hecho por ti.</w:t>
+      </w:r>
+    </w:p>
+    <w:p>
+      <w:pPr>
+        <w:pStyle w:val="Heading3"/>
+      </w:pPr>
+      <w:r>
+        <w:rPr>
+          <w:lang w:val="es_ES" w:bidi="es_ES"/>
+        </w:rPr>
         <w:t>Datos de la palabra:</w:t>
       </w:r>
     </w:p>
@@ -1350,7 +4695,7 @@
         <w:rPr>
           <w:lang w:val="es_ES" w:bidi="es_ES"/>
         </w:rPr>
-        <w:t>Strong's: H4503, H8641</w:t>
+        <w:t>Strong’s: H0559, H0577, H1156, H2470, H3863, H3908, H4994, H6279, H6293, H6419, H6739, H7592, H7878, H7879, H7881, H8034, H8605, G01540, G11620, G11890, G17830, G20650, G21710, G21720, G38700, G43350, G43360</w:t>
       </w:r>
       <w:r>
         <w:rPr>
@@ -1379,7 +4724,7 @@
         <w:rPr>
           <w:lang w:val="es_ES" w:bidi="es_ES"/>
         </w:rPr>
-        <w:t>Ofrenda de comunión</w:t>
+        <w:t>Ordenanza</w:t>
       </w:r>
       <w:r>
         <w:rPr>
@@ -1395,7 +4740,7 @@
         <w:rPr>
           <w:lang w:val="es_ES" w:bidi="es_ES"/>
         </w:rPr>
-        <w:t>Hechos:</w:t>
+        <w:t>Definición:</w:t>
       </w:r>
     </w:p>
     <w:p>
@@ -1409,79 +4754,61 @@
         <w:rPr>
           <w:lang w:val="es_ES" w:bidi="es_ES"/>
         </w:rPr>
-        <w:t>En el Antiguo Testamento, la "ofrenda de comunión" era un tipo de sacrificio que se ofrecía por diferentes razones, como dar gracias a Dios o cumplir un voto.</w:t>
-      </w:r>
-    </w:p>
-    <w:p>
-      <w:pPr>
-        <w:pStyle w:val="ListBullet"/>
-        <w:spacing w:line="240" w:lineRule="auto"/>
-        <w:ind w:left="720"/>
-      </w:pPr>
-      <w:r>
-        <w:rPr>
-          <w:lang w:val="es_ES" w:bidi="es_ES"/>
-        </w:rPr>
-      </w:r>
-      <w:r>
-        <w:rPr>
-          <w:lang w:val="es_ES" w:bidi="es_ES"/>
-        </w:rPr>
-        <w:t>Esta ofrenda requería el sacrificio de un animal que podía ser macho o hembra. Esto era diferente de la ofrenda quemada, que requería un animal macho.</w:t>
-      </w:r>
-    </w:p>
-    <w:p>
-      <w:pPr>
-        <w:pStyle w:val="ListBullet"/>
-        <w:spacing w:line="240" w:lineRule="auto"/>
-        <w:ind w:left="720"/>
-      </w:pPr>
-      <w:r>
-        <w:rPr>
-          <w:lang w:val="es_ES" w:bidi="es_ES"/>
-        </w:rPr>
-      </w:r>
-      <w:r>
-        <w:rPr>
-          <w:lang w:val="es_ES" w:bidi="es_ES"/>
-        </w:rPr>
-        <w:t>Después de dar una porción del sacrificio a Dios, la persona que trajo la ofrenda de comunión compartió la carne con los sacerdotes y otros israelitas.</w:t>
-      </w:r>
-    </w:p>
-    <w:p>
-      <w:pPr>
-        <w:pStyle w:val="ListBullet"/>
-        <w:spacing w:line="240" w:lineRule="auto"/>
-        <w:ind w:left="720"/>
-      </w:pPr>
-      <w:r>
-        <w:rPr>
-          <w:lang w:val="es_ES" w:bidi="es_ES"/>
-        </w:rPr>
-      </w:r>
-      <w:r>
-        <w:rPr>
-          <w:lang w:val="es_ES" w:bidi="es_ES"/>
-        </w:rPr>
-        <w:t>Había una comida asociada con esta ofrenda que incluía pan sin levadura.</w:t>
-      </w:r>
-    </w:p>
-    <w:p>
-      <w:pPr>
-        <w:pStyle w:val="ListBullet"/>
-        <w:spacing w:line="240" w:lineRule="auto"/>
-        <w:ind w:left="720"/>
-      </w:pPr>
-      <w:r>
-        <w:rPr>
-          <w:lang w:val="es_ES" w:bidi="es_ES"/>
-        </w:rPr>
-      </w:r>
-      <w:r>
-        <w:rPr>
-          <w:lang w:val="es_ES" w:bidi="es_ES"/>
-        </w:rPr>
-        <w:t>Esto a veces se llama la "ofrenda de paz".</w:t>
+        <w:t>Una ordenanza es una norma pública o ley que establece reglas o instrucciones para que las personas sigan. Este término está relacionado con el término "ordenar".</w:t>
+      </w:r>
+    </w:p>
+    <w:p>
+      <w:pPr>
+        <w:pStyle w:val="ListBullet"/>
+        <w:spacing w:line="240" w:lineRule="auto"/>
+        <w:ind w:left="720"/>
+      </w:pPr>
+      <w:r>
+        <w:rPr>
+          <w:lang w:val="es_ES" w:bidi="es_ES"/>
+        </w:rPr>
+      </w:r>
+      <w:r>
+        <w:rPr>
+          <w:lang w:val="es_ES" w:bidi="es_ES"/>
+        </w:rPr>
+        <w:t>A veces, una ordenanza es una costumbre que se ha consolidado a lo largo de los años.</w:t>
+      </w:r>
+    </w:p>
+    <w:p>
+      <w:pPr>
+        <w:pStyle w:val="ListBullet"/>
+        <w:spacing w:line="240" w:lineRule="auto"/>
+        <w:ind w:left="720"/>
+      </w:pPr>
+      <w:r>
+        <w:rPr>
+          <w:lang w:val="es_ES" w:bidi="es_ES"/>
+        </w:rPr>
+      </w:r>
+      <w:r>
+        <w:rPr>
+          <w:lang w:val="es_ES" w:bidi="es_ES"/>
+        </w:rPr>
+        <w:t>En la Biblia, una ordenanza era algo que Dios mandaba a los israelitas hacer. A veces les ordenaba hacerlo para siempre.</w:t>
+      </w:r>
+    </w:p>
+    <w:p>
+      <w:pPr>
+        <w:pStyle w:val="ListBullet"/>
+        <w:spacing w:line="240" w:lineRule="auto"/>
+        <w:ind w:left="720"/>
+      </w:pPr>
+      <w:r>
+        <w:rPr>
+          <w:lang w:val="es_ES" w:bidi="es_ES"/>
+        </w:rPr>
+      </w:r>
+      <w:r>
+        <w:rPr>
+          <w:lang w:val="es_ES" w:bidi="es_ES"/>
+        </w:rPr>
+        <w:t>El término "ordenanza" podría traducirse como "decreto público", "norma" o "ley", dependiendo del contexto.</w:t>
       </w:r>
     </w:p>
     <w:p>
@@ -1495,13 +4822,13 @@
         <w:rPr>
           <w:lang w:val="es_ES" w:bidi="es_ES"/>
         </w:rPr>
-        <w:t xml:space="preserve">(Véase también: </w:t>
-      </w:r>
-      <w:r>
-        <w:rPr>
-          <w:lang w:val="es_ES" w:bidi="es_ES"/>
-        </w:rPr>
-        <w:t>ofrenda quemada</w:t>
+        <w:t xml:space="preserve">(Ver también: orden, </w:t>
+      </w:r>
+      <w:r>
+        <w:rPr>
+          <w:lang w:val="es_ES" w:bidi="es_ES"/>
+        </w:rPr>
+        <w:t>decreto</w:t>
       </w:r>
       <w:r>
         <w:rPr>
@@ -1513,7 +4840,7 @@
         <w:rPr>
           <w:lang w:val="es_ES" w:bidi="es_ES"/>
         </w:rPr>
-        <w:t>cumplir</w:t>
+        <w:t>ley</w:t>
       </w:r>
       <w:r>
         <w:rPr>
@@ -1525,7 +4852,7 @@
         <w:rPr>
           <w:lang w:val="es_ES" w:bidi="es_ES"/>
         </w:rPr>
-        <w:t>ofrenda de grano</w:t>
+        <w:t>ordenar</w:t>
       </w:r>
       <w:r>
         <w:rPr>
@@ -1537,67 +4864,7 @@
         <w:rPr>
           <w:lang w:val="es_ES" w:bidi="es_ES"/>
         </w:rPr>
-        <w:t>ofrenda de culpa</w:t>
-      </w:r>
-      <w:r>
-        <w:rPr>
-          <w:lang w:val="es_ES" w:bidi="es_ES"/>
-        </w:rPr>
-        <w:t xml:space="preserve">, </w:t>
-      </w:r>
-      <w:r>
-        <w:rPr>
-          <w:lang w:val="es_ES" w:bidi="es_ES"/>
-        </w:rPr>
-        <w:t>ofrenda de paz</w:t>
-      </w:r>
-      <w:r>
-        <w:rPr>
-          <w:lang w:val="es_ES" w:bidi="es_ES"/>
-        </w:rPr>
-        <w:t xml:space="preserve">, </w:t>
-      </w:r>
-      <w:r>
-        <w:rPr>
-          <w:lang w:val="es_ES" w:bidi="es_ES"/>
-        </w:rPr>
-        <w:t>sacerdote</w:t>
-      </w:r>
-      <w:r>
-        <w:rPr>
-          <w:lang w:val="es_ES" w:bidi="es_ES"/>
-        </w:rPr>
-        <w:t xml:space="preserve">, </w:t>
-      </w:r>
-      <w:r>
-        <w:rPr>
-          <w:lang w:val="es_ES" w:bidi="es_ES"/>
-        </w:rPr>
-        <w:t>sacrificio</w:t>
-      </w:r>
-      <w:r>
-        <w:rPr>
-          <w:lang w:val="es_ES" w:bidi="es_ES"/>
-        </w:rPr>
-        <w:t xml:space="preserve">, </w:t>
-      </w:r>
-      <w:r>
-        <w:rPr>
-          <w:lang w:val="es_ES" w:bidi="es_ES"/>
-        </w:rPr>
-        <w:t>pan sin levadura</w:t>
-      </w:r>
-      <w:r>
-        <w:rPr>
-          <w:lang w:val="es_ES" w:bidi="es_ES"/>
-        </w:rPr>
-        <w:t xml:space="preserve">, </w:t>
-      </w:r>
-      <w:r>
-        <w:rPr>
-          <w:lang w:val="es_ES" w:bidi="es_ES"/>
-        </w:rPr>
-        <w:t>voto</w:t>
+        <w:t>estatuto</w:t>
       </w:r>
       <w:r>
         <w:rPr>
@@ -1632,79 +4899,61 @@
         <w:rPr>
           <w:lang w:val="es_ES" w:bidi="es_ES"/>
         </w:rPr>
-        <w:t>1 Crónicas 21:25–27</w:t>
-      </w:r>
-    </w:p>
-    <w:p>
-      <w:pPr>
-        <w:pStyle w:val="ListBullet"/>
-        <w:spacing w:line="240" w:lineRule="auto"/>
-        <w:ind w:left="720"/>
-      </w:pPr>
-      <w:r>
-        <w:rPr>
-          <w:lang w:val="es_ES" w:bidi="es_ES"/>
-        </w:rPr>
-      </w:r>
-      <w:r>
-        <w:rPr>
-          <w:lang w:val="es_ES" w:bidi="es_ES"/>
-        </w:rPr>
-        <w:t>2 Crónicas 29:35</w:t>
-      </w:r>
-    </w:p>
-    <w:p>
-      <w:pPr>
-        <w:pStyle w:val="ListBullet"/>
-        <w:spacing w:line="240" w:lineRule="auto"/>
-        <w:ind w:left="720"/>
-      </w:pPr>
-      <w:r>
-        <w:rPr>
-          <w:lang w:val="es_ES" w:bidi="es_ES"/>
-        </w:rPr>
-      </w:r>
-      <w:r>
-        <w:rPr>
-          <w:lang w:val="es_ES" w:bidi="es_ES"/>
-        </w:rPr>
-        <w:t>Éxodo 24:5–6</w:t>
-      </w:r>
-    </w:p>
-    <w:p>
-      <w:pPr>
-        <w:pStyle w:val="ListBullet"/>
-        <w:spacing w:line="240" w:lineRule="auto"/>
-        <w:ind w:left="720"/>
-      </w:pPr>
-      <w:r>
-        <w:rPr>
-          <w:lang w:val="es_ES" w:bidi="es_ES"/>
-        </w:rPr>
-      </w:r>
-      <w:r>
-        <w:rPr>
-          <w:lang w:val="es_ES" w:bidi="es_ES"/>
-        </w:rPr>
-        <w:t>Levítico 3:3–5</w:t>
-      </w:r>
-    </w:p>
-    <w:p>
-      <w:pPr>
-        <w:pStyle w:val="ListBullet"/>
-        <w:spacing w:line="240" w:lineRule="auto"/>
-        <w:ind w:left="720"/>
-      </w:pPr>
-      <w:r>
-        <w:rPr>
-          <w:lang w:val="es_ES" w:bidi="es_ES"/>
-        </w:rPr>
-      </w:r>
-      <w:r>
-        <w:rPr>
-          <w:lang w:val="es_ES" w:bidi="es_ES"/>
-        </w:rPr>
-        <w:t>Números 6:13–15</w:t>
+        <w:t>Deuteronomio 4:13–14</w:t>
+      </w:r>
+    </w:p>
+    <w:p>
+      <w:pPr>
+        <w:pStyle w:val="ListBullet"/>
+        <w:spacing w:line="240" w:lineRule="auto"/>
+        <w:ind w:left="720"/>
+      </w:pPr>
+      <w:r>
+        <w:rPr>
+          <w:lang w:val="es_ES" w:bidi="es_ES"/>
+        </w:rPr>
+      </w:r>
+      <w:r>
+        <w:rPr>
+          <w:lang w:val="es_ES" w:bidi="es_ES"/>
+        </w:rPr>
+        <w:t>Éxodo 27:20–21</w:t>
+      </w:r>
+    </w:p>
+    <w:p>
+      <w:pPr>
+        <w:pStyle w:val="ListBullet"/>
+        <w:spacing w:line="240" w:lineRule="auto"/>
+        <w:ind w:left="720"/>
+      </w:pPr>
+      <w:r>
+        <w:rPr>
+          <w:lang w:val="es_ES" w:bidi="es_ES"/>
+        </w:rPr>
+      </w:r>
+      <w:r>
+        <w:rPr>
+          <w:lang w:val="es_ES" w:bidi="es_ES"/>
+        </w:rPr>
+        <w:t>Levítico 8:31–33</w:t>
+      </w:r>
+    </w:p>
+    <w:p>
+      <w:pPr>
+        <w:pStyle w:val="ListBullet"/>
+        <w:spacing w:line="240" w:lineRule="auto"/>
+        <w:ind w:left="720"/>
+      </w:pPr>
+      <w:r>
+        <w:rPr>
+          <w:lang w:val="es_ES" w:bidi="es_ES"/>
+        </w:rPr>
+      </w:r>
+      <w:r>
+        <w:rPr>
+          <w:lang w:val="es_ES" w:bidi="es_ES"/>
+        </w:rPr>
+        <w:t>Malaquías 3:6–7</w:t>
       </w:r>
     </w:p>
     <w:p>
@@ -1715,25 +4964,25 @@
         <w:rPr>
           <w:lang w:val="es_ES" w:bidi="es_ES"/>
         </w:rPr>
-        <w:t>Datos de la Palabra:</w:t>
-      </w:r>
-    </w:p>
-    <w:p>
-      <w:pPr>
-        <w:pStyle w:val="ListBullet"/>
-        <w:spacing w:line="240" w:lineRule="auto"/>
-        <w:ind w:left="720"/>
-      </w:pPr>
-      <w:r>
-        <w:rPr>
-          <w:lang w:val="es_ES" w:bidi="es_ES"/>
-        </w:rPr>
-      </w:r>
-      <w:r>
-        <w:rPr>
-          <w:lang w:val="es_ES" w:bidi="es_ES"/>
-        </w:rPr>
-        <w:t>Strong’s: H8002</w:t>
+        <w:t>Datos de la palabra:</w:t>
+      </w:r>
+    </w:p>
+    <w:p>
+      <w:pPr>
+        <w:pStyle w:val="ListBullet"/>
+        <w:spacing w:line="240" w:lineRule="auto"/>
+        <w:ind w:left="720"/>
+      </w:pPr>
+      <w:r>
+        <w:rPr>
+          <w:lang w:val="es_ES" w:bidi="es_ES"/>
+        </w:rPr>
+      </w:r>
+      <w:r>
+        <w:rPr>
+          <w:lang w:val="es_ES" w:bidi="es_ES"/>
+        </w:rPr>
+        <w:t>Strong’s: H2706, H4687, H4931, H4941</w:t>
       </w:r>
       <w:r>
         <w:rPr>
@@ -1762,7 +5011,7 @@
         <w:rPr>
           <w:lang w:val="es_ES" w:bidi="es_ES"/>
         </w:rPr>
-        <w:t>Ofrenda de culpa</w:t>
+        <w:t>Ordenar</w:t>
       </w:r>
       <w:r>
         <w:rPr>
@@ -1792,43 +5041,79 @@
         <w:rPr>
           <w:lang w:val="es_ES" w:bidi="es_ES"/>
         </w:rPr>
-        <w:t>Una ofrenda de culpa era una ofrenda o sacrificio que Dios requería que un israelita hiciera si accidentalmente hacía algo malo, como faltar el respeto a Dios o dañar la propiedad de otra persona.</w:t>
-      </w:r>
-    </w:p>
-    <w:p>
-      <w:pPr>
-        <w:pStyle w:val="ListBullet"/>
-        <w:spacing w:line="240" w:lineRule="auto"/>
-        <w:ind w:left="720"/>
-      </w:pPr>
-      <w:r>
-        <w:rPr>
-          <w:lang w:val="es_ES" w:bidi="es_ES"/>
-        </w:rPr>
-      </w:r>
-      <w:r>
-        <w:rPr>
-          <w:lang w:val="es_ES" w:bidi="es_ES"/>
-        </w:rPr>
-        <w:t>Esta ofrenda implicaba el sacrificio de un animal y el pago de una multa, con plata u oro.</w:t>
-      </w:r>
-    </w:p>
-    <w:p>
-      <w:pPr>
-        <w:pStyle w:val="ListBullet"/>
-        <w:spacing w:line="240" w:lineRule="auto"/>
-        <w:ind w:left="720"/>
-      </w:pPr>
-      <w:r>
-        <w:rPr>
-          <w:lang w:val="es_ES" w:bidi="es_ES"/>
-        </w:rPr>
-      </w:r>
-      <w:r>
-        <w:rPr>
-          <w:lang w:val="es_ES" w:bidi="es_ES"/>
-        </w:rPr>
-        <w:t>Además, la persona culpable era responsable de pagar por cualquier daño causado.</w:t>
+        <w:t>Ordenar significa designar formalmente a una persona para una tarea o rol especial. También significa determinar formalmente una regla o decreto.</w:t>
+      </w:r>
+    </w:p>
+    <w:p>
+      <w:pPr>
+        <w:pStyle w:val="ListBullet"/>
+        <w:spacing w:line="240" w:lineRule="auto"/>
+        <w:ind w:left="720"/>
+      </w:pPr>
+      <w:r>
+        <w:rPr>
+          <w:lang w:val="es_ES" w:bidi="es_ES"/>
+        </w:rPr>
+      </w:r>
+      <w:r>
+        <w:rPr>
+          <w:lang w:val="es_ES" w:bidi="es_ES"/>
+        </w:rPr>
+        <w:t>El término "ordenar" a menudo se refiere a designar formalmente a alguien como sacerdote, ministro o rabino.</w:t>
+      </w:r>
+    </w:p>
+    <w:p>
+      <w:pPr>
+        <w:pStyle w:val="ListBullet"/>
+        <w:spacing w:line="240" w:lineRule="auto"/>
+        <w:ind w:left="720"/>
+      </w:pPr>
+      <w:r>
+        <w:rPr>
+          <w:lang w:val="es_ES" w:bidi="es_ES"/>
+        </w:rPr>
+      </w:r>
+      <w:r>
+        <w:rPr>
+          <w:lang w:val="es_ES" w:bidi="es_ES"/>
+        </w:rPr>
+        <w:t>Por ejemplo, Dios ordenó a Aarón y a sus descendientes como sacerdotes.</w:t>
+      </w:r>
+    </w:p>
+    <w:p>
+      <w:pPr>
+        <w:pStyle w:val="ListBullet"/>
+        <w:spacing w:line="240" w:lineRule="auto"/>
+        <w:ind w:left="720"/>
+      </w:pPr>
+      <w:r>
+        <w:rPr>
+          <w:lang w:val="es_ES" w:bidi="es_ES"/>
+        </w:rPr>
+      </w:r>
+      <w:r>
+        <w:rPr>
+          <w:lang w:val="es_ES" w:bidi="es_ES"/>
+        </w:rPr>
+        <w:t>También puede significar instituir o establecer algo, como una fiesta religiosa o un pacto.</w:t>
+      </w:r>
+    </w:p>
+    <w:p>
+      <w:pPr>
+        <w:pStyle w:val="ListBullet"/>
+        <w:spacing w:line="240" w:lineRule="auto"/>
+        <w:ind w:left="720"/>
+      </w:pPr>
+      <w:r>
+        <w:rPr>
+          <w:lang w:val="es_ES" w:bidi="es_ES"/>
+        </w:rPr>
+      </w:r>
+      <w:r>
+        <w:rPr>
+          <w:lang w:val="es_ES" w:bidi="es_ES"/>
+        </w:rPr>
+        <w:t>Dependiendo del contexto, "ordenar" podría traducirse como "asignar", "nombrar", "mandar", "establecer una regla" o "instituir".</w:t>
       </w:r>
     </w:p>
     <w:p>
@@ -1842,3334 +5127,7 @@
         <w:rPr>
           <w:lang w:val="es_ES" w:bidi="es_ES"/>
         </w:rPr>
-        <w:t xml:space="preserve">(Ver también: </w:t>
-      </w:r>
-      <w:r>
-        <w:rPr>
-          <w:lang w:val="es_ES" w:bidi="es_ES"/>
-        </w:rPr>
-        <w:t>holocausto</w:t>
-      </w:r>
-      <w:r>
-        <w:rPr>
-          <w:lang w:val="es_ES" w:bidi="es_ES"/>
-        </w:rPr>
-        <w:t xml:space="preserve">, </w:t>
-      </w:r>
-      <w:r>
-        <w:rPr>
-          <w:lang w:val="es_ES" w:bidi="es_ES"/>
-        </w:rPr>
-        <w:t>ofrenda de grano</w:t>
-      </w:r>
-      <w:r>
-        <w:rPr>
-          <w:lang w:val="es_ES" w:bidi="es_ES"/>
-        </w:rPr>
-        <w:t xml:space="preserve">, </w:t>
-      </w:r>
-      <w:r>
-        <w:rPr>
-          <w:lang w:val="es_ES" w:bidi="es_ES"/>
-        </w:rPr>
-        <w:t>sacrificio</w:t>
-      </w:r>
-      <w:r>
-        <w:rPr>
-          <w:lang w:val="es_ES" w:bidi="es_ES"/>
-        </w:rPr>
-        <w:t xml:space="preserve">, </w:t>
-      </w:r>
-      <w:r>
-        <w:rPr>
-          <w:lang w:val="es_ES" w:bidi="es_ES"/>
-        </w:rPr>
-        <w:t>ofrenda por el pecado</w:t>
-      </w:r>
-      <w:r>
-        <w:rPr>
-          <w:lang w:val="es_ES" w:bidi="es_ES"/>
-        </w:rPr>
-        <w:t>).</w:t>
-      </w:r>
-    </w:p>
-    <w:p>
-      <w:pPr>
-        <w:pStyle w:val="Heading3"/>
-      </w:pPr>
-      <w:r>
-        <w:rPr>
-          <w:lang w:val="es_ES" w:bidi="es_ES"/>
-        </w:rPr>
-        <w:t>Referencias Bíblicas:</w:t>
-      </w:r>
-    </w:p>
-    <w:p>
-      <w:pPr>
-        <w:pStyle w:val="ListBullet"/>
-        <w:spacing w:line="240" w:lineRule="auto"/>
-        <w:ind w:left="720"/>
-      </w:pPr>
-      <w:r>
-        <w:rPr>
-          <w:lang w:val="es_ES" w:bidi="es_ES"/>
-        </w:rPr>
-      </w:r>
-      <w:r>
-        <w:rPr>
-          <w:lang w:val="es_ES" w:bidi="es_ES"/>
-        </w:rPr>
-        <w:t>1 Samuel 6.3</w:t>
-      </w:r>
-    </w:p>
-    <w:p>
-      <w:pPr>
-        <w:pStyle w:val="ListBullet"/>
-        <w:spacing w:line="240" w:lineRule="auto"/>
-        <w:ind w:left="720"/>
-      </w:pPr>
-      <w:r>
-        <w:rPr>
-          <w:lang w:val="es_ES" w:bidi="es_ES"/>
-        </w:rPr>
-      </w:r>
-      <w:r>
-        <w:rPr>
-          <w:lang w:val="es_ES" w:bidi="es_ES"/>
-        </w:rPr>
-        <w:t>2 Reyes 12.16</w:t>
-      </w:r>
-    </w:p>
-    <w:p>
-      <w:pPr>
-        <w:pStyle w:val="ListBullet"/>
-        <w:spacing w:line="240" w:lineRule="auto"/>
-        <w:ind w:left="720"/>
-      </w:pPr>
-      <w:r>
-        <w:rPr>
-          <w:lang w:val="es_ES" w:bidi="es_ES"/>
-        </w:rPr>
-      </w:r>
-      <w:r>
-        <w:rPr>
-          <w:lang w:val="es_ES" w:bidi="es_ES"/>
-        </w:rPr>
-        <w:t>Levítico 5.5–6</w:t>
-      </w:r>
-    </w:p>
-    <w:p>
-      <w:pPr>
-        <w:pStyle w:val="ListBullet"/>
-        <w:spacing w:line="240" w:lineRule="auto"/>
-        <w:ind w:left="720"/>
-      </w:pPr>
-      <w:r>
-        <w:rPr>
-          <w:lang w:val="es_ES" w:bidi="es_ES"/>
-        </w:rPr>
-      </w:r>
-      <w:r>
-        <w:rPr>
-          <w:lang w:val="es_ES" w:bidi="es_ES"/>
-        </w:rPr>
-        <w:t>Números 6.12</w:t>
-      </w:r>
-    </w:p>
-    <w:p>
-      <w:pPr>
-        <w:pStyle w:val="Heading3"/>
-      </w:pPr>
-      <w:r>
-        <w:rPr>
-          <w:lang w:val="es_ES" w:bidi="es_ES"/>
-        </w:rPr>
-        <w:t>Datos de la palabra:</w:t>
-      </w:r>
-    </w:p>
-    <w:p>
-      <w:pPr>
-        <w:pStyle w:val="ListBullet"/>
-        <w:spacing w:line="240" w:lineRule="auto"/>
-        <w:ind w:left="720"/>
-      </w:pPr>
-      <w:r>
-        <w:rPr>
-          <w:lang w:val="es_ES" w:bidi="es_ES"/>
-        </w:rPr>
-      </w:r>
-      <w:r>
-        <w:rPr>
-          <w:lang w:val="es_ES" w:bidi="es_ES"/>
-        </w:rPr>
-        <w:t>Strong’s: H0817</w:t>
-      </w:r>
-      <w:r>
-        <w:rPr>
-          <w:lang w:val="es_ES" w:bidi="es_ES"/>
-        </w:rPr>
-      </w:r>
-      <w:r>
-        <w:rPr>
-          <w:lang w:val="es_ES" w:bidi="es_ES"/>
-        </w:rPr>
-      </w:r>
-    </w:p>
-    <w:p>
-      <w:pPr/>
-      <w:r>
-        <w:rPr>
-          <w:lang w:val="es_ES" w:bidi="es_ES"/>
-        </w:rPr>
-      </w:r>
-    </w:p>
-    <w:p>
-      <w:pPr>
-        <w:pStyle w:val="Heading2"/>
-      </w:pPr>
-      <w:r>
-        <w:rPr>
-          <w:lang w:val="es_ES" w:bidi="es_ES"/>
-        </w:rPr>
-        <w:t>Ofrenda de Grano</w:t>
-      </w:r>
-      <w:r>
-        <w:rPr>
-          <w:lang w:val="es_ES" w:bidi="es_ES"/>
-        </w:rPr>
-      </w:r>
-    </w:p>
-    <w:p>
-      <w:pPr>
-        <w:pStyle w:val="Heading3"/>
-      </w:pPr>
-      <w:r>
-        <w:rPr>
-          <w:lang w:val="es_ES" w:bidi="es_ES"/>
-        </w:rPr>
-        <w:t>Definición:</w:t>
-      </w:r>
-    </w:p>
-    <w:p>
-      <w:pPr/>
-      <w:r>
-        <w:rPr>
-          <w:lang w:val="es_ES" w:bidi="es_ES"/>
-        </w:rPr>
-      </w:r>
-      <w:r>
-        <w:rPr>
-          <w:lang w:val="es_ES" w:bidi="es_ES"/>
-        </w:rPr>
-        <w:t>Una ofrenda de grano era un regalo de harina de trigo o cebada ofrecido a Dios, a menudo después de una ofrenda quemada.</w:t>
-      </w:r>
-    </w:p>
-    <w:p>
-      <w:pPr>
-        <w:pStyle w:val="ListBullet"/>
-        <w:spacing w:line="240" w:lineRule="auto"/>
-        <w:ind w:left="720"/>
-      </w:pPr>
-      <w:r>
-        <w:rPr>
-          <w:lang w:val="es_ES" w:bidi="es_ES"/>
-        </w:rPr>
-      </w:r>
-      <w:r>
-        <w:rPr>
-          <w:lang w:val="es_ES" w:bidi="es_ES"/>
-        </w:rPr>
-        <w:t>El grano utilizado para la ofrenda de grano tenía que estar finamente molido. A veces se cocinaba antes de ser ofrecido, pero otras veces se dejaba sin cocinar.</w:t>
-      </w:r>
-    </w:p>
-    <w:p>
-      <w:pPr>
-        <w:pStyle w:val="ListBullet"/>
-        <w:spacing w:line="240" w:lineRule="auto"/>
-        <w:ind w:left="720"/>
-      </w:pPr>
-      <w:r>
-        <w:rPr>
-          <w:lang w:val="es_ES" w:bidi="es_ES"/>
-        </w:rPr>
-      </w:r>
-      <w:r>
-        <w:rPr>
-          <w:lang w:val="es_ES" w:bidi="es_ES"/>
-        </w:rPr>
-        <w:t>Se añadieron aceite y sal a la harina de grano, pero no se permitía la levadura ni la miel.</w:t>
-      </w:r>
-    </w:p>
-    <w:p>
-      <w:pPr>
-        <w:pStyle w:val="ListBullet"/>
-        <w:spacing w:line="240" w:lineRule="auto"/>
-        <w:ind w:left="720"/>
-      </w:pPr>
-      <w:r>
-        <w:rPr>
-          <w:lang w:val="es_ES" w:bidi="es_ES"/>
-        </w:rPr>
-      </w:r>
-      <w:r>
-        <w:rPr>
-          <w:lang w:val="es_ES" w:bidi="es_ES"/>
-        </w:rPr>
-        <w:t>Parte de la ofrenda de grano se quemaba y parte de ella era comida por los sacerdotes.</w:t>
-      </w:r>
-    </w:p>
-    <w:p>
-      <w:pPr/>
-      <w:r>
-        <w:rPr>
-          <w:lang w:val="es_ES" w:bidi="es_ES"/>
-        </w:rPr>
-      </w:r>
-      <w:r>
-        <w:rPr>
-          <w:lang w:val="es_ES" w:bidi="es_ES"/>
-        </w:rPr>
-        <w:t xml:space="preserve">(Ver también: </w:t>
-      </w:r>
-      <w:r>
-        <w:rPr>
-          <w:lang w:val="es_ES" w:bidi="es_ES"/>
-        </w:rPr>
-        <w:t>holocausto</w:t>
-      </w:r>
-      <w:r>
-        <w:rPr>
-          <w:lang w:val="es_ES" w:bidi="es_ES"/>
-        </w:rPr>
-        <w:t xml:space="preserve">, </w:t>
-      </w:r>
-      <w:r>
-        <w:rPr>
-          <w:lang w:val="es_ES" w:bidi="es_ES"/>
-        </w:rPr>
-        <w:t>ofrenda por la culpa</w:t>
-      </w:r>
-      <w:r>
-        <w:rPr>
-          <w:lang w:val="es_ES" w:bidi="es_ES"/>
-        </w:rPr>
-        <w:t xml:space="preserve">, </w:t>
-      </w:r>
-      <w:r>
-        <w:rPr>
-          <w:lang w:val="es_ES" w:bidi="es_ES"/>
-        </w:rPr>
-        <w:t>sacrificio</w:t>
-      </w:r>
-      <w:r>
-        <w:rPr>
-          <w:lang w:val="es_ES" w:bidi="es_ES"/>
-        </w:rPr>
-        <w:t xml:space="preserve">, </w:t>
-      </w:r>
-      <w:r>
-        <w:rPr>
-          <w:lang w:val="es_ES" w:bidi="es_ES"/>
-        </w:rPr>
-        <w:t>ofrenda por el pecado</w:t>
-      </w:r>
-      <w:r>
-        <w:rPr>
-          <w:lang w:val="es_ES" w:bidi="es_ES"/>
-        </w:rPr>
-        <w:t>).</w:t>
-      </w:r>
-    </w:p>
-    <w:p>
-      <w:pPr>
-        <w:pStyle w:val="Heading3"/>
-      </w:pPr>
-      <w:r>
-        <w:rPr>
-          <w:lang w:val="es_ES" w:bidi="es_ES"/>
-        </w:rPr>
-        <w:t>Referencias Bíblicas:</w:t>
-      </w:r>
-    </w:p>
-    <w:p>
-      <w:pPr>
-        <w:pStyle w:val="ListBullet"/>
-        <w:spacing w:line="240" w:lineRule="auto"/>
-        <w:ind w:left="720"/>
-      </w:pPr>
-      <w:r>
-        <w:rPr>
-          <w:lang w:val="es_ES" w:bidi="es_ES"/>
-        </w:rPr>
-      </w:r>
-      <w:r>
-        <w:rPr>
-          <w:lang w:val="es_ES" w:bidi="es_ES"/>
-        </w:rPr>
-        <w:t>1 Crónicas 23.27–29.</w:t>
-      </w:r>
-    </w:p>
-    <w:p>
-      <w:pPr>
-        <w:pStyle w:val="ListBullet"/>
-        <w:spacing w:line="240" w:lineRule="auto"/>
-        <w:ind w:left="720"/>
-      </w:pPr>
-      <w:r>
-        <w:rPr>
-          <w:lang w:val="es_ES" w:bidi="es_ES"/>
-        </w:rPr>
-      </w:r>
-      <w:r>
-        <w:rPr>
-          <w:lang w:val="es_ES" w:bidi="es_ES"/>
-        </w:rPr>
-        <w:t>Éxodo 29.41–42.</w:t>
-      </w:r>
-    </w:p>
-    <w:p>
-      <w:pPr>
-        <w:pStyle w:val="ListBullet"/>
-        <w:spacing w:line="240" w:lineRule="auto"/>
-        <w:ind w:left="720"/>
-      </w:pPr>
-      <w:r>
-        <w:rPr>
-          <w:lang w:val="es_ES" w:bidi="es_ES"/>
-        </w:rPr>
-      </w:r>
-      <w:r>
-        <w:rPr>
-          <w:lang w:val="es_ES" w:bidi="es_ES"/>
-        </w:rPr>
-        <w:t>Jueces 13.19.</w:t>
-      </w:r>
-    </w:p>
-    <w:p>
-      <w:pPr>
-        <w:pStyle w:val="ListBullet"/>
-        <w:spacing w:line="240" w:lineRule="auto"/>
-        <w:ind w:left="720"/>
-      </w:pPr>
-      <w:r>
-        <w:rPr>
-          <w:lang w:val="es_ES" w:bidi="es_ES"/>
-        </w:rPr>
-      </w:r>
-      <w:r>
-        <w:rPr>
-          <w:lang w:val="es_ES" w:bidi="es_ES"/>
-        </w:rPr>
-        <w:t>Levítico 2.2.</w:t>
-      </w:r>
-    </w:p>
-    <w:p>
-      <w:pPr>
-        <w:pStyle w:val="Heading3"/>
-      </w:pPr>
-      <w:r>
-        <w:rPr>
-          <w:lang w:val="es_ES" w:bidi="es_ES"/>
-        </w:rPr>
-        <w:t>Datos de la palabra:</w:t>
-      </w:r>
-    </w:p>
-    <w:p>
-      <w:pPr>
-        <w:pStyle w:val="ListBullet"/>
-        <w:spacing w:line="240" w:lineRule="auto"/>
-        <w:ind w:left="720"/>
-      </w:pPr>
-      <w:r>
-        <w:rPr>
-          <w:lang w:val="es_ES" w:bidi="es_ES"/>
-        </w:rPr>
-      </w:r>
-      <w:r>
-        <w:rPr>
-          <w:lang w:val="es_ES" w:bidi="es_ES"/>
-        </w:rPr>
-        <w:t>Strong’s: H4503, H8641</w:t>
-      </w:r>
-      <w:r>
-        <w:rPr>
-          <w:lang w:val="es_ES" w:bidi="es_ES"/>
-        </w:rPr>
-      </w:r>
-      <w:r>
-        <w:rPr>
-          <w:lang w:val="es_ES" w:bidi="es_ES"/>
-        </w:rPr>
-      </w:r>
-    </w:p>
-    <w:p>
-      <w:pPr/>
-      <w:r>
-        <w:rPr>
-          <w:lang w:val="es_ES" w:bidi="es_ES"/>
-        </w:rPr>
-      </w:r>
-    </w:p>
-    <w:p>
-      <w:pPr>
-        <w:pStyle w:val="Heading2"/>
-      </w:pPr>
-      <w:r>
-        <w:rPr>
-          <w:lang w:val="es_ES" w:bidi="es_ES"/>
-        </w:rPr>
-        <w:t>Ofrenda de paz</w:t>
-      </w:r>
-      <w:r>
-        <w:rPr>
-          <w:lang w:val="es_ES" w:bidi="es_ES"/>
-        </w:rPr>
-      </w:r>
-    </w:p>
-    <w:p>
-      <w:pPr>
-        <w:pStyle w:val="Heading3"/>
-      </w:pPr>
-      <w:r>
-        <w:rPr>
-          <w:lang w:val="es_ES" w:bidi="es_ES"/>
-        </w:rPr>
-        <w:t>Hechos:</w:t>
-      </w:r>
-    </w:p>
-    <w:p>
-      <w:pPr/>
-      <w:r>
-        <w:rPr>
-          <w:lang w:val="es_ES" w:bidi="es_ES"/>
-        </w:rPr>
-      </w:r>
-      <w:r>
-        <w:rPr>
-          <w:lang w:val="es_ES" w:bidi="es_ES"/>
-        </w:rPr>
-        <w:t>Una "ofrenda de paz" era una de varias ofrendas sacrificiales que Dios ordenó a los israelitas hacer. A veces se llama la "ofrenda de acción de gracias" u "ofrenda de comunión".</w:t>
-      </w:r>
-    </w:p>
-    <w:p>
-      <w:pPr>
-        <w:pStyle w:val="ListBullet"/>
-        <w:spacing w:line="240" w:lineRule="auto"/>
-        <w:ind w:left="720"/>
-      </w:pPr>
-      <w:r>
-        <w:rPr>
-          <w:lang w:val="es_ES" w:bidi="es_ES"/>
-        </w:rPr>
-      </w:r>
-      <w:r>
-        <w:rPr>
-          <w:lang w:val="es_ES" w:bidi="es_ES"/>
-        </w:rPr>
-        <w:t>Esta ofrenda implicaba sacrificar un animal sin defectos, rociar la sangre del animal en el altar y quemar la grasa del animal, así como el resto del animal por separado.</w:t>
-      </w:r>
-    </w:p>
-    <w:p>
-      <w:pPr>
-        <w:pStyle w:val="ListBullet"/>
-        <w:spacing w:line="240" w:lineRule="auto"/>
-        <w:ind w:left="720"/>
-      </w:pPr>
-      <w:r>
-        <w:rPr>
-          <w:lang w:val="es_ES" w:bidi="es_ES"/>
-        </w:rPr>
-      </w:r>
-      <w:r>
-        <w:rPr>
-          <w:lang w:val="es_ES" w:bidi="es_ES"/>
-        </w:rPr>
-        <w:t>A este sacrificio se añadía una ofrenda de pan sin levadura y con levadura, que se quemaba encima de la ofrenda quemada.</w:t>
-      </w:r>
-    </w:p>
-    <w:p>
-      <w:pPr>
-        <w:pStyle w:val="ListBullet"/>
-        <w:spacing w:line="240" w:lineRule="auto"/>
-        <w:ind w:left="720"/>
-      </w:pPr>
-      <w:r>
-        <w:rPr>
-          <w:lang w:val="es_ES" w:bidi="es_ES"/>
-        </w:rPr>
-      </w:r>
-      <w:r>
-        <w:rPr>
-          <w:lang w:val="es_ES" w:bidi="es_ES"/>
-        </w:rPr>
-        <w:t>El sacerdote y quien ofrecía el sacrificio podían compartir la comida que se ofrecía.</w:t>
-      </w:r>
-    </w:p>
-    <w:p>
-      <w:pPr>
-        <w:pStyle w:val="ListBullet"/>
-        <w:spacing w:line="240" w:lineRule="auto"/>
-        <w:ind w:left="720"/>
-      </w:pPr>
-      <w:r>
-        <w:rPr>
-          <w:lang w:val="es_ES" w:bidi="es_ES"/>
-        </w:rPr>
-      </w:r>
-      <w:r>
-        <w:rPr>
-          <w:lang w:val="es_ES" w:bidi="es_ES"/>
-        </w:rPr>
-        <w:t>Esta ofrenda simboliza la comunión de Dios con su pueblo.</w:t>
-      </w:r>
-    </w:p>
-    <w:p>
-      <w:pPr/>
-      <w:r>
-        <w:rPr>
-          <w:lang w:val="es_ES" w:bidi="es_ES"/>
-        </w:rPr>
-      </w:r>
-      <w:r>
-        <w:rPr>
-          <w:lang w:val="es_ES" w:bidi="es_ES"/>
-        </w:rPr>
-        <w:t xml:space="preserve">(Ver también: </w:t>
-      </w:r>
-      <w:r>
-        <w:rPr>
-          <w:lang w:val="es_ES" w:bidi="es_ES"/>
-        </w:rPr>
-        <w:t>holocausto</w:t>
-      </w:r>
-      <w:r>
-        <w:rPr>
-          <w:lang w:val="es_ES" w:bidi="es_ES"/>
-        </w:rPr>
-        <w:t xml:space="preserve">, </w:t>
-      </w:r>
-      <w:r>
-        <w:rPr>
-          <w:lang w:val="es_ES" w:bidi="es_ES"/>
-        </w:rPr>
-        <w:t>comunión</w:t>
-      </w:r>
-      <w:r>
-        <w:rPr>
-          <w:lang w:val="es_ES" w:bidi="es_ES"/>
-        </w:rPr>
-        <w:t xml:space="preserve">, </w:t>
-      </w:r>
-      <w:r>
-        <w:rPr>
-          <w:lang w:val="es_ES" w:bidi="es_ES"/>
-        </w:rPr>
-        <w:t>ofrenda de comunión</w:t>
-      </w:r>
-      <w:r>
-        <w:rPr>
-          <w:lang w:val="es_ES" w:bidi="es_ES"/>
-        </w:rPr>
-        <w:t xml:space="preserve">, </w:t>
-      </w:r>
-      <w:r>
-        <w:rPr>
-          <w:lang w:val="es_ES" w:bidi="es_ES"/>
-        </w:rPr>
-        <w:t>ofrenda de grano</w:t>
-      </w:r>
-      <w:r>
-        <w:rPr>
-          <w:lang w:val="es_ES" w:bidi="es_ES"/>
-        </w:rPr>
-        <w:t xml:space="preserve">, </w:t>
-      </w:r>
-      <w:r>
-        <w:rPr>
-          <w:lang w:val="es_ES" w:bidi="es_ES"/>
-        </w:rPr>
-        <w:t>sacerdote</w:t>
-      </w:r>
-      <w:r>
-        <w:rPr>
-          <w:lang w:val="es_ES" w:bidi="es_ES"/>
-        </w:rPr>
-        <w:t xml:space="preserve">, </w:t>
-      </w:r>
-      <w:r>
-        <w:rPr>
-          <w:lang w:val="es_ES" w:bidi="es_ES"/>
-        </w:rPr>
-        <w:t>sacrificio</w:t>
-      </w:r>
-      <w:r>
-        <w:rPr>
-          <w:lang w:val="es_ES" w:bidi="es_ES"/>
-        </w:rPr>
-        <w:t xml:space="preserve">, </w:t>
-      </w:r>
-      <w:r>
-        <w:rPr>
-          <w:lang w:val="es_ES" w:bidi="es_ES"/>
-        </w:rPr>
-        <w:t>pan ácimo</w:t>
-      </w:r>
-      <w:r>
-        <w:rPr>
-          <w:lang w:val="es_ES" w:bidi="es_ES"/>
-        </w:rPr>
-        <w:t>).</w:t>
-      </w:r>
-    </w:p>
-    <w:p>
-      <w:pPr>
-        <w:pStyle w:val="Heading3"/>
-      </w:pPr>
-      <w:r>
-        <w:rPr>
-          <w:lang w:val="es_ES" w:bidi="es_ES"/>
-        </w:rPr>
-        <w:t>Referencias Bíblicas:</w:t>
-      </w:r>
-    </w:p>
-    <w:p>
-      <w:pPr>
-        <w:pStyle w:val="ListBullet"/>
-        <w:spacing w:line="240" w:lineRule="auto"/>
-        <w:ind w:left="720"/>
-      </w:pPr>
-      <w:r>
-        <w:rPr>
-          <w:lang w:val="es_ES" w:bidi="es_ES"/>
-        </w:rPr>
-      </w:r>
-      <w:r>
-        <w:rPr>
-          <w:lang w:val="es_ES" w:bidi="es_ES"/>
-        </w:rPr>
-        <w:t>1 Samuel 13:8–10</w:t>
-      </w:r>
-    </w:p>
-    <w:p>
-      <w:pPr>
-        <w:pStyle w:val="ListBullet"/>
-        <w:spacing w:line="240" w:lineRule="auto"/>
-        <w:ind w:left="720"/>
-      </w:pPr>
-      <w:r>
-        <w:rPr>
-          <w:lang w:val="es_ES" w:bidi="es_ES"/>
-        </w:rPr>
-      </w:r>
-      <w:r>
-        <w:rPr>
-          <w:lang w:val="es_ES" w:bidi="es_ES"/>
-        </w:rPr>
-        <w:t>Ezequiel 45:16–17</w:t>
-      </w:r>
-    </w:p>
-    <w:p>
-      <w:pPr>
-        <w:pStyle w:val="ListBullet"/>
-        <w:spacing w:line="240" w:lineRule="auto"/>
-        <w:ind w:left="720"/>
-      </w:pPr>
-      <w:r>
-        <w:rPr>
-          <w:lang w:val="es_ES" w:bidi="es_ES"/>
-        </w:rPr>
-      </w:r>
-      <w:r>
-        <w:rPr>
-          <w:lang w:val="es_ES" w:bidi="es_ES"/>
-        </w:rPr>
-        <w:t>Josué 8:30–32</w:t>
-      </w:r>
-    </w:p>
-    <w:p>
-      <w:pPr>
-        <w:pStyle w:val="ListBullet"/>
-        <w:spacing w:line="240" w:lineRule="auto"/>
-        <w:ind w:left="720"/>
-      </w:pPr>
-      <w:r>
-        <w:rPr>
-          <w:lang w:val="es_ES" w:bidi="es_ES"/>
-        </w:rPr>
-      </w:r>
-      <w:r>
-        <w:rPr>
-          <w:lang w:val="es_ES" w:bidi="es_ES"/>
-        </w:rPr>
-        <w:t>Levítico 9:3–5</w:t>
-      </w:r>
-    </w:p>
-    <w:p>
-      <w:pPr>
-        <w:pStyle w:val="ListBullet"/>
-        <w:spacing w:line="240" w:lineRule="auto"/>
-        <w:ind w:left="720"/>
-      </w:pPr>
-      <w:r>
-        <w:rPr>
-          <w:lang w:val="es_ES" w:bidi="es_ES"/>
-        </w:rPr>
-      </w:r>
-      <w:r>
-        <w:rPr>
-          <w:lang w:val="es_ES" w:bidi="es_ES"/>
-        </w:rPr>
-        <w:t>Proverbios 7:13–15</w:t>
-      </w:r>
-    </w:p>
-    <w:p>
-      <w:pPr>
-        <w:pStyle w:val="Heading3"/>
-      </w:pPr>
-      <w:r>
-        <w:rPr>
-          <w:lang w:val="es_ES" w:bidi="es_ES"/>
-        </w:rPr>
-        <w:t>Datos de la palabra:</w:t>
-      </w:r>
-    </w:p>
-    <w:p>
-      <w:pPr>
-        <w:pStyle w:val="ListBullet"/>
-        <w:spacing w:line="240" w:lineRule="auto"/>
-        <w:ind w:left="720"/>
-      </w:pPr>
-      <w:r>
-        <w:rPr>
-          <w:lang w:val="es_ES" w:bidi="es_ES"/>
-        </w:rPr>
-      </w:r>
-      <w:r>
-        <w:rPr>
-          <w:lang w:val="es_ES" w:bidi="es_ES"/>
-        </w:rPr>
-        <w:t>Strong’s: H8002</w:t>
-      </w:r>
-      <w:r>
-        <w:rPr>
-          <w:lang w:val="es_ES" w:bidi="es_ES"/>
-        </w:rPr>
-      </w:r>
-      <w:r>
-        <w:rPr>
-          <w:lang w:val="es_ES" w:bidi="es_ES"/>
-        </w:rPr>
-      </w:r>
-    </w:p>
-    <w:p>
-      <w:pPr/>
-      <w:r>
-        <w:rPr>
-          <w:lang w:val="es_ES" w:bidi="es_ES"/>
-        </w:rPr>
-      </w:r>
-    </w:p>
-    <w:p>
-      <w:pPr>
-        <w:pStyle w:val="Heading2"/>
-      </w:pPr>
-      <w:r>
-        <w:rPr>
-          <w:lang w:val="es_ES" w:bidi="es_ES"/>
-        </w:rPr>
-        <w:t>Ofrenda por el pecado</w:t>
-      </w:r>
-      <w:r>
-        <w:rPr>
-          <w:lang w:val="es_ES" w:bidi="es_ES"/>
-        </w:rPr>
-      </w:r>
-    </w:p>
-    <w:p>
-      <w:pPr>
-        <w:pStyle w:val="Heading3"/>
-      </w:pPr>
-      <w:r>
-        <w:rPr>
-          <w:lang w:val="es_ES" w:bidi="es_ES"/>
-        </w:rPr>
-        <w:t>Definición:</w:t>
-      </w:r>
-    </w:p>
-    <w:p>
-      <w:pPr/>
-      <w:r>
-        <w:rPr>
-          <w:lang w:val="es_ES" w:bidi="es_ES"/>
-        </w:rPr>
-      </w:r>
-      <w:r>
-        <w:rPr>
-          <w:lang w:val="es_ES" w:bidi="es_ES"/>
-        </w:rPr>
-        <w:t>La "ofrenda por el pecado" era uno de varios sacrificios que Dios requería que los israelitas ofrecieran.</w:t>
-      </w:r>
-    </w:p>
-    <w:p>
-      <w:pPr>
-        <w:pStyle w:val="ListBullet"/>
-        <w:spacing w:line="240" w:lineRule="auto"/>
-        <w:ind w:left="720"/>
-      </w:pPr>
-      <w:r>
-        <w:rPr>
-          <w:lang w:val="es_ES" w:bidi="es_ES"/>
-        </w:rPr>
-      </w:r>
-      <w:r>
-        <w:rPr>
-          <w:lang w:val="es_ES" w:bidi="es_ES"/>
-        </w:rPr>
-        <w:t>Esta ofrenda implicaba sacrificar un toro, quemar su sangre y grasa en el altar, y tomar el resto del cuerpo del animal y quemarlo en el suelo fuera del campamento israelita.</w:t>
-      </w:r>
-    </w:p>
-    <w:p>
-      <w:pPr>
-        <w:pStyle w:val="ListBullet"/>
-        <w:spacing w:line="240" w:lineRule="auto"/>
-        <w:ind w:left="720"/>
-      </w:pPr>
-      <w:r>
-        <w:rPr>
-          <w:lang w:val="es_ES" w:bidi="es_ES"/>
-        </w:rPr>
-      </w:r>
-      <w:r>
-        <w:rPr>
-          <w:lang w:val="es_ES" w:bidi="es_ES"/>
-        </w:rPr>
-        <w:t>La quema completa de este sacrificio animal muestra cuán santo es Dios y cuán terrible es el pecado.</w:t>
-      </w:r>
-    </w:p>
-    <w:p>
-      <w:pPr>
-        <w:pStyle w:val="ListBullet"/>
-        <w:spacing w:line="240" w:lineRule="auto"/>
-        <w:ind w:left="720"/>
-      </w:pPr>
-      <w:r>
-        <w:rPr>
-          <w:lang w:val="es_ES" w:bidi="es_ES"/>
-        </w:rPr>
-      </w:r>
-      <w:r>
-        <w:rPr>
-          <w:lang w:val="es_ES" w:bidi="es_ES"/>
-        </w:rPr>
-        <w:t>La Biblia enseña que para que haya una limpieza del pecado, se debe derramar sangre para pagar el costo del pecado cometido.</w:t>
-      </w:r>
-    </w:p>
-    <w:p>
-      <w:pPr>
-        <w:pStyle w:val="ListBullet"/>
-        <w:spacing w:line="240" w:lineRule="auto"/>
-        <w:ind w:left="720"/>
-      </w:pPr>
-      <w:r>
-        <w:rPr>
-          <w:lang w:val="es_ES" w:bidi="es_ES"/>
-        </w:rPr>
-      </w:r>
-      <w:r>
-        <w:rPr>
-          <w:lang w:val="es_ES" w:bidi="es_ES"/>
-        </w:rPr>
-        <w:t>Los sacrificios de animales no podían lograr el perdón de los pecados de manera permanente.</w:t>
-      </w:r>
-    </w:p>
-    <w:p>
-      <w:pPr>
-        <w:pStyle w:val="ListBullet"/>
-        <w:spacing w:line="240" w:lineRule="auto"/>
-        <w:ind w:left="720"/>
-      </w:pPr>
-      <w:r>
-        <w:rPr>
-          <w:lang w:val="es_ES" w:bidi="es_ES"/>
-        </w:rPr>
-      </w:r>
-      <w:r>
-        <w:rPr>
-          <w:lang w:val="es_ES" w:bidi="es_ES"/>
-        </w:rPr>
-        <w:t>La muerte de Jesús en la cruz pagó la pena por el pecado, para siempre. Él fue la ofrenda perfecta por el pecado.</w:t>
-      </w:r>
-    </w:p>
-    <w:p>
-      <w:pPr/>
-      <w:r>
-        <w:rPr>
-          <w:lang w:val="es_ES" w:bidi="es_ES"/>
-        </w:rPr>
-      </w:r>
-      <w:r>
-        <w:rPr>
-          <w:lang w:val="es_ES" w:bidi="es_ES"/>
-        </w:rPr>
-        <w:t xml:space="preserve">(Ver también: </w:t>
-      </w:r>
-      <w:r>
-        <w:rPr>
-          <w:lang w:val="es_ES" w:bidi="es_ES"/>
-        </w:rPr>
-        <w:t>altar</w:t>
-      </w:r>
-      <w:r>
-        <w:rPr>
-          <w:lang w:val="es_ES" w:bidi="es_ES"/>
-        </w:rPr>
-        <w:t xml:space="preserve">, </w:t>
-      </w:r>
-      <w:r>
-        <w:rPr>
-          <w:lang w:val="es_ES" w:bidi="es_ES"/>
-        </w:rPr>
-        <w:t>vaca</w:t>
-      </w:r>
-      <w:r>
-        <w:rPr>
-          <w:lang w:val="es_ES" w:bidi="es_ES"/>
-        </w:rPr>
-        <w:t xml:space="preserve">, </w:t>
-      </w:r>
-      <w:r>
-        <w:rPr>
-          <w:lang w:val="es_ES" w:bidi="es_ES"/>
-        </w:rPr>
-        <w:t>perdonar</w:t>
-      </w:r>
-      <w:r>
-        <w:rPr>
-          <w:lang w:val="es_ES" w:bidi="es_ES"/>
-        </w:rPr>
-        <w:t xml:space="preserve">, </w:t>
-      </w:r>
-      <w:r>
-        <w:rPr>
-          <w:lang w:val="es_ES" w:bidi="es_ES"/>
-        </w:rPr>
-        <w:t>sacrificio</w:t>
-      </w:r>
-      <w:r>
-        <w:rPr>
-          <w:lang w:val="es_ES" w:bidi="es_ES"/>
-        </w:rPr>
-        <w:t xml:space="preserve">, </w:t>
-      </w:r>
-      <w:r>
-        <w:rPr>
-          <w:lang w:val="es_ES" w:bidi="es_ES"/>
-        </w:rPr>
-        <w:t>pecado</w:t>
-      </w:r>
-      <w:r>
-        <w:rPr>
-          <w:lang w:val="es_ES" w:bidi="es_ES"/>
-        </w:rPr>
-        <w:t>)</w:t>
-      </w:r>
-    </w:p>
-    <w:p>
-      <w:pPr>
-        <w:pStyle w:val="Heading3"/>
-      </w:pPr>
-      <w:r>
-        <w:rPr>
-          <w:lang w:val="es_ES" w:bidi="es_ES"/>
-        </w:rPr>
-        <w:t>Referencias Bíblicas:</w:t>
-      </w:r>
-    </w:p>
-    <w:p>
-      <w:pPr>
-        <w:pStyle w:val="ListBullet"/>
-        <w:spacing w:line="240" w:lineRule="auto"/>
-        <w:ind w:left="720"/>
-      </w:pPr>
-      <w:r>
-        <w:rPr>
-          <w:lang w:val="es_ES" w:bidi="es_ES"/>
-        </w:rPr>
-      </w:r>
-      <w:r>
-        <w:rPr>
-          <w:lang w:val="es_ES" w:bidi="es_ES"/>
-        </w:rPr>
-        <w:t>2 Crónicas 29:20–21</w:t>
-      </w:r>
-    </w:p>
-    <w:p>
-      <w:pPr>
-        <w:pStyle w:val="ListBullet"/>
-        <w:spacing w:line="240" w:lineRule="auto"/>
-        <w:ind w:left="720"/>
-      </w:pPr>
-      <w:r>
-        <w:rPr>
-          <w:lang w:val="es_ES" w:bidi="es_ES"/>
-        </w:rPr>
-      </w:r>
-      <w:r>
-        <w:rPr>
-          <w:lang w:val="es_ES" w:bidi="es_ES"/>
-        </w:rPr>
-        <w:t>Éxodo 29:35–37</w:t>
-      </w:r>
-    </w:p>
-    <w:p>
-      <w:pPr>
-        <w:pStyle w:val="ListBullet"/>
-        <w:spacing w:line="240" w:lineRule="auto"/>
-        <w:ind w:left="720"/>
-      </w:pPr>
-      <w:r>
-        <w:rPr>
-          <w:lang w:val="es_ES" w:bidi="es_ES"/>
-        </w:rPr>
-      </w:r>
-      <w:r>
-        <w:rPr>
-          <w:lang w:val="es_ES" w:bidi="es_ES"/>
-        </w:rPr>
-        <w:t>Ezequiel 44:25–27</w:t>
-      </w:r>
-    </w:p>
-    <w:p>
-      <w:pPr>
-        <w:pStyle w:val="ListBullet"/>
-        <w:spacing w:line="240" w:lineRule="auto"/>
-        <w:ind w:left="720"/>
-      </w:pPr>
-      <w:r>
-        <w:rPr>
-          <w:lang w:val="es_ES" w:bidi="es_ES"/>
-        </w:rPr>
-      </w:r>
-      <w:r>
-        <w:rPr>
-          <w:lang w:val="es_ES" w:bidi="es_ES"/>
-        </w:rPr>
-        <w:t>Levítico 5:11</w:t>
-      </w:r>
-    </w:p>
-    <w:p>
-      <w:pPr>
-        <w:pStyle w:val="ListBullet"/>
-        <w:spacing w:line="240" w:lineRule="auto"/>
-        <w:ind w:left="720"/>
-      </w:pPr>
-      <w:r>
-        <w:rPr>
-          <w:lang w:val="es_ES" w:bidi="es_ES"/>
-        </w:rPr>
-      </w:r>
-      <w:r>
-        <w:rPr>
-          <w:lang w:val="es_ES" w:bidi="es_ES"/>
-        </w:rPr>
-        <w:t>Números 7:15–17</w:t>
-      </w:r>
-    </w:p>
-    <w:p>
-      <w:pPr>
-        <w:pStyle w:val="Heading3"/>
-      </w:pPr>
-      <w:r>
-        <w:rPr>
-          <w:lang w:val="es_ES" w:bidi="es_ES"/>
-        </w:rPr>
-        <w:t>Datos de Palabra:</w:t>
-      </w:r>
-    </w:p>
-    <w:p>
-      <w:pPr>
-        <w:pStyle w:val="ListBullet"/>
-        <w:spacing w:line="240" w:lineRule="auto"/>
-        <w:ind w:left="720"/>
-      </w:pPr>
-      <w:r>
-        <w:rPr>
-          <w:lang w:val="es_ES" w:bidi="es_ES"/>
-        </w:rPr>
-      </w:r>
-      <w:r>
-        <w:rPr>
-          <w:lang w:val="es_ES" w:bidi="es_ES"/>
-        </w:rPr>
-        <w:t>Strong's: H2401, H2402, H2398, H2403</w:t>
-      </w:r>
-      <w:r>
-        <w:rPr>
-          <w:lang w:val="es_ES" w:bidi="es_ES"/>
-        </w:rPr>
-      </w:r>
-      <w:r>
-        <w:rPr>
-          <w:lang w:val="es_ES" w:bidi="es_ES"/>
-        </w:rPr>
-      </w:r>
-    </w:p>
-    <w:p>
-      <w:pPr/>
-      <w:r>
-        <w:rPr>
-          <w:lang w:val="es_ES" w:bidi="es_ES"/>
-        </w:rPr>
-      </w:r>
-    </w:p>
-    <w:p>
-      <w:pPr>
-        <w:pStyle w:val="Heading2"/>
-      </w:pPr>
-      <w:r>
-        <w:rPr>
-          <w:lang w:val="es_ES" w:bidi="es_ES"/>
-        </w:rPr>
-        <w:t>Ofrenda voluntaria</w:t>
-      </w:r>
-      <w:r>
-        <w:rPr>
-          <w:lang w:val="es_ES" w:bidi="es_ES"/>
-        </w:rPr>
-      </w:r>
-    </w:p>
-    <w:p>
-      <w:pPr>
-        <w:pStyle w:val="Heading3"/>
-      </w:pPr>
-      <w:r>
-        <w:rPr>
-          <w:lang w:val="es_ES" w:bidi="es_ES"/>
-        </w:rPr>
-        <w:t>Definición:</w:t>
-      </w:r>
-    </w:p>
-    <w:p>
-      <w:pPr/>
-      <w:r>
-        <w:rPr>
-          <w:lang w:val="es_ES" w:bidi="es_ES"/>
-        </w:rPr>
-      </w:r>
-      <w:r>
-        <w:rPr>
-          <w:lang w:val="es_ES" w:bidi="es_ES"/>
-        </w:rPr>
-        <w:t>Una ofrenda voluntaria era un tipo de sacrificio a Dios que no estaba requerido por la Ley de Moisés. Era la propia elección de una persona dar esta ofrenda.</w:t>
-      </w:r>
-    </w:p>
-    <w:p>
-      <w:pPr>
-        <w:pStyle w:val="ListBullet"/>
-        <w:spacing w:line="240" w:lineRule="auto"/>
-        <w:ind w:left="720"/>
-      </w:pPr>
-      <w:r>
-        <w:rPr>
-          <w:lang w:val="es_ES" w:bidi="es_ES"/>
-        </w:rPr>
-      </w:r>
-      <w:r>
-        <w:rPr>
-          <w:lang w:val="es_ES" w:bidi="es_ES"/>
-        </w:rPr>
-        <w:t>Si la ofrenda voluntaria era un animal para ser sacrificado, se permitía que el animal tuviera defectos leves ya que era una ofrenda voluntaria.</w:t>
-      </w:r>
-    </w:p>
-    <w:p>
-      <w:pPr>
-        <w:pStyle w:val="ListBullet"/>
-        <w:spacing w:line="240" w:lineRule="auto"/>
-        <w:ind w:left="720"/>
-      </w:pPr>
-      <w:r>
-        <w:rPr>
-          <w:lang w:val="es_ES" w:bidi="es_ES"/>
-        </w:rPr>
-      </w:r>
-      <w:r>
-        <w:rPr>
-          <w:lang w:val="es_ES" w:bidi="es_ES"/>
-        </w:rPr>
-        <w:t>Los israelitas comían el animal sacrificado como parte de un banquete de celebración.</w:t>
-      </w:r>
-    </w:p>
-    <w:p>
-      <w:pPr>
-        <w:pStyle w:val="ListBullet"/>
-        <w:spacing w:line="240" w:lineRule="auto"/>
-        <w:ind w:left="720"/>
-      </w:pPr>
-      <w:r>
-        <w:rPr>
-          <w:lang w:val="es_ES" w:bidi="es_ES"/>
-        </w:rPr>
-      </w:r>
-      <w:r>
-        <w:rPr>
-          <w:lang w:val="es_ES" w:bidi="es_ES"/>
-        </w:rPr>
-        <w:t>Cuando se podía dar una ofrenda voluntaria, esto era motivo de alegría para Israel ya que mostraba que la cosecha había sido buena y que la gente tenía abundancia de comida.</w:t>
-      </w:r>
-    </w:p>
-    <w:p>
-      <w:pPr>
-        <w:pStyle w:val="ListBullet"/>
-        <w:spacing w:line="240" w:lineRule="auto"/>
-        <w:ind w:left="720"/>
-      </w:pPr>
-      <w:r>
-        <w:rPr>
-          <w:lang w:val="es_ES" w:bidi="es_ES"/>
-        </w:rPr>
-      </w:r>
-      <w:r>
-        <w:rPr>
-          <w:lang w:val="es_ES" w:bidi="es_ES"/>
-        </w:rPr>
-        <w:t>El libro de Esdras describe un tipo diferente de ofrenda voluntaria que se trajo para la reconstrucción del templo. Esta ofrenda consistía en monedas de oro y plata, así como en tazones y otros objetos hechos de oro y plata.</w:t>
-      </w:r>
-    </w:p>
-    <w:p>
-      <w:pPr/>
-      <w:r>
-        <w:rPr>
-          <w:lang w:val="es_ES" w:bidi="es_ES"/>
-        </w:rPr>
-      </w:r>
-      <w:r>
-        <w:rPr>
-          <w:lang w:val="es_ES" w:bidi="es_ES"/>
-        </w:rPr>
-        <w:t xml:space="preserve">(Véase también: </w:t>
-      </w:r>
-      <w:r>
-        <w:rPr>
-          <w:lang w:val="es_ES" w:bidi="es_ES"/>
-        </w:rPr>
-        <w:t>holocausto</w:t>
-      </w:r>
-      <w:r>
-        <w:rPr>
-          <w:lang w:val="es_ES" w:bidi="es_ES"/>
-        </w:rPr>
-        <w:t xml:space="preserve">, </w:t>
-      </w:r>
-      <w:r>
-        <w:rPr>
-          <w:lang w:val="es_ES" w:bidi="es_ES"/>
-        </w:rPr>
-        <w:t>Esdras</w:t>
-      </w:r>
-      <w:r>
-        <w:rPr>
-          <w:lang w:val="es_ES" w:bidi="es_ES"/>
-        </w:rPr>
-        <w:t xml:space="preserve">, </w:t>
-      </w:r>
-      <w:r>
-        <w:rPr>
-          <w:lang w:val="es_ES" w:bidi="es_ES"/>
-        </w:rPr>
-        <w:t>fiesta</w:t>
-      </w:r>
-      <w:r>
-        <w:rPr>
-          <w:lang w:val="es_ES" w:bidi="es_ES"/>
-        </w:rPr>
-        <w:t xml:space="preserve">, </w:t>
-      </w:r>
-      <w:r>
-        <w:rPr>
-          <w:lang w:val="es_ES" w:bidi="es_ES"/>
-        </w:rPr>
-        <w:t>ofrenda de cereal</w:t>
-      </w:r>
-      <w:r>
-        <w:rPr>
-          <w:lang w:val="es_ES" w:bidi="es_ES"/>
-        </w:rPr>
-        <w:t xml:space="preserve">, </w:t>
-      </w:r>
-      <w:r>
-        <w:rPr>
-          <w:lang w:val="es_ES" w:bidi="es_ES"/>
-        </w:rPr>
-        <w:t>ofrenda por la culpa</w:t>
-      </w:r>
-      <w:r>
-        <w:rPr>
-          <w:lang w:val="es_ES" w:bidi="es_ES"/>
-        </w:rPr>
-        <w:t xml:space="preserve">, </w:t>
-      </w:r>
-      <w:r>
-        <w:rPr>
-          <w:lang w:val="es_ES" w:bidi="es_ES"/>
-        </w:rPr>
-        <w:t>ley</w:t>
-      </w:r>
-      <w:r>
-        <w:rPr>
-          <w:lang w:val="es_ES" w:bidi="es_ES"/>
-        </w:rPr>
-        <w:t xml:space="preserve">, </w:t>
-      </w:r>
-      <w:r>
-        <w:rPr>
-          <w:lang w:val="es_ES" w:bidi="es_ES"/>
-        </w:rPr>
-        <w:t>ofrenda por el pecado</w:t>
-      </w:r>
-      <w:r>
-        <w:rPr>
-          <w:lang w:val="es_ES" w:bidi="es_ES"/>
-        </w:rPr>
-        <w:t>).</w:t>
-      </w:r>
-    </w:p>
-    <w:p>
-      <w:pPr>
-        <w:pStyle w:val="Heading3"/>
-      </w:pPr>
-      <w:r>
-        <w:rPr>
-          <w:lang w:val="es_ES" w:bidi="es_ES"/>
-        </w:rPr>
-        <w:t>Referencias Bíblicas:</w:t>
-      </w:r>
-    </w:p>
-    <w:p>
-      <w:pPr>
-        <w:pStyle w:val="ListBullet"/>
-        <w:spacing w:line="240" w:lineRule="auto"/>
-        <w:ind w:left="720"/>
-      </w:pPr>
-      <w:r>
-        <w:rPr>
-          <w:lang w:val="es_ES" w:bidi="es_ES"/>
-        </w:rPr>
-      </w:r>
-      <w:r>
-        <w:rPr>
-          <w:lang w:val="es_ES" w:bidi="es_ES"/>
-        </w:rPr>
-        <w:t>1 Crónicas 29:6</w:t>
-      </w:r>
-    </w:p>
-    <w:p>
-      <w:pPr>
-        <w:pStyle w:val="ListBullet"/>
-        <w:spacing w:line="240" w:lineRule="auto"/>
-        <w:ind w:left="720"/>
-      </w:pPr>
-      <w:r>
-        <w:rPr>
-          <w:lang w:val="es_ES" w:bidi="es_ES"/>
-        </w:rPr>
-      </w:r>
-      <w:r>
-        <w:rPr>
-          <w:lang w:val="es_ES" w:bidi="es_ES"/>
-        </w:rPr>
-        <w:t>2 Crónicas 35:7–9</w:t>
-      </w:r>
-    </w:p>
-    <w:p>
-      <w:pPr>
-        <w:pStyle w:val="ListBullet"/>
-        <w:spacing w:line="240" w:lineRule="auto"/>
-        <w:ind w:left="720"/>
-      </w:pPr>
-      <w:r>
-        <w:rPr>
-          <w:lang w:val="es_ES" w:bidi="es_ES"/>
-        </w:rPr>
-      </w:r>
-      <w:r>
-        <w:rPr>
-          <w:lang w:val="es_ES" w:bidi="es_ES"/>
-        </w:rPr>
-        <w:t>Deuteronomio 12:17</w:t>
-      </w:r>
-    </w:p>
-    <w:p>
-      <w:pPr>
-        <w:pStyle w:val="ListBullet"/>
-        <w:spacing w:line="240" w:lineRule="auto"/>
-        <w:ind w:left="720"/>
-      </w:pPr>
-      <w:r>
-        <w:rPr>
-          <w:lang w:val="es_ES" w:bidi="es_ES"/>
-        </w:rPr>
-      </w:r>
-      <w:r>
-        <w:rPr>
-          <w:lang w:val="es_ES" w:bidi="es_ES"/>
-        </w:rPr>
-        <w:t>Éxodo 36:2–4</w:t>
-      </w:r>
-    </w:p>
-    <w:p>
-      <w:pPr>
-        <w:pStyle w:val="ListBullet"/>
-        <w:spacing w:line="240" w:lineRule="auto"/>
-        <w:ind w:left="720"/>
-      </w:pPr>
-      <w:r>
-        <w:rPr>
-          <w:lang w:val="es_ES" w:bidi="es_ES"/>
-        </w:rPr>
-      </w:r>
-      <w:r>
-        <w:rPr>
-          <w:lang w:val="es_ES" w:bidi="es_ES"/>
-        </w:rPr>
-        <w:t>Levítico 7:15–16</w:t>
-      </w:r>
-    </w:p>
-    <w:p>
-      <w:pPr>
-        <w:pStyle w:val="Heading3"/>
-      </w:pPr>
-      <w:r>
-        <w:rPr>
-          <w:lang w:val="es_ES" w:bidi="es_ES"/>
-        </w:rPr>
-        <w:t>Datos de la Palabra:</w:t>
-      </w:r>
-    </w:p>
-    <w:p>
-      <w:pPr>
-        <w:pStyle w:val="ListBullet"/>
-        <w:spacing w:line="240" w:lineRule="auto"/>
-        <w:ind w:left="720"/>
-      </w:pPr>
-      <w:r>
-        <w:rPr>
-          <w:lang w:val="es_ES" w:bidi="es_ES"/>
-        </w:rPr>
-      </w:r>
-      <w:r>
-        <w:rPr>
-          <w:lang w:val="es_ES" w:bidi="es_ES"/>
-        </w:rPr>
-        <w:t>Strong’s: H5068, H5071</w:t>
-      </w:r>
-      <w:r>
-        <w:rPr>
-          <w:lang w:val="es_ES" w:bidi="es_ES"/>
-        </w:rPr>
-      </w:r>
-      <w:r>
-        <w:rPr>
-          <w:lang w:val="es_ES" w:bidi="es_ES"/>
-        </w:rPr>
-      </w:r>
-    </w:p>
-    <w:p>
-      <w:pPr/>
-      <w:r>
-        <w:rPr>
-          <w:lang w:val="es_ES" w:bidi="es_ES"/>
-        </w:rPr>
-      </w:r>
-    </w:p>
-    <w:p>
-      <w:pPr>
-        <w:pStyle w:val="Heading2"/>
-      </w:pPr>
-      <w:r>
-        <w:rPr>
-          <w:lang w:val="es_ES" w:bidi="es_ES"/>
-        </w:rPr>
-        <w:t>Og</w:t>
-      </w:r>
-      <w:r>
-        <w:rPr>
-          <w:lang w:val="es_ES" w:bidi="es_ES"/>
-        </w:rPr>
-      </w:r>
-    </w:p>
-    <w:p>
-      <w:pPr>
-        <w:pStyle w:val="Heading3"/>
-      </w:pPr>
-      <w:r>
-        <w:rPr>
-          <w:lang w:val="es_ES" w:bidi="es_ES"/>
-        </w:rPr>
-        <w:t>Hechos:</w:t>
-      </w:r>
-    </w:p>
-    <w:p>
-      <w:pPr/>
-      <w:r>
-        <w:rPr>
-          <w:lang w:val="es_ES" w:bidi="es_ES"/>
-        </w:rPr>
-      </w:r>
-      <w:r>
-        <w:rPr>
-          <w:lang w:val="es_ES" w:bidi="es_ES"/>
-        </w:rPr>
-        <w:t>Og es el nombre de un rey amorreo que gobernaba la tierra de Basán.</w:t>
-      </w:r>
-    </w:p>
-    <w:p>
-      <w:pPr>
-        <w:pStyle w:val="ListBullet"/>
-        <w:spacing w:line="240" w:lineRule="auto"/>
-        <w:ind w:left="720"/>
-      </w:pPr>
-      <w:r>
-        <w:rPr>
-          <w:lang w:val="es_ES" w:bidi="es_ES"/>
-        </w:rPr>
-      </w:r>
-      <w:r>
-        <w:rPr>
-          <w:lang w:val="es_ES" w:bidi="es_ES"/>
-        </w:rPr>
-        <w:t>Los israelitas conquistaron a Og, su gente y su tierra.</w:t>
-      </w:r>
-    </w:p>
-    <w:p>
-      <w:pPr/>
-      <w:r>
-        <w:rPr>
-          <w:lang w:val="es_ES" w:bidi="es_ES"/>
-        </w:rPr>
-      </w:r>
-      <w:r>
-        <w:rPr>
-          <w:lang w:val="es_ES" w:bidi="es_ES"/>
-        </w:rPr>
-        <w:t>(Sugerencias de traducción: Cómo traducir nombres).</w:t>
-      </w:r>
-    </w:p>
-    <w:p>
-      <w:pPr/>
-      <w:r>
-        <w:rPr>
-          <w:lang w:val="es_ES" w:bidi="es_ES"/>
-        </w:rPr>
-      </w:r>
-      <w:r>
-        <w:rPr>
-          <w:lang w:val="es_ES" w:bidi="es_ES"/>
-        </w:rPr>
-        <w:t xml:space="preserve">(Ver también: </w:t>
-      </w:r>
-      <w:r>
-        <w:rPr>
-          <w:lang w:val="es_ES" w:bidi="es_ES"/>
-        </w:rPr>
-        <w:t>Amorreo</w:t>
-      </w:r>
-      <w:r>
-        <w:rPr>
-          <w:lang w:val="es_ES" w:bidi="es_ES"/>
-        </w:rPr>
-        <w:t xml:space="preserve">, </w:t>
-      </w:r>
-      <w:r>
-        <w:rPr>
-          <w:lang w:val="es_ES" w:bidi="es_ES"/>
-        </w:rPr>
-        <w:t>Basán</w:t>
-      </w:r>
-      <w:r>
-        <w:rPr>
-          <w:lang w:val="es_ES" w:bidi="es_ES"/>
-        </w:rPr>
-        <w:t>).</w:t>
-      </w:r>
-    </w:p>
-    <w:p>
-      <w:pPr>
-        <w:pStyle w:val="Heading3"/>
-      </w:pPr>
-      <w:r>
-        <w:rPr>
-          <w:lang w:val="es_ES" w:bidi="es_ES"/>
-        </w:rPr>
-      </w:r>
-      <w:r>
-        <w:rPr>
-          <w:lang w:val="es_ES" w:bidi="es_ES"/>
-        </w:rPr>
-      </w:r>
-    </w:p>
-    <w:p>
-      <w:pPr/>
-      <w:r>
-        <w:rPr>
-          <w:lang w:val="es_ES" w:bidi="es_ES"/>
-        </w:rPr>
-      </w:r>
-    </w:p>
-    <w:p>
-      <w:pPr>
-        <w:pStyle w:val="Heading2"/>
-      </w:pPr>
-      <w:r>
-        <w:rPr>
-          <w:lang w:val="es_ES" w:bidi="es_ES"/>
-        </w:rPr>
-        <w:t>Olíbano</w:t>
-      </w:r>
-      <w:r>
-        <w:rPr>
-          <w:lang w:val="es_ES" w:bidi="es_ES"/>
-        </w:rPr>
-      </w:r>
-    </w:p>
-    <w:p>
-      <w:pPr>
-        <w:pStyle w:val="Heading3"/>
-      </w:pPr>
-      <w:r>
-        <w:rPr>
-          <w:lang w:val="es_ES" w:bidi="es_ES"/>
-        </w:rPr>
-        <w:t>Definición:</w:t>
-      </w:r>
-    </w:p>
-    <w:p>
-      <w:pPr/>
-      <w:r>
-        <w:rPr>
-          <w:lang w:val="es_ES" w:bidi="es_ES"/>
-        </w:rPr>
-      </w:r>
-      <w:r>
-        <w:rPr>
-          <w:lang w:val="es_ES" w:bidi="es_ES"/>
-        </w:rPr>
-        <w:t>El olíbano es una especia fragante hecha de resina de árbol. Se usa para hacer perfumes e incienso.</w:t>
-      </w:r>
-    </w:p>
-    <w:p>
-      <w:pPr>
-        <w:pStyle w:val="ListBullet"/>
-        <w:spacing w:line="240" w:lineRule="auto"/>
-        <w:ind w:left="720"/>
-      </w:pPr>
-      <w:r>
-        <w:rPr>
-          <w:lang w:val="es_ES" w:bidi="es_ES"/>
-        </w:rPr>
-      </w:r>
-      <w:r>
-        <w:rPr>
-          <w:lang w:val="es_ES" w:bidi="es_ES"/>
-        </w:rPr>
-        <w:t>En tiempos bíblicos, el olíbano era una especia importante utilizada para preparar los cuerpos muertos para el entierro.</w:t>
-      </w:r>
-    </w:p>
-    <w:p>
-      <w:pPr>
-        <w:pStyle w:val="ListBullet"/>
-        <w:spacing w:line="240" w:lineRule="auto"/>
-        <w:ind w:left="720"/>
-      </w:pPr>
-      <w:r>
-        <w:rPr>
-          <w:lang w:val="es_ES" w:bidi="es_ES"/>
-        </w:rPr>
-      </w:r>
-      <w:r>
-        <w:rPr>
-          <w:lang w:val="es_ES" w:bidi="es_ES"/>
-        </w:rPr>
-        <w:t>Esta especia también es valiosa por sus cualidades curativas y calmantes.</w:t>
-      </w:r>
-    </w:p>
-    <w:p>
-      <w:pPr>
-        <w:pStyle w:val="ListBullet"/>
-        <w:spacing w:line="240" w:lineRule="auto"/>
-        <w:ind w:left="720"/>
-      </w:pPr>
-      <w:r>
-        <w:rPr>
-          <w:lang w:val="es_ES" w:bidi="es_ES"/>
-        </w:rPr>
-      </w:r>
-      <w:r>
-        <w:rPr>
-          <w:lang w:val="es_ES" w:bidi="es_ES"/>
-        </w:rPr>
-        <w:t>Cuando hombres sabios vinieron de un país oriental a visitar al bebé Jesús en Belén, el incienso fue uno de los tres regalos que le trajeron.</w:t>
-      </w:r>
-    </w:p>
-    <w:p>
-      <w:pPr/>
-      <w:r>
-        <w:rPr>
-          <w:lang w:val="es_ES" w:bidi="es_ES"/>
-        </w:rPr>
-      </w:r>
-      <w:r>
-        <w:rPr>
-          <w:lang w:val="es_ES" w:bidi="es_ES"/>
-        </w:rPr>
-        <w:t xml:space="preserve">(Véase también: </w:t>
-      </w:r>
-      <w:r>
-        <w:rPr>
-          <w:lang w:val="es_ES" w:bidi="es_ES"/>
-        </w:rPr>
-        <w:t>Belén</w:t>
-      </w:r>
-      <w:r>
-        <w:rPr>
-          <w:lang w:val="es_ES" w:bidi="es_ES"/>
-        </w:rPr>
-        <w:t xml:space="preserve">, </w:t>
-      </w:r>
-      <w:r>
-        <w:rPr>
-          <w:lang w:val="es_ES" w:bidi="es_ES"/>
-        </w:rPr>
-        <w:t>hombres eruditos</w:t>
-      </w:r>
-      <w:r>
-        <w:rPr>
-          <w:lang w:val="es_ES" w:bidi="es_ES"/>
-        </w:rPr>
-        <w:t>).</w:t>
-      </w:r>
-    </w:p>
-    <w:p>
-      <w:pPr>
-        <w:pStyle w:val="Heading3"/>
-      </w:pPr>
-      <w:r>
-        <w:rPr>
-          <w:lang w:val="es_ES" w:bidi="es_ES"/>
-        </w:rPr>
-        <w:t>Referencias Bíblicas:</w:t>
-      </w:r>
-    </w:p>
-    <w:p>
-      <w:pPr>
-        <w:pStyle w:val="ListBullet"/>
-        <w:spacing w:line="240" w:lineRule="auto"/>
-        <w:ind w:left="720"/>
-      </w:pPr>
-      <w:r>
-        <w:rPr>
-          <w:lang w:val="es_ES" w:bidi="es_ES"/>
-        </w:rPr>
-      </w:r>
-      <w:r>
-        <w:rPr>
-          <w:lang w:val="es_ES" w:bidi="es_ES"/>
-        </w:rPr>
-        <w:t>1 Crónicas 9:28–29</w:t>
-      </w:r>
-    </w:p>
-    <w:p>
-      <w:pPr>
-        <w:pStyle w:val="ListBullet"/>
-        <w:spacing w:line="240" w:lineRule="auto"/>
-        <w:ind w:left="720"/>
-      </w:pPr>
-      <w:r>
-        <w:rPr>
-          <w:lang w:val="es_ES" w:bidi="es_ES"/>
-        </w:rPr>
-      </w:r>
-      <w:r>
-        <w:rPr>
-          <w:lang w:val="es_ES" w:bidi="es_ES"/>
-        </w:rPr>
-        <w:t>Éxodo 30:34–36</w:t>
-      </w:r>
-    </w:p>
-    <w:p>
-      <w:pPr>
-        <w:pStyle w:val="ListBullet"/>
-        <w:spacing w:line="240" w:lineRule="auto"/>
-        <w:ind w:left="720"/>
-      </w:pPr>
-      <w:r>
-        <w:rPr>
-          <w:lang w:val="es_ES" w:bidi="es_ES"/>
-        </w:rPr>
-      </w:r>
-      <w:r>
-        <w:rPr>
-          <w:lang w:val="es_ES" w:bidi="es_ES"/>
-        </w:rPr>
-        <w:t>Mateo 2:11–12</w:t>
-      </w:r>
-    </w:p>
-    <w:p>
-      <w:pPr>
-        <w:pStyle w:val="ListBullet"/>
-        <w:spacing w:line="240" w:lineRule="auto"/>
-        <w:ind w:left="720"/>
-      </w:pPr>
-      <w:r>
-        <w:rPr>
-          <w:lang w:val="es_ES" w:bidi="es_ES"/>
-        </w:rPr>
-      </w:r>
-      <w:r>
-        <w:rPr>
-          <w:lang w:val="es_ES" w:bidi="es_ES"/>
-        </w:rPr>
-        <w:t>Números 5:15</w:t>
-      </w:r>
-    </w:p>
-    <w:p>
-      <w:pPr>
-        <w:pStyle w:val="Heading3"/>
-      </w:pPr>
-      <w:r>
-        <w:rPr>
-          <w:lang w:val="es_ES" w:bidi="es_ES"/>
-        </w:rPr>
-        <w:t>Datos de la palabra:</w:t>
-      </w:r>
-    </w:p>
-    <w:p>
-      <w:pPr>
-        <w:pStyle w:val="ListBullet"/>
-        <w:spacing w:line="240" w:lineRule="auto"/>
-        <w:ind w:left="720"/>
-      </w:pPr>
-      <w:r>
-        <w:rPr>
-          <w:lang w:val="es_ES" w:bidi="es_ES"/>
-        </w:rPr>
-      </w:r>
-      <w:r>
-        <w:rPr>
-          <w:lang w:val="es_ES" w:bidi="es_ES"/>
-        </w:rPr>
-        <w:t>Strong’s: H3828, G3030</w:t>
-      </w:r>
-      <w:r>
-        <w:rPr>
-          <w:lang w:val="es_ES" w:bidi="es_ES"/>
-        </w:rPr>
-      </w:r>
-      <w:r>
-        <w:rPr>
-          <w:lang w:val="es_ES" w:bidi="es_ES"/>
-        </w:rPr>
-      </w:r>
-    </w:p>
-    <w:p>
-      <w:pPr/>
-      <w:r>
-        <w:rPr>
-          <w:lang w:val="es_ES" w:bidi="es_ES"/>
-        </w:rPr>
-      </w:r>
-    </w:p>
-    <w:p>
-      <w:pPr>
-        <w:pStyle w:val="Heading2"/>
-      </w:pPr>
-      <w:r>
-        <w:rPr>
-          <w:lang w:val="es_ES" w:bidi="es_ES"/>
-        </w:rPr>
-        <w:t>Omri</w:t>
-      </w:r>
-      <w:r>
-        <w:rPr>
-          <w:lang w:val="es_ES" w:bidi="es_ES"/>
-        </w:rPr>
-      </w:r>
-    </w:p>
-    <w:p>
-      <w:pPr>
-        <w:pStyle w:val="Heading3"/>
-      </w:pPr>
-      <w:r>
-        <w:rPr>
-          <w:lang w:val="es_ES" w:bidi="es_ES"/>
-        </w:rPr>
-        <w:t>Hechos:</w:t>
-      </w:r>
-    </w:p>
-    <w:p>
-      <w:pPr/>
-      <w:r>
-        <w:rPr>
-          <w:lang w:val="es_ES" w:bidi="es_ES"/>
-        </w:rPr>
-      </w:r>
-      <w:r>
-        <w:rPr>
-          <w:lang w:val="es_ES" w:bidi="es_ES"/>
-        </w:rPr>
-        <w:t>Omri fue un comandante del ejército que se convirtió en el sexto rey de Israel.</w:t>
-      </w:r>
-    </w:p>
-    <w:p>
-      <w:pPr>
-        <w:pStyle w:val="ListBullet"/>
-        <w:spacing w:line="240" w:lineRule="auto"/>
-        <w:ind w:left="720"/>
-      </w:pPr>
-      <w:r>
-        <w:rPr>
-          <w:lang w:val="es_ES" w:bidi="es_ES"/>
-        </w:rPr>
-      </w:r>
-      <w:r>
-        <w:rPr>
-          <w:lang w:val="es_ES" w:bidi="es_ES"/>
-        </w:rPr>
-        <w:t>El rey Omri reinó durante doce años en la ciudad de Tirsa.</w:t>
-      </w:r>
-    </w:p>
-    <w:p>
-      <w:pPr>
-        <w:pStyle w:val="ListBullet"/>
-        <w:spacing w:line="240" w:lineRule="auto"/>
-        <w:ind w:left="720"/>
-      </w:pPr>
-      <w:r>
-        <w:rPr>
-          <w:lang w:val="es_ES" w:bidi="es_ES"/>
-        </w:rPr>
-      </w:r>
-      <w:r>
-        <w:rPr>
-          <w:lang w:val="es_ES" w:bidi="es_ES"/>
-        </w:rPr>
-        <w:t>Como todos los reyes de Israel antes que él, Omri fue un rey muy perverso que llevó al pueblo de Israel a más adoración de ídolos.</w:t>
-      </w:r>
-    </w:p>
-    <w:p>
-      <w:pPr>
-        <w:pStyle w:val="ListBullet"/>
-        <w:spacing w:line="240" w:lineRule="auto"/>
-        <w:ind w:left="720"/>
-      </w:pPr>
-      <w:r>
-        <w:rPr>
-          <w:lang w:val="es_ES" w:bidi="es_ES"/>
-        </w:rPr>
-      </w:r>
-      <w:r>
-        <w:rPr>
-          <w:lang w:val="es_ES" w:bidi="es_ES"/>
-        </w:rPr>
-        <w:t>Omri también fue el padre del rey Acab.</w:t>
-      </w:r>
-    </w:p>
-    <w:p>
-      <w:pPr/>
-      <w:r>
-        <w:rPr>
-          <w:lang w:val="es_ES" w:bidi="es_ES"/>
-        </w:rPr>
-      </w:r>
-      <w:r>
-        <w:rPr>
-          <w:lang w:val="es_ES" w:bidi="es_ES"/>
-        </w:rPr>
-        <w:t>(Sugerencias de traducción: Cómo traducir nombres).</w:t>
-      </w:r>
-    </w:p>
-    <w:p>
-      <w:pPr/>
-      <w:r>
-        <w:rPr>
-          <w:lang w:val="es_ES" w:bidi="es_ES"/>
-        </w:rPr>
-      </w:r>
-      <w:r>
-        <w:rPr>
-          <w:lang w:val="es_ES" w:bidi="es_ES"/>
-        </w:rPr>
-        <w:t xml:space="preserve">(Véase también: </w:t>
-      </w:r>
-      <w:r>
-        <w:rPr>
-          <w:lang w:val="es_ES" w:bidi="es_ES"/>
-        </w:rPr>
-        <w:t>Acab</w:t>
-      </w:r>
-      <w:r>
-        <w:rPr>
-          <w:lang w:val="es_ES" w:bidi="es_ES"/>
-        </w:rPr>
-        <w:t xml:space="preserve">, </w:t>
-      </w:r>
-      <w:r>
-        <w:rPr>
-          <w:lang w:val="es_ES" w:bidi="es_ES"/>
-        </w:rPr>
-        <w:t>Israel</w:t>
-      </w:r>
-      <w:r>
-        <w:rPr>
-          <w:lang w:val="es_ES" w:bidi="es_ES"/>
-        </w:rPr>
-        <w:t xml:space="preserve">, </w:t>
-      </w:r>
-      <w:r>
-        <w:rPr>
-          <w:lang w:val="es_ES" w:bidi="es_ES"/>
-        </w:rPr>
-        <w:t>Jeroboam</w:t>
-      </w:r>
-      <w:r>
-        <w:rPr>
-          <w:lang w:val="es_ES" w:bidi="es_ES"/>
-        </w:rPr>
-        <w:t xml:space="preserve">, </w:t>
-      </w:r>
-      <w:r>
-        <w:rPr>
-          <w:lang w:val="es_ES" w:bidi="es_ES"/>
-        </w:rPr>
-        <w:t>Tirsa</w:t>
-      </w:r>
-      <w:r>
-        <w:rPr>
-          <w:lang w:val="es_ES" w:bidi="es_ES"/>
-        </w:rPr>
-        <w:t>).</w:t>
-      </w:r>
-    </w:p>
-    <w:p>
-      <w:pPr>
-        <w:pStyle w:val="Heading3"/>
-      </w:pPr>
-      <w:r>
-        <w:rPr>
-          <w:lang w:val="es_ES" w:bidi="es_ES"/>
-        </w:rPr>
-        <w:t>Referencias Bíblicas:</w:t>
-      </w:r>
-    </w:p>
-    <w:p>
-      <w:pPr>
-        <w:pStyle w:val="ListBullet"/>
-        <w:spacing w:line="240" w:lineRule="auto"/>
-        <w:ind w:left="720"/>
-      </w:pPr>
-      <w:r>
-        <w:rPr>
-          <w:lang w:val="es_ES" w:bidi="es_ES"/>
-        </w:rPr>
-      </w:r>
-      <w:r>
-        <w:rPr>
-          <w:lang w:val="es_ES" w:bidi="es_ES"/>
-        </w:rPr>
-        <w:t>2 Crónicas 22:1–3</w:t>
-      </w:r>
-    </w:p>
-    <w:p>
-      <w:pPr>
-        <w:pStyle w:val="Heading3"/>
-      </w:pPr>
-      <w:r>
-        <w:rPr>
-          <w:lang w:val="es_ES" w:bidi="es_ES"/>
-        </w:rPr>
-        <w:t>Datos de la palabra:</w:t>
-      </w:r>
-    </w:p>
-    <w:p>
-      <w:pPr>
-        <w:pStyle w:val="ListBullet"/>
-        <w:spacing w:line="240" w:lineRule="auto"/>
-        <w:ind w:left="720"/>
-      </w:pPr>
-      <w:r>
-        <w:rPr>
-          <w:lang w:val="es_ES" w:bidi="es_ES"/>
-        </w:rPr>
-      </w:r>
-      <w:r>
-        <w:rPr>
-          <w:lang w:val="es_ES" w:bidi="es_ES"/>
-        </w:rPr>
-        <w:t>Strong’s: H6018</w:t>
-      </w:r>
-      <w:r>
-        <w:rPr>
-          <w:lang w:val="es_ES" w:bidi="es_ES"/>
-        </w:rPr>
-      </w:r>
-      <w:r>
-        <w:rPr>
-          <w:lang w:val="es_ES" w:bidi="es_ES"/>
-        </w:rPr>
-      </w:r>
-    </w:p>
-    <w:p>
-      <w:pPr/>
-      <w:r>
-        <w:rPr>
-          <w:lang w:val="es_ES" w:bidi="es_ES"/>
-        </w:rPr>
-      </w:r>
-    </w:p>
-    <w:p>
-      <w:pPr>
-        <w:pStyle w:val="Heading2"/>
-      </w:pPr>
-      <w:r>
-        <w:rPr>
-          <w:lang w:val="es_ES" w:bidi="es_ES"/>
-        </w:rPr>
-        <w:t>Orar</w:t>
-      </w:r>
-      <w:r>
-        <w:rPr>
-          <w:lang w:val="es_ES" w:bidi="es_ES"/>
-        </w:rPr>
-      </w:r>
-    </w:p>
-    <w:p>
-      <w:pPr>
-        <w:pStyle w:val="Heading3"/>
-      </w:pPr>
-      <w:r>
-        <w:rPr>
-          <w:lang w:val="es_ES" w:bidi="es_ES"/>
-        </w:rPr>
-        <w:t>Definición:</w:t>
-      </w:r>
-    </w:p>
-    <w:p>
-      <w:pPr/>
-      <w:r>
-        <w:rPr>
-          <w:lang w:val="es_ES" w:bidi="es_ES"/>
-        </w:rPr>
-      </w:r>
-      <w:r>
-        <w:rPr>
-          <w:lang w:val="es_ES" w:bidi="es_ES"/>
-        </w:rPr>
-        <w:t>Los términos "orar" y "oración" se refieren a hablar con Dios. Estos términos también se usan para referirse a personas que intentan hablar con un dios falso.</w:t>
-      </w:r>
-    </w:p>
-    <w:p>
-      <w:pPr>
-        <w:pStyle w:val="ListBullet"/>
-        <w:spacing w:line="240" w:lineRule="auto"/>
-        <w:ind w:left="720"/>
-      </w:pPr>
-      <w:r>
-        <w:rPr>
-          <w:lang w:val="es_ES" w:bidi="es_ES"/>
-        </w:rPr>
-      </w:r>
-      <w:r>
-        <w:rPr>
-          <w:lang w:val="es_ES" w:bidi="es_ES"/>
-        </w:rPr>
-        <w:t>Las personas pueden orar en silencio, hablando con Dios con sus pensamientos, o pueden orar en voz alta, hablando con Dios con su voz. A veces las oraciones se escriben, como cuando David escribió sus oraciones en el Libro de los Salmos.</w:t>
-      </w:r>
-    </w:p>
-    <w:p>
-      <w:pPr>
-        <w:pStyle w:val="ListBullet"/>
-        <w:spacing w:line="240" w:lineRule="auto"/>
-        <w:ind w:left="720"/>
-      </w:pPr>
-      <w:r>
-        <w:rPr>
-          <w:lang w:val="es_ES" w:bidi="es_ES"/>
-        </w:rPr>
-      </w:r>
-      <w:r>
-        <w:rPr>
-          <w:lang w:val="es_ES" w:bidi="es_ES"/>
-        </w:rPr>
-        <w:t>La oración puede incluir pedir a Dios misericordia, ayuda con un problema y sabiduría para tomar decisiones.</w:t>
-      </w:r>
-    </w:p>
-    <w:p>
-      <w:pPr>
-        <w:pStyle w:val="ListBullet"/>
-        <w:spacing w:line="240" w:lineRule="auto"/>
-        <w:ind w:left="720"/>
-      </w:pPr>
-      <w:r>
-        <w:rPr>
-          <w:lang w:val="es_ES" w:bidi="es_ES"/>
-        </w:rPr>
-      </w:r>
-      <w:r>
-        <w:rPr>
-          <w:lang w:val="es_ES" w:bidi="es_ES"/>
-        </w:rPr>
-        <w:t>A menudo la gente le pide a Dios que sane a las personas que están enfermas o que necesitan su ayuda de otras maneras.</w:t>
-      </w:r>
-    </w:p>
-    <w:p>
-      <w:pPr>
-        <w:pStyle w:val="ListBullet"/>
-        <w:spacing w:line="240" w:lineRule="auto"/>
-        <w:ind w:left="720"/>
-      </w:pPr>
-      <w:r>
-        <w:rPr>
-          <w:lang w:val="es_ES" w:bidi="es_ES"/>
-        </w:rPr>
-      </w:r>
-      <w:r>
-        <w:rPr>
-          <w:lang w:val="es_ES" w:bidi="es_ES"/>
-        </w:rPr>
-        <w:t>La gente también agradece y alaba a Dios cuando le están orando.</w:t>
-      </w:r>
-    </w:p>
-    <w:p>
-      <w:pPr>
-        <w:pStyle w:val="ListBullet"/>
-        <w:spacing w:line="240" w:lineRule="auto"/>
-        <w:ind w:left="720"/>
-      </w:pPr>
-      <w:r>
-        <w:rPr>
-          <w:lang w:val="es_ES" w:bidi="es_ES"/>
-        </w:rPr>
-      </w:r>
-      <w:r>
-        <w:rPr>
-          <w:lang w:val="es_ES" w:bidi="es_ES"/>
-        </w:rPr>
-        <w:t>Orar incluye confesar nuestros pecados a Dios y pedirle que nos perdone.</w:t>
-      </w:r>
-    </w:p>
-    <w:p>
-      <w:pPr>
-        <w:pStyle w:val="ListBullet"/>
-        <w:spacing w:line="240" w:lineRule="auto"/>
-        <w:ind w:left="720"/>
-      </w:pPr>
-      <w:r>
-        <w:rPr>
-          <w:lang w:val="es_ES" w:bidi="es_ES"/>
-        </w:rPr>
-      </w:r>
-      <w:r>
-        <w:rPr>
-          <w:lang w:val="es_ES" w:bidi="es_ES"/>
-        </w:rPr>
-        <w:t>Hablar con Dios a veces se llama "tener comunión" con él, ya que nuestro espíritu se comunica con su espíritu, compartiendo nuestras emociones y disfrutando de su presencia.</w:t>
-      </w:r>
-    </w:p>
-    <w:p>
-      <w:pPr>
-        <w:pStyle w:val="ListBullet"/>
-        <w:spacing w:line="240" w:lineRule="auto"/>
-        <w:ind w:left="720"/>
-      </w:pPr>
-      <w:r>
-        <w:rPr>
-          <w:lang w:val="es_ES" w:bidi="es_ES"/>
-        </w:rPr>
-      </w:r>
-      <w:r>
-        <w:rPr>
-          <w:lang w:val="es_ES" w:bidi="es_ES"/>
-        </w:rPr>
-        <w:t>Este término podría traducirse como "hablar con Dios" o "comunicarse con Dios". La traducción de este término debería poder incluir la oración que es silenciosa.</w:t>
-      </w:r>
-    </w:p>
-    <w:p>
-      <w:pPr/>
-      <w:r>
-        <w:rPr>
-          <w:lang w:val="es_ES" w:bidi="es_ES"/>
-        </w:rPr>
-      </w:r>
-      <w:r>
-        <w:rPr>
-          <w:lang w:val="es_ES" w:bidi="es_ES"/>
-        </w:rPr>
-        <w:t xml:space="preserve">(Ver también: </w:t>
-      </w:r>
-      <w:r>
-        <w:rPr>
-          <w:lang w:val="es_ES" w:bidi="es_ES"/>
-        </w:rPr>
-        <w:t>falso dios</w:t>
-      </w:r>
-      <w:r>
-        <w:rPr>
-          <w:lang w:val="es_ES" w:bidi="es_ES"/>
-        </w:rPr>
-        <w:t xml:space="preserve">, </w:t>
-      </w:r>
-      <w:r>
-        <w:rPr>
-          <w:lang w:val="es_ES" w:bidi="es_ES"/>
-        </w:rPr>
-        <w:t>perdonar</w:t>
-      </w:r>
-      <w:r>
-        <w:rPr>
-          <w:lang w:val="es_ES" w:bidi="es_ES"/>
-        </w:rPr>
-        <w:t xml:space="preserve">, </w:t>
-      </w:r>
-      <w:r>
-        <w:rPr>
-          <w:lang w:val="es_ES" w:bidi="es_ES"/>
-        </w:rPr>
-        <w:t>alabanza</w:t>
-      </w:r>
-      <w:r>
-        <w:rPr>
-          <w:lang w:val="es_ES" w:bidi="es_ES"/>
-        </w:rPr>
-        <w:t>).</w:t>
-      </w:r>
-    </w:p>
-    <w:p>
-      <w:pPr>
-        <w:pStyle w:val="Heading3"/>
-      </w:pPr>
-      <w:r>
-        <w:rPr>
-          <w:lang w:val="es_ES" w:bidi="es_ES"/>
-        </w:rPr>
-        <w:t>Referencias Bíblicas:</w:t>
-      </w:r>
-    </w:p>
-    <w:p>
-      <w:pPr>
-        <w:pStyle w:val="ListBullet"/>
-        <w:spacing w:line="240" w:lineRule="auto"/>
-        <w:ind w:left="720"/>
-      </w:pPr>
-      <w:r>
-        <w:rPr>
-          <w:lang w:val="es_ES" w:bidi="es_ES"/>
-        </w:rPr>
-      </w:r>
-      <w:r>
-        <w:rPr>
-          <w:lang w:val="es_ES" w:bidi="es_ES"/>
-        </w:rPr>
-        <w:t>1 Tesalonicenses 3:9</w:t>
-      </w:r>
-    </w:p>
-    <w:p>
-      <w:pPr>
-        <w:pStyle w:val="ListBullet"/>
-        <w:spacing w:line="240" w:lineRule="auto"/>
-        <w:ind w:left="720"/>
-      </w:pPr>
-      <w:r>
-        <w:rPr>
-          <w:lang w:val="es_ES" w:bidi="es_ES"/>
-        </w:rPr>
-      </w:r>
-      <w:r>
-        <w:rPr>
-          <w:lang w:val="es_ES" w:bidi="es_ES"/>
-        </w:rPr>
-        <w:t>Hechos 8:24</w:t>
-      </w:r>
-    </w:p>
-    <w:p>
-      <w:pPr>
-        <w:pStyle w:val="ListBullet"/>
-        <w:spacing w:line="240" w:lineRule="auto"/>
-        <w:ind w:left="720"/>
-      </w:pPr>
-      <w:r>
-        <w:rPr>
-          <w:lang w:val="es_ES" w:bidi="es_ES"/>
-        </w:rPr>
-      </w:r>
-      <w:r>
-        <w:rPr>
-          <w:lang w:val="es_ES" w:bidi="es_ES"/>
-        </w:rPr>
-        <w:t>Hechos 14:26</w:t>
-      </w:r>
-    </w:p>
-    <w:p>
-      <w:pPr>
-        <w:pStyle w:val="ListBullet"/>
-        <w:spacing w:line="240" w:lineRule="auto"/>
-        <w:ind w:left="720"/>
-      </w:pPr>
-      <w:r>
-        <w:rPr>
-          <w:lang w:val="es_ES" w:bidi="es_ES"/>
-        </w:rPr>
-      </w:r>
-      <w:r>
-        <w:rPr>
-          <w:lang w:val="es_ES" w:bidi="es_ES"/>
-        </w:rPr>
-        <w:t>Colosenses 4:4</w:t>
-      </w:r>
-    </w:p>
-    <w:p>
-      <w:pPr>
-        <w:pStyle w:val="ListBullet"/>
-        <w:spacing w:line="240" w:lineRule="auto"/>
-        <w:ind w:left="720"/>
-      </w:pPr>
-      <w:r>
-        <w:rPr>
-          <w:lang w:val="es_ES" w:bidi="es_ES"/>
-        </w:rPr>
-      </w:r>
-      <w:r>
-        <w:rPr>
-          <w:lang w:val="es_ES" w:bidi="es_ES"/>
-        </w:rPr>
-        <w:t>Juan 17:9</w:t>
-      </w:r>
-    </w:p>
-    <w:p>
-      <w:pPr>
-        <w:pStyle w:val="ListBullet"/>
-        <w:spacing w:line="240" w:lineRule="auto"/>
-        <w:ind w:left="720"/>
-      </w:pPr>
-      <w:r>
-        <w:rPr>
-          <w:lang w:val="es_ES" w:bidi="es_ES"/>
-        </w:rPr>
-      </w:r>
-      <w:r>
-        <w:rPr>
-          <w:lang w:val="es_ES" w:bidi="es_ES"/>
-        </w:rPr>
-        <w:t>Lucas 11:1</w:t>
-      </w:r>
-    </w:p>
-    <w:p>
-      <w:pPr>
-        <w:pStyle w:val="ListBullet"/>
-        <w:spacing w:line="240" w:lineRule="auto"/>
-        <w:ind w:left="720"/>
-      </w:pPr>
-      <w:r>
-        <w:rPr>
-          <w:lang w:val="es_ES" w:bidi="es_ES"/>
-        </w:rPr>
-      </w:r>
-      <w:r>
-        <w:rPr>
-          <w:lang w:val="es_ES" w:bidi="es_ES"/>
-        </w:rPr>
-        <w:t>Mateo 5:43–45</w:t>
-      </w:r>
-    </w:p>
-    <w:p>
-      <w:pPr>
-        <w:pStyle w:val="ListBullet"/>
-        <w:spacing w:line="240" w:lineRule="auto"/>
-        <w:ind w:left="720"/>
-      </w:pPr>
-      <w:r>
-        <w:rPr>
-          <w:lang w:val="es_ES" w:bidi="es_ES"/>
-        </w:rPr>
-      </w:r>
-      <w:r>
-        <w:rPr>
-          <w:lang w:val="es_ES" w:bidi="es_ES"/>
-        </w:rPr>
-        <w:t>Mateo 14:22–24</w:t>
-      </w:r>
-    </w:p>
-    <w:p>
-      <w:pPr>
-        <w:pStyle w:val="Heading3"/>
-      </w:pPr>
-      <w:r>
-        <w:rPr>
-          <w:lang w:val="es_ES" w:bidi="es_ES"/>
-        </w:rPr>
-        <w:t>Ejemplos de las historias de la Biblia:</w:t>
-      </w:r>
-    </w:p>
-    <w:p>
-      <w:pPr>
-        <w:pStyle w:val="ListBullet"/>
-        <w:spacing w:line="240" w:lineRule="auto"/>
-        <w:ind w:left="720"/>
-      </w:pPr>
-      <w:r>
-        <w:rPr>
-          <w:lang w:val="es_ES" w:bidi="es_ES"/>
-        </w:rPr>
-      </w:r>
-      <w:r>
-        <w:rPr>
-          <w:b/>
-          <w:lang w:val="es_ES" w:bidi="es_ES"/>
-        </w:rPr>
-        <w:t>6:5</w:t>
-      </w:r>
-      <w:r>
-        <w:rPr>
-          <w:lang w:val="es_ES" w:bidi="es_ES"/>
-        </w:rPr>
-        <w:t xml:space="preserve"> Isaac </w:t>
-      </w:r>
-      <w:r>
-        <w:rPr>
-          <w:b/>
-          <w:lang w:val="es_ES" w:bidi="es_ES"/>
-        </w:rPr>
-        <w:t>oró</w:t>
-      </w:r>
-      <w:r>
-        <w:rPr>
-          <w:lang w:val="es_ES" w:bidi="es_ES"/>
-        </w:rPr>
-        <w:t xml:space="preserve"> por Rebeca, y Dios permitió que quedara embarazada de gemelos.</w:t>
-      </w:r>
-    </w:p>
-    <w:p>
-      <w:pPr>
-        <w:pStyle w:val="ListBullet"/>
-        <w:spacing w:line="240" w:lineRule="auto"/>
-        <w:ind w:left="720"/>
-      </w:pPr>
-      <w:r>
-        <w:rPr>
-          <w:lang w:val="es_ES" w:bidi="es_ES"/>
-        </w:rPr>
-      </w:r>
-      <w:r>
-        <w:rPr>
-          <w:b/>
-          <w:lang w:val="es_ES" w:bidi="es_ES"/>
-        </w:rPr>
-        <w:t>13:12</w:t>
-      </w:r>
-      <w:r>
-        <w:rPr>
-          <w:lang w:val="es_ES" w:bidi="es_ES"/>
-        </w:rPr>
-        <w:t xml:space="preserve"> Pero Moisés </w:t>
-      </w:r>
-      <w:r>
-        <w:rPr>
-          <w:b/>
-          <w:lang w:val="es_ES" w:bidi="es_ES"/>
-        </w:rPr>
-        <w:t>oró</w:t>
-      </w:r>
-      <w:r>
-        <w:rPr>
-          <w:lang w:val="es_ES" w:bidi="es_ES"/>
-        </w:rPr>
-        <w:t xml:space="preserve"> por ellos, y Dios escuchó su </w:t>
-      </w:r>
-      <w:r>
-        <w:rPr>
-          <w:b/>
-          <w:lang w:val="es_ES" w:bidi="es_ES"/>
-        </w:rPr>
-        <w:t>oración</w:t>
-      </w:r>
-      <w:r>
-        <w:rPr>
-          <w:lang w:val="es_ES" w:bidi="es_ES"/>
-        </w:rPr>
-        <w:t xml:space="preserve"> y no los destruyó.</w:t>
-      </w:r>
-    </w:p>
-    <w:p>
-      <w:pPr>
-        <w:pStyle w:val="ListBullet"/>
-        <w:spacing w:line="240" w:lineRule="auto"/>
-        <w:ind w:left="720"/>
-      </w:pPr>
-      <w:r>
-        <w:rPr>
-          <w:lang w:val="es_ES" w:bidi="es_ES"/>
-        </w:rPr>
-      </w:r>
-      <w:r>
-        <w:rPr>
-          <w:b/>
-          <w:lang w:val="es_ES" w:bidi="es_ES"/>
-        </w:rPr>
-        <w:t>19:8</w:t>
-      </w:r>
-      <w:r>
-        <w:rPr>
-          <w:lang w:val="es_ES" w:bidi="es_ES"/>
-        </w:rPr>
-        <w:t xml:space="preserve"> Entonces los profetas de Baal </w:t>
-      </w:r>
-      <w:r>
-        <w:rPr>
-          <w:b/>
-          <w:lang w:val="es_ES" w:bidi="es_ES"/>
-        </w:rPr>
-        <w:t>oraron</w:t>
-      </w:r>
-      <w:r>
-        <w:rPr>
-          <w:lang w:val="es_ES" w:bidi="es_ES"/>
-        </w:rPr>
-        <w:t xml:space="preserve"> a Baal, “¡Escúchanos, oh Baal!”.</w:t>
-      </w:r>
-    </w:p>
-    <w:p>
-      <w:pPr>
-        <w:pStyle w:val="ListBullet"/>
-        <w:spacing w:line="240" w:lineRule="auto"/>
-        <w:ind w:left="720"/>
-      </w:pPr>
-      <w:r>
-        <w:rPr>
-          <w:lang w:val="es_ES" w:bidi="es_ES"/>
-        </w:rPr>
-      </w:r>
-      <w:r>
-        <w:rPr>
-          <w:b/>
-          <w:lang w:val="es_ES" w:bidi="es_ES"/>
-        </w:rPr>
-        <w:t>21:7</w:t>
-      </w:r>
-      <w:r>
-        <w:rPr>
-          <w:lang w:val="es_ES" w:bidi="es_ES"/>
-        </w:rPr>
-        <w:t xml:space="preserve"> Los sacerdotes también </w:t>
-      </w:r>
-      <w:r>
-        <w:rPr>
-          <w:b/>
-          <w:lang w:val="es_ES" w:bidi="es_ES"/>
-        </w:rPr>
-        <w:t>oraron</w:t>
-      </w:r>
-      <w:r>
-        <w:rPr>
-          <w:lang w:val="es_ES" w:bidi="es_ES"/>
-        </w:rPr>
-        <w:t xml:space="preserve"> a Dios por el pueblo.</w:t>
-      </w:r>
-    </w:p>
-    <w:p>
-      <w:pPr>
-        <w:pStyle w:val="ListBullet"/>
-        <w:spacing w:line="240" w:lineRule="auto"/>
-        <w:ind w:left="720"/>
-      </w:pPr>
-      <w:r>
-        <w:rPr>
-          <w:lang w:val="es_ES" w:bidi="es_ES"/>
-        </w:rPr>
-      </w:r>
-      <w:r>
-        <w:rPr>
-          <w:b/>
-          <w:lang w:val="es_ES" w:bidi="es_ES"/>
-        </w:rPr>
-        <w:t>38:11</w:t>
-      </w:r>
-      <w:r>
-        <w:rPr>
-          <w:lang w:val="es_ES" w:bidi="es_ES"/>
-        </w:rPr>
-        <w:t xml:space="preserve"> Jesús les dijo a sus discípulos que </w:t>
-      </w:r>
-      <w:r>
-        <w:rPr>
-          <w:b/>
-          <w:lang w:val="es_ES" w:bidi="es_ES"/>
-        </w:rPr>
-        <w:t>oraran</w:t>
-      </w:r>
-      <w:r>
-        <w:rPr>
-          <w:lang w:val="es_ES" w:bidi="es_ES"/>
-        </w:rPr>
-        <w:t xml:space="preserve"> para que no cayeran en tentación.</w:t>
-      </w:r>
-    </w:p>
-    <w:p>
-      <w:pPr>
-        <w:pStyle w:val="ListBullet"/>
-        <w:spacing w:line="240" w:lineRule="auto"/>
-        <w:ind w:left="720"/>
-      </w:pPr>
-      <w:r>
-        <w:rPr>
-          <w:lang w:val="es_ES" w:bidi="es_ES"/>
-        </w:rPr>
-      </w:r>
-      <w:r>
-        <w:rPr>
-          <w:b/>
-          <w:lang w:val="es_ES" w:bidi="es_ES"/>
-        </w:rPr>
-        <w:t>43:13</w:t>
-      </w:r>
-      <w:r>
-        <w:rPr>
-          <w:lang w:val="es_ES" w:bidi="es_ES"/>
-        </w:rPr>
-        <w:t xml:space="preserve"> Los discípulos escuchaban continuamente las enseñanzas de los apóstoles, pasaban tiempo juntos, comían juntos y </w:t>
-      </w:r>
-      <w:r>
-        <w:rPr>
-          <w:b/>
-          <w:lang w:val="es_ES" w:bidi="es_ES"/>
-        </w:rPr>
-        <w:t>oraban</w:t>
-      </w:r>
-      <w:r>
-        <w:rPr>
-          <w:lang w:val="es_ES" w:bidi="es_ES"/>
-        </w:rPr>
-        <w:t xml:space="preserve"> entre ellos.</w:t>
-      </w:r>
-    </w:p>
-    <w:p>
-      <w:pPr>
-        <w:pStyle w:val="ListBullet"/>
-        <w:spacing w:line="240" w:lineRule="auto"/>
-        <w:ind w:left="720"/>
-      </w:pPr>
-      <w:r>
-        <w:rPr>
-          <w:lang w:val="es_ES" w:bidi="es_ES"/>
-        </w:rPr>
-      </w:r>
-      <w:r>
-        <w:rPr>
-          <w:b/>
-          <w:lang w:val="es_ES" w:bidi="es_ES"/>
-        </w:rPr>
-        <w:t>49:18</w:t>
-      </w:r>
-      <w:r>
-        <w:rPr>
-          <w:lang w:val="es_ES" w:bidi="es_ES"/>
-        </w:rPr>
-        <w:t xml:space="preserve"> Dios te dice que </w:t>
-      </w:r>
-      <w:r>
-        <w:rPr>
-          <w:b/>
-          <w:lang w:val="es_ES" w:bidi="es_ES"/>
-        </w:rPr>
-        <w:t>ores</w:t>
-      </w:r>
-      <w:r>
-        <w:rPr>
-          <w:lang w:val="es_ES" w:bidi="es_ES"/>
-        </w:rPr>
-        <w:t>, que estudies su palabra, que lo adores con otros cristianos y que les cuentes a otros lo que ha hecho por ti.</w:t>
-      </w:r>
-    </w:p>
-    <w:p>
-      <w:pPr>
-        <w:pStyle w:val="Heading3"/>
-      </w:pPr>
-      <w:r>
-        <w:rPr>
-          <w:lang w:val="es_ES" w:bidi="es_ES"/>
-        </w:rPr>
-        <w:t>Datos de la palabra:</w:t>
-      </w:r>
-    </w:p>
-    <w:p>
-      <w:pPr>
-        <w:pStyle w:val="ListBullet"/>
-        <w:spacing w:line="240" w:lineRule="auto"/>
-        <w:ind w:left="720"/>
-      </w:pPr>
-      <w:r>
-        <w:rPr>
-          <w:lang w:val="es_ES" w:bidi="es_ES"/>
-        </w:rPr>
-      </w:r>
-      <w:r>
-        <w:rPr>
-          <w:lang w:val="es_ES" w:bidi="es_ES"/>
-        </w:rPr>
-        <w:t>Strong’s: H0559, H0577, H1156, H2470, H3863, H3908, H4994, H6279, H6293, H6419, H6739, H7592, H7878, H7879, H7881, H8034, H8605, G01540, G11620, G11890, G17830, G20650, G21710, G21720, G38700, G43350, G43360</w:t>
-      </w:r>
-      <w:r>
-        <w:rPr>
-          <w:lang w:val="es_ES" w:bidi="es_ES"/>
-        </w:rPr>
-      </w:r>
-      <w:r>
-        <w:rPr>
-          <w:lang w:val="es_ES" w:bidi="es_ES"/>
-        </w:rPr>
-      </w:r>
-    </w:p>
-    <w:p>
-      <w:pPr/>
-      <w:r>
-        <w:rPr>
-          <w:lang w:val="es_ES" w:bidi="es_ES"/>
-        </w:rPr>
-      </w:r>
-    </w:p>
-    <w:p>
-      <w:pPr>
-        <w:pStyle w:val="Heading2"/>
-      </w:pPr>
-      <w:r>
-        <w:rPr>
-          <w:lang w:val="es_ES" w:bidi="es_ES"/>
-        </w:rPr>
-        <w:t>Ordenanza</w:t>
-      </w:r>
-      <w:r>
-        <w:rPr>
-          <w:lang w:val="es_ES" w:bidi="es_ES"/>
-        </w:rPr>
-      </w:r>
-    </w:p>
-    <w:p>
-      <w:pPr>
-        <w:pStyle w:val="Heading3"/>
-      </w:pPr>
-      <w:r>
-        <w:rPr>
-          <w:lang w:val="es_ES" w:bidi="es_ES"/>
-        </w:rPr>
-        <w:t>Definición:</w:t>
-      </w:r>
-    </w:p>
-    <w:p>
-      <w:pPr/>
-      <w:r>
-        <w:rPr>
-          <w:lang w:val="es_ES" w:bidi="es_ES"/>
-        </w:rPr>
-      </w:r>
-      <w:r>
-        <w:rPr>
-          <w:lang w:val="es_ES" w:bidi="es_ES"/>
-        </w:rPr>
-        <w:t>Una ordenanza es una norma pública o ley que establece reglas o instrucciones para que las personas sigan. Este término está relacionado con el término "ordenar".</w:t>
-      </w:r>
-    </w:p>
-    <w:p>
-      <w:pPr>
-        <w:pStyle w:val="ListBullet"/>
-        <w:spacing w:line="240" w:lineRule="auto"/>
-        <w:ind w:left="720"/>
-      </w:pPr>
-      <w:r>
-        <w:rPr>
-          <w:lang w:val="es_ES" w:bidi="es_ES"/>
-        </w:rPr>
-      </w:r>
-      <w:r>
-        <w:rPr>
-          <w:lang w:val="es_ES" w:bidi="es_ES"/>
-        </w:rPr>
-        <w:t>A veces, una ordenanza es una costumbre que se ha consolidado a lo largo de los años.</w:t>
-      </w:r>
-    </w:p>
-    <w:p>
-      <w:pPr>
-        <w:pStyle w:val="ListBullet"/>
-        <w:spacing w:line="240" w:lineRule="auto"/>
-        <w:ind w:left="720"/>
-      </w:pPr>
-      <w:r>
-        <w:rPr>
-          <w:lang w:val="es_ES" w:bidi="es_ES"/>
-        </w:rPr>
-      </w:r>
-      <w:r>
-        <w:rPr>
-          <w:lang w:val="es_ES" w:bidi="es_ES"/>
-        </w:rPr>
-        <w:t>En la Biblia, una ordenanza era algo que Dios mandaba a los israelitas hacer. A veces les ordenaba hacerlo para siempre.</w:t>
-      </w:r>
-    </w:p>
-    <w:p>
-      <w:pPr>
-        <w:pStyle w:val="ListBullet"/>
-        <w:spacing w:line="240" w:lineRule="auto"/>
-        <w:ind w:left="720"/>
-      </w:pPr>
-      <w:r>
-        <w:rPr>
-          <w:lang w:val="es_ES" w:bidi="es_ES"/>
-        </w:rPr>
-      </w:r>
-      <w:r>
-        <w:rPr>
-          <w:lang w:val="es_ES" w:bidi="es_ES"/>
-        </w:rPr>
-        <w:t>El término "ordenanza" podría traducirse como "decreto público", "norma" o "ley", dependiendo del contexto.</w:t>
-      </w:r>
-    </w:p>
-    <w:p>
-      <w:pPr/>
-      <w:r>
-        <w:rPr>
-          <w:lang w:val="es_ES" w:bidi="es_ES"/>
-        </w:rPr>
-      </w:r>
-      <w:r>
-        <w:rPr>
-          <w:lang w:val="es_ES" w:bidi="es_ES"/>
-        </w:rPr>
-        <w:t xml:space="preserve">(Ver también: </w:t>
-      </w:r>
-      <w:r>
-        <w:rPr>
-          <w:lang w:val="es_ES" w:bidi="es_ES"/>
-        </w:rPr>
-        <w:t>orden</w:t>
-      </w:r>
-      <w:r>
-        <w:rPr>
-          <w:lang w:val="es_ES" w:bidi="es_ES"/>
-        </w:rPr>
-        <w:t xml:space="preserve">, </w:t>
-      </w:r>
-      <w:r>
-        <w:rPr>
-          <w:lang w:val="es_ES" w:bidi="es_ES"/>
-        </w:rPr>
-        <w:t>decreto</w:t>
-      </w:r>
-      <w:r>
-        <w:rPr>
-          <w:lang w:val="es_ES" w:bidi="es_ES"/>
-        </w:rPr>
-        <w:t xml:space="preserve">, </w:t>
-      </w:r>
-      <w:r>
-        <w:rPr>
-          <w:lang w:val="es_ES" w:bidi="es_ES"/>
-        </w:rPr>
-        <w:t>ley</w:t>
-      </w:r>
-      <w:r>
-        <w:rPr>
-          <w:lang w:val="es_ES" w:bidi="es_ES"/>
-        </w:rPr>
-        <w:t xml:space="preserve">, </w:t>
-      </w:r>
-      <w:r>
-        <w:rPr>
-          <w:lang w:val="es_ES" w:bidi="es_ES"/>
-        </w:rPr>
-        <w:t>ordenar</w:t>
-      </w:r>
-      <w:r>
-        <w:rPr>
-          <w:lang w:val="es_ES" w:bidi="es_ES"/>
-        </w:rPr>
-        <w:t xml:space="preserve">, </w:t>
-      </w:r>
-      <w:r>
-        <w:rPr>
-          <w:lang w:val="es_ES" w:bidi="es_ES"/>
-        </w:rPr>
-        <w:t>estatuto</w:t>
-      </w:r>
-      <w:r>
-        <w:rPr>
-          <w:lang w:val="es_ES" w:bidi="es_ES"/>
-        </w:rPr>
-        <w:t>).</w:t>
-      </w:r>
-    </w:p>
-    <w:p>
-      <w:pPr>
-        <w:pStyle w:val="Heading3"/>
-      </w:pPr>
-      <w:r>
-        <w:rPr>
-          <w:lang w:val="es_ES" w:bidi="es_ES"/>
-        </w:rPr>
-        <w:t>Referencias Bíblicas:</w:t>
-      </w:r>
-    </w:p>
-    <w:p>
-      <w:pPr>
-        <w:pStyle w:val="ListBullet"/>
-        <w:spacing w:line="240" w:lineRule="auto"/>
-        <w:ind w:left="720"/>
-      </w:pPr>
-      <w:r>
-        <w:rPr>
-          <w:lang w:val="es_ES" w:bidi="es_ES"/>
-        </w:rPr>
-      </w:r>
-      <w:r>
-        <w:rPr>
-          <w:lang w:val="es_ES" w:bidi="es_ES"/>
-        </w:rPr>
-        <w:t>Deuteronomio 4:13–14</w:t>
-      </w:r>
-    </w:p>
-    <w:p>
-      <w:pPr>
-        <w:pStyle w:val="ListBullet"/>
-        <w:spacing w:line="240" w:lineRule="auto"/>
-        <w:ind w:left="720"/>
-      </w:pPr>
-      <w:r>
-        <w:rPr>
-          <w:lang w:val="es_ES" w:bidi="es_ES"/>
-        </w:rPr>
-      </w:r>
-      <w:r>
-        <w:rPr>
-          <w:lang w:val="es_ES" w:bidi="es_ES"/>
-        </w:rPr>
-        <w:t>Éxodo 27:20–21</w:t>
-      </w:r>
-    </w:p>
-    <w:p>
-      <w:pPr>
-        <w:pStyle w:val="ListBullet"/>
-        <w:spacing w:line="240" w:lineRule="auto"/>
-        <w:ind w:left="720"/>
-      </w:pPr>
-      <w:r>
-        <w:rPr>
-          <w:lang w:val="es_ES" w:bidi="es_ES"/>
-        </w:rPr>
-      </w:r>
-      <w:r>
-        <w:rPr>
-          <w:lang w:val="es_ES" w:bidi="es_ES"/>
-        </w:rPr>
-        <w:t>Levítico 8:31–33</w:t>
-      </w:r>
-    </w:p>
-    <w:p>
-      <w:pPr>
-        <w:pStyle w:val="ListBullet"/>
-        <w:spacing w:line="240" w:lineRule="auto"/>
-        <w:ind w:left="720"/>
-      </w:pPr>
-      <w:r>
-        <w:rPr>
-          <w:lang w:val="es_ES" w:bidi="es_ES"/>
-        </w:rPr>
-      </w:r>
-      <w:r>
-        <w:rPr>
-          <w:lang w:val="es_ES" w:bidi="es_ES"/>
-        </w:rPr>
-        <w:t>Malaquías 3:6–7</w:t>
-      </w:r>
-    </w:p>
-    <w:p>
-      <w:pPr>
-        <w:pStyle w:val="Heading3"/>
-      </w:pPr>
-      <w:r>
-        <w:rPr>
-          <w:lang w:val="es_ES" w:bidi="es_ES"/>
-        </w:rPr>
-        <w:t>Datos de la palabra:</w:t>
-      </w:r>
-    </w:p>
-    <w:p>
-      <w:pPr>
-        <w:pStyle w:val="ListBullet"/>
-        <w:spacing w:line="240" w:lineRule="auto"/>
-        <w:ind w:left="720"/>
-      </w:pPr>
-      <w:r>
-        <w:rPr>
-          <w:lang w:val="es_ES" w:bidi="es_ES"/>
-        </w:rPr>
-      </w:r>
-      <w:r>
-        <w:rPr>
-          <w:lang w:val="es_ES" w:bidi="es_ES"/>
-        </w:rPr>
-        <w:t>Strong’s: H2706, H4687, H4931, H4941</w:t>
-      </w:r>
-      <w:r>
-        <w:rPr>
-          <w:lang w:val="es_ES" w:bidi="es_ES"/>
-        </w:rPr>
-      </w:r>
-      <w:r>
-        <w:rPr>
-          <w:lang w:val="es_ES" w:bidi="es_ES"/>
-        </w:rPr>
-      </w:r>
-    </w:p>
-    <w:p>
-      <w:pPr/>
-      <w:r>
-        <w:rPr>
-          <w:lang w:val="es_ES" w:bidi="es_ES"/>
-        </w:rPr>
-      </w:r>
-    </w:p>
-    <w:p>
-      <w:pPr>
-        <w:pStyle w:val="Heading2"/>
-      </w:pPr>
-      <w:r>
-        <w:rPr>
-          <w:lang w:val="es_ES" w:bidi="es_ES"/>
-        </w:rPr>
-        <w:t>Ordenar</w:t>
-      </w:r>
-      <w:r>
-        <w:rPr>
-          <w:lang w:val="es_ES" w:bidi="es_ES"/>
-        </w:rPr>
-      </w:r>
-    </w:p>
-    <w:p>
-      <w:pPr>
-        <w:pStyle w:val="Heading3"/>
-      </w:pPr>
-      <w:r>
-        <w:rPr>
-          <w:lang w:val="es_ES" w:bidi="es_ES"/>
-        </w:rPr>
-        <w:t>Definición:</w:t>
-      </w:r>
-    </w:p>
-    <w:p>
-      <w:pPr/>
-      <w:r>
-        <w:rPr>
-          <w:lang w:val="es_ES" w:bidi="es_ES"/>
-        </w:rPr>
-      </w:r>
-      <w:r>
-        <w:rPr>
-          <w:lang w:val="es_ES" w:bidi="es_ES"/>
-        </w:rPr>
-        <w:t>Ordenar significa designar formalmente a una persona para una tarea o rol especial. También significa determinar formalmente una regla o decreto.</w:t>
-      </w:r>
-    </w:p>
-    <w:p>
-      <w:pPr>
-        <w:pStyle w:val="ListBullet"/>
-        <w:spacing w:line="240" w:lineRule="auto"/>
-        <w:ind w:left="720"/>
-      </w:pPr>
-      <w:r>
-        <w:rPr>
-          <w:lang w:val="es_ES" w:bidi="es_ES"/>
-        </w:rPr>
-      </w:r>
-      <w:r>
-        <w:rPr>
-          <w:lang w:val="es_ES" w:bidi="es_ES"/>
-        </w:rPr>
-        <w:t>El término "ordenar" a menudo se refiere a designar formalmente a alguien como sacerdote, ministro o rabino.</w:t>
-      </w:r>
-    </w:p>
-    <w:p>
-      <w:pPr>
-        <w:pStyle w:val="ListBullet"/>
-        <w:spacing w:line="240" w:lineRule="auto"/>
-        <w:ind w:left="720"/>
-      </w:pPr>
-      <w:r>
-        <w:rPr>
-          <w:lang w:val="es_ES" w:bidi="es_ES"/>
-        </w:rPr>
-      </w:r>
-      <w:r>
-        <w:rPr>
-          <w:lang w:val="es_ES" w:bidi="es_ES"/>
-        </w:rPr>
-        <w:t>Por ejemplo, Dios ordenó a Aarón y a sus descendientes como sacerdotes.</w:t>
-      </w:r>
-    </w:p>
-    <w:p>
-      <w:pPr>
-        <w:pStyle w:val="ListBullet"/>
-        <w:spacing w:line="240" w:lineRule="auto"/>
-        <w:ind w:left="720"/>
-      </w:pPr>
-      <w:r>
-        <w:rPr>
-          <w:lang w:val="es_ES" w:bidi="es_ES"/>
-        </w:rPr>
-      </w:r>
-      <w:r>
-        <w:rPr>
-          <w:lang w:val="es_ES" w:bidi="es_ES"/>
-        </w:rPr>
-        <w:t>También puede significar instituir o establecer algo, como una fiesta religiosa o un pacto.</w:t>
-      </w:r>
-    </w:p>
-    <w:p>
-      <w:pPr>
-        <w:pStyle w:val="ListBullet"/>
-        <w:spacing w:line="240" w:lineRule="auto"/>
-        <w:ind w:left="720"/>
-      </w:pPr>
-      <w:r>
-        <w:rPr>
-          <w:lang w:val="es_ES" w:bidi="es_ES"/>
-        </w:rPr>
-      </w:r>
-      <w:r>
-        <w:rPr>
-          <w:lang w:val="es_ES" w:bidi="es_ES"/>
-        </w:rPr>
-        <w:t>Dependiendo del contexto, "ordenar" podría traducirse como "asignar", "nombrar", "mandar", "establecer una regla" o "instituir".</w:t>
-      </w:r>
-    </w:p>
-    <w:p>
-      <w:pPr/>
-      <w:r>
-        <w:rPr>
-          <w:lang w:val="es_ES" w:bidi="es_ES"/>
-        </w:rPr>
-      </w:r>
-      <w:r>
-        <w:rPr>
-          <w:lang w:val="es_ES" w:bidi="es_ES"/>
-        </w:rPr>
-        <w:t xml:space="preserve">(Véase también: </w:t>
-      </w:r>
-      <w:r>
-        <w:rPr>
-          <w:lang w:val="es_ES" w:bidi="es_ES"/>
-        </w:rPr>
-        <w:t>orden</w:t>
-      </w:r>
-      <w:r>
-        <w:rPr>
-          <w:lang w:val="es_ES" w:bidi="es_ES"/>
-        </w:rPr>
-        <w:t xml:space="preserve">, </w:t>
+        <w:t xml:space="preserve">(Véase también: orden, </w:t>
       </w:r>
       <w:r>
         <w:rPr>
